--- a/Analysis.docx
+++ b/Analysis.docx
@@ -103,6 +103,13 @@
     </w:p>
     <w:sdt>
       <w:sdtPr>
+        <w:rPr>
+          <w:rFonts w:asciiTheme="minorHAnsi" w:eastAsiaTheme="minorHAnsi" w:hAnsiTheme="minorHAnsi" w:cstheme="minorBidi"/>
+          <w:color w:val="auto"/>
+          <w:sz w:val="24"/>
+          <w:szCs w:val="22"/>
+          <w:lang w:val="en-GB"/>
+        </w:rPr>
         <w:id w:val="-822117104"/>
         <w:docPartObj>
           <w:docPartGallery w:val="Table of Contents"/>
@@ -111,14 +118,9 @@
       </w:sdtPr>
       <w:sdtEndPr>
         <w:rPr>
-          <w:rFonts w:asciiTheme="minorHAnsi" w:eastAsiaTheme="minorHAnsi" w:hAnsiTheme="minorHAnsi" w:cstheme="minorBidi"/>
           <w:b/>
           <w:bCs/>
           <w:noProof/>
-          <w:color w:val="auto"/>
-          <w:sz w:val="24"/>
-          <w:szCs w:val="22"/>
-          <w:lang w:val="en-GB"/>
         </w:rPr>
       </w:sdtEndPr>
       <w:sdtContent>
@@ -152,7 +154,7 @@
           <w:r>
             <w:fldChar w:fldCharType="separate"/>
           </w:r>
-          <w:hyperlink w:anchor="_Toc124005997" w:history="1">
+          <w:hyperlink w:anchor="_Toc124869867" w:history="1">
             <w:r>
               <w:rPr>
                 <w:rStyle w:val="Hyperlink"/>
@@ -179,7 +181,7 @@
                 <w:noProof/>
                 <w:webHidden/>
               </w:rPr>
-              <w:instrText xml:space="preserve"> PAGEREF _Toc124005997 \h </w:instrText>
+              <w:instrText xml:space="preserve"> PAGEREF _Toc124869867 \h </w:instrText>
             </w:r>
             <w:r>
               <w:rPr>
@@ -223,7 +225,7 @@
               <w:lang w:eastAsia="en-GB"/>
             </w:rPr>
           </w:pPr>
-          <w:hyperlink w:anchor="_Toc124005998" w:history="1">
+          <w:hyperlink w:anchor="_Toc124869868" w:history="1">
             <w:r>
               <w:rPr>
                 <w:rStyle w:val="Hyperlink"/>
@@ -250,7 +252,7 @@
                 <w:noProof/>
                 <w:webHidden/>
               </w:rPr>
-              <w:instrText xml:space="preserve"> PAGEREF _Toc124005998 \h </w:instrText>
+              <w:instrText xml:space="preserve"> PAGEREF _Toc124869868 \h </w:instrText>
             </w:r>
             <w:r>
               <w:rPr>
@@ -294,7 +296,7 @@
               <w:lang w:eastAsia="en-GB"/>
             </w:rPr>
           </w:pPr>
-          <w:hyperlink w:anchor="_Toc124005999" w:history="1">
+          <w:hyperlink w:anchor="_Toc124869869" w:history="1">
             <w:r>
               <w:rPr>
                 <w:rStyle w:val="Hyperlink"/>
@@ -321,7 +323,7 @@
                 <w:noProof/>
                 <w:webHidden/>
               </w:rPr>
-              <w:instrText xml:space="preserve"> PAGEREF _Toc124005999 \h </w:instrText>
+              <w:instrText xml:space="preserve"> PAGEREF _Toc124869869 \h </w:instrText>
             </w:r>
             <w:r>
               <w:rPr>
@@ -365,7 +367,7 @@
               <w:lang w:eastAsia="en-GB"/>
             </w:rPr>
           </w:pPr>
-          <w:hyperlink w:anchor="_Toc124006000" w:history="1">
+          <w:hyperlink w:anchor="_Toc124869870" w:history="1">
             <w:r>
               <w:rPr>
                 <w:rStyle w:val="Hyperlink"/>
@@ -392,7 +394,7 @@
                 <w:noProof/>
                 <w:webHidden/>
               </w:rPr>
-              <w:instrText xml:space="preserve"> PAGEREF _Toc124006000 \h </w:instrText>
+              <w:instrText xml:space="preserve"> PAGEREF _Toc124869870 \h </w:instrText>
             </w:r>
             <w:r>
               <w:rPr>
@@ -436,7 +438,7 @@
               <w:lang w:eastAsia="en-GB"/>
             </w:rPr>
           </w:pPr>
-          <w:hyperlink w:anchor="_Toc124006001" w:history="1">
+          <w:hyperlink w:anchor="_Toc124869871" w:history="1">
             <w:r>
               <w:rPr>
                 <w:rStyle w:val="Hyperlink"/>
@@ -463,7 +465,7 @@
                 <w:noProof/>
                 <w:webHidden/>
               </w:rPr>
-              <w:instrText xml:space="preserve"> PAGEREF _Toc124006001 \h </w:instrText>
+              <w:instrText xml:space="preserve"> PAGEREF _Toc124869871 \h </w:instrText>
             </w:r>
             <w:r>
               <w:rPr>
@@ -507,7 +509,7 @@
               <w:lang w:eastAsia="en-GB"/>
             </w:rPr>
           </w:pPr>
-          <w:hyperlink w:anchor="_Toc124006002" w:history="1">
+          <w:hyperlink w:anchor="_Toc124869872" w:history="1">
             <w:r>
               <w:rPr>
                 <w:rStyle w:val="Hyperlink"/>
@@ -534,7 +536,7 @@
                 <w:noProof/>
                 <w:webHidden/>
               </w:rPr>
-              <w:instrText xml:space="preserve"> PAGEREF _Toc124006002 \h </w:instrText>
+              <w:instrText xml:space="preserve"> PAGEREF _Toc124869872 \h </w:instrText>
             </w:r>
             <w:r>
               <w:rPr>
@@ -555,6 +557,432 @@
                 <w:webHidden/>
               </w:rPr>
               <w:t>5</w:t>
+            </w:r>
+            <w:r>
+              <w:rPr>
+                <w:noProof/>
+                <w:webHidden/>
+              </w:rPr>
+              <w:fldChar w:fldCharType="end"/>
+            </w:r>
+          </w:hyperlink>
+        </w:p>
+        <w:p>
+          <w:pPr>
+            <w:pStyle w:val="TOC2"/>
+            <w:tabs>
+              <w:tab w:val="right" w:leader="dot" w:pos="9016"/>
+            </w:tabs>
+            <w:rPr>
+              <w:rFonts w:eastAsiaTheme="minorEastAsia"/>
+              <w:noProof/>
+              <w:sz w:val="22"/>
+              <w:lang w:eastAsia="en-GB"/>
+            </w:rPr>
+          </w:pPr>
+          <w:hyperlink w:anchor="_Toc124869873" w:history="1">
+            <w:r>
+              <w:rPr>
+                <w:rStyle w:val="Hyperlink"/>
+                <w:noProof/>
+              </w:rPr>
+              <w:t>Question 1: What functions of the operating system can you remember right now?</w:t>
+            </w:r>
+            <w:r>
+              <w:rPr>
+                <w:noProof/>
+                <w:webHidden/>
+              </w:rPr>
+              <w:tab/>
+            </w:r>
+            <w:r>
+              <w:rPr>
+                <w:noProof/>
+                <w:webHidden/>
+              </w:rPr>
+              <w:fldChar w:fldCharType="begin"/>
+            </w:r>
+            <w:r>
+              <w:rPr>
+                <w:noProof/>
+                <w:webHidden/>
+              </w:rPr>
+              <w:instrText xml:space="preserve"> PAGEREF _Toc124869873 \h </w:instrText>
+            </w:r>
+            <w:r>
+              <w:rPr>
+                <w:noProof/>
+                <w:webHidden/>
+              </w:rPr>
+            </w:r>
+            <w:r>
+              <w:rPr>
+                <w:noProof/>
+                <w:webHidden/>
+              </w:rPr>
+              <w:fldChar w:fldCharType="separate"/>
+            </w:r>
+            <w:r>
+              <w:rPr>
+                <w:noProof/>
+                <w:webHidden/>
+              </w:rPr>
+              <w:t>5</w:t>
+            </w:r>
+            <w:r>
+              <w:rPr>
+                <w:noProof/>
+                <w:webHidden/>
+              </w:rPr>
+              <w:fldChar w:fldCharType="end"/>
+            </w:r>
+          </w:hyperlink>
+        </w:p>
+        <w:p>
+          <w:pPr>
+            <w:pStyle w:val="TOC2"/>
+            <w:tabs>
+              <w:tab w:val="right" w:leader="dot" w:pos="9016"/>
+            </w:tabs>
+            <w:rPr>
+              <w:rFonts w:eastAsiaTheme="minorEastAsia"/>
+              <w:noProof/>
+              <w:sz w:val="22"/>
+              <w:lang w:eastAsia="en-GB"/>
+            </w:rPr>
+          </w:pPr>
+          <w:hyperlink w:anchor="_Toc124869874" w:history="1">
+            <w:r>
+              <w:rPr>
+                <w:rStyle w:val="Hyperlink"/>
+                <w:noProof/>
+              </w:rPr>
+              <w:t>Question 2: How difficult do you find the topic of the operating system? (1 being very easy, 10 being very difficult)</w:t>
+            </w:r>
+            <w:r>
+              <w:rPr>
+                <w:noProof/>
+                <w:webHidden/>
+              </w:rPr>
+              <w:tab/>
+            </w:r>
+            <w:r>
+              <w:rPr>
+                <w:noProof/>
+                <w:webHidden/>
+              </w:rPr>
+              <w:fldChar w:fldCharType="begin"/>
+            </w:r>
+            <w:r>
+              <w:rPr>
+                <w:noProof/>
+                <w:webHidden/>
+              </w:rPr>
+              <w:instrText xml:space="preserve"> PAGEREF _Toc124869874 \h </w:instrText>
+            </w:r>
+            <w:r>
+              <w:rPr>
+                <w:noProof/>
+                <w:webHidden/>
+              </w:rPr>
+            </w:r>
+            <w:r>
+              <w:rPr>
+                <w:noProof/>
+                <w:webHidden/>
+              </w:rPr>
+              <w:fldChar w:fldCharType="separate"/>
+            </w:r>
+            <w:r>
+              <w:rPr>
+                <w:noProof/>
+                <w:webHidden/>
+              </w:rPr>
+              <w:t>6</w:t>
+            </w:r>
+            <w:r>
+              <w:rPr>
+                <w:noProof/>
+                <w:webHidden/>
+              </w:rPr>
+              <w:fldChar w:fldCharType="end"/>
+            </w:r>
+          </w:hyperlink>
+        </w:p>
+        <w:p>
+          <w:pPr>
+            <w:pStyle w:val="TOC2"/>
+            <w:tabs>
+              <w:tab w:val="right" w:leader="dot" w:pos="9016"/>
+            </w:tabs>
+            <w:rPr>
+              <w:rFonts w:eastAsiaTheme="minorEastAsia"/>
+              <w:noProof/>
+              <w:sz w:val="22"/>
+              <w:lang w:eastAsia="en-GB"/>
+            </w:rPr>
+          </w:pPr>
+          <w:hyperlink w:anchor="_Toc124869875" w:history="1">
+            <w:r>
+              <w:rPr>
+                <w:rStyle w:val="Hyperlink"/>
+                <w:noProof/>
+              </w:rPr>
+              <w:t>Question 3: What do you like about existing revision sources such as Bitesize and Craig 'n' Dave?</w:t>
+            </w:r>
+            <w:r>
+              <w:rPr>
+                <w:noProof/>
+                <w:webHidden/>
+              </w:rPr>
+              <w:tab/>
+            </w:r>
+            <w:r>
+              <w:rPr>
+                <w:noProof/>
+                <w:webHidden/>
+              </w:rPr>
+              <w:fldChar w:fldCharType="begin"/>
+            </w:r>
+            <w:r>
+              <w:rPr>
+                <w:noProof/>
+                <w:webHidden/>
+              </w:rPr>
+              <w:instrText xml:space="preserve"> PAGEREF _Toc124869875 \h </w:instrText>
+            </w:r>
+            <w:r>
+              <w:rPr>
+                <w:noProof/>
+                <w:webHidden/>
+              </w:rPr>
+            </w:r>
+            <w:r>
+              <w:rPr>
+                <w:noProof/>
+                <w:webHidden/>
+              </w:rPr>
+              <w:fldChar w:fldCharType="separate"/>
+            </w:r>
+            <w:r>
+              <w:rPr>
+                <w:noProof/>
+                <w:webHidden/>
+              </w:rPr>
+              <w:t>6</w:t>
+            </w:r>
+            <w:r>
+              <w:rPr>
+                <w:noProof/>
+                <w:webHidden/>
+              </w:rPr>
+              <w:fldChar w:fldCharType="end"/>
+            </w:r>
+          </w:hyperlink>
+        </w:p>
+        <w:p>
+          <w:pPr>
+            <w:pStyle w:val="TOC2"/>
+            <w:tabs>
+              <w:tab w:val="right" w:leader="dot" w:pos="9016"/>
+            </w:tabs>
+            <w:rPr>
+              <w:rFonts w:eastAsiaTheme="minorEastAsia"/>
+              <w:noProof/>
+              <w:sz w:val="22"/>
+              <w:lang w:eastAsia="en-GB"/>
+            </w:rPr>
+          </w:pPr>
+          <w:hyperlink w:anchor="_Toc124869876" w:history="1">
+            <w:r>
+              <w:rPr>
+                <w:rStyle w:val="Hyperlink"/>
+                <w:noProof/>
+              </w:rPr>
+              <w:t>Question 4: What do you dislike about existing revision sources such as Bitesize and Craig 'n' Dave?</w:t>
+            </w:r>
+            <w:r>
+              <w:rPr>
+                <w:noProof/>
+                <w:webHidden/>
+              </w:rPr>
+              <w:tab/>
+            </w:r>
+            <w:r>
+              <w:rPr>
+                <w:noProof/>
+                <w:webHidden/>
+              </w:rPr>
+              <w:fldChar w:fldCharType="begin"/>
+            </w:r>
+            <w:r>
+              <w:rPr>
+                <w:noProof/>
+                <w:webHidden/>
+              </w:rPr>
+              <w:instrText xml:space="preserve"> PAGEREF _Toc124869876 \h </w:instrText>
+            </w:r>
+            <w:r>
+              <w:rPr>
+                <w:noProof/>
+                <w:webHidden/>
+              </w:rPr>
+            </w:r>
+            <w:r>
+              <w:rPr>
+                <w:noProof/>
+                <w:webHidden/>
+              </w:rPr>
+              <w:fldChar w:fldCharType="separate"/>
+            </w:r>
+            <w:r>
+              <w:rPr>
+                <w:noProof/>
+                <w:webHidden/>
+              </w:rPr>
+              <w:t>6</w:t>
+            </w:r>
+            <w:r>
+              <w:rPr>
+                <w:noProof/>
+                <w:webHidden/>
+              </w:rPr>
+              <w:fldChar w:fldCharType="end"/>
+            </w:r>
+          </w:hyperlink>
+        </w:p>
+        <w:p>
+          <w:pPr>
+            <w:pStyle w:val="TOC2"/>
+            <w:tabs>
+              <w:tab w:val="right" w:leader="dot" w:pos="9016"/>
+            </w:tabs>
+            <w:rPr>
+              <w:rFonts w:eastAsiaTheme="minorEastAsia"/>
+              <w:noProof/>
+              <w:sz w:val="22"/>
+              <w:lang w:eastAsia="en-GB"/>
+            </w:rPr>
+          </w:pPr>
+          <w:hyperlink w:anchor="_Toc124869877" w:history="1">
+            <w:r>
+              <w:rPr>
+                <w:rStyle w:val="Hyperlink"/>
+                <w:noProof/>
+              </w:rPr>
+              <w:t>Question 5: What revision methods do you find work the best for you?</w:t>
+            </w:r>
+            <w:r>
+              <w:rPr>
+                <w:noProof/>
+                <w:webHidden/>
+              </w:rPr>
+              <w:tab/>
+            </w:r>
+            <w:r>
+              <w:rPr>
+                <w:noProof/>
+                <w:webHidden/>
+              </w:rPr>
+              <w:fldChar w:fldCharType="begin"/>
+            </w:r>
+            <w:r>
+              <w:rPr>
+                <w:noProof/>
+                <w:webHidden/>
+              </w:rPr>
+              <w:instrText xml:space="preserve"> PAGEREF _Toc124869877 \h </w:instrText>
+            </w:r>
+            <w:r>
+              <w:rPr>
+                <w:noProof/>
+                <w:webHidden/>
+              </w:rPr>
+            </w:r>
+            <w:r>
+              <w:rPr>
+                <w:noProof/>
+                <w:webHidden/>
+              </w:rPr>
+              <w:fldChar w:fldCharType="separate"/>
+            </w:r>
+            <w:r>
+              <w:rPr>
+                <w:noProof/>
+                <w:webHidden/>
+              </w:rPr>
+              <w:t>7</w:t>
+            </w:r>
+            <w:r>
+              <w:rPr>
+                <w:noProof/>
+                <w:webHidden/>
+              </w:rPr>
+              <w:fldChar w:fldCharType="end"/>
+            </w:r>
+          </w:hyperlink>
+        </w:p>
+        <w:p>
+          <w:pPr>
+            <w:pStyle w:val="TOC2"/>
+            <w:tabs>
+              <w:tab w:val="right" w:leader="dot" w:pos="9016"/>
+            </w:tabs>
+            <w:rPr>
+              <w:rFonts w:eastAsiaTheme="minorEastAsia"/>
+              <w:noProof/>
+              <w:sz w:val="22"/>
+              <w:lang w:eastAsia="en-GB"/>
+            </w:rPr>
+          </w:pPr>
+          <w:hyperlink w:anchor="_Toc124869878" w:history="1">
+            <w:r>
+              <w:rPr>
+                <w:rStyle w:val="Hyperlink"/>
+                <w:noProof/>
+              </w:rPr>
+              <w:t>Question 6: Would you like the game to speed up as it goes on?</w:t>
+            </w:r>
+            <w:r>
+              <w:rPr>
+                <w:noProof/>
+                <w:webHidden/>
+              </w:rPr>
+              <w:tab/>
+            </w:r>
+            <w:r>
+              <w:rPr>
+                <w:noProof/>
+                <w:webHidden/>
+              </w:rPr>
+              <w:fldChar w:fldCharType="begin"/>
+            </w:r>
+            <w:r>
+              <w:rPr>
+                <w:noProof/>
+                <w:webHidden/>
+              </w:rPr>
+              <w:instrText xml:space="preserve"> PAGEREF _Toc124869878 \h </w:instrText>
+            </w:r>
+            <w:r>
+              <w:rPr>
+                <w:noProof/>
+                <w:webHidden/>
+              </w:rPr>
+            </w:r>
+            <w:r>
+              <w:rPr>
+                <w:noProof/>
+                <w:webHidden/>
+              </w:rPr>
+              <w:fldChar w:fldCharType="separate"/>
+            </w:r>
+            <w:r>
+              <w:rPr>
+                <w:noProof/>
+                <w:webHidden/>
+              </w:rPr>
+              <w:t>7</w:t>
             </w:r>
             <w:r>
               <w:rPr>
@@ -594,7 +1022,7 @@
       <w:pPr>
         <w:pStyle w:val="Heading1"/>
       </w:pPr>
-      <w:bookmarkStart w:id="0" w:name="_Toc124005997"/>
+      <w:bookmarkStart w:id="0" w:name="_Toc124869867"/>
       <w:r>
         <w:lastRenderedPageBreak/>
         <w:t>Introduction</w:t>
@@ -740,7 +1168,7 @@
       <w:pPr>
         <w:pStyle w:val="Heading1"/>
       </w:pPr>
-      <w:bookmarkStart w:id="1" w:name="_Toc124005998"/>
+      <w:bookmarkStart w:id="1" w:name="_Toc124869868"/>
       <w:r>
         <w:t>Existing Solutions</w:t>
       </w:r>
@@ -755,7 +1183,7 @@
       <w:pPr>
         <w:pStyle w:val="Heading2"/>
       </w:pPr>
-      <w:bookmarkStart w:id="2" w:name="_Toc124005999"/>
+      <w:bookmarkStart w:id="2" w:name="_Toc124869869"/>
       <w:r>
         <w:t>BBC Bitesize</w:t>
       </w:r>
@@ -768,8 +1196,12 @@
         </w:rPr>
       </w:pPr>
       <w:r>
+        <w:rPr>
+          <w:noProof/>
+          <w:lang w:eastAsia="en-GB"/>
+        </w:rPr>
         <w:drawing>
-          <wp:anchor distT="0" distB="0" distL="114300" distR="114300" simplePos="0" relativeHeight="251661312" behindDoc="0" locked="0" layoutInCell="1" allowOverlap="1" wp14:anchorId="09670FBB" wp14:editId="7D69A0F7">
+          <wp:anchor distT="0" distB="0" distL="114300" distR="114300" simplePos="0" relativeHeight="251658241" behindDoc="0" locked="0" layoutInCell="1" allowOverlap="1" wp14:anchorId="09670FBB" wp14:editId="7D69A0F7">
             <wp:simplePos x="0" y="0"/>
             <wp:positionH relativeFrom="column">
               <wp:posOffset>2943225</wp:posOffset>
@@ -800,7 +1232,7 @@
                     <pic:cNvPicPr/>
                   </pic:nvPicPr>
                   <pic:blipFill>
-                    <a:blip r:embed="rId8"/>
+                    <a:blip r:embed="rId9"/>
                     <a:stretch>
                       <a:fillRect/>
                     </a:stretch>
@@ -827,8 +1259,12 @@
         </w:drawing>
       </w:r>
       <w:r>
+        <w:rPr>
+          <w:noProof/>
+          <w:lang w:eastAsia="en-GB"/>
+        </w:rPr>
         <w:drawing>
-          <wp:anchor distT="0" distB="0" distL="114300" distR="114300" simplePos="0" relativeHeight="251659264" behindDoc="0" locked="0" layoutInCell="1" allowOverlap="1" wp14:anchorId="2CFFA0F6" wp14:editId="5DD09606">
+          <wp:anchor distT="0" distB="0" distL="114300" distR="114300" simplePos="0" relativeHeight="251658240" behindDoc="0" locked="0" layoutInCell="1" allowOverlap="1" wp14:anchorId="2CFFA0F6" wp14:editId="5DD09606">
             <wp:simplePos x="0" y="0"/>
             <wp:positionH relativeFrom="column">
               <wp:posOffset>-314325</wp:posOffset>
@@ -859,7 +1295,7 @@
                     <pic:cNvPicPr/>
                   </pic:nvPicPr>
                   <pic:blipFill>
-                    <a:blip r:embed="rId9"/>
+                    <a:blip r:embed="rId10"/>
                     <a:stretch>
                       <a:fillRect/>
                     </a:stretch>
@@ -951,7 +1387,7 @@
           <w:noProof/>
         </w:rPr>
       </w:pPr>
-      <w:bookmarkStart w:id="3" w:name="_Toc124006000"/>
+      <w:bookmarkStart w:id="3" w:name="_Toc124869870"/>
       <w:r>
         <w:rPr>
           <w:noProof/>
@@ -983,8 +1419,12 @@
     </w:p>
     <w:p>
       <w:r>
+        <w:rPr>
+          <w:noProof/>
+          <w:lang w:eastAsia="en-GB"/>
+        </w:rPr>
         <w:drawing>
-          <wp:anchor distT="0" distB="0" distL="114300" distR="114300" simplePos="0" relativeHeight="251663360" behindDoc="0" locked="0" layoutInCell="1" allowOverlap="1" wp14:anchorId="0C68B188" wp14:editId="2EBA0F2B">
+          <wp:anchor distT="0" distB="0" distL="114300" distR="114300" simplePos="0" relativeHeight="251658242" behindDoc="0" locked="0" layoutInCell="1" allowOverlap="1" wp14:anchorId="0C68B188" wp14:editId="2EBA0F2B">
             <wp:simplePos x="0" y="0"/>
             <wp:positionH relativeFrom="column">
               <wp:posOffset>476250</wp:posOffset>
@@ -1015,7 +1455,7 @@
                     <pic:cNvPicPr/>
                   </pic:nvPicPr>
                   <pic:blipFill>
-                    <a:blip r:embed="rId10"/>
+                    <a:blip r:embed="rId11"/>
                     <a:stretch>
                       <a:fillRect/>
                     </a:stretch>
@@ -1091,7 +1531,7 @@
       <w:pPr>
         <w:pStyle w:val="Heading2"/>
       </w:pPr>
-      <w:bookmarkStart w:id="4" w:name="_Toc124006001"/>
+      <w:bookmarkStart w:id="4" w:name="_Toc124869871"/>
       <w:r>
         <w:t>Geeks for Geeks</w:t>
       </w:r>
@@ -1116,9 +1556,11 @@
       <w:r>
         <w:t xml:space="preserve"> the AQA specification. </w:t>
       </w:r>
+      <w:proofErr w:type="gramStart"/>
       <w:r>
         <w:t>Similarly</w:t>
       </w:r>
+      <w:proofErr w:type="gramEnd"/>
       <w:r>
         <w:t xml:space="preserve"> to BBC Bitesize, there are many blocks of somewhat intimidating text</w:t>
       </w:r>
@@ -1140,8 +1582,12 @@
     </w:p>
     <w:p>
       <w:r>
+        <w:rPr>
+          <w:noProof/>
+          <w:lang w:eastAsia="en-GB"/>
+        </w:rPr>
         <w:drawing>
-          <wp:anchor distT="0" distB="0" distL="114300" distR="114300" simplePos="0" relativeHeight="251665408" behindDoc="0" locked="0" layoutInCell="1" allowOverlap="1" wp14:anchorId="0243F1BF" wp14:editId="1ECF0AF1">
+          <wp:anchor distT="0" distB="0" distL="114300" distR="114300" simplePos="0" relativeHeight="251658243" behindDoc="0" locked="0" layoutInCell="1" allowOverlap="1" wp14:anchorId="0243F1BF" wp14:editId="1ECF0AF1">
             <wp:simplePos x="0" y="0"/>
             <wp:positionH relativeFrom="column">
               <wp:posOffset>-38735</wp:posOffset>
@@ -1172,7 +1618,7 @@
                     <pic:cNvPicPr/>
                   </pic:nvPicPr>
                   <pic:blipFill>
-                    <a:blip r:embed="rId11"/>
+                    <a:blip r:embed="rId12"/>
                     <a:stretch>
                       <a:fillRect/>
                     </a:stretch>
@@ -1212,11 +1658,15 @@
       <w:pPr>
         <w:pStyle w:val="Heading1"/>
       </w:pPr>
-      <w:bookmarkStart w:id="5" w:name="_Toc124006002"/>
-      <w:r>
+      <w:bookmarkStart w:id="5" w:name="_Toc124869872"/>
+      <w:r>
+        <w:rPr>
+          <w:noProof/>
+          <w:lang w:eastAsia="en-GB"/>
+        </w:rPr>
         <w:lastRenderedPageBreak/>
         <w:drawing>
-          <wp:anchor distT="0" distB="0" distL="114300" distR="114300" simplePos="0" relativeHeight="251667456" behindDoc="0" locked="0" layoutInCell="1" allowOverlap="1" wp14:anchorId="43F6738F" wp14:editId="5A9BC761">
+          <wp:anchor distT="0" distB="0" distL="114300" distR="114300" simplePos="0" relativeHeight="251658244" behindDoc="0" locked="0" layoutInCell="1" allowOverlap="1" wp14:anchorId="43F6738F" wp14:editId="5A9BC761">
             <wp:simplePos x="0" y="0"/>
             <wp:positionH relativeFrom="column">
               <wp:posOffset>-190500</wp:posOffset>
@@ -1247,7 +1697,7 @@
                     <pic:cNvPicPr/>
                   </pic:nvPicPr>
                   <pic:blipFill>
-                    <a:blip r:embed="rId12"/>
+                    <a:blip r:embed="rId13"/>
                     <a:stretch>
                       <a:fillRect/>
                     </a:stretch>
@@ -1292,13 +1742,13 @@
         <w:t xml:space="preserve">I distributed </w:t>
       </w:r>
       <w:r>
-        <w:t xml:space="preserve">a survey to </w:t>
-      </w:r>
-      <w:r>
-        <w:t xml:space="preserve">students in my class, </w:t>
-      </w:r>
-      <w:r>
-        <w:t xml:space="preserve">students in </w:t>
+        <w:t>a survey t</w:t>
+      </w:r>
+      <w:r>
+        <w:t>o stude</w:t>
+      </w:r>
+      <w:r>
+        <w:t xml:space="preserve">nts in </w:t>
       </w:r>
       <w:r>
         <w:t xml:space="preserve">a </w:t>
@@ -1307,17 +1757,1249 @@
         <w:t xml:space="preserve">year </w:t>
       </w:r>
       <w:r>
-        <w:t xml:space="preserve">11 class at my school and an online forum primarily used for </w:t>
-      </w:r>
-      <w:r>
-        <w:t>revision.</w:t>
+        <w:t>11 class at my school</w:t>
+      </w:r>
+      <w:r>
+        <w:t>.</w:t>
+      </w:r>
+    </w:p>
+    <w:p>
+      <w:pPr>
+        <w:rPr>
+          <w:i/>
+          <w:iCs/>
+        </w:rPr>
+      </w:pPr>
+      <w:r>
+        <w:rPr>
+          <w:i/>
+          <w:iCs/>
+        </w:rPr>
+        <w:t xml:space="preserve">Note: Percentages stated in this section may appear inconsistent as they </w:t>
+      </w:r>
+      <w:r>
+        <w:rPr>
+          <w:i/>
+          <w:iCs/>
+        </w:rPr>
+        <w:t>refer to the number of students who answered each question which can change (</w:t>
+      </w:r>
+      <w:proofErr w:type="spellStart"/>
+      <w:r>
+        <w:rPr>
+          <w:i/>
+          <w:iCs/>
+        </w:rPr>
+        <w:t>eg.</w:t>
+      </w:r>
+      <w:proofErr w:type="spellEnd"/>
+      <w:r>
+        <w:rPr>
+          <w:i/>
+          <w:iCs/>
+        </w:rPr>
+        <w:t xml:space="preserve"> students who did not want a score were not asked about an online leaderboard)</w:t>
+      </w:r>
+    </w:p>
+    <w:p>
+      <w:pPr>
+        <w:pStyle w:val="Heading2"/>
+      </w:pPr>
+      <w:bookmarkStart w:id="6" w:name="_Toc124869873"/>
+      <w:r>
+        <w:t>Question 1: What functions of the operating system can you remember right now?</w:t>
+      </w:r>
+      <w:bookmarkEnd w:id="6"/>
+    </w:p>
+    <w:p>
+      <w:r>
+        <w:t xml:space="preserve">Ten (40%) of the respondents to this question </w:t>
+      </w:r>
+      <w:r>
+        <w:t xml:space="preserve">said words to the effect of none. This shows me that this is a good area of the GCSE syllabus to base my project around as even in a year 11 class a large amount of them </w:t>
+      </w:r>
+      <w:proofErr w:type="gramStart"/>
+      <w:r>
+        <w:t>are</w:t>
+      </w:r>
+      <w:proofErr w:type="gramEnd"/>
+      <w:r>
+        <w:t xml:space="preserve"> not confident with the topic.</w:t>
+      </w:r>
+    </w:p>
+    <w:p>
+      <w:r>
+        <w:t>Of the people that could remember the functions, common answers included memory management, the fetch execute cycle and providing a platform for software to run on. There were also references to computer security. T</w:t>
+      </w:r>
+      <w:r>
+        <w:t>his will help me decide which subtopics to focus on within my game.</w:t>
+      </w:r>
+    </w:p>
+    <w:p>
+      <w:pPr>
+        <w:pStyle w:val="Heading2"/>
+      </w:pPr>
+      <w:bookmarkStart w:id="7" w:name="_Toc124869874"/>
+      <w:r>
+        <w:lastRenderedPageBreak/>
+        <w:t>Question 2:</w:t>
+      </w:r>
+      <w:r>
+        <w:t xml:space="preserve"> </w:t>
+      </w:r>
+      <w:r>
+        <w:t>How difficult do you find the topic of the operating system? (1 being very easy, 10 being very difficult)</w:t>
+      </w:r>
+      <w:bookmarkEnd w:id="7"/>
+    </w:p>
+    <w:p>
+      <w:r>
+        <w:rPr>
+          <w:noProof/>
+          <w:lang w:eastAsia="en-GB"/>
+        </w:rPr>
+        <w:drawing>
+          <wp:inline distT="0" distB="0" distL="0" distR="0" wp14:anchorId="2F9D6384" wp14:editId="4D7B0779">
+            <wp:extent cx="5731510" cy="2878455"/>
+            <wp:effectExtent l="0" t="0" r="2540" b="0"/>
+            <wp:docPr id="9" name="Picture 9"/>
+            <wp:cNvGraphicFramePr>
+              <a:graphicFrameLocks xmlns:a="http://schemas.openxmlformats.org/drawingml/2006/main" noChangeAspect="1"/>
+            </wp:cNvGraphicFramePr>
+            <a:graphic xmlns:a="http://schemas.openxmlformats.org/drawingml/2006/main">
+              <a:graphicData uri="http://schemas.openxmlformats.org/drawingml/2006/picture">
+                <pic:pic xmlns:pic="http://schemas.openxmlformats.org/drawingml/2006/picture">
+                  <pic:nvPicPr>
+                    <pic:cNvPr id="1" name=""/>
+                    <pic:cNvPicPr/>
+                  </pic:nvPicPr>
+                  <pic:blipFill>
+                    <a:blip r:embed="rId14"/>
+                    <a:stretch>
+                      <a:fillRect/>
+                    </a:stretch>
+                  </pic:blipFill>
+                  <pic:spPr>
+                    <a:xfrm>
+                      <a:off x="0" y="0"/>
+                      <a:ext cx="5731510" cy="2878455"/>
+                    </a:xfrm>
+                    <a:prstGeom prst="rect">
+                      <a:avLst/>
+                    </a:prstGeom>
+                  </pic:spPr>
+                </pic:pic>
+              </a:graphicData>
+            </a:graphic>
+          </wp:inline>
+        </w:drawing>
+      </w:r>
+    </w:p>
+    <w:p>
+      <w:r>
+        <w:t>The average answer for this question was seven, further confirming that many students struggle with this topic.</w:t>
+      </w:r>
+      <w:r>
+        <w:t xml:space="preserve"> Additionally, the lowest response was a four (only given by two students) whilst the highest response was ten, the second most common response.</w:t>
+      </w:r>
+    </w:p>
+    <w:p/>
+    <w:p>
+      <w:pPr>
+        <w:pStyle w:val="Heading2"/>
+      </w:pPr>
+      <w:bookmarkStart w:id="8" w:name="_Toc124869875"/>
+      <w:r>
+        <w:t xml:space="preserve">Question 3: </w:t>
+      </w:r>
+      <w:r>
+        <w:t>What do you like about existing revision sources such as Bitesize and Craig 'n' Dave?</w:t>
+      </w:r>
+      <w:bookmarkEnd w:id="8"/>
+    </w:p>
+    <w:p>
+      <w:r>
+        <w:t>T</w:t>
+      </w:r>
+      <w:r>
+        <w:t>he sentiment received from this question revealed that many students liked the level of organisation and structure that these websites provided. Due to my project being focused on one topic</w:t>
+      </w:r>
+      <w:r>
+        <w:t>,</w:t>
+      </w:r>
+      <w:r>
+        <w:t xml:space="preserve"> this feedback does not apply to me however I may be able to group sub-topics in the learning mode (see </w:t>
+      </w:r>
+      <w:hyperlink w:anchor="_Question_10:_Would" w:history="1">
+        <w:r>
+          <w:rPr>
+            <w:rStyle w:val="Hyperlink"/>
+          </w:rPr>
+          <w:t>Que</w:t>
+        </w:r>
+        <w:r>
+          <w:rPr>
+            <w:rStyle w:val="Hyperlink"/>
+          </w:rPr>
+          <w:t>s</w:t>
+        </w:r>
+        <w:r>
+          <w:rPr>
+            <w:rStyle w:val="Hyperlink"/>
+          </w:rPr>
+          <w:t>tion 10</w:t>
+        </w:r>
+      </w:hyperlink>
+      <w:r>
+        <w:t>)</w:t>
+      </w:r>
+      <w:r>
+        <w:t>.</w:t>
+      </w:r>
+    </w:p>
+    <w:p>
+      <w:r>
+        <w:t xml:space="preserve">They also liked the fact that it was easy to use </w:t>
+      </w:r>
+      <w:r>
+        <w:t xml:space="preserve">and </w:t>
+      </w:r>
+      <w:proofErr w:type="gramStart"/>
+      <w:r>
+        <w:t>low</w:t>
+      </w:r>
+      <w:r>
+        <w:t>-</w:t>
+      </w:r>
+      <w:r>
+        <w:t>friction</w:t>
+      </w:r>
+      <w:proofErr w:type="gramEnd"/>
+      <w:r>
+        <w:t>. I feel that this will be an important part of my project as no one will want to use a revision tool that is too difficult to start using, especially in a high-stress situation such as before an exam.</w:t>
+      </w:r>
+    </w:p>
+    <w:p>
+      <w:pPr>
+        <w:pStyle w:val="Heading2"/>
+      </w:pPr>
+      <w:bookmarkStart w:id="9" w:name="_Toc124869876"/>
+      <w:r>
+        <w:t xml:space="preserve">Question 4: </w:t>
+      </w:r>
+      <w:r>
+        <w:t>What do you dislike about existing revision sources such as Bitesize and Craig 'n' Dave?</w:t>
+      </w:r>
+      <w:bookmarkEnd w:id="9"/>
+    </w:p>
+    <w:p>
+      <w:r>
+        <w:t xml:space="preserve">Thirteen (52%) of the respondents described the </w:t>
+      </w:r>
+      <w:r>
+        <w:t>existing revision sources as boring and unengaging, with some saying that they are too wordy to easily digest the information. I plan to combat this by providing a wide range of game functionality to keep the user engaged in what they are doing.</w:t>
+      </w:r>
+    </w:p>
+    <w:p>
+      <w:r>
+        <w:t xml:space="preserve">One respondent also said that </w:t>
+      </w:r>
+      <w:r>
+        <w:t>existing solutions</w:t>
+      </w:r>
+      <w:r>
+        <w:t xml:space="preserve"> are slow at getting </w:t>
+      </w:r>
+      <w:r>
+        <w:t>to the main point of the content they are teaching. I will ensure that my project displays the key points in an easy</w:t>
+      </w:r>
+      <w:r>
+        <w:t>-to-</w:t>
+      </w:r>
+      <w:r>
+        <w:t>access manner, rather than hide them within large blocks of text.</w:t>
+      </w:r>
+    </w:p>
+    <w:p>
+      <w:pPr>
+        <w:pStyle w:val="Heading2"/>
+      </w:pPr>
+      <w:bookmarkStart w:id="10" w:name="_Toc124869877"/>
+      <w:r>
+        <w:lastRenderedPageBreak/>
+        <w:t xml:space="preserve">Question 5: </w:t>
+      </w:r>
+      <w:r>
+        <w:t>What revision methods do you find work the best for you?</w:t>
+      </w:r>
+      <w:bookmarkEnd w:id="10"/>
+    </w:p>
+    <w:p>
+      <w:r>
+        <w:rPr>
+          <w:noProof/>
+          <w:lang w:eastAsia="en-GB"/>
+        </w:rPr>
+        <w:drawing>
+          <wp:inline distT="0" distB="0" distL="0" distR="0" wp14:anchorId="39150941" wp14:editId="1C075BCD">
+            <wp:extent cx="5674360" cy="3244850"/>
+            <wp:effectExtent l="0" t="0" r="2540" b="0"/>
+            <wp:docPr id="10" name="Picture 10"/>
+            <wp:cNvGraphicFramePr>
+              <a:graphicFrameLocks xmlns:a="http://schemas.openxmlformats.org/drawingml/2006/main" noChangeAspect="1"/>
+            </wp:cNvGraphicFramePr>
+            <a:graphic xmlns:a="http://schemas.openxmlformats.org/drawingml/2006/main">
+              <a:graphicData uri="http://schemas.openxmlformats.org/drawingml/2006/picture">
+                <pic:pic xmlns:pic="http://schemas.openxmlformats.org/drawingml/2006/picture">
+                  <pic:nvPicPr>
+                    <pic:cNvPr id="1" name=""/>
+                    <pic:cNvPicPr/>
+                  </pic:nvPicPr>
+                  <pic:blipFill rotWithShape="1">
+                    <a:blip r:embed="rId15"/>
+                    <a:srcRect l="997"/>
+                    <a:stretch/>
+                  </pic:blipFill>
+                  <pic:spPr bwMode="auto">
+                    <a:xfrm>
+                      <a:off x="0" y="0"/>
+                      <a:ext cx="5674360" cy="3244850"/>
+                    </a:xfrm>
+                    <a:prstGeom prst="rect">
+                      <a:avLst/>
+                    </a:prstGeom>
+                    <a:ln>
+                      <a:noFill/>
+                    </a:ln>
+                    <a:extLst>
+                      <a:ext uri="{53640926-AAD7-44D8-BBD7-CCE9431645EC}">
+                        <a14:shadowObscured xmlns:a14="http://schemas.microsoft.com/office/drawing/2010/main"/>
+                      </a:ext>
+                    </a:extLst>
+                  </pic:spPr>
+                </pic:pic>
+              </a:graphicData>
+            </a:graphic>
+          </wp:inline>
+        </w:drawing>
+      </w:r>
+    </w:p>
+    <w:p>
+      <w:r>
+        <w:t xml:space="preserve">Twelve (48%) of the respondents said that educational games help them to revise effectively. This confirms that a large </w:t>
+      </w:r>
+      <w:r>
+        <w:t>number</w:t>
+      </w:r>
+      <w:r>
+        <w:t xml:space="preserve"> of students will find my project a practical way to revise for the operating system topic. Interestingly, not many said that interactive quizzes were helpful</w:t>
+      </w:r>
+      <w:r>
+        <w:t xml:space="preserve">, something that I was </w:t>
+      </w:r>
+      <w:r>
+        <w:t>expecting to be more popular. Despite this</w:t>
+      </w:r>
+      <w:r>
+        <w:t>,</w:t>
+      </w:r>
+      <w:r>
+        <w:t xml:space="preserve"> I will probably still include some during the highly requested learning mode (see </w:t>
+      </w:r>
+      <w:hyperlink w:anchor="_Question_10:_Would" w:history="1">
+        <w:r>
+          <w:rPr>
+            <w:rStyle w:val="Hyperlink"/>
+          </w:rPr>
+          <w:t>Question 10</w:t>
+        </w:r>
+      </w:hyperlink>
+      <w:r>
+        <w:t xml:space="preserve">) as I believe testing knowledge is an important part of </w:t>
+      </w:r>
+      <w:r>
+        <w:t>learning,</w:t>
+      </w:r>
+    </w:p>
+    <w:p>
+      <w:pPr>
+        <w:pStyle w:val="Heading2"/>
+      </w:pPr>
+      <w:bookmarkStart w:id="11" w:name="_Toc124869878"/>
+      <w:bookmarkStart w:id="12" w:name="_Question_6:_Would"/>
+      <w:bookmarkEnd w:id="12"/>
+      <w:r>
+        <w:t xml:space="preserve">Question 6: </w:t>
+      </w:r>
+      <w:r>
+        <w:t>Would you like the game to speed up as it goes on?</w:t>
+      </w:r>
+      <w:bookmarkEnd w:id="11"/>
+    </w:p>
+    <w:p>
+      <w:r>
+        <w:drawing>
+          <wp:anchor distT="0" distB="0" distL="114300" distR="114300" simplePos="0" relativeHeight="251658245" behindDoc="0" locked="0" layoutInCell="1" allowOverlap="1" wp14:anchorId="3861BA68" wp14:editId="1169C71B">
+            <wp:simplePos x="0" y="0"/>
+            <wp:positionH relativeFrom="column">
+              <wp:posOffset>2105025</wp:posOffset>
+            </wp:positionH>
+            <wp:positionV relativeFrom="paragraph">
+              <wp:posOffset>22225</wp:posOffset>
+            </wp:positionV>
+            <wp:extent cx="1847850" cy="2493645"/>
+            <wp:effectExtent l="0" t="0" r="0" b="1905"/>
+            <wp:wrapTopAndBottom/>
+            <wp:docPr id="5" name="Picture 5" descr="Chart, pie chart&#10;&#10;Description automatically generated"/>
+            <wp:cNvGraphicFramePr>
+              <a:graphicFrameLocks xmlns:a="http://schemas.openxmlformats.org/drawingml/2006/main" noChangeAspect="1"/>
+            </wp:cNvGraphicFramePr>
+            <a:graphic xmlns:a="http://schemas.openxmlformats.org/drawingml/2006/main">
+              <a:graphicData uri="http://schemas.openxmlformats.org/drawingml/2006/picture">
+                <pic:pic xmlns:pic="http://schemas.openxmlformats.org/drawingml/2006/picture">
+                  <pic:nvPicPr>
+                    <pic:cNvPr id="5" name="Picture 5" descr="Chart, pie chart&#10;&#10;Description automatically generated"/>
+                    <pic:cNvPicPr/>
+                  </pic:nvPicPr>
+                  <pic:blipFill rotWithShape="1">
+                    <a:blip r:embed="rId16">
+                      <a:extLst>
+                        <a:ext uri="{28A0092B-C50C-407E-A947-70E740481C1C}">
+                          <a14:useLocalDpi xmlns:a14="http://schemas.microsoft.com/office/drawing/2010/main" val="0"/>
+                        </a:ext>
+                      </a:extLst>
+                    </a:blip>
+                    <a:srcRect l="28666" r="28223"/>
+                    <a:stretch/>
+                  </pic:blipFill>
+                  <pic:spPr bwMode="auto">
+                    <a:xfrm>
+                      <a:off x="0" y="0"/>
+                      <a:ext cx="1847850" cy="2493645"/>
+                    </a:xfrm>
+                    <a:prstGeom prst="rect">
+                      <a:avLst/>
+                    </a:prstGeom>
+                    <a:ln>
+                      <a:noFill/>
+                    </a:ln>
+                    <a:extLst>
+                      <a:ext uri="{53640926-AAD7-44D8-BBD7-CCE9431645EC}">
+                        <a14:shadowObscured xmlns:a14="http://schemas.microsoft.com/office/drawing/2010/main"/>
+                      </a:ext>
+                    </a:extLst>
+                  </pic:spPr>
+                </pic:pic>
+              </a:graphicData>
+            </a:graphic>
+            <wp14:sizeRelH relativeFrom="margin">
+              <wp14:pctWidth>0</wp14:pctWidth>
+            </wp14:sizeRelH>
+          </wp:anchor>
+        </w:drawing>
+      </w:r>
+      <w:r>
+        <w:t xml:space="preserve">The results for this question were fairly conclusive with only </w:t>
+      </w:r>
+      <w:r>
+        <w:t>three</w:t>
+      </w:r>
+      <w:r>
+        <w:t xml:space="preserve"> (</w:t>
+      </w:r>
+      <w:r>
+        <w:t>12%) students saying</w:t>
+      </w:r>
+      <w:r>
+        <w:t xml:space="preserve"> </w:t>
+      </w:r>
+      <w:r>
+        <w:t xml:space="preserve">that they would </w:t>
+      </w:r>
+      <w:r>
+        <w:t xml:space="preserve">not like the game </w:t>
+      </w:r>
+      <w:r>
+        <w:t>to speed up as the game progresses</w:t>
+      </w:r>
+      <w:r>
+        <w:t xml:space="preserve">. I will therefore ensure that </w:t>
+      </w:r>
+      <w:r>
+        <w:t xml:space="preserve">this is a key feature of the gameplay </w:t>
+      </w:r>
+      <w:r>
+        <w:t>by increasing the rate at which events for the player to handle occur.</w:t>
+      </w:r>
+    </w:p>
+    <w:p>
+      <w:pPr>
+        <w:pStyle w:val="Heading2"/>
+      </w:pPr>
+      <w:r>
+        <w:lastRenderedPageBreak/>
+        <w:t xml:space="preserve">Question 7: </w:t>
+      </w:r>
+      <w:r>
+        <w:t>Would you like to be provided with a final score at the end of the game?</w:t>
+      </w:r>
+    </w:p>
+    <w:p>
+      <w:r>
+        <w:drawing>
+          <wp:anchor distT="0" distB="0" distL="114300" distR="114300" simplePos="0" relativeHeight="251662341" behindDoc="0" locked="0" layoutInCell="1" allowOverlap="1" wp14:anchorId="15916523" wp14:editId="7AB0E9FE">
+            <wp:simplePos x="0" y="0"/>
+            <wp:positionH relativeFrom="column">
+              <wp:posOffset>1847850</wp:posOffset>
+            </wp:positionH>
+            <wp:positionV relativeFrom="paragraph">
+              <wp:posOffset>4144645</wp:posOffset>
+            </wp:positionV>
+            <wp:extent cx="2733675" cy="2552700"/>
+            <wp:effectExtent l="0" t="0" r="9525" b="0"/>
+            <wp:wrapTopAndBottom/>
+            <wp:docPr id="8" name="Picture 8" descr="Chart, pie chart&#10;&#10;Description automatically generated"/>
+            <wp:cNvGraphicFramePr>
+              <a:graphicFrameLocks xmlns:a="http://schemas.openxmlformats.org/drawingml/2006/main" noChangeAspect="1"/>
+            </wp:cNvGraphicFramePr>
+            <a:graphic xmlns:a="http://schemas.openxmlformats.org/drawingml/2006/main">
+              <a:graphicData uri="http://schemas.openxmlformats.org/drawingml/2006/picture">
+                <pic:pic xmlns:pic="http://schemas.openxmlformats.org/drawingml/2006/picture">
+                  <pic:nvPicPr>
+                    <pic:cNvPr id="8" name="Picture 8" descr="Chart, pie chart&#10;&#10;Description automatically generated"/>
+                    <pic:cNvPicPr/>
+                  </pic:nvPicPr>
+                  <pic:blipFill>
+                    <a:blip r:embed="rId17"/>
+                    <a:stretch>
+                      <a:fillRect/>
+                    </a:stretch>
+                  </pic:blipFill>
+                  <pic:spPr>
+                    <a:xfrm>
+                      <a:off x="0" y="0"/>
+                      <a:ext cx="2733675" cy="2552700"/>
+                    </a:xfrm>
+                    <a:prstGeom prst="rect">
+                      <a:avLst/>
+                    </a:prstGeom>
+                  </pic:spPr>
+                </pic:pic>
+              </a:graphicData>
+            </a:graphic>
+          </wp:anchor>
+        </w:drawing>
+      </w:r>
+      <w:r>
+        <w:drawing>
+          <wp:anchor distT="0" distB="0" distL="114300" distR="114300" simplePos="0" relativeHeight="251660293" behindDoc="0" locked="0" layoutInCell="1" allowOverlap="1" wp14:anchorId="5D923468" wp14:editId="50B4B046">
+            <wp:simplePos x="0" y="0"/>
+            <wp:positionH relativeFrom="column">
+              <wp:posOffset>1762125</wp:posOffset>
+            </wp:positionH>
+            <wp:positionV relativeFrom="paragraph">
+              <wp:posOffset>39370</wp:posOffset>
+            </wp:positionV>
+            <wp:extent cx="2409825" cy="2571750"/>
+            <wp:effectExtent l="0" t="0" r="9525" b="0"/>
+            <wp:wrapTopAndBottom/>
+            <wp:docPr id="7" name="Picture 7" descr="Chart, pie chart&#10;&#10;Description automatically generated"/>
+            <wp:cNvGraphicFramePr>
+              <a:graphicFrameLocks xmlns:a="http://schemas.openxmlformats.org/drawingml/2006/main" noChangeAspect="1"/>
+            </wp:cNvGraphicFramePr>
+            <a:graphic xmlns:a="http://schemas.openxmlformats.org/drawingml/2006/main">
+              <a:graphicData uri="http://schemas.openxmlformats.org/drawingml/2006/picture">
+                <pic:pic xmlns:pic="http://schemas.openxmlformats.org/drawingml/2006/picture">
+                  <pic:nvPicPr>
+                    <pic:cNvPr id="7" name="Picture 7" descr="Chart, pie chart&#10;&#10;Description automatically generated"/>
+                    <pic:cNvPicPr/>
+                  </pic:nvPicPr>
+                  <pic:blipFill>
+                    <a:blip r:embed="rId18"/>
+                    <a:stretch>
+                      <a:fillRect/>
+                    </a:stretch>
+                  </pic:blipFill>
+                  <pic:spPr>
+                    <a:xfrm>
+                      <a:off x="0" y="0"/>
+                      <a:ext cx="2409825" cy="2571750"/>
+                    </a:xfrm>
+                    <a:prstGeom prst="rect">
+                      <a:avLst/>
+                    </a:prstGeom>
+                  </pic:spPr>
+                </pic:pic>
+              </a:graphicData>
+            </a:graphic>
+          </wp:anchor>
+        </w:drawing>
+      </w:r>
+      <w:r>
+        <w:t>Again,</w:t>
+      </w:r>
+      <w:r>
+        <w:t xml:space="preserve"> this question provided</w:t>
+      </w:r>
+      <w:r>
+        <w:t xml:space="preserve"> a very conclusive response </w:t>
+      </w:r>
+      <w:r>
+        <w:t>with only one (</w:t>
+      </w:r>
+      <w:r>
+        <w:t xml:space="preserve">4%) student </w:t>
+      </w:r>
+      <w:r>
+        <w:t xml:space="preserve">saying that this is not a feature that they would want. I will have to </w:t>
+      </w:r>
+      <w:r>
+        <w:t>take into consideration</w:t>
+      </w:r>
+      <w:r>
+        <w:t xml:space="preserve"> whether the score should be purely based o</w:t>
+      </w:r>
+      <w:r>
+        <w:t>n</w:t>
+      </w:r>
+      <w:r>
+        <w:t xml:space="preserve"> </w:t>
+      </w:r>
+      <w:r>
+        <w:t xml:space="preserve">time survived or if </w:t>
+      </w:r>
+      <w:r>
+        <w:t xml:space="preserve">other </w:t>
+      </w:r>
+      <w:r>
+        <w:t xml:space="preserve">factors such as difficulty and average frustration level </w:t>
+      </w:r>
+      <w:r>
+        <w:t>should have an impact on the player’s final score.</w:t>
+      </w:r>
+      <w:r>
+        <w:t xml:space="preserve"> I could also </w:t>
+      </w:r>
+      <w:r>
+        <w:t xml:space="preserve">consider a handicap feature that allows students from different year groups to compete against each other </w:t>
+      </w:r>
+      <w:r>
+        <w:t>fairly</w:t>
+      </w:r>
+      <w:r>
+        <w:t>.</w:t>
+      </w:r>
+    </w:p>
+    <w:p>
+      <w:pPr>
+        <w:pStyle w:val="Heading2"/>
+      </w:pPr>
+      <w:bookmarkStart w:id="13" w:name="_Question_8:_Would"/>
+      <w:bookmarkEnd w:id="13"/>
+      <w:r>
+        <w:t xml:space="preserve">Question 8: </w:t>
+      </w:r>
+      <w:r>
+        <w:t>Would you like an online lea</w:t>
+      </w:r>
+      <w:r>
+        <w:t>d</w:t>
+      </w:r>
+      <w:r>
+        <w:t>erboard?</w:t>
+      </w:r>
+    </w:p>
+    <w:p>
+      <w:r>
+        <w:t xml:space="preserve">Whilst slightly more divided than some previous questions, </w:t>
+      </w:r>
+      <w:r>
+        <w:t xml:space="preserve">most students agreed that they would like an online leaderboard. I </w:t>
+      </w:r>
+      <w:r>
+        <w:t xml:space="preserve">think that this feature would add an incentive to use the revision tool as </w:t>
+      </w:r>
+      <w:r>
+        <w:t xml:space="preserve">it would allow </w:t>
+      </w:r>
+      <w:r>
+        <w:t xml:space="preserve">students </w:t>
+      </w:r>
+      <w:r>
+        <w:t xml:space="preserve">to directly compete with each other to try and get the highest score. I have personally </w:t>
+      </w:r>
+      <w:r>
+        <w:t>seen and experienced that this can be quite strong motivation for students to use a revision tool.</w:t>
+      </w:r>
+    </w:p>
+    <w:p>
+      <w:pPr>
+        <w:pStyle w:val="Heading2"/>
+      </w:pPr>
+      <w:r>
+        <w:lastRenderedPageBreak/>
+        <w:drawing>
+          <wp:anchor distT="0" distB="0" distL="114300" distR="114300" simplePos="0" relativeHeight="251664389" behindDoc="0" locked="0" layoutInCell="1" allowOverlap="1" wp14:anchorId="476BD938" wp14:editId="7657031E">
+            <wp:simplePos x="0" y="0"/>
+            <wp:positionH relativeFrom="column">
+              <wp:posOffset>28575</wp:posOffset>
+            </wp:positionH>
+            <wp:positionV relativeFrom="paragraph">
+              <wp:posOffset>278130</wp:posOffset>
+            </wp:positionV>
+            <wp:extent cx="5731510" cy="2059940"/>
+            <wp:effectExtent l="0" t="0" r="2540" b="0"/>
+            <wp:wrapTopAndBottom/>
+            <wp:docPr id="12" name="Picture 12" descr="Chart, bar chart&#10;&#10;Description automatically generated"/>
+            <wp:cNvGraphicFramePr>
+              <a:graphicFrameLocks xmlns:a="http://schemas.openxmlformats.org/drawingml/2006/main" noChangeAspect="1"/>
+            </wp:cNvGraphicFramePr>
+            <a:graphic xmlns:a="http://schemas.openxmlformats.org/drawingml/2006/main">
+              <a:graphicData uri="http://schemas.openxmlformats.org/drawingml/2006/picture">
+                <pic:pic xmlns:pic="http://schemas.openxmlformats.org/drawingml/2006/picture">
+                  <pic:nvPicPr>
+                    <pic:cNvPr id="12" name="Picture 12" descr="Chart, bar chart&#10;&#10;Description automatically generated"/>
+                    <pic:cNvPicPr/>
+                  </pic:nvPicPr>
+                  <pic:blipFill>
+                    <a:blip r:embed="rId19"/>
+                    <a:stretch>
+                      <a:fillRect/>
+                    </a:stretch>
+                  </pic:blipFill>
+                  <pic:spPr>
+                    <a:xfrm>
+                      <a:off x="0" y="0"/>
+                      <a:ext cx="5731510" cy="2059940"/>
+                    </a:xfrm>
+                    <a:prstGeom prst="rect">
+                      <a:avLst/>
+                    </a:prstGeom>
+                  </pic:spPr>
+                </pic:pic>
+              </a:graphicData>
+            </a:graphic>
+          </wp:anchor>
+        </w:drawing>
+      </w:r>
+      <w:r>
+        <w:t>Question 9:</w:t>
+      </w:r>
+      <w:r>
+        <w:t xml:space="preserve"> </w:t>
+      </w:r>
+      <w:r>
+        <w:t>What filtering options would you like on an online leaderboard?</w:t>
+      </w:r>
+    </w:p>
+    <w:p>
+      <w:r>
+        <w:t>There was a fairly even spread of responses to this question, indicating that</w:t>
+      </w:r>
+      <w:r>
+        <w:t xml:space="preserve"> it would be worthwhile to implement all of the mentioned filters, and potentially even a customisable option. Thi</w:t>
+      </w:r>
+      <w:r>
+        <w:t>s will add some complexity in that it will require me to store the time of each recorded score.</w:t>
+      </w:r>
+      <w:r>
+        <w:t xml:space="preserve"> Additionally, ten (</w:t>
+      </w:r>
+      <w:r>
+        <w:t>50%)</w:t>
+      </w:r>
+      <w:r>
+        <w:t xml:space="preserve"> </w:t>
+      </w:r>
+      <w:r>
+        <w:t xml:space="preserve">students wanted to be able to filter </w:t>
+      </w:r>
+      <w:r>
+        <w:t xml:space="preserve">the leaderboard based on whether it was a GCSE or A-Level student that submitted it. I will probably implement this by having two separate leaderboards for </w:t>
+      </w:r>
+      <w:r>
+        <w:t>GCSE and A-Level students.</w:t>
+      </w:r>
+    </w:p>
+    <w:p>
+      <w:pPr>
+        <w:pStyle w:val="Heading2"/>
+      </w:pPr>
+      <w:bookmarkStart w:id="14" w:name="_Question_10:_Would"/>
+      <w:bookmarkEnd w:id="14"/>
+      <w:r>
+        <w:drawing>
+          <wp:anchor distT="0" distB="0" distL="114300" distR="114300" simplePos="0" relativeHeight="251666437" behindDoc="0" locked="0" layoutInCell="1" allowOverlap="1" wp14:anchorId="70F81776" wp14:editId="51C3DD1F">
+            <wp:simplePos x="0" y="0"/>
+            <wp:positionH relativeFrom="column">
+              <wp:posOffset>2066925</wp:posOffset>
+            </wp:positionH>
+            <wp:positionV relativeFrom="paragraph">
+              <wp:posOffset>241935</wp:posOffset>
+            </wp:positionV>
+            <wp:extent cx="2066925" cy="2562225"/>
+            <wp:effectExtent l="0" t="0" r="9525" b="9525"/>
+            <wp:wrapTopAndBottom/>
+            <wp:docPr id="13" name="Picture 13" descr="Chart, pie chart&#10;&#10;Description automatically generated"/>
+            <wp:cNvGraphicFramePr>
+              <a:graphicFrameLocks xmlns:a="http://schemas.openxmlformats.org/drawingml/2006/main" noChangeAspect="1"/>
+            </wp:cNvGraphicFramePr>
+            <a:graphic xmlns:a="http://schemas.openxmlformats.org/drawingml/2006/main">
+              <a:graphicData uri="http://schemas.openxmlformats.org/drawingml/2006/picture">
+                <pic:pic xmlns:pic="http://schemas.openxmlformats.org/drawingml/2006/picture">
+                  <pic:nvPicPr>
+                    <pic:cNvPr id="13" name="Picture 13" descr="Chart, pie chart&#10;&#10;Description automatically generated"/>
+                    <pic:cNvPicPr/>
+                  </pic:nvPicPr>
+                  <pic:blipFill>
+                    <a:blip r:embed="rId20"/>
+                    <a:stretch>
+                      <a:fillRect/>
+                    </a:stretch>
+                  </pic:blipFill>
+                  <pic:spPr>
+                    <a:xfrm>
+                      <a:off x="0" y="0"/>
+                      <a:ext cx="2066925" cy="2562225"/>
+                    </a:xfrm>
+                    <a:prstGeom prst="rect">
+                      <a:avLst/>
+                    </a:prstGeom>
+                  </pic:spPr>
+                </pic:pic>
+              </a:graphicData>
+            </a:graphic>
+          </wp:anchor>
+        </w:drawing>
+      </w:r>
+      <w:r>
+        <w:t>Question 10: Would you use a learning mode?</w:t>
+      </w:r>
+    </w:p>
+    <w:p>
+      <w:r>
+        <w:t xml:space="preserve">With only one (4%) student answering no to this question it is clear that this is a feature I should place </w:t>
+      </w:r>
+      <w:r>
+        <w:t xml:space="preserve">some real emphasis on within my final project. I believe that this will add some legitimacy to </w:t>
+      </w:r>
+      <w:r>
+        <w:t>my project</w:t>
+      </w:r>
+      <w:r>
+        <w:t>'</w:t>
+      </w:r>
+      <w:r>
+        <w:t xml:space="preserve">s claim as not just a game </w:t>
+      </w:r>
+      <w:r>
+        <w:t>but a revision tool that can legitimately help people revise for their exams.</w:t>
+      </w:r>
+    </w:p>
+    <w:p>
+      <w:pPr>
+        <w:pStyle w:val="Heading2"/>
+      </w:pPr>
+      <w:bookmarkStart w:id="15" w:name="_Question_11:_Would"/>
+      <w:bookmarkEnd w:id="15"/>
+      <w:r>
+        <w:lastRenderedPageBreak/>
+        <w:drawing>
+          <wp:anchor distT="0" distB="0" distL="114300" distR="114300" simplePos="0" relativeHeight="251668485" behindDoc="0" locked="0" layoutInCell="1" allowOverlap="1" wp14:anchorId="0F373910" wp14:editId="501186B5">
+            <wp:simplePos x="0" y="0"/>
+            <wp:positionH relativeFrom="column">
+              <wp:posOffset>1990725</wp:posOffset>
+            </wp:positionH>
+            <wp:positionV relativeFrom="paragraph">
+              <wp:posOffset>247015</wp:posOffset>
+            </wp:positionV>
+            <wp:extent cx="1990725" cy="2581275"/>
+            <wp:effectExtent l="0" t="0" r="9525" b="9525"/>
+            <wp:wrapTopAndBottom/>
+            <wp:docPr id="15" name="Picture 15" descr="Chart, pie chart&#10;&#10;Description automatically generated"/>
+            <wp:cNvGraphicFramePr>
+              <a:graphicFrameLocks xmlns:a="http://schemas.openxmlformats.org/drawingml/2006/main" noChangeAspect="1"/>
+            </wp:cNvGraphicFramePr>
+            <a:graphic xmlns:a="http://schemas.openxmlformats.org/drawingml/2006/main">
+              <a:graphicData uri="http://schemas.openxmlformats.org/drawingml/2006/picture">
+                <pic:pic xmlns:pic="http://schemas.openxmlformats.org/drawingml/2006/picture">
+                  <pic:nvPicPr>
+                    <pic:cNvPr id="15" name="Picture 15" descr="Chart, pie chart&#10;&#10;Description automatically generated"/>
+                    <pic:cNvPicPr/>
+                  </pic:nvPicPr>
+                  <pic:blipFill>
+                    <a:blip r:embed="rId21"/>
+                    <a:stretch>
+                      <a:fillRect/>
+                    </a:stretch>
+                  </pic:blipFill>
+                  <pic:spPr>
+                    <a:xfrm>
+                      <a:off x="0" y="0"/>
+                      <a:ext cx="1990725" cy="2581275"/>
+                    </a:xfrm>
+                    <a:prstGeom prst="rect">
+                      <a:avLst/>
+                    </a:prstGeom>
+                  </pic:spPr>
+                </pic:pic>
+              </a:graphicData>
+            </a:graphic>
+          </wp:anchor>
+        </w:drawing>
+      </w:r>
+      <w:r>
+        <w:t xml:space="preserve">Question 11: </w:t>
+      </w:r>
+      <w:r>
+        <w:t>Would you use a zen mode?</w:t>
+      </w:r>
+    </w:p>
+    <w:p>
+      <w:r>
+        <w:t xml:space="preserve">This question was very divisive with </w:t>
+      </w:r>
+      <w:r>
+        <w:t xml:space="preserve">thirteen (52%) of students saying that they would use a zen mode. </w:t>
+      </w:r>
+      <w:r>
+        <w:t xml:space="preserve">I suspect that there is a chance that some of the respondents </w:t>
+      </w:r>
+      <w:r>
+        <w:t>did not understand what I meant by zen mode (a</w:t>
+      </w:r>
+      <w:r>
+        <w:t>n endless</w:t>
+      </w:r>
+      <w:r>
+        <w:t xml:space="preserve"> mode where you can just keep </w:t>
+      </w:r>
+      <w:r>
+        <w:t xml:space="preserve">playing </w:t>
+      </w:r>
+      <w:r>
+        <w:t>regardless of the “frustration level”)</w:t>
+      </w:r>
+      <w:r>
+        <w:t xml:space="preserve">. I think that this would be a valuable </w:t>
+      </w:r>
+      <w:r>
+        <w:t xml:space="preserve">feature for someone who just wants to revise the topic without having to </w:t>
+      </w:r>
+      <w:r>
+        <w:t xml:space="preserve">worry about </w:t>
+      </w:r>
+      <w:hyperlink w:anchor="_Question_6:_Would" w:history="1">
+        <w:r>
+          <w:rPr>
+            <w:rStyle w:val="Hyperlink"/>
+          </w:rPr>
+          <w:t>the difficulty increasing</w:t>
+        </w:r>
+      </w:hyperlink>
+      <w:r>
+        <w:t xml:space="preserve"> as the game progresses</w:t>
+      </w:r>
+      <w:r>
+        <w:t xml:space="preserve">. It also theoretically shouldn’t be too difficult to implement </w:t>
+      </w:r>
+      <w:r>
+        <w:t xml:space="preserve">as I could just remove the check for </w:t>
+      </w:r>
+      <w:r>
+        <w:t>the game</w:t>
+      </w:r>
+      <w:r>
+        <w:t>-</w:t>
+      </w:r>
+      <w:r>
+        <w:t xml:space="preserve">over </w:t>
+      </w:r>
+      <w:r>
+        <w:t>event</w:t>
+      </w:r>
+      <w:r>
+        <w:t xml:space="preserve"> if zen mode is active.</w:t>
+      </w:r>
+    </w:p>
+    <w:p>
+      <w:pPr>
+        <w:pStyle w:val="Heading2"/>
+      </w:pPr>
+      <w:r>
+        <w:drawing>
+          <wp:anchor distT="0" distB="0" distL="114300" distR="114300" simplePos="0" relativeHeight="251670533" behindDoc="0" locked="0" layoutInCell="1" allowOverlap="1" wp14:anchorId="385D0DF2" wp14:editId="7D4A4FE8">
+            <wp:simplePos x="0" y="0"/>
+            <wp:positionH relativeFrom="column">
+              <wp:posOffset>1990725</wp:posOffset>
+            </wp:positionH>
+            <wp:positionV relativeFrom="paragraph">
+              <wp:posOffset>255905</wp:posOffset>
+            </wp:positionV>
+            <wp:extent cx="2333625" cy="2638425"/>
+            <wp:effectExtent l="0" t="0" r="9525" b="9525"/>
+            <wp:wrapTopAndBottom/>
+            <wp:docPr id="16" name="Picture 16" descr="Chart, pie chart&#10;&#10;Description automatically generated"/>
+            <wp:cNvGraphicFramePr>
+              <a:graphicFrameLocks xmlns:a="http://schemas.openxmlformats.org/drawingml/2006/main" noChangeAspect="1"/>
+            </wp:cNvGraphicFramePr>
+            <a:graphic xmlns:a="http://schemas.openxmlformats.org/drawingml/2006/main">
+              <a:graphicData uri="http://schemas.openxmlformats.org/drawingml/2006/picture">
+                <pic:pic xmlns:pic="http://schemas.openxmlformats.org/drawingml/2006/picture">
+                  <pic:nvPicPr>
+                    <pic:cNvPr id="16" name="Picture 16" descr="Chart, pie chart&#10;&#10;Description automatically generated"/>
+                    <pic:cNvPicPr/>
+                  </pic:nvPicPr>
+                  <pic:blipFill>
+                    <a:blip r:embed="rId22"/>
+                    <a:stretch>
+                      <a:fillRect/>
+                    </a:stretch>
+                  </pic:blipFill>
+                  <pic:spPr>
+                    <a:xfrm>
+                      <a:off x="0" y="0"/>
+                      <a:ext cx="2333625" cy="2638425"/>
+                    </a:xfrm>
+                    <a:prstGeom prst="rect">
+                      <a:avLst/>
+                    </a:prstGeom>
+                  </pic:spPr>
+                </pic:pic>
+              </a:graphicData>
+            </a:graphic>
+          </wp:anchor>
+        </w:drawing>
+      </w:r>
+      <w:r>
+        <w:t xml:space="preserve">Question 12: </w:t>
+      </w:r>
+      <w:r>
+        <w:t>Do you prefer fast or slow-paced games?</w:t>
+      </w:r>
+    </w:p>
+    <w:p>
+      <w:r>
+        <w:t xml:space="preserve">With twenty-one (84%) students </w:t>
+      </w:r>
+      <w:r>
+        <w:t xml:space="preserve">this reaffirms my decision to </w:t>
+      </w:r>
+      <w:hyperlink w:anchor="_Question_6:_Would" w:history="1">
+        <w:r>
+          <w:rPr>
+            <w:rStyle w:val="Hyperlink"/>
+          </w:rPr>
+          <w:t>Question 6</w:t>
+        </w:r>
+      </w:hyperlink>
+      <w:r>
+        <w:t xml:space="preserve">. Additionally, those who prefer </w:t>
+      </w:r>
+      <w:r>
+        <w:t xml:space="preserve">a slower game can use the </w:t>
+      </w:r>
+      <w:hyperlink w:anchor="_Question_11:_Would" w:history="1">
+        <w:r>
+          <w:rPr>
+            <w:rStyle w:val="Hyperlink"/>
+          </w:rPr>
+          <w:t>zen mode</w:t>
+        </w:r>
+      </w:hyperlink>
+      <w:r>
+        <w:t>.</w:t>
+      </w:r>
+    </w:p>
+    <w:p>
+      <w:pPr>
+        <w:pStyle w:val="Heading2"/>
+      </w:pPr>
+      <w:r>
+        <w:lastRenderedPageBreak/>
+        <w:drawing>
+          <wp:anchor distT="0" distB="0" distL="114300" distR="114300" simplePos="0" relativeHeight="251672581" behindDoc="0" locked="0" layoutInCell="1" allowOverlap="1" wp14:anchorId="04959112" wp14:editId="50842CCD">
+            <wp:simplePos x="0" y="0"/>
+            <wp:positionH relativeFrom="column">
+              <wp:posOffset>1520041</wp:posOffset>
+            </wp:positionH>
+            <wp:positionV relativeFrom="paragraph">
+              <wp:posOffset>275112</wp:posOffset>
+            </wp:positionV>
+            <wp:extent cx="3057525" cy="2609850"/>
+            <wp:effectExtent l="0" t="0" r="9525" b="0"/>
+            <wp:wrapTopAndBottom/>
+            <wp:docPr id="17" name="Picture 17" descr="Chart, pie chart&#10;&#10;Description automatically generated"/>
+            <wp:cNvGraphicFramePr>
+              <a:graphicFrameLocks xmlns:a="http://schemas.openxmlformats.org/drawingml/2006/main" noChangeAspect="1"/>
+            </wp:cNvGraphicFramePr>
+            <a:graphic xmlns:a="http://schemas.openxmlformats.org/drawingml/2006/main">
+              <a:graphicData uri="http://schemas.openxmlformats.org/drawingml/2006/picture">
+                <pic:pic xmlns:pic="http://schemas.openxmlformats.org/drawingml/2006/picture">
+                  <pic:nvPicPr>
+                    <pic:cNvPr id="17" name="Picture 17" descr="Chart, pie chart&#10;&#10;Description automatically generated"/>
+                    <pic:cNvPicPr/>
+                  </pic:nvPicPr>
+                  <pic:blipFill>
+                    <a:blip r:embed="rId23"/>
+                    <a:stretch>
+                      <a:fillRect/>
+                    </a:stretch>
+                  </pic:blipFill>
+                  <pic:spPr>
+                    <a:xfrm>
+                      <a:off x="0" y="0"/>
+                      <a:ext cx="3057525" cy="2609850"/>
+                    </a:xfrm>
+                    <a:prstGeom prst="rect">
+                      <a:avLst/>
+                    </a:prstGeom>
+                  </pic:spPr>
+                </pic:pic>
+              </a:graphicData>
+            </a:graphic>
+          </wp:anchor>
+        </w:drawing>
+      </w:r>
+      <w:r>
+        <w:t xml:space="preserve">Question 13: </w:t>
+      </w:r>
+      <w:r>
+        <w:t>What control scheme would you prefer?</w:t>
+      </w:r>
+    </w:p>
+    <w:p>
+      <w:r>
+        <w:t>With twenty-one (</w:t>
+      </w:r>
+      <w:r>
+        <w:t xml:space="preserve">84%) of students saying keyboard and mouse, this </w:t>
+      </w:r>
+      <w:r>
+        <w:t xml:space="preserve">is </w:t>
+      </w:r>
+      <w:r>
+        <w:t xml:space="preserve">clearly the most popular opinion. </w:t>
+      </w:r>
+      <w:r>
+        <w:t xml:space="preserve">It would not be practical for me to implement options </w:t>
+      </w:r>
+      <w:r>
+        <w:t xml:space="preserve">as </w:t>
+      </w:r>
+      <w:r>
+        <w:t xml:space="preserve">this would add a lot of </w:t>
+      </w:r>
+      <w:r>
+        <w:t>difficult</w:t>
+      </w:r>
+      <w:r>
+        <w:t>ies</w:t>
+      </w:r>
+      <w:r>
+        <w:t xml:space="preserve"> and require a lot of time without adding much technical complexity to the </w:t>
+      </w:r>
+      <w:r>
+        <w:t xml:space="preserve">project. I do feel however, that due to the nature of the game that the majority of the inputs will be performed using the mouse with only </w:t>
+      </w:r>
+      <w:r>
+        <w:t>some requiring the keyboard.</w:t>
+      </w:r>
+    </w:p>
+    <w:p>
+      <w:pPr>
+        <w:pStyle w:val="Heading2"/>
+      </w:pPr>
+      <w:r>
+        <w:t>Question 14</w:t>
+      </w:r>
+      <w:r>
+        <w:t>: How many minutes should the average game last?</w:t>
+      </w:r>
+      <w:r>
+        <w:t xml:space="preserve"> </w:t>
+      </w:r>
+    </w:p>
+    <w:p>
+      <w:r>
+        <w:t>After removing anomalous and unrealistic responses</w:t>
+      </w:r>
+      <w:r>
+        <w:t xml:space="preserve">, the mean of the responses was 8.3 minutes. I will keep this in mind throughout the </w:t>
+      </w:r>
+      <w:r>
+        <w:t xml:space="preserve">development process, especially when </w:t>
+      </w:r>
+      <w:r>
+        <w:t xml:space="preserve">calibrating the </w:t>
+      </w:r>
+      <w:hyperlink w:anchor="_Question_6:_Would" w:history="1">
+        <w:r>
+          <w:rPr>
+            <w:rStyle w:val="Hyperlink"/>
+          </w:rPr>
+          <w:t>difficulty ramping</w:t>
+        </w:r>
+      </w:hyperlink>
+      <w:r>
+        <w:t>.</w:t>
+      </w:r>
+    </w:p>
+    <w:p>
+      <w:pPr>
+        <w:pStyle w:val="Heading2"/>
+      </w:pPr>
+      <w:r>
+        <w:t>Question 15: Any other comments?</w:t>
+      </w:r>
+    </w:p>
+    <w:p>
+      <w:r>
+        <w:t xml:space="preserve">The two main suggestions received here were multiplayer capability and </w:t>
+      </w:r>
+      <w:r>
+        <w:t xml:space="preserve">having to deal with malicious devices/software attempting to sabotage the computer. </w:t>
+      </w:r>
+      <w:r>
+        <w:t xml:space="preserve">I like the idea of defending against malware and will definitely consider it when formulating a list of </w:t>
+      </w:r>
+      <w:r>
+        <w:t xml:space="preserve">tasks that the player will have to complete. </w:t>
+      </w:r>
+    </w:p>
+    <w:p>
+      <w:r>
+        <w:t xml:space="preserve">Multiplayer </w:t>
+      </w:r>
+      <w:r>
+        <w:t>features</w:t>
+      </w:r>
+      <w:r>
+        <w:t xml:space="preserve"> will add a lot of complexity to my project and </w:t>
+      </w:r>
+      <w:r>
+        <w:t xml:space="preserve">showcase my programming capabilities. </w:t>
+      </w:r>
+      <w:r>
+        <w:t xml:space="preserve">Despite it being a duelling mode specifically that was requested, it is more likely to be a coop mode as duelling someone could be achieved by comparing scores on the </w:t>
+      </w:r>
+      <w:hyperlink w:anchor="_Question_8:_Would" w:history="1">
+        <w:r>
+          <w:rPr>
+            <w:rStyle w:val="Hyperlink"/>
+          </w:rPr>
+          <w:t>online leaderboard</w:t>
+        </w:r>
+      </w:hyperlink>
+      <w:r>
+        <w:t>.</w:t>
       </w:r>
     </w:p>
     <w:sectPr>
-      <w:headerReference w:type="default" r:id="rId13"/>
-      <w:footerReference w:type="default" r:id="rId14"/>
-      <w:headerReference w:type="first" r:id="rId15"/>
-      <w:footerReference w:type="first" r:id="rId16"/>
+      <w:headerReference w:type="default" r:id="rId24"/>
+      <w:footerReference w:type="default" r:id="rId25"/>
+      <w:headerReference w:type="first" r:id="rId26"/>
+      <w:footerReference w:type="first" r:id="rId27"/>
       <w:pgSz w:w="11906" w:h="16838"/>
       <w:pgMar w:top="1440" w:right="1440" w:bottom="1440" w:left="1440" w:header="708" w:footer="708" w:gutter="0"/>
       <w:pgNumType w:start="1"/>
@@ -1349,6 +3031,13 @@
       <w:r>
         <w:continuationSeparator/>
       </w:r>
+    </w:p>
+  </w:endnote>
+  <w:endnote w:type="continuationNotice" w:id="1">
+    <w:p>
+      <w:pPr>
+        <w:spacing w:after="0" w:line="240" w:lineRule="auto"/>
+      </w:pPr>
     </w:p>
   </w:endnote>
 </w:endnotes>
@@ -1388,7 +3077,7 @@
           <w:rPr>
             <w:noProof/>
           </w:rPr>
-          <w:t>2</w:t>
+          <w:t>7</w:t>
         </w:r>
         <w:r>
           <w:rPr>
@@ -1441,7 +3130,7 @@
           <w:rPr>
             <w:noProof/>
           </w:rPr>
-          <w:t>2</w:t>
+          <w:t>1</w:t>
         </w:r>
         <w:r>
           <w:rPr>
@@ -1480,6 +3169,13 @@
       <w:r>
         <w:continuationSeparator/>
       </w:r>
+    </w:p>
+  </w:footnote>
+  <w:footnote w:type="continuationNotice" w:id="1">
+    <w:p>
+      <w:pPr>
+        <w:spacing w:after="0" w:line="240" w:lineRule="auto"/>
+      </w:pPr>
     </w:p>
   </w:footnote>
 </w:footnotes>
@@ -1550,6 +3246,10 @@
     </w:pPr>
   </w:p>
 </w:hdr>
+</file>
+
+<file path=word/numbering.xml><?xml version="1.0" encoding="utf-8"?>
+<w:numbering xmlns:wpc="http://schemas.microsoft.com/office/word/2010/wordprocessingCanvas" xmlns:cx="http://schemas.microsoft.com/office/drawing/2014/chartex" xmlns:cx1="http://schemas.microsoft.com/office/drawing/2015/9/8/chartex" xmlns:cx2="http://schemas.microsoft.com/office/drawing/2015/10/21/chartex" xmlns:cx3="http://schemas.microsoft.com/office/drawing/2016/5/9/chartex" xmlns:cx4="http://schemas.microsoft.com/office/drawing/2016/5/10/chartex" xmlns:cx5="http://schemas.microsoft.com/office/drawing/2016/5/11/chartex" xmlns:cx6="http://schemas.microsoft.com/office/drawing/2016/5/12/chartex" xmlns:cx7="http://schemas.microsoft.com/office/drawing/2016/5/13/chartex" xmlns:cx8="http://schemas.microsoft.com/office/drawing/2016/5/14/chartex" xmlns:mc="http://schemas.openxmlformats.org/markup-compatibility/2006" xmlns:aink="http://schemas.microsoft.com/office/drawing/2016/ink" xmlns:am3d="http://schemas.microsoft.com/office/drawing/2017/model3d" xmlns:o="urn:schemas-microsoft-com:office:office" xmlns:oel="http://schemas.microsoft.com/office/2019/extlst" xmlns:r="http://schemas.openxmlformats.org/officeDocument/2006/relationships" xmlns:m="http://schemas.openxmlformats.org/officeDocument/2006/math" xmlns:v="urn:schemas-microsoft-com:vml" xmlns:wp14="http://schemas.microsoft.com/office/word/2010/wordprocessingDrawing" xmlns:wp="http://schemas.openxmlformats.org/drawingml/2006/wordprocessingDrawing" xmlns:w10="urn:schemas-microsoft-com:office:word" xmlns:w="http://schemas.openxmlformats.org/wordprocessingml/2006/main" xmlns:w14="http://schemas.microsoft.com/office/word/2010/wordml" xmlns:w15="http://schemas.microsoft.com/office/word/2012/wordml" xmlns:w16cex="http://schemas.microsoft.com/office/word/2018/wordml/cex" xmlns:w16cid="http://schemas.microsoft.com/office/word/2016/wordml/cid" xmlns:w16="http://schemas.microsoft.com/office/word/2018/wordml" xmlns:w16sdtdh="http://schemas.microsoft.com/office/word/2020/wordml/sdtdatahash" xmlns:w16se="http://schemas.microsoft.com/office/word/2015/wordml/symex" xmlns:wpg="http://schemas.microsoft.com/office/word/2010/wordprocessingGroup" xmlns:wpi="http://schemas.microsoft.com/office/word/2010/wordprocessingInk" xmlns:wne="http://schemas.microsoft.com/office/word/2006/wordml" xmlns:wps="http://schemas.microsoft.com/office/word/2010/wordprocessingShape" mc:Ignorable="w14 w15 w16se w16cid w16 w16cex w16sdtdh wp14"/>
 </file>
 
 <file path=word/styles.xml><?xml version="1.0" encoding="utf-8"?>
@@ -1675,7 +3375,6 @@
     <w:lsdException w:name="HTML Sample" w:semiHidden="1" w:unhideWhenUsed="1"/>
     <w:lsdException w:name="HTML Typewriter" w:semiHidden="1" w:unhideWhenUsed="1"/>
     <w:lsdException w:name="HTML Variable" w:semiHidden="1" w:unhideWhenUsed="1"/>
-    <w:lsdException w:name="Normal Table" w:semiHidden="1" w:unhideWhenUsed="1"/>
     <w:lsdException w:name="annotation subject" w:semiHidden="1" w:unhideWhenUsed="1"/>
     <w:lsdException w:name="No List" w:semiHidden="1" w:unhideWhenUsed="1"/>
     <w:lsdException w:name="Outline List 1" w:semiHidden="1" w:unhideWhenUsed="1"/>
@@ -1718,11 +3417,8 @@
     <w:lsdException w:name="Table Contemporary" w:semiHidden="1" w:unhideWhenUsed="1"/>
     <w:lsdException w:name="Table Elegant" w:semiHidden="1" w:unhideWhenUsed="1"/>
     <w:lsdException w:name="Table Professional" w:semiHidden="1" w:unhideWhenUsed="1"/>
-    <w:lsdException w:name="Table Subtle 1" w:semiHidden="1" w:unhideWhenUsed="1"/>
     <w:lsdException w:name="Table Subtle 2" w:semiHidden="1" w:unhideWhenUsed="1"/>
     <w:lsdException w:name="Table Web 1" w:semiHidden="1" w:unhideWhenUsed="1"/>
-    <w:lsdException w:name="Table Web 2" w:semiHidden="1" w:unhideWhenUsed="1"/>
-    <w:lsdException w:name="Table Web 3" w:semiHidden="1" w:unhideWhenUsed="1"/>
     <w:lsdException w:name="Balloon Text" w:semiHidden="1" w:unhideWhenUsed="1"/>
     <w:lsdException w:name="Table Grid" w:uiPriority="39"/>
     <w:lsdException w:name="Table Theme" w:semiHidden="1" w:unhideWhenUsed="1"/>
@@ -1998,6 +3694,27 @@
       <w:szCs w:val="26"/>
     </w:rPr>
   </w:style>
+  <w:style w:type="paragraph" w:styleId="Heading3">
+    <w:name w:val="heading 3"/>
+    <w:basedOn w:val="Normal"/>
+    <w:next w:val="Normal"/>
+    <w:link w:val="Heading3Char"/>
+    <w:uiPriority w:val="9"/>
+    <w:unhideWhenUsed/>
+    <w:qFormat/>
+    <w:rsid w:val="00C24644"/>
+    <w:pPr>
+      <w:keepNext/>
+      <w:keepLines/>
+      <w:spacing w:before="40" w:after="0"/>
+      <w:outlineLvl w:val="2"/>
+    </w:pPr>
+    <w:rPr>
+      <w:rFonts w:asciiTheme="majorHAnsi" w:eastAsiaTheme="majorEastAsia" w:hAnsiTheme="majorHAnsi" w:cstheme="majorBidi"/>
+      <w:color w:val="1F3763" w:themeColor="accent1" w:themeShade="7F"/>
+      <w:szCs w:val="24"/>
+    </w:rPr>
+  </w:style>
   <w:style w:type="character" w:default="1" w:styleId="DefaultParagraphFont">
     <w:name w:val="Default Paragraph Font"/>
     <w:uiPriority w:val="1"/>
@@ -2212,6 +3929,56 @@
     <w:rPr>
       <w:rFonts w:eastAsiaTheme="minorEastAsia"/>
       <w:lang w:val="en-US"/>
+    </w:rPr>
+  </w:style>
+  <w:style w:type="character" w:customStyle="1" w:styleId="Heading3Char">
+    <w:name w:val="Heading 3 Char"/>
+    <w:basedOn w:val="DefaultParagraphFont"/>
+    <w:link w:val="Heading3"/>
+    <w:uiPriority w:val="9"/>
+    <w:rsid w:val="00C24644"/>
+    <w:rPr>
+      <w:rFonts w:asciiTheme="majorHAnsi" w:eastAsiaTheme="majorEastAsia" w:hAnsiTheme="majorHAnsi" w:cstheme="majorBidi"/>
+      <w:color w:val="1F3763" w:themeColor="accent1" w:themeShade="7F"/>
+      <w:sz w:val="24"/>
+      <w:szCs w:val="24"/>
+    </w:rPr>
+  </w:style>
+  <w:style w:type="paragraph" w:styleId="TOC3">
+    <w:name w:val="toc 3"/>
+    <w:basedOn w:val="Normal"/>
+    <w:next w:val="Normal"/>
+    <w:autoRedefine/>
+    <w:uiPriority w:val="39"/>
+    <w:unhideWhenUsed/>
+    <w:rsid w:val="00C24644"/>
+    <w:pPr>
+      <w:spacing w:after="100"/>
+      <w:ind w:left="480"/>
+    </w:pPr>
+  </w:style>
+  <w:style w:type="character" w:styleId="UnresolvedMention">
+    <w:name w:val="Unresolved Mention"/>
+    <w:basedOn w:val="DefaultParagraphFont"/>
+    <w:uiPriority w:val="99"/>
+    <w:semiHidden/>
+    <w:unhideWhenUsed/>
+    <w:rsid w:val="00210D7F"/>
+    <w:rPr>
+      <w:color w:val="605E5C"/>
+      <w:shd w:val="clear" w:color="auto" w:fill="E1DFDD"/>
+    </w:rPr>
+  </w:style>
+  <w:style w:type="character" w:styleId="FollowedHyperlink">
+    <w:name w:val="FollowedHyperlink"/>
+    <w:basedOn w:val="DefaultParagraphFont"/>
+    <w:uiPriority w:val="99"/>
+    <w:semiHidden/>
+    <w:unhideWhenUsed/>
+    <w:rsid w:val="00210D7F"/>
+    <w:rPr>
+      <w:color w:val="954F72" w:themeColor="followedHyperlink"/>
+      <w:u w:val="single"/>
     </w:rPr>
   </w:style>
 </w:styles>
@@ -2536,7 +4303,7 @@
 </file>
 
 <file path=customXml/itemProps2.xml><?xml version="1.0" encoding="utf-8"?>
-<ds:datastoreItem xmlns:ds="http://schemas.openxmlformats.org/officeDocument/2006/customXml" ds:itemID="{FF6F4A35-C32A-4A99-B47C-7CB672693F9E}">
+<ds:datastoreItem xmlns:ds="http://schemas.openxmlformats.org/officeDocument/2006/customXml" ds:itemID="{F7DFAA24-14DB-429E-BA63-6074C77E9DEC}">
   <ds:schemaRefs>
     <ds:schemaRef ds:uri="http://schemas.openxmlformats.org/officeDocument/2006/bibliography"/>
   </ds:schemaRefs>

--- a/Analysis.docx
+++ b/Analysis.docx
@@ -154,7 +154,7 @@
           <w:r>
             <w:fldChar w:fldCharType="separate"/>
           </w:r>
-          <w:hyperlink w:anchor="_Toc124869867" w:history="1">
+          <w:hyperlink w:anchor="_Toc124875732" w:history="1">
             <w:r>
               <w:rPr>
                 <w:rStyle w:val="Hyperlink"/>
@@ -181,7 +181,7 @@
                 <w:noProof/>
                 <w:webHidden/>
               </w:rPr>
-              <w:instrText xml:space="preserve"> PAGEREF _Toc124869867 \h </w:instrText>
+              <w:instrText xml:space="preserve"> PAGEREF _Toc124875732 \h </w:instrText>
             </w:r>
             <w:r>
               <w:rPr>
@@ -225,7 +225,7 @@
               <w:lang w:eastAsia="en-GB"/>
             </w:rPr>
           </w:pPr>
-          <w:hyperlink w:anchor="_Toc124869868" w:history="1">
+          <w:hyperlink w:anchor="_Toc124875733" w:history="1">
             <w:r>
               <w:rPr>
                 <w:rStyle w:val="Hyperlink"/>
@@ -252,7 +252,7 @@
                 <w:noProof/>
                 <w:webHidden/>
               </w:rPr>
-              <w:instrText xml:space="preserve"> PAGEREF _Toc124869868 \h </w:instrText>
+              <w:instrText xml:space="preserve"> PAGEREF _Toc124875733 \h </w:instrText>
             </w:r>
             <w:r>
               <w:rPr>
@@ -296,7 +296,7 @@
               <w:lang w:eastAsia="en-GB"/>
             </w:rPr>
           </w:pPr>
-          <w:hyperlink w:anchor="_Toc124869869" w:history="1">
+          <w:hyperlink w:anchor="_Toc124875734" w:history="1">
             <w:r>
               <w:rPr>
                 <w:rStyle w:val="Hyperlink"/>
@@ -323,7 +323,7 @@
                 <w:noProof/>
                 <w:webHidden/>
               </w:rPr>
-              <w:instrText xml:space="preserve"> PAGEREF _Toc124869869 \h </w:instrText>
+              <w:instrText xml:space="preserve"> PAGEREF _Toc124875734 \h </w:instrText>
             </w:r>
             <w:r>
               <w:rPr>
@@ -367,7 +367,7 @@
               <w:lang w:eastAsia="en-GB"/>
             </w:rPr>
           </w:pPr>
-          <w:hyperlink w:anchor="_Toc124869870" w:history="1">
+          <w:hyperlink w:anchor="_Toc124875735" w:history="1">
             <w:r>
               <w:rPr>
                 <w:rStyle w:val="Hyperlink"/>
@@ -394,7 +394,7 @@
                 <w:noProof/>
                 <w:webHidden/>
               </w:rPr>
-              <w:instrText xml:space="preserve"> PAGEREF _Toc124869870 \h </w:instrText>
+              <w:instrText xml:space="preserve"> PAGEREF _Toc124875735 \h </w:instrText>
             </w:r>
             <w:r>
               <w:rPr>
@@ -438,7 +438,7 @@
               <w:lang w:eastAsia="en-GB"/>
             </w:rPr>
           </w:pPr>
-          <w:hyperlink w:anchor="_Toc124869871" w:history="1">
+          <w:hyperlink w:anchor="_Toc124875736" w:history="1">
             <w:r>
               <w:rPr>
                 <w:rStyle w:val="Hyperlink"/>
@@ -465,7 +465,7 @@
                 <w:noProof/>
                 <w:webHidden/>
               </w:rPr>
-              <w:instrText xml:space="preserve"> PAGEREF _Toc124869871 \h </w:instrText>
+              <w:instrText xml:space="preserve"> PAGEREF _Toc124875736 \h </w:instrText>
             </w:r>
             <w:r>
               <w:rPr>
@@ -509,7 +509,7 @@
               <w:lang w:eastAsia="en-GB"/>
             </w:rPr>
           </w:pPr>
-          <w:hyperlink w:anchor="_Toc124869872" w:history="1">
+          <w:hyperlink w:anchor="_Toc124875737" w:history="1">
             <w:r>
               <w:rPr>
                 <w:rStyle w:val="Hyperlink"/>
@@ -536,7 +536,7 @@
                 <w:noProof/>
                 <w:webHidden/>
               </w:rPr>
-              <w:instrText xml:space="preserve"> PAGEREF _Toc124869872 \h </w:instrText>
+              <w:instrText xml:space="preserve"> PAGEREF _Toc124875737 \h </w:instrText>
             </w:r>
             <w:r>
               <w:rPr>
@@ -580,7 +580,7 @@
               <w:lang w:eastAsia="en-GB"/>
             </w:rPr>
           </w:pPr>
-          <w:hyperlink w:anchor="_Toc124869873" w:history="1">
+          <w:hyperlink w:anchor="_Toc124875738" w:history="1">
             <w:r>
               <w:rPr>
                 <w:rStyle w:val="Hyperlink"/>
@@ -607,7 +607,7 @@
                 <w:noProof/>
                 <w:webHidden/>
               </w:rPr>
-              <w:instrText xml:space="preserve"> PAGEREF _Toc124869873 \h </w:instrText>
+              <w:instrText xml:space="preserve"> PAGEREF _Toc124875738 \h </w:instrText>
             </w:r>
             <w:r>
               <w:rPr>
@@ -651,7 +651,7 @@
               <w:lang w:eastAsia="en-GB"/>
             </w:rPr>
           </w:pPr>
-          <w:hyperlink w:anchor="_Toc124869874" w:history="1">
+          <w:hyperlink w:anchor="_Toc124875739" w:history="1">
             <w:r>
               <w:rPr>
                 <w:rStyle w:val="Hyperlink"/>
@@ -678,7 +678,7 @@
                 <w:noProof/>
                 <w:webHidden/>
               </w:rPr>
-              <w:instrText xml:space="preserve"> PAGEREF _Toc124869874 \h </w:instrText>
+              <w:instrText xml:space="preserve"> PAGEREF _Toc124875739 \h </w:instrText>
             </w:r>
             <w:r>
               <w:rPr>
@@ -722,7 +722,7 @@
               <w:lang w:eastAsia="en-GB"/>
             </w:rPr>
           </w:pPr>
-          <w:hyperlink w:anchor="_Toc124869875" w:history="1">
+          <w:hyperlink w:anchor="_Toc124875740" w:history="1">
             <w:r>
               <w:rPr>
                 <w:rStyle w:val="Hyperlink"/>
@@ -749,7 +749,7 @@
                 <w:noProof/>
                 <w:webHidden/>
               </w:rPr>
-              <w:instrText xml:space="preserve"> PAGEREF _Toc124869875 \h </w:instrText>
+              <w:instrText xml:space="preserve"> PAGEREF _Toc124875740 \h </w:instrText>
             </w:r>
             <w:r>
               <w:rPr>
@@ -793,7 +793,7 @@
               <w:lang w:eastAsia="en-GB"/>
             </w:rPr>
           </w:pPr>
-          <w:hyperlink w:anchor="_Toc124869876" w:history="1">
+          <w:hyperlink w:anchor="_Toc124875741" w:history="1">
             <w:r>
               <w:rPr>
                 <w:rStyle w:val="Hyperlink"/>
@@ -820,7 +820,7 @@
                 <w:noProof/>
                 <w:webHidden/>
               </w:rPr>
-              <w:instrText xml:space="preserve"> PAGEREF _Toc124869876 \h </w:instrText>
+              <w:instrText xml:space="preserve"> PAGEREF _Toc124875741 \h </w:instrText>
             </w:r>
             <w:r>
               <w:rPr>
@@ -864,7 +864,7 @@
               <w:lang w:eastAsia="en-GB"/>
             </w:rPr>
           </w:pPr>
-          <w:hyperlink w:anchor="_Toc124869877" w:history="1">
+          <w:hyperlink w:anchor="_Toc124875742" w:history="1">
             <w:r>
               <w:rPr>
                 <w:rStyle w:val="Hyperlink"/>
@@ -891,7 +891,7 @@
                 <w:noProof/>
                 <w:webHidden/>
               </w:rPr>
-              <w:instrText xml:space="preserve"> PAGEREF _Toc124869877 \h </w:instrText>
+              <w:instrText xml:space="preserve"> PAGEREF _Toc124875742 \h </w:instrText>
             </w:r>
             <w:r>
               <w:rPr>
@@ -935,7 +935,7 @@
               <w:lang w:eastAsia="en-GB"/>
             </w:rPr>
           </w:pPr>
-          <w:hyperlink w:anchor="_Toc124869878" w:history="1">
+          <w:hyperlink w:anchor="_Toc124875743" w:history="1">
             <w:r>
               <w:rPr>
                 <w:rStyle w:val="Hyperlink"/>
@@ -962,7 +962,7 @@
                 <w:noProof/>
                 <w:webHidden/>
               </w:rPr>
-              <w:instrText xml:space="preserve"> PAGEREF _Toc124869878 \h </w:instrText>
+              <w:instrText xml:space="preserve"> PAGEREF _Toc124875743 \h </w:instrText>
             </w:r>
             <w:r>
               <w:rPr>
@@ -983,6 +983,645 @@
                 <w:webHidden/>
               </w:rPr>
               <w:t>7</w:t>
+            </w:r>
+            <w:r>
+              <w:rPr>
+                <w:noProof/>
+                <w:webHidden/>
+              </w:rPr>
+              <w:fldChar w:fldCharType="end"/>
+            </w:r>
+          </w:hyperlink>
+        </w:p>
+        <w:p>
+          <w:pPr>
+            <w:pStyle w:val="TOC2"/>
+            <w:tabs>
+              <w:tab w:val="right" w:leader="dot" w:pos="9016"/>
+            </w:tabs>
+            <w:rPr>
+              <w:rFonts w:eastAsiaTheme="minorEastAsia"/>
+              <w:noProof/>
+              <w:sz w:val="22"/>
+              <w:lang w:eastAsia="en-GB"/>
+            </w:rPr>
+          </w:pPr>
+          <w:hyperlink w:anchor="_Toc124875744" w:history="1">
+            <w:r>
+              <w:rPr>
+                <w:rStyle w:val="Hyperlink"/>
+                <w:noProof/>
+              </w:rPr>
+              <w:t>Question 7: Would you like to be provided with a final score at the end of the game?</w:t>
+            </w:r>
+            <w:r>
+              <w:rPr>
+                <w:noProof/>
+                <w:webHidden/>
+              </w:rPr>
+              <w:tab/>
+            </w:r>
+            <w:r>
+              <w:rPr>
+                <w:noProof/>
+                <w:webHidden/>
+              </w:rPr>
+              <w:fldChar w:fldCharType="begin"/>
+            </w:r>
+            <w:r>
+              <w:rPr>
+                <w:noProof/>
+                <w:webHidden/>
+              </w:rPr>
+              <w:instrText xml:space="preserve"> PAGEREF _Toc124875744 \h </w:instrText>
+            </w:r>
+            <w:r>
+              <w:rPr>
+                <w:noProof/>
+                <w:webHidden/>
+              </w:rPr>
+            </w:r>
+            <w:r>
+              <w:rPr>
+                <w:noProof/>
+                <w:webHidden/>
+              </w:rPr>
+              <w:fldChar w:fldCharType="separate"/>
+            </w:r>
+            <w:r>
+              <w:rPr>
+                <w:noProof/>
+                <w:webHidden/>
+              </w:rPr>
+              <w:t>8</w:t>
+            </w:r>
+            <w:r>
+              <w:rPr>
+                <w:noProof/>
+                <w:webHidden/>
+              </w:rPr>
+              <w:fldChar w:fldCharType="end"/>
+            </w:r>
+          </w:hyperlink>
+        </w:p>
+        <w:p>
+          <w:pPr>
+            <w:pStyle w:val="TOC2"/>
+            <w:tabs>
+              <w:tab w:val="right" w:leader="dot" w:pos="9016"/>
+            </w:tabs>
+            <w:rPr>
+              <w:rFonts w:eastAsiaTheme="minorEastAsia"/>
+              <w:noProof/>
+              <w:sz w:val="22"/>
+              <w:lang w:eastAsia="en-GB"/>
+            </w:rPr>
+          </w:pPr>
+          <w:hyperlink w:anchor="_Toc124875745" w:history="1">
+            <w:r>
+              <w:rPr>
+                <w:rStyle w:val="Hyperlink"/>
+                <w:noProof/>
+              </w:rPr>
+              <w:t>Question 8: Would you like an online leaderboard?</w:t>
+            </w:r>
+            <w:r>
+              <w:rPr>
+                <w:noProof/>
+                <w:webHidden/>
+              </w:rPr>
+              <w:tab/>
+            </w:r>
+            <w:r>
+              <w:rPr>
+                <w:noProof/>
+                <w:webHidden/>
+              </w:rPr>
+              <w:fldChar w:fldCharType="begin"/>
+            </w:r>
+            <w:r>
+              <w:rPr>
+                <w:noProof/>
+                <w:webHidden/>
+              </w:rPr>
+              <w:instrText xml:space="preserve"> PAGEREF _Toc124875745 \h </w:instrText>
+            </w:r>
+            <w:r>
+              <w:rPr>
+                <w:noProof/>
+                <w:webHidden/>
+              </w:rPr>
+            </w:r>
+            <w:r>
+              <w:rPr>
+                <w:noProof/>
+                <w:webHidden/>
+              </w:rPr>
+              <w:fldChar w:fldCharType="separate"/>
+            </w:r>
+            <w:r>
+              <w:rPr>
+                <w:noProof/>
+                <w:webHidden/>
+              </w:rPr>
+              <w:t>8</w:t>
+            </w:r>
+            <w:r>
+              <w:rPr>
+                <w:noProof/>
+                <w:webHidden/>
+              </w:rPr>
+              <w:fldChar w:fldCharType="end"/>
+            </w:r>
+          </w:hyperlink>
+        </w:p>
+        <w:p>
+          <w:pPr>
+            <w:pStyle w:val="TOC2"/>
+            <w:tabs>
+              <w:tab w:val="right" w:leader="dot" w:pos="9016"/>
+            </w:tabs>
+            <w:rPr>
+              <w:rFonts w:eastAsiaTheme="minorEastAsia"/>
+              <w:noProof/>
+              <w:sz w:val="22"/>
+              <w:lang w:eastAsia="en-GB"/>
+            </w:rPr>
+          </w:pPr>
+          <w:hyperlink w:anchor="_Toc124875746" w:history="1">
+            <w:r>
+              <w:rPr>
+                <w:rStyle w:val="Hyperlink"/>
+                <w:noProof/>
+              </w:rPr>
+              <w:t>Question 9: What filtering options would you like on an online leaderboard?</w:t>
+            </w:r>
+            <w:r>
+              <w:rPr>
+                <w:noProof/>
+                <w:webHidden/>
+              </w:rPr>
+              <w:tab/>
+            </w:r>
+            <w:r>
+              <w:rPr>
+                <w:noProof/>
+                <w:webHidden/>
+              </w:rPr>
+              <w:fldChar w:fldCharType="begin"/>
+            </w:r>
+            <w:r>
+              <w:rPr>
+                <w:noProof/>
+                <w:webHidden/>
+              </w:rPr>
+              <w:instrText xml:space="preserve"> PAGEREF _Toc124875746 \h </w:instrText>
+            </w:r>
+            <w:r>
+              <w:rPr>
+                <w:noProof/>
+                <w:webHidden/>
+              </w:rPr>
+            </w:r>
+            <w:r>
+              <w:rPr>
+                <w:noProof/>
+                <w:webHidden/>
+              </w:rPr>
+              <w:fldChar w:fldCharType="separate"/>
+            </w:r>
+            <w:r>
+              <w:rPr>
+                <w:noProof/>
+                <w:webHidden/>
+              </w:rPr>
+              <w:t>9</w:t>
+            </w:r>
+            <w:r>
+              <w:rPr>
+                <w:noProof/>
+                <w:webHidden/>
+              </w:rPr>
+              <w:fldChar w:fldCharType="end"/>
+            </w:r>
+          </w:hyperlink>
+        </w:p>
+        <w:p>
+          <w:pPr>
+            <w:pStyle w:val="TOC2"/>
+            <w:tabs>
+              <w:tab w:val="right" w:leader="dot" w:pos="9016"/>
+            </w:tabs>
+            <w:rPr>
+              <w:rFonts w:eastAsiaTheme="minorEastAsia"/>
+              <w:noProof/>
+              <w:sz w:val="22"/>
+              <w:lang w:eastAsia="en-GB"/>
+            </w:rPr>
+          </w:pPr>
+          <w:hyperlink w:anchor="_Toc124875747" w:history="1">
+            <w:r>
+              <w:rPr>
+                <w:rStyle w:val="Hyperlink"/>
+                <w:noProof/>
+              </w:rPr>
+              <w:t>Question 10: Would you use a learning mode?</w:t>
+            </w:r>
+            <w:r>
+              <w:rPr>
+                <w:noProof/>
+                <w:webHidden/>
+              </w:rPr>
+              <w:tab/>
+            </w:r>
+            <w:r>
+              <w:rPr>
+                <w:noProof/>
+                <w:webHidden/>
+              </w:rPr>
+              <w:fldChar w:fldCharType="begin"/>
+            </w:r>
+            <w:r>
+              <w:rPr>
+                <w:noProof/>
+                <w:webHidden/>
+              </w:rPr>
+              <w:instrText xml:space="preserve"> PAGEREF _Toc124875747 \h </w:instrText>
+            </w:r>
+            <w:r>
+              <w:rPr>
+                <w:noProof/>
+                <w:webHidden/>
+              </w:rPr>
+            </w:r>
+            <w:r>
+              <w:rPr>
+                <w:noProof/>
+                <w:webHidden/>
+              </w:rPr>
+              <w:fldChar w:fldCharType="separate"/>
+            </w:r>
+            <w:r>
+              <w:rPr>
+                <w:noProof/>
+                <w:webHidden/>
+              </w:rPr>
+              <w:t>9</w:t>
+            </w:r>
+            <w:r>
+              <w:rPr>
+                <w:noProof/>
+                <w:webHidden/>
+              </w:rPr>
+              <w:fldChar w:fldCharType="end"/>
+            </w:r>
+          </w:hyperlink>
+        </w:p>
+        <w:p>
+          <w:pPr>
+            <w:pStyle w:val="TOC2"/>
+            <w:tabs>
+              <w:tab w:val="right" w:leader="dot" w:pos="9016"/>
+            </w:tabs>
+            <w:rPr>
+              <w:rFonts w:eastAsiaTheme="minorEastAsia"/>
+              <w:noProof/>
+              <w:sz w:val="22"/>
+              <w:lang w:eastAsia="en-GB"/>
+            </w:rPr>
+          </w:pPr>
+          <w:hyperlink w:anchor="_Toc124875748" w:history="1">
+            <w:r>
+              <w:rPr>
+                <w:rStyle w:val="Hyperlink"/>
+                <w:noProof/>
+              </w:rPr>
+              <w:t>Question 11: Would you use a zen mode?</w:t>
+            </w:r>
+            <w:r>
+              <w:rPr>
+                <w:noProof/>
+                <w:webHidden/>
+              </w:rPr>
+              <w:tab/>
+            </w:r>
+            <w:r>
+              <w:rPr>
+                <w:noProof/>
+                <w:webHidden/>
+              </w:rPr>
+              <w:fldChar w:fldCharType="begin"/>
+            </w:r>
+            <w:r>
+              <w:rPr>
+                <w:noProof/>
+                <w:webHidden/>
+              </w:rPr>
+              <w:instrText xml:space="preserve"> PAGEREF _Toc124875748 \h </w:instrText>
+            </w:r>
+            <w:r>
+              <w:rPr>
+                <w:noProof/>
+                <w:webHidden/>
+              </w:rPr>
+            </w:r>
+            <w:r>
+              <w:rPr>
+                <w:noProof/>
+                <w:webHidden/>
+              </w:rPr>
+              <w:fldChar w:fldCharType="separate"/>
+            </w:r>
+            <w:r>
+              <w:rPr>
+                <w:noProof/>
+                <w:webHidden/>
+              </w:rPr>
+              <w:t>10</w:t>
+            </w:r>
+            <w:r>
+              <w:rPr>
+                <w:noProof/>
+                <w:webHidden/>
+              </w:rPr>
+              <w:fldChar w:fldCharType="end"/>
+            </w:r>
+          </w:hyperlink>
+        </w:p>
+        <w:p>
+          <w:pPr>
+            <w:pStyle w:val="TOC2"/>
+            <w:tabs>
+              <w:tab w:val="right" w:leader="dot" w:pos="9016"/>
+            </w:tabs>
+            <w:rPr>
+              <w:rFonts w:eastAsiaTheme="minorEastAsia"/>
+              <w:noProof/>
+              <w:sz w:val="22"/>
+              <w:lang w:eastAsia="en-GB"/>
+            </w:rPr>
+          </w:pPr>
+          <w:hyperlink w:anchor="_Toc124875749" w:history="1">
+            <w:r>
+              <w:rPr>
+                <w:rStyle w:val="Hyperlink"/>
+                <w:noProof/>
+              </w:rPr>
+              <w:t>Question 12: Do you prefer fast or slow-paced games?</w:t>
+            </w:r>
+            <w:r>
+              <w:rPr>
+                <w:noProof/>
+                <w:webHidden/>
+              </w:rPr>
+              <w:tab/>
+            </w:r>
+            <w:r>
+              <w:rPr>
+                <w:noProof/>
+                <w:webHidden/>
+              </w:rPr>
+              <w:fldChar w:fldCharType="begin"/>
+            </w:r>
+            <w:r>
+              <w:rPr>
+                <w:noProof/>
+                <w:webHidden/>
+              </w:rPr>
+              <w:instrText xml:space="preserve"> PAGEREF _Toc124875749 \h </w:instrText>
+            </w:r>
+            <w:r>
+              <w:rPr>
+                <w:noProof/>
+                <w:webHidden/>
+              </w:rPr>
+            </w:r>
+            <w:r>
+              <w:rPr>
+                <w:noProof/>
+                <w:webHidden/>
+              </w:rPr>
+              <w:fldChar w:fldCharType="separate"/>
+            </w:r>
+            <w:r>
+              <w:rPr>
+                <w:noProof/>
+                <w:webHidden/>
+              </w:rPr>
+              <w:t>10</w:t>
+            </w:r>
+            <w:r>
+              <w:rPr>
+                <w:noProof/>
+                <w:webHidden/>
+              </w:rPr>
+              <w:fldChar w:fldCharType="end"/>
+            </w:r>
+          </w:hyperlink>
+        </w:p>
+        <w:p>
+          <w:pPr>
+            <w:pStyle w:val="TOC2"/>
+            <w:tabs>
+              <w:tab w:val="right" w:leader="dot" w:pos="9016"/>
+            </w:tabs>
+            <w:rPr>
+              <w:rFonts w:eastAsiaTheme="minorEastAsia"/>
+              <w:noProof/>
+              <w:sz w:val="22"/>
+              <w:lang w:eastAsia="en-GB"/>
+            </w:rPr>
+          </w:pPr>
+          <w:hyperlink w:anchor="_Toc124875750" w:history="1">
+            <w:r>
+              <w:rPr>
+                <w:rStyle w:val="Hyperlink"/>
+                <w:noProof/>
+              </w:rPr>
+              <w:t>Question 13: What control scheme would you prefer?</w:t>
+            </w:r>
+            <w:r>
+              <w:rPr>
+                <w:noProof/>
+                <w:webHidden/>
+              </w:rPr>
+              <w:tab/>
+            </w:r>
+            <w:r>
+              <w:rPr>
+                <w:noProof/>
+                <w:webHidden/>
+              </w:rPr>
+              <w:fldChar w:fldCharType="begin"/>
+            </w:r>
+            <w:r>
+              <w:rPr>
+                <w:noProof/>
+                <w:webHidden/>
+              </w:rPr>
+              <w:instrText xml:space="preserve"> PAGEREF _Toc124875750 \h </w:instrText>
+            </w:r>
+            <w:r>
+              <w:rPr>
+                <w:noProof/>
+                <w:webHidden/>
+              </w:rPr>
+            </w:r>
+            <w:r>
+              <w:rPr>
+                <w:noProof/>
+                <w:webHidden/>
+              </w:rPr>
+              <w:fldChar w:fldCharType="separate"/>
+            </w:r>
+            <w:r>
+              <w:rPr>
+                <w:noProof/>
+                <w:webHidden/>
+              </w:rPr>
+              <w:t>11</w:t>
+            </w:r>
+            <w:r>
+              <w:rPr>
+                <w:noProof/>
+                <w:webHidden/>
+              </w:rPr>
+              <w:fldChar w:fldCharType="end"/>
+            </w:r>
+          </w:hyperlink>
+        </w:p>
+        <w:p>
+          <w:pPr>
+            <w:pStyle w:val="TOC2"/>
+            <w:tabs>
+              <w:tab w:val="right" w:leader="dot" w:pos="9016"/>
+            </w:tabs>
+            <w:rPr>
+              <w:rFonts w:eastAsiaTheme="minorEastAsia"/>
+              <w:noProof/>
+              <w:sz w:val="22"/>
+              <w:lang w:eastAsia="en-GB"/>
+            </w:rPr>
+          </w:pPr>
+          <w:hyperlink w:anchor="_Toc124875751" w:history="1">
+            <w:r>
+              <w:rPr>
+                <w:rStyle w:val="Hyperlink"/>
+                <w:noProof/>
+              </w:rPr>
+              <w:t>Question 14: How many minutes should the average game last?</w:t>
+            </w:r>
+            <w:r>
+              <w:rPr>
+                <w:noProof/>
+                <w:webHidden/>
+              </w:rPr>
+              <w:tab/>
+            </w:r>
+            <w:r>
+              <w:rPr>
+                <w:noProof/>
+                <w:webHidden/>
+              </w:rPr>
+              <w:fldChar w:fldCharType="begin"/>
+            </w:r>
+            <w:r>
+              <w:rPr>
+                <w:noProof/>
+                <w:webHidden/>
+              </w:rPr>
+              <w:instrText xml:space="preserve"> PAGEREF _Toc124875751 \h </w:instrText>
+            </w:r>
+            <w:r>
+              <w:rPr>
+                <w:noProof/>
+                <w:webHidden/>
+              </w:rPr>
+            </w:r>
+            <w:r>
+              <w:rPr>
+                <w:noProof/>
+                <w:webHidden/>
+              </w:rPr>
+              <w:fldChar w:fldCharType="separate"/>
+            </w:r>
+            <w:r>
+              <w:rPr>
+                <w:noProof/>
+                <w:webHidden/>
+              </w:rPr>
+              <w:t>11</w:t>
+            </w:r>
+            <w:r>
+              <w:rPr>
+                <w:noProof/>
+                <w:webHidden/>
+              </w:rPr>
+              <w:fldChar w:fldCharType="end"/>
+            </w:r>
+          </w:hyperlink>
+        </w:p>
+        <w:p>
+          <w:pPr>
+            <w:pStyle w:val="TOC2"/>
+            <w:tabs>
+              <w:tab w:val="right" w:leader="dot" w:pos="9016"/>
+            </w:tabs>
+            <w:rPr>
+              <w:rFonts w:eastAsiaTheme="minorEastAsia"/>
+              <w:noProof/>
+              <w:sz w:val="22"/>
+              <w:lang w:eastAsia="en-GB"/>
+            </w:rPr>
+          </w:pPr>
+          <w:hyperlink w:anchor="_Toc124875752" w:history="1">
+            <w:r>
+              <w:rPr>
+                <w:rStyle w:val="Hyperlink"/>
+                <w:noProof/>
+              </w:rPr>
+              <w:t>Question 15: Any other comments?</w:t>
+            </w:r>
+            <w:r>
+              <w:rPr>
+                <w:noProof/>
+                <w:webHidden/>
+              </w:rPr>
+              <w:tab/>
+            </w:r>
+            <w:r>
+              <w:rPr>
+                <w:noProof/>
+                <w:webHidden/>
+              </w:rPr>
+              <w:fldChar w:fldCharType="begin"/>
+            </w:r>
+            <w:r>
+              <w:rPr>
+                <w:noProof/>
+                <w:webHidden/>
+              </w:rPr>
+              <w:instrText xml:space="preserve"> PAGEREF _Toc124875752 \h </w:instrText>
+            </w:r>
+            <w:r>
+              <w:rPr>
+                <w:noProof/>
+                <w:webHidden/>
+              </w:rPr>
+            </w:r>
+            <w:r>
+              <w:rPr>
+                <w:noProof/>
+                <w:webHidden/>
+              </w:rPr>
+              <w:fldChar w:fldCharType="separate"/>
+            </w:r>
+            <w:r>
+              <w:rPr>
+                <w:noProof/>
+                <w:webHidden/>
+              </w:rPr>
+              <w:t>11</w:t>
             </w:r>
             <w:r>
               <w:rPr>
@@ -1022,7 +1661,7 @@
       <w:pPr>
         <w:pStyle w:val="Heading1"/>
       </w:pPr>
-      <w:bookmarkStart w:id="0" w:name="_Toc124869867"/>
+      <w:bookmarkStart w:id="0" w:name="_Toc124875732"/>
       <w:r>
         <w:lastRenderedPageBreak/>
         <w:t>Introduction</w:t>
@@ -1168,7 +1807,7 @@
       <w:pPr>
         <w:pStyle w:val="Heading1"/>
       </w:pPr>
-      <w:bookmarkStart w:id="1" w:name="_Toc124869868"/>
+      <w:bookmarkStart w:id="1" w:name="_Toc124875733"/>
       <w:r>
         <w:t>Existing Solutions</w:t>
       </w:r>
@@ -1183,7 +1822,7 @@
       <w:pPr>
         <w:pStyle w:val="Heading2"/>
       </w:pPr>
-      <w:bookmarkStart w:id="2" w:name="_Toc124869869"/>
+      <w:bookmarkStart w:id="2" w:name="_Toc124875734"/>
       <w:r>
         <w:t>BBC Bitesize</w:t>
       </w:r>
@@ -1232,7 +1871,7 @@
                     <pic:cNvPicPr/>
                   </pic:nvPicPr>
                   <pic:blipFill>
-                    <a:blip r:embed="rId9"/>
+                    <a:blip r:embed="rId8"/>
                     <a:stretch>
                       <a:fillRect/>
                     </a:stretch>
@@ -1295,7 +1934,7 @@
                     <pic:cNvPicPr/>
                   </pic:nvPicPr>
                   <pic:blipFill>
-                    <a:blip r:embed="rId10"/>
+                    <a:blip r:embed="rId9"/>
                     <a:stretch>
                       <a:fillRect/>
                     </a:stretch>
@@ -1387,7 +2026,7 @@
           <w:noProof/>
         </w:rPr>
       </w:pPr>
-      <w:bookmarkStart w:id="3" w:name="_Toc124869870"/>
+      <w:bookmarkStart w:id="3" w:name="_Toc124875735"/>
       <w:r>
         <w:rPr>
           <w:noProof/>
@@ -1455,7 +2094,7 @@
                     <pic:cNvPicPr/>
                   </pic:nvPicPr>
                   <pic:blipFill>
-                    <a:blip r:embed="rId11"/>
+                    <a:blip r:embed="rId10"/>
                     <a:stretch>
                       <a:fillRect/>
                     </a:stretch>
@@ -1531,7 +2170,7 @@
       <w:pPr>
         <w:pStyle w:val="Heading2"/>
       </w:pPr>
-      <w:bookmarkStart w:id="4" w:name="_Toc124869871"/>
+      <w:bookmarkStart w:id="4" w:name="_Toc124875736"/>
       <w:r>
         <w:t>Geeks for Geeks</w:t>
       </w:r>
@@ -1618,7 +2257,7 @@
                     <pic:cNvPicPr/>
                   </pic:nvPicPr>
                   <pic:blipFill>
-                    <a:blip r:embed="rId12"/>
+                    <a:blip r:embed="rId11"/>
                     <a:stretch>
                       <a:fillRect/>
                     </a:stretch>
@@ -1658,7 +2297,7 @@
       <w:pPr>
         <w:pStyle w:val="Heading1"/>
       </w:pPr>
-      <w:bookmarkStart w:id="5" w:name="_Toc124869872"/>
+      <w:bookmarkStart w:id="5" w:name="_Toc124875737"/>
       <w:r>
         <w:rPr>
           <w:noProof/>
@@ -1697,7 +2336,7 @@
                     <pic:cNvPicPr/>
                   </pic:nvPicPr>
                   <pic:blipFill>
-                    <a:blip r:embed="rId13"/>
+                    <a:blip r:embed="rId12"/>
                     <a:stretch>
                       <a:fillRect/>
                     </a:stretch>
@@ -1805,7 +2444,7 @@
       <w:pPr>
         <w:pStyle w:val="Heading2"/>
       </w:pPr>
-      <w:bookmarkStart w:id="6" w:name="_Toc124869873"/>
+      <w:bookmarkStart w:id="6" w:name="_Toc124875738"/>
       <w:r>
         <w:t>Question 1: What functions of the operating system can you remember right now?</w:t>
       </w:r>
@@ -1839,7 +2478,7 @@
       <w:pPr>
         <w:pStyle w:val="Heading2"/>
       </w:pPr>
-      <w:bookmarkStart w:id="7" w:name="_Toc124869874"/>
+      <w:bookmarkStart w:id="7" w:name="_Toc124875739"/>
       <w:r>
         <w:lastRenderedPageBreak/>
         <w:t>Question 2:</w:t>
@@ -1874,7 +2513,7 @@
                     <pic:cNvPicPr/>
                   </pic:nvPicPr>
                   <pic:blipFill>
-                    <a:blip r:embed="rId14"/>
+                    <a:blip r:embed="rId13"/>
                     <a:stretch>
                       <a:fillRect/>
                     </a:stretch>
@@ -1908,7 +2547,7 @@
       <w:pPr>
         <w:pStyle w:val="Heading2"/>
       </w:pPr>
-      <w:bookmarkStart w:id="8" w:name="_Toc124869875"/>
+      <w:bookmarkStart w:id="8" w:name="_Toc124875740"/>
       <w:r>
         <w:t xml:space="preserve">Question 3: </w:t>
       </w:r>
@@ -1935,19 +2574,7 @@
           <w:rPr>
             <w:rStyle w:val="Hyperlink"/>
           </w:rPr>
-          <w:t>Que</w:t>
-        </w:r>
-        <w:r>
-          <w:rPr>
-            <w:rStyle w:val="Hyperlink"/>
-          </w:rPr>
-          <w:t>s</w:t>
-        </w:r>
-        <w:r>
-          <w:rPr>
-            <w:rStyle w:val="Hyperlink"/>
-          </w:rPr>
-          <w:t>tion 10</w:t>
+          <w:t>Question 10</w:t>
         </w:r>
       </w:hyperlink>
       <w:r>
@@ -1983,7 +2610,7 @@
       <w:pPr>
         <w:pStyle w:val="Heading2"/>
       </w:pPr>
-      <w:bookmarkStart w:id="9" w:name="_Toc124869876"/>
+      <w:bookmarkStart w:id="9" w:name="_Toc124875741"/>
       <w:r>
         <w:t xml:space="preserve">Question 4: </w:t>
       </w:r>
@@ -2024,7 +2651,7 @@
       <w:pPr>
         <w:pStyle w:val="Heading2"/>
       </w:pPr>
-      <w:bookmarkStart w:id="10" w:name="_Toc124869877"/>
+      <w:bookmarkStart w:id="10" w:name="_Toc124875742"/>
       <w:r>
         <w:lastRenderedPageBreak/>
         <w:t xml:space="preserve">Question 5: </w:t>
@@ -2056,7 +2683,7 @@
                     <pic:cNvPicPr/>
                   </pic:nvPicPr>
                   <pic:blipFill rotWithShape="1">
-                    <a:blip r:embed="rId15"/>
+                    <a:blip r:embed="rId14"/>
                     <a:srcRect l="997"/>
                     <a:stretch/>
                   </pic:blipFill>
@@ -2125,19 +2752,22 @@
       <w:pPr>
         <w:pStyle w:val="Heading2"/>
       </w:pPr>
-      <w:bookmarkStart w:id="11" w:name="_Toc124869878"/>
-      <w:bookmarkStart w:id="12" w:name="_Question_6:_Would"/>
+      <w:bookmarkStart w:id="11" w:name="_Question_6:_Would"/>
+      <w:bookmarkStart w:id="12" w:name="_Toc124875743"/>
+      <w:bookmarkEnd w:id="11"/>
+      <w:r>
+        <w:t xml:space="preserve">Question 6: </w:t>
+      </w:r>
+      <w:r>
+        <w:t>Would you like the game to speed up as it goes on?</w:t>
+      </w:r>
       <w:bookmarkEnd w:id="12"/>
-      <w:r>
-        <w:t xml:space="preserve">Question 6: </w:t>
-      </w:r>
-      <w:r>
-        <w:t>Would you like the game to speed up as it goes on?</w:t>
-      </w:r>
-      <w:bookmarkEnd w:id="11"/>
-    </w:p>
-    <w:p>
-      <w:r>
+    </w:p>
+    <w:p>
+      <w:r>
+        <w:rPr>
+          <w:noProof/>
+        </w:rPr>
         <w:drawing>
           <wp:anchor distT="0" distB="0" distL="114300" distR="114300" simplePos="0" relativeHeight="251658245" behindDoc="0" locked="0" layoutInCell="1" allowOverlap="1" wp14:anchorId="3861BA68" wp14:editId="1169C71B">
             <wp:simplePos x="0" y="0"/>
@@ -2162,7 +2792,7 @@
                     <pic:cNvPicPr/>
                   </pic:nvPicPr>
                   <pic:blipFill rotWithShape="1">
-                    <a:blip r:embed="rId16">
+                    <a:blip r:embed="rId15">
                       <a:extLst>
                         <a:ext uri="{28A0092B-C50C-407E-A947-70E740481C1C}">
                           <a14:useLocalDpi xmlns:a14="http://schemas.microsoft.com/office/drawing/2010/main" val="0"/>
@@ -2236,6 +2866,7 @@
       <w:pPr>
         <w:pStyle w:val="Heading2"/>
       </w:pPr>
+      <w:bookmarkStart w:id="13" w:name="_Toc124875744"/>
       <w:r>
         <w:lastRenderedPageBreak/>
         <w:t xml:space="preserve">Question 7: </w:t>
@@ -2243,9 +2874,13 @@
       <w:r>
         <w:t>Would you like to be provided with a final score at the end of the game?</w:t>
       </w:r>
-    </w:p>
-    <w:p>
-      <w:r>
+      <w:bookmarkEnd w:id="13"/>
+    </w:p>
+    <w:p>
+      <w:r>
+        <w:rPr>
+          <w:noProof/>
+        </w:rPr>
         <w:drawing>
           <wp:anchor distT="0" distB="0" distL="114300" distR="114300" simplePos="0" relativeHeight="251662341" behindDoc="0" locked="0" layoutInCell="1" allowOverlap="1" wp14:anchorId="15916523" wp14:editId="7AB0E9FE">
             <wp:simplePos x="0" y="0"/>
@@ -2270,7 +2905,7 @@
                     <pic:cNvPicPr/>
                   </pic:nvPicPr>
                   <pic:blipFill>
-                    <a:blip r:embed="rId17"/>
+                    <a:blip r:embed="rId16"/>
                     <a:stretch>
                       <a:fillRect/>
                     </a:stretch>
@@ -2291,6 +2926,9 @@
         </w:drawing>
       </w:r>
       <w:r>
+        <w:rPr>
+          <w:noProof/>
+        </w:rPr>
         <w:drawing>
           <wp:anchor distT="0" distB="0" distL="114300" distR="114300" simplePos="0" relativeHeight="251660293" behindDoc="0" locked="0" layoutInCell="1" allowOverlap="1" wp14:anchorId="5D923468" wp14:editId="50B4B046">
             <wp:simplePos x="0" y="0"/>
@@ -2315,7 +2953,7 @@
                     <pic:cNvPicPr/>
                   </pic:nvPicPr>
                   <pic:blipFill>
-                    <a:blip r:embed="rId18"/>
+                    <a:blip r:embed="rId17"/>
                     <a:stretch>
                       <a:fillRect/>
                     </a:stretch>
@@ -2394,8 +3032,9 @@
       <w:pPr>
         <w:pStyle w:val="Heading2"/>
       </w:pPr>
-      <w:bookmarkStart w:id="13" w:name="_Question_8:_Would"/>
-      <w:bookmarkEnd w:id="13"/>
+      <w:bookmarkStart w:id="14" w:name="_Question_8:_Would"/>
+      <w:bookmarkStart w:id="15" w:name="_Toc124875745"/>
+      <w:bookmarkEnd w:id="14"/>
       <w:r>
         <w:t xml:space="preserve">Question 8: </w:t>
       </w:r>
@@ -2408,6 +3047,7 @@
       <w:r>
         <w:t>erboard?</w:t>
       </w:r>
+      <w:bookmarkEnd w:id="15"/>
     </w:p>
     <w:p>
       <w:r>
@@ -2436,7 +3076,11 @@
       <w:pPr>
         <w:pStyle w:val="Heading2"/>
       </w:pPr>
-      <w:r>
+      <w:bookmarkStart w:id="16" w:name="_Toc124875746"/>
+      <w:r>
+        <w:rPr>
+          <w:noProof/>
+        </w:rPr>
         <w:lastRenderedPageBreak/>
         <w:drawing>
           <wp:anchor distT="0" distB="0" distL="114300" distR="114300" simplePos="0" relativeHeight="251664389" behindDoc="0" locked="0" layoutInCell="1" allowOverlap="1" wp14:anchorId="476BD938" wp14:editId="7657031E">
@@ -2462,7 +3106,7 @@
                     <pic:cNvPicPr/>
                   </pic:nvPicPr>
                   <pic:blipFill>
-                    <a:blip r:embed="rId19"/>
+                    <a:blip r:embed="rId18"/>
                     <a:stretch>
                       <a:fillRect/>
                     </a:stretch>
@@ -2491,6 +3135,7 @@
       <w:r>
         <w:t>What filtering options would you like on an online leaderboard?</w:t>
       </w:r>
+      <w:bookmarkEnd w:id="16"/>
     </w:p>
     <w:p>
       <w:r>
@@ -2525,9 +3170,13 @@
       <w:pPr>
         <w:pStyle w:val="Heading2"/>
       </w:pPr>
-      <w:bookmarkStart w:id="14" w:name="_Question_10:_Would"/>
-      <w:bookmarkEnd w:id="14"/>
-      <w:r>
+      <w:bookmarkStart w:id="17" w:name="_Question_10:_Would"/>
+      <w:bookmarkStart w:id="18" w:name="_Toc124875747"/>
+      <w:bookmarkEnd w:id="17"/>
+      <w:r>
+        <w:rPr>
+          <w:noProof/>
+        </w:rPr>
         <w:drawing>
           <wp:anchor distT="0" distB="0" distL="114300" distR="114300" simplePos="0" relativeHeight="251666437" behindDoc="0" locked="0" layoutInCell="1" allowOverlap="1" wp14:anchorId="70F81776" wp14:editId="51C3DD1F">
             <wp:simplePos x="0" y="0"/>
@@ -2552,7 +3201,7 @@
                     <pic:cNvPicPr/>
                   </pic:nvPicPr>
                   <pic:blipFill>
-                    <a:blip r:embed="rId20"/>
+                    <a:blip r:embed="rId19"/>
                     <a:stretch>
                       <a:fillRect/>
                     </a:stretch>
@@ -2575,6 +3224,7 @@
       <w:r>
         <w:t>Question 10: Would you use a learning mode?</w:t>
       </w:r>
+      <w:bookmarkEnd w:id="18"/>
     </w:p>
     <w:p>
       <w:r>
@@ -2600,9 +3250,13 @@
       <w:pPr>
         <w:pStyle w:val="Heading2"/>
       </w:pPr>
-      <w:bookmarkStart w:id="15" w:name="_Question_11:_Would"/>
-      <w:bookmarkEnd w:id="15"/>
-      <w:r>
+      <w:bookmarkStart w:id="19" w:name="_Question_11:_Would"/>
+      <w:bookmarkStart w:id="20" w:name="_Toc124875748"/>
+      <w:bookmarkEnd w:id="19"/>
+      <w:r>
+        <w:rPr>
+          <w:noProof/>
+        </w:rPr>
         <w:lastRenderedPageBreak/>
         <w:drawing>
           <wp:anchor distT="0" distB="0" distL="114300" distR="114300" simplePos="0" relativeHeight="251668485" behindDoc="0" locked="0" layoutInCell="1" allowOverlap="1" wp14:anchorId="0F373910" wp14:editId="501186B5">
@@ -2628,7 +3282,7 @@
                     <pic:cNvPicPr/>
                   </pic:nvPicPr>
                   <pic:blipFill>
-                    <a:blip r:embed="rId21"/>
+                    <a:blip r:embed="rId20"/>
                     <a:stretch>
                       <a:fillRect/>
                     </a:stretch>
@@ -2654,6 +3308,7 @@
       <w:r>
         <w:t>Would you use a zen mode?</w:t>
       </w:r>
+      <w:bookmarkEnd w:id="20"/>
     </w:p>
     <w:p>
       <w:r>
@@ -2726,7 +3381,11 @@
       <w:pPr>
         <w:pStyle w:val="Heading2"/>
       </w:pPr>
-      <w:r>
+      <w:bookmarkStart w:id="21" w:name="_Toc124875749"/>
+      <w:r>
+        <w:rPr>
+          <w:noProof/>
+        </w:rPr>
         <w:drawing>
           <wp:anchor distT="0" distB="0" distL="114300" distR="114300" simplePos="0" relativeHeight="251670533" behindDoc="0" locked="0" layoutInCell="1" allowOverlap="1" wp14:anchorId="385D0DF2" wp14:editId="7D4A4FE8">
             <wp:simplePos x="0" y="0"/>
@@ -2751,7 +3410,7 @@
                     <pic:cNvPicPr/>
                   </pic:nvPicPr>
                   <pic:blipFill>
-                    <a:blip r:embed="rId22"/>
+                    <a:blip r:embed="rId21"/>
                     <a:stretch>
                       <a:fillRect/>
                     </a:stretch>
@@ -2777,6 +3436,7 @@
       <w:r>
         <w:t>Do you prefer fast or slow-paced games?</w:t>
       </w:r>
+      <w:bookmarkEnd w:id="21"/>
     </w:p>
     <w:p>
       <w:r>
@@ -2815,7 +3475,11 @@
       <w:pPr>
         <w:pStyle w:val="Heading2"/>
       </w:pPr>
-      <w:r>
+      <w:bookmarkStart w:id="22" w:name="_Toc124875750"/>
+      <w:r>
+        <w:rPr>
+          <w:noProof/>
+        </w:rPr>
         <w:lastRenderedPageBreak/>
         <w:drawing>
           <wp:anchor distT="0" distB="0" distL="114300" distR="114300" simplePos="0" relativeHeight="251672581" behindDoc="0" locked="0" layoutInCell="1" allowOverlap="1" wp14:anchorId="04959112" wp14:editId="50842CCD">
@@ -2841,7 +3505,7 @@
                     <pic:cNvPicPr/>
                   </pic:nvPicPr>
                   <pic:blipFill>
-                    <a:blip r:embed="rId23"/>
+                    <a:blip r:embed="rId22"/>
                     <a:stretch>
                       <a:fillRect/>
                     </a:stretch>
@@ -2867,6 +3531,7 @@
       <w:r>
         <w:t>What control scheme would you prefer?</w:t>
       </w:r>
+      <w:bookmarkEnd w:id="22"/>
     </w:p>
     <w:p>
       <w:r>
@@ -2910,12 +3575,14 @@
       <w:pPr>
         <w:pStyle w:val="Heading2"/>
       </w:pPr>
+      <w:bookmarkStart w:id="23" w:name="_Toc124875751"/>
       <w:r>
         <w:t>Question 14</w:t>
       </w:r>
       <w:r>
         <w:t>: How many minutes should the average game last?</w:t>
       </w:r>
+      <w:bookmarkEnd w:id="23"/>
       <w:r>
         <w:t xml:space="preserve"> </w:t>
       </w:r>
@@ -2949,9 +3616,11 @@
       <w:pPr>
         <w:pStyle w:val="Heading2"/>
       </w:pPr>
+      <w:bookmarkStart w:id="24" w:name="_Toc124875752"/>
       <w:r>
         <w:t>Question 15: Any other comments?</w:t>
       </w:r>
+      <w:bookmarkEnd w:id="24"/>
     </w:p>
     <w:p>
       <w:r>
@@ -2996,10 +3665,10 @@
       </w:r>
     </w:p>
     <w:sectPr>
-      <w:headerReference w:type="default" r:id="rId24"/>
-      <w:footerReference w:type="default" r:id="rId25"/>
-      <w:headerReference w:type="first" r:id="rId26"/>
-      <w:footerReference w:type="first" r:id="rId27"/>
+      <w:headerReference w:type="default" r:id="rId23"/>
+      <w:footerReference w:type="default" r:id="rId24"/>
+      <w:headerReference w:type="first" r:id="rId25"/>
+      <w:footerReference w:type="first" r:id="rId26"/>
       <w:pgSz w:w="11906" w:h="16838"/>
       <w:pgMar w:top="1440" w:right="1440" w:bottom="1440" w:left="1440" w:header="708" w:footer="708" w:gutter="0"/>
       <w:pgNumType w:start="1"/>
@@ -3246,10 +3915,6 @@
     </w:pPr>
   </w:p>
 </w:hdr>
-</file>
-
-<file path=word/numbering.xml><?xml version="1.0" encoding="utf-8"?>
-<w:numbering xmlns:wpc="http://schemas.microsoft.com/office/word/2010/wordprocessingCanvas" xmlns:cx="http://schemas.microsoft.com/office/drawing/2014/chartex" xmlns:cx1="http://schemas.microsoft.com/office/drawing/2015/9/8/chartex" xmlns:cx2="http://schemas.microsoft.com/office/drawing/2015/10/21/chartex" xmlns:cx3="http://schemas.microsoft.com/office/drawing/2016/5/9/chartex" xmlns:cx4="http://schemas.microsoft.com/office/drawing/2016/5/10/chartex" xmlns:cx5="http://schemas.microsoft.com/office/drawing/2016/5/11/chartex" xmlns:cx6="http://schemas.microsoft.com/office/drawing/2016/5/12/chartex" xmlns:cx7="http://schemas.microsoft.com/office/drawing/2016/5/13/chartex" xmlns:cx8="http://schemas.microsoft.com/office/drawing/2016/5/14/chartex" xmlns:mc="http://schemas.openxmlformats.org/markup-compatibility/2006" xmlns:aink="http://schemas.microsoft.com/office/drawing/2016/ink" xmlns:am3d="http://schemas.microsoft.com/office/drawing/2017/model3d" xmlns:o="urn:schemas-microsoft-com:office:office" xmlns:oel="http://schemas.microsoft.com/office/2019/extlst" xmlns:r="http://schemas.openxmlformats.org/officeDocument/2006/relationships" xmlns:m="http://schemas.openxmlformats.org/officeDocument/2006/math" xmlns:v="urn:schemas-microsoft-com:vml" xmlns:wp14="http://schemas.microsoft.com/office/word/2010/wordprocessingDrawing" xmlns:wp="http://schemas.openxmlformats.org/drawingml/2006/wordprocessingDrawing" xmlns:w10="urn:schemas-microsoft-com:office:word" xmlns:w="http://schemas.openxmlformats.org/wordprocessingml/2006/main" xmlns:w14="http://schemas.microsoft.com/office/word/2010/wordml" xmlns:w15="http://schemas.microsoft.com/office/word/2012/wordml" xmlns:w16cex="http://schemas.microsoft.com/office/word/2018/wordml/cex" xmlns:w16cid="http://schemas.microsoft.com/office/word/2016/wordml/cid" xmlns:w16="http://schemas.microsoft.com/office/word/2018/wordml" xmlns:w16sdtdh="http://schemas.microsoft.com/office/word/2020/wordml/sdtdatahash" xmlns:w16se="http://schemas.microsoft.com/office/word/2015/wordml/symex" xmlns:wpg="http://schemas.microsoft.com/office/word/2010/wordprocessingGroup" xmlns:wpi="http://schemas.microsoft.com/office/word/2010/wordprocessingInk" xmlns:wne="http://schemas.microsoft.com/office/word/2006/wordml" xmlns:wps="http://schemas.microsoft.com/office/word/2010/wordprocessingShape" mc:Ignorable="w14 w15 w16se w16cid w16 w16cex w16sdtdh wp14"/>
 </file>
 
 <file path=word/styles.xml><?xml version="1.0" encoding="utf-8"?>
@@ -3375,6 +4040,7 @@
     <w:lsdException w:name="HTML Sample" w:semiHidden="1" w:unhideWhenUsed="1"/>
     <w:lsdException w:name="HTML Typewriter" w:semiHidden="1" w:unhideWhenUsed="1"/>
     <w:lsdException w:name="HTML Variable" w:semiHidden="1" w:unhideWhenUsed="1"/>
+    <w:lsdException w:name="Normal Table" w:semiHidden="1" w:unhideWhenUsed="1"/>
     <w:lsdException w:name="annotation subject" w:semiHidden="1" w:unhideWhenUsed="1"/>
     <w:lsdException w:name="No List" w:semiHidden="1" w:unhideWhenUsed="1"/>
     <w:lsdException w:name="Outline List 1" w:semiHidden="1" w:unhideWhenUsed="1"/>
@@ -3417,8 +4083,11 @@
     <w:lsdException w:name="Table Contemporary" w:semiHidden="1" w:unhideWhenUsed="1"/>
     <w:lsdException w:name="Table Elegant" w:semiHidden="1" w:unhideWhenUsed="1"/>
     <w:lsdException w:name="Table Professional" w:semiHidden="1" w:unhideWhenUsed="1"/>
+    <w:lsdException w:name="Table Subtle 1" w:semiHidden="1" w:unhideWhenUsed="1"/>
     <w:lsdException w:name="Table Subtle 2" w:semiHidden="1" w:unhideWhenUsed="1"/>
     <w:lsdException w:name="Table Web 1" w:semiHidden="1" w:unhideWhenUsed="1"/>
+    <w:lsdException w:name="Table Web 2" w:semiHidden="1" w:unhideWhenUsed="1"/>
+    <w:lsdException w:name="Table Web 3" w:semiHidden="1" w:unhideWhenUsed="1"/>
     <w:lsdException w:name="Balloon Text" w:semiHidden="1" w:unhideWhenUsed="1"/>
     <w:lsdException w:name="Table Grid" w:uiPriority="39"/>
     <w:lsdException w:name="Table Theme" w:semiHidden="1" w:unhideWhenUsed="1"/>

--- a/Analysis.docx
+++ b/Analysis.docx
@@ -1,6 +1,6 @@
 
 <file path=word/document.xml><?xml version="1.0" encoding="utf-8"?>
-<w:document xmlns:wpc="http://schemas.microsoft.com/office/word/2010/wordprocessingCanvas" xmlns:cx="http://schemas.microsoft.com/office/drawing/2014/chartex" xmlns:cx1="http://schemas.microsoft.com/office/drawing/2015/9/8/chartex" xmlns:cx2="http://schemas.microsoft.com/office/drawing/2015/10/21/chartex" xmlns:cx3="http://schemas.microsoft.com/office/drawing/2016/5/9/chartex" xmlns:cx4="http://schemas.microsoft.com/office/drawing/2016/5/10/chartex" xmlns:cx5="http://schemas.microsoft.com/office/drawing/2016/5/11/chartex" xmlns:cx6="http://schemas.microsoft.com/office/drawing/2016/5/12/chartex" xmlns:cx7="http://schemas.microsoft.com/office/drawing/2016/5/13/chartex" xmlns:cx8="http://schemas.microsoft.com/office/drawing/2016/5/14/chartex" xmlns:mc="http://schemas.openxmlformats.org/markup-compatibility/2006" xmlns:aink="http://schemas.microsoft.com/office/drawing/2016/ink" xmlns:am3d="http://schemas.microsoft.com/office/drawing/2017/model3d" xmlns:o="urn:schemas-microsoft-com:office:office" xmlns:oel="http://schemas.microsoft.com/office/2019/extlst" xmlns:r="http://schemas.openxmlformats.org/officeDocument/2006/relationships" xmlns:m="http://schemas.openxmlformats.org/officeDocument/2006/math" xmlns:v="urn:schemas-microsoft-com:vml" xmlns:wp14="http://schemas.microsoft.com/office/word/2010/wordprocessingDrawing" xmlns:wp="http://schemas.openxmlformats.org/drawingml/2006/wordprocessingDrawing" xmlns:w10="urn:schemas-microsoft-com:office:word" xmlns:w="http://schemas.openxmlformats.org/wordprocessingml/2006/main" xmlns:w14="http://schemas.microsoft.com/office/word/2010/wordml" xmlns:w15="http://schemas.microsoft.com/office/word/2012/wordml" xmlns:w16cex="http://schemas.microsoft.com/office/word/2018/wordml/cex" xmlns:w16cid="http://schemas.microsoft.com/office/word/2016/wordml/cid" xmlns:w16="http://schemas.microsoft.com/office/word/2018/wordml" xmlns:w16sdtdh="http://schemas.microsoft.com/office/word/2020/wordml/sdtdatahash" xmlns:w16se="http://schemas.microsoft.com/office/word/2015/wordml/symex" xmlns:wpg="http://schemas.microsoft.com/office/word/2010/wordprocessingGroup" xmlns:wpi="http://schemas.microsoft.com/office/word/2010/wordprocessingInk" xmlns:wne="http://schemas.microsoft.com/office/word/2006/wordml" xmlns:wps="http://schemas.microsoft.com/office/word/2010/wordprocessingShape" mc:Ignorable="w14 w15 w16se w16cid w16 w16cex w16sdtdh wp14">
+<w:document xmlns:wpc="http://schemas.microsoft.com/office/word/2010/wordprocessingCanvas" xmlns:cx="http://schemas.microsoft.com/office/drawing/2014/chartex" xmlns:cx1="http://schemas.microsoft.com/office/drawing/2015/9/8/chartex" xmlns:mc="http://schemas.openxmlformats.org/markup-compatibility/2006" xmlns:o="urn:schemas-microsoft-com:office:office" xmlns:r="http://schemas.openxmlformats.org/officeDocument/2006/relationships" xmlns:m="http://schemas.openxmlformats.org/officeDocument/2006/math" xmlns:v="urn:schemas-microsoft-com:vml" xmlns:wp14="http://schemas.microsoft.com/office/word/2010/wordprocessingDrawing" xmlns:wp="http://schemas.openxmlformats.org/drawingml/2006/wordprocessingDrawing" xmlns:w10="urn:schemas-microsoft-com:office:word" xmlns:w="http://schemas.openxmlformats.org/wordprocessingml/2006/main" xmlns:w14="http://schemas.microsoft.com/office/word/2010/wordml" xmlns:w15="http://schemas.microsoft.com/office/word/2012/wordml" xmlns:w16se="http://schemas.microsoft.com/office/word/2015/wordml/symex" xmlns:wpg="http://schemas.microsoft.com/office/word/2010/wordprocessingGroup" xmlns:wpi="http://schemas.microsoft.com/office/word/2010/wordprocessingInk" xmlns:wne="http://schemas.microsoft.com/office/word/2006/wordml" xmlns:wps="http://schemas.microsoft.com/office/word/2010/wordprocessingShape" mc:Ignorable="w14 w15 w16se wp14">
   <w:background w:color="FFFFFF"/>
   <w:body>
     <w:p>
@@ -154,7 +154,7 @@
           <w:r>
             <w:fldChar w:fldCharType="separate"/>
           </w:r>
-          <w:hyperlink w:anchor="_Toc124875732" w:history="1">
+          <w:hyperlink w:anchor="_Toc124928080" w:history="1">
             <w:r>
               <w:rPr>
                 <w:rStyle w:val="Hyperlink"/>
@@ -181,7 +181,7 @@
                 <w:noProof/>
                 <w:webHidden/>
               </w:rPr>
-              <w:instrText xml:space="preserve"> PAGEREF _Toc124875732 \h </w:instrText>
+              <w:instrText xml:space="preserve"> PAGEREF _Toc124928080 \h </w:instrText>
             </w:r>
             <w:r>
               <w:rPr>
@@ -225,7 +225,7 @@
               <w:lang w:eastAsia="en-GB"/>
             </w:rPr>
           </w:pPr>
-          <w:hyperlink w:anchor="_Toc124875733" w:history="1">
+          <w:hyperlink w:anchor="_Toc124928081" w:history="1">
             <w:r>
               <w:rPr>
                 <w:rStyle w:val="Hyperlink"/>
@@ -252,7 +252,7 @@
                 <w:noProof/>
                 <w:webHidden/>
               </w:rPr>
-              <w:instrText xml:space="preserve"> PAGEREF _Toc124875733 \h </w:instrText>
+              <w:instrText xml:space="preserve"> PAGEREF _Toc124928081 \h </w:instrText>
             </w:r>
             <w:r>
               <w:rPr>
@@ -296,7 +296,7 @@
               <w:lang w:eastAsia="en-GB"/>
             </w:rPr>
           </w:pPr>
-          <w:hyperlink w:anchor="_Toc124875734" w:history="1">
+          <w:hyperlink w:anchor="_Toc124928082" w:history="1">
             <w:r>
               <w:rPr>
                 <w:rStyle w:val="Hyperlink"/>
@@ -323,7 +323,7 @@
                 <w:noProof/>
                 <w:webHidden/>
               </w:rPr>
-              <w:instrText xml:space="preserve"> PAGEREF _Toc124875734 \h </w:instrText>
+              <w:instrText xml:space="preserve"> PAGEREF _Toc124928082 \h </w:instrText>
             </w:r>
             <w:r>
               <w:rPr>
@@ -367,7 +367,7 @@
               <w:lang w:eastAsia="en-GB"/>
             </w:rPr>
           </w:pPr>
-          <w:hyperlink w:anchor="_Toc124875735" w:history="1">
+          <w:hyperlink w:anchor="_Toc124928083" w:history="1">
             <w:r>
               <w:rPr>
                 <w:rStyle w:val="Hyperlink"/>
@@ -394,7 +394,7 @@
                 <w:noProof/>
                 <w:webHidden/>
               </w:rPr>
-              <w:instrText xml:space="preserve"> PAGEREF _Toc124875735 \h </w:instrText>
+              <w:instrText xml:space="preserve"> PAGEREF _Toc124928083 \h </w:instrText>
             </w:r>
             <w:r>
               <w:rPr>
@@ -414,7 +414,7 @@
                 <w:noProof/>
                 <w:webHidden/>
               </w:rPr>
-              <w:t>4</w:t>
+              <w:t>3</w:t>
             </w:r>
             <w:r>
               <w:rPr>
@@ -438,7 +438,7 @@
               <w:lang w:eastAsia="en-GB"/>
             </w:rPr>
           </w:pPr>
-          <w:hyperlink w:anchor="_Toc124875736" w:history="1">
+          <w:hyperlink w:anchor="_Toc124928084" w:history="1">
             <w:r>
               <w:rPr>
                 <w:rStyle w:val="Hyperlink"/>
@@ -465,7 +465,7 @@
                 <w:noProof/>
                 <w:webHidden/>
               </w:rPr>
-              <w:instrText xml:space="preserve"> PAGEREF _Toc124875736 \h </w:instrText>
+              <w:instrText xml:space="preserve"> PAGEREF _Toc124928084 \h </w:instrText>
             </w:r>
             <w:r>
               <w:rPr>
@@ -509,7 +509,7 @@
               <w:lang w:eastAsia="en-GB"/>
             </w:rPr>
           </w:pPr>
-          <w:hyperlink w:anchor="_Toc124875737" w:history="1">
+          <w:hyperlink w:anchor="_Toc124928085" w:history="1">
             <w:r>
               <w:rPr>
                 <w:rStyle w:val="Hyperlink"/>
@@ -536,7 +536,7 @@
                 <w:noProof/>
                 <w:webHidden/>
               </w:rPr>
-              <w:instrText xml:space="preserve"> PAGEREF _Toc124875737 \h </w:instrText>
+              <w:instrText xml:space="preserve"> PAGEREF _Toc124928085 \h </w:instrText>
             </w:r>
             <w:r>
               <w:rPr>
@@ -580,7 +580,7 @@
               <w:lang w:eastAsia="en-GB"/>
             </w:rPr>
           </w:pPr>
-          <w:hyperlink w:anchor="_Toc124875738" w:history="1">
+          <w:hyperlink w:anchor="_Toc124928086" w:history="1">
             <w:r>
               <w:rPr>
                 <w:rStyle w:val="Hyperlink"/>
@@ -607,7 +607,7 @@
                 <w:noProof/>
                 <w:webHidden/>
               </w:rPr>
-              <w:instrText xml:space="preserve"> PAGEREF _Toc124875738 \h </w:instrText>
+              <w:instrText xml:space="preserve"> PAGEREF _Toc124928086 \h </w:instrText>
             </w:r>
             <w:r>
               <w:rPr>
@@ -651,7 +651,7 @@
               <w:lang w:eastAsia="en-GB"/>
             </w:rPr>
           </w:pPr>
-          <w:hyperlink w:anchor="_Toc124875739" w:history="1">
+          <w:hyperlink w:anchor="_Toc124928087" w:history="1">
             <w:r>
               <w:rPr>
                 <w:rStyle w:val="Hyperlink"/>
@@ -678,7 +678,7 @@
                 <w:noProof/>
                 <w:webHidden/>
               </w:rPr>
-              <w:instrText xml:space="preserve"> PAGEREF _Toc124875739 \h </w:instrText>
+              <w:instrText xml:space="preserve"> PAGEREF _Toc124928087 \h </w:instrText>
             </w:r>
             <w:r>
               <w:rPr>
@@ -722,7 +722,7 @@
               <w:lang w:eastAsia="en-GB"/>
             </w:rPr>
           </w:pPr>
-          <w:hyperlink w:anchor="_Toc124875740" w:history="1">
+          <w:hyperlink w:anchor="_Toc124928088" w:history="1">
             <w:r>
               <w:rPr>
                 <w:rStyle w:val="Hyperlink"/>
@@ -749,7 +749,7 @@
                 <w:noProof/>
                 <w:webHidden/>
               </w:rPr>
-              <w:instrText xml:space="preserve"> PAGEREF _Toc124875740 \h </w:instrText>
+              <w:instrText xml:space="preserve"> PAGEREF _Toc124928088 \h </w:instrText>
             </w:r>
             <w:r>
               <w:rPr>
@@ -793,7 +793,7 @@
               <w:lang w:eastAsia="en-GB"/>
             </w:rPr>
           </w:pPr>
-          <w:hyperlink w:anchor="_Toc124875741" w:history="1">
+          <w:hyperlink w:anchor="_Toc124928089" w:history="1">
             <w:r>
               <w:rPr>
                 <w:rStyle w:val="Hyperlink"/>
@@ -820,7 +820,7 @@
                 <w:noProof/>
                 <w:webHidden/>
               </w:rPr>
-              <w:instrText xml:space="preserve"> PAGEREF _Toc124875741 \h </w:instrText>
+              <w:instrText xml:space="preserve"> PAGEREF _Toc124928089 \h </w:instrText>
             </w:r>
             <w:r>
               <w:rPr>
@@ -864,7 +864,7 @@
               <w:lang w:eastAsia="en-GB"/>
             </w:rPr>
           </w:pPr>
-          <w:hyperlink w:anchor="_Toc124875742" w:history="1">
+          <w:hyperlink w:anchor="_Toc124928090" w:history="1">
             <w:r>
               <w:rPr>
                 <w:rStyle w:val="Hyperlink"/>
@@ -891,7 +891,7 @@
                 <w:noProof/>
                 <w:webHidden/>
               </w:rPr>
-              <w:instrText xml:space="preserve"> PAGEREF _Toc124875742 \h </w:instrText>
+              <w:instrText xml:space="preserve"> PAGEREF _Toc124928090 \h </w:instrText>
             </w:r>
             <w:r>
               <w:rPr>
@@ -935,7 +935,7 @@
               <w:lang w:eastAsia="en-GB"/>
             </w:rPr>
           </w:pPr>
-          <w:hyperlink w:anchor="_Toc124875743" w:history="1">
+          <w:hyperlink w:anchor="_Toc124928091" w:history="1">
             <w:r>
               <w:rPr>
                 <w:rStyle w:val="Hyperlink"/>
@@ -962,7 +962,7 @@
                 <w:noProof/>
                 <w:webHidden/>
               </w:rPr>
-              <w:instrText xml:space="preserve"> PAGEREF _Toc124875743 \h </w:instrText>
+              <w:instrText xml:space="preserve"> PAGEREF _Toc124928091 \h </w:instrText>
             </w:r>
             <w:r>
               <w:rPr>
@@ -1006,7 +1006,7 @@
               <w:lang w:eastAsia="en-GB"/>
             </w:rPr>
           </w:pPr>
-          <w:hyperlink w:anchor="_Toc124875744" w:history="1">
+          <w:hyperlink w:anchor="_Toc124928092" w:history="1">
             <w:r>
               <w:rPr>
                 <w:rStyle w:val="Hyperlink"/>
@@ -1033,7 +1033,7 @@
                 <w:noProof/>
                 <w:webHidden/>
               </w:rPr>
-              <w:instrText xml:space="preserve"> PAGEREF _Toc124875744 \h </w:instrText>
+              <w:instrText xml:space="preserve"> PAGEREF _Toc124928092 \h </w:instrText>
             </w:r>
             <w:r>
               <w:rPr>
@@ -1077,7 +1077,7 @@
               <w:lang w:eastAsia="en-GB"/>
             </w:rPr>
           </w:pPr>
-          <w:hyperlink w:anchor="_Toc124875745" w:history="1">
+          <w:hyperlink w:anchor="_Toc124928093" w:history="1">
             <w:r>
               <w:rPr>
                 <w:rStyle w:val="Hyperlink"/>
@@ -1104,7 +1104,7 @@
                 <w:noProof/>
                 <w:webHidden/>
               </w:rPr>
-              <w:instrText xml:space="preserve"> PAGEREF _Toc124875745 \h </w:instrText>
+              <w:instrText xml:space="preserve"> PAGEREF _Toc124928093 \h </w:instrText>
             </w:r>
             <w:r>
               <w:rPr>
@@ -1148,7 +1148,7 @@
               <w:lang w:eastAsia="en-GB"/>
             </w:rPr>
           </w:pPr>
-          <w:hyperlink w:anchor="_Toc124875746" w:history="1">
+          <w:hyperlink w:anchor="_Toc124928094" w:history="1">
             <w:r>
               <w:rPr>
                 <w:rStyle w:val="Hyperlink"/>
@@ -1175,7 +1175,7 @@
                 <w:noProof/>
                 <w:webHidden/>
               </w:rPr>
-              <w:instrText xml:space="preserve"> PAGEREF _Toc124875746 \h </w:instrText>
+              <w:instrText xml:space="preserve"> PAGEREF _Toc124928094 \h </w:instrText>
             </w:r>
             <w:r>
               <w:rPr>
@@ -1219,7 +1219,7 @@
               <w:lang w:eastAsia="en-GB"/>
             </w:rPr>
           </w:pPr>
-          <w:hyperlink w:anchor="_Toc124875747" w:history="1">
+          <w:hyperlink w:anchor="_Toc124928095" w:history="1">
             <w:r>
               <w:rPr>
                 <w:rStyle w:val="Hyperlink"/>
@@ -1246,7 +1246,7 @@
                 <w:noProof/>
                 <w:webHidden/>
               </w:rPr>
-              <w:instrText xml:space="preserve"> PAGEREF _Toc124875747 \h </w:instrText>
+              <w:instrText xml:space="preserve"> PAGEREF _Toc124928095 \h </w:instrText>
             </w:r>
             <w:r>
               <w:rPr>
@@ -1290,7 +1290,7 @@
               <w:lang w:eastAsia="en-GB"/>
             </w:rPr>
           </w:pPr>
-          <w:hyperlink w:anchor="_Toc124875748" w:history="1">
+          <w:hyperlink w:anchor="_Toc124928096" w:history="1">
             <w:r>
               <w:rPr>
                 <w:rStyle w:val="Hyperlink"/>
@@ -1317,7 +1317,7 @@
                 <w:noProof/>
                 <w:webHidden/>
               </w:rPr>
-              <w:instrText xml:space="preserve"> PAGEREF _Toc124875748 \h </w:instrText>
+              <w:instrText xml:space="preserve"> PAGEREF _Toc124928096 \h </w:instrText>
             </w:r>
             <w:r>
               <w:rPr>
@@ -1361,7 +1361,7 @@
               <w:lang w:eastAsia="en-GB"/>
             </w:rPr>
           </w:pPr>
-          <w:hyperlink w:anchor="_Toc124875749" w:history="1">
+          <w:hyperlink w:anchor="_Toc124928097" w:history="1">
             <w:r>
               <w:rPr>
                 <w:rStyle w:val="Hyperlink"/>
@@ -1388,7 +1388,7 @@
                 <w:noProof/>
                 <w:webHidden/>
               </w:rPr>
-              <w:instrText xml:space="preserve"> PAGEREF _Toc124875749 \h </w:instrText>
+              <w:instrText xml:space="preserve"> PAGEREF _Toc124928097 \h </w:instrText>
             </w:r>
             <w:r>
               <w:rPr>
@@ -1432,7 +1432,7 @@
               <w:lang w:eastAsia="en-GB"/>
             </w:rPr>
           </w:pPr>
-          <w:hyperlink w:anchor="_Toc124875750" w:history="1">
+          <w:hyperlink w:anchor="_Toc124928098" w:history="1">
             <w:r>
               <w:rPr>
                 <w:rStyle w:val="Hyperlink"/>
@@ -1459,7 +1459,7 @@
                 <w:noProof/>
                 <w:webHidden/>
               </w:rPr>
-              <w:instrText xml:space="preserve"> PAGEREF _Toc124875750 \h </w:instrText>
+              <w:instrText xml:space="preserve"> PAGEREF _Toc124928098 \h </w:instrText>
             </w:r>
             <w:r>
               <w:rPr>
@@ -1503,7 +1503,7 @@
               <w:lang w:eastAsia="en-GB"/>
             </w:rPr>
           </w:pPr>
-          <w:hyperlink w:anchor="_Toc124875751" w:history="1">
+          <w:hyperlink w:anchor="_Toc124928099" w:history="1">
             <w:r>
               <w:rPr>
                 <w:rStyle w:val="Hyperlink"/>
@@ -1530,7 +1530,7 @@
                 <w:noProof/>
                 <w:webHidden/>
               </w:rPr>
-              <w:instrText xml:space="preserve"> PAGEREF _Toc124875751 \h </w:instrText>
+              <w:instrText xml:space="preserve"> PAGEREF _Toc124928099 \h </w:instrText>
             </w:r>
             <w:r>
               <w:rPr>
@@ -1574,7 +1574,7 @@
               <w:lang w:eastAsia="en-GB"/>
             </w:rPr>
           </w:pPr>
-          <w:hyperlink w:anchor="_Toc124875752" w:history="1">
+          <w:hyperlink w:anchor="_Toc124928100" w:history="1">
             <w:r>
               <w:rPr>
                 <w:rStyle w:val="Hyperlink"/>
@@ -1601,7 +1601,7 @@
                 <w:noProof/>
                 <w:webHidden/>
               </w:rPr>
-              <w:instrText xml:space="preserve"> PAGEREF _Toc124875752 \h </w:instrText>
+              <w:instrText xml:space="preserve"> PAGEREF _Toc124928100 \h </w:instrText>
             </w:r>
             <w:r>
               <w:rPr>
@@ -1656,17 +1656,19 @@
       <w:r>
         <w:br w:type="page"/>
       </w:r>
+      <w:bookmarkStart w:id="0" w:name="_GoBack"/>
+      <w:bookmarkEnd w:id="0"/>
     </w:p>
     <w:p>
       <w:pPr>
         <w:pStyle w:val="Heading1"/>
       </w:pPr>
-      <w:bookmarkStart w:id="0" w:name="_Toc124875732"/>
+      <w:bookmarkStart w:id="1" w:name="_Toc124928080"/>
       <w:r>
         <w:lastRenderedPageBreak/>
         <w:t>Introduction</w:t>
       </w:r>
-      <w:bookmarkEnd w:id="0"/>
+      <w:bookmarkEnd w:id="1"/>
     </w:p>
     <w:p>
       <w:r>
@@ -1798,35 +1800,26 @@
         <w:t xml:space="preserve"> to competently create a polished and complete educational game.</w:t>
       </w:r>
     </w:p>
+    <w:p/>
     <w:p>
       <w:pPr>
         <w:pStyle w:val="Heading1"/>
       </w:pPr>
-    </w:p>
-    <w:p>
-      <w:pPr>
-        <w:pStyle w:val="Heading1"/>
-      </w:pPr>
-      <w:bookmarkStart w:id="1" w:name="_Toc124875733"/>
+      <w:bookmarkStart w:id="2" w:name="_Toc124928081"/>
       <w:r>
         <w:t>Existing Solutions</w:t>
       </w:r>
-      <w:bookmarkEnd w:id="1"/>
+      <w:bookmarkEnd w:id="2"/>
     </w:p>
     <w:p>
       <w:pPr>
         <w:pStyle w:val="Heading2"/>
       </w:pPr>
-    </w:p>
-    <w:p>
-      <w:pPr>
-        <w:pStyle w:val="Heading2"/>
-      </w:pPr>
-      <w:bookmarkStart w:id="2" w:name="_Toc124875734"/>
+      <w:bookmarkStart w:id="3" w:name="_Toc124928082"/>
       <w:r>
         <w:t>BBC Bitesize</w:t>
       </w:r>
-      <w:bookmarkEnd w:id="2"/>
+      <w:bookmarkEnd w:id="3"/>
     </w:p>
     <w:p>
       <w:pPr>
@@ -2026,25 +2019,28 @@
           <w:noProof/>
         </w:rPr>
       </w:pPr>
-      <w:bookmarkStart w:id="3" w:name="_Toc124875735"/>
+      <w:bookmarkStart w:id="4" w:name="_Toc124928083"/>
       <w:r>
         <w:rPr>
           <w:noProof/>
         </w:rPr>
+        <w:t>Craig ‘n’ Dave</w:t>
+      </w:r>
+      <w:bookmarkEnd w:id="4"/>
+    </w:p>
+    <w:p>
+      <w:r>
+        <w:t xml:space="preserve">Craig ‘n’ Dave provides </w:t>
+      </w:r>
+      <w:r>
+        <w:t>detailed videos explaining the concepts of an operating system, tailored to each exam board.</w:t>
+      </w:r>
+      <w:r>
+        <w:t xml:space="preserve"> I have chosen to stick to the AQA specification as this is the </w:t>
+      </w:r>
+      <w:r>
         <w:lastRenderedPageBreak/>
-        <w:t>Craig ‘n’ Dave</w:t>
-      </w:r>
-      <w:bookmarkEnd w:id="3"/>
-    </w:p>
-    <w:p>
-      <w:r>
-        <w:t xml:space="preserve">Craig ‘n’ Dave provides </w:t>
-      </w:r>
-      <w:r>
-        <w:t>detailed videos explaining the concepts of an operating system, tailored to each exam board.</w:t>
-      </w:r>
-      <w:r>
-        <w:t xml:space="preserve"> I have chosen to stick to the AQA specification as this is the one my clients will be usi</w:t>
+        <w:t>one my clients will be usi</w:t>
       </w:r>
       <w:r>
         <w:t xml:space="preserve">ng and adding this feature would be time-consuming without </w:t>
@@ -2170,11 +2166,11 @@
       <w:pPr>
         <w:pStyle w:val="Heading2"/>
       </w:pPr>
-      <w:bookmarkStart w:id="4" w:name="_Toc124875736"/>
+      <w:bookmarkStart w:id="5" w:name="_Toc124928084"/>
       <w:r>
         <w:t>Geeks for Geeks</w:t>
       </w:r>
-      <w:bookmarkEnd w:id="4"/>
+      <w:bookmarkEnd w:id="5"/>
     </w:p>
     <w:p>
       <w:r>
@@ -2195,11 +2191,9 @@
       <w:r>
         <w:t xml:space="preserve"> the AQA specification. </w:t>
       </w:r>
-      <w:proofErr w:type="gramStart"/>
       <w:r>
         <w:t>Similarly</w:t>
       </w:r>
-      <w:proofErr w:type="gramEnd"/>
       <w:r>
         <w:t xml:space="preserve"> to BBC Bitesize, there are many blocks of somewhat intimidating text</w:t>
       </w:r>
@@ -2297,7 +2291,7 @@
       <w:pPr>
         <w:pStyle w:val="Heading1"/>
       </w:pPr>
-      <w:bookmarkStart w:id="5" w:name="_Toc124875737"/>
+      <w:bookmarkStart w:id="6" w:name="_Toc124928085"/>
       <w:r>
         <w:rPr>
           <w:noProof/>
@@ -2365,7 +2359,7 @@
       <w:r>
         <w:t>User Interaction</w:t>
       </w:r>
-      <w:bookmarkEnd w:id="5"/>
+      <w:bookmarkEnd w:id="6"/>
     </w:p>
     <w:p>
       <w:r>
@@ -2421,49 +2415,25 @@
           <w:i/>
           <w:iCs/>
         </w:rPr>
-        <w:t>refer to the number of students who answered each question which can change (</w:t>
-      </w:r>
-      <w:proofErr w:type="spellStart"/>
-      <w:r>
-        <w:rPr>
-          <w:i/>
-          <w:iCs/>
-        </w:rPr>
-        <w:t>eg.</w:t>
-      </w:r>
-      <w:proofErr w:type="spellEnd"/>
-      <w:r>
-        <w:rPr>
-          <w:i/>
-          <w:iCs/>
-        </w:rPr>
-        <w:t xml:space="preserve"> students who did not want a score were not asked about an online leaderboard)</w:t>
+        <w:t>refer to the number of students who answered each question which can change (eg. students who did not want a score were not asked about an online leaderboard)</w:t>
       </w:r>
     </w:p>
     <w:p>
       <w:pPr>
         <w:pStyle w:val="Heading2"/>
       </w:pPr>
-      <w:bookmarkStart w:id="6" w:name="_Toc124875738"/>
+      <w:bookmarkStart w:id="7" w:name="_Toc124928086"/>
       <w:r>
         <w:t>Question 1: What functions of the operating system can you remember right now?</w:t>
       </w:r>
-      <w:bookmarkEnd w:id="6"/>
+      <w:bookmarkEnd w:id="7"/>
     </w:p>
     <w:p>
       <w:r>
         <w:t xml:space="preserve">Ten (40%) of the respondents to this question </w:t>
       </w:r>
       <w:r>
-        <w:t xml:space="preserve">said words to the effect of none. This shows me that this is a good area of the GCSE syllabus to base my project around as even in a year 11 class a large amount of them </w:t>
-      </w:r>
-      <w:proofErr w:type="gramStart"/>
-      <w:r>
-        <w:t>are</w:t>
-      </w:r>
-      <w:proofErr w:type="gramEnd"/>
-      <w:r>
-        <w:t xml:space="preserve"> not confident with the topic.</w:t>
+        <w:t>said words to the effect of none. This shows me that this is a good area of the GCSE syllabus to base my project around as even in a year 11 class a large amount of them are not confident with the topic.</w:t>
       </w:r>
     </w:p>
     <w:p>
@@ -2478,7 +2448,7 @@
       <w:pPr>
         <w:pStyle w:val="Heading2"/>
       </w:pPr>
-      <w:bookmarkStart w:id="7" w:name="_Toc124875739"/>
+      <w:bookmarkStart w:id="8" w:name="_Toc124928087"/>
       <w:r>
         <w:lastRenderedPageBreak/>
         <w:t>Question 2:</w:t>
@@ -2489,7 +2459,7 @@
       <w:r>
         <w:t>How difficult do you find the topic of the operating system? (1 being very easy, 10 being very difficult)</w:t>
       </w:r>
-      <w:bookmarkEnd w:id="7"/>
+      <w:bookmarkEnd w:id="8"/>
     </w:p>
     <w:p>
       <w:r>
@@ -2547,14 +2517,14 @@
       <w:pPr>
         <w:pStyle w:val="Heading2"/>
       </w:pPr>
-      <w:bookmarkStart w:id="8" w:name="_Toc124875740"/>
+      <w:bookmarkStart w:id="9" w:name="_Toc124928088"/>
       <w:r>
         <w:t xml:space="preserve">Question 3: </w:t>
       </w:r>
       <w:r>
         <w:t>What do you like about existing revision sources such as Bitesize and Craig 'n' Dave?</w:t>
       </w:r>
-      <w:bookmarkEnd w:id="8"/>
+      <w:bookmarkEnd w:id="9"/>
     </w:p>
     <w:p>
       <w:r>
@@ -2591,7 +2561,6 @@
       <w:r>
         <w:t xml:space="preserve">and </w:t>
       </w:r>
-      <w:proofErr w:type="gramStart"/>
       <w:r>
         <w:t>low</w:t>
       </w:r>
@@ -2601,7 +2570,6 @@
       <w:r>
         <w:t>friction</w:t>
       </w:r>
-      <w:proofErr w:type="gramEnd"/>
       <w:r>
         <w:t>. I feel that this will be an important part of my project as no one will want to use a revision tool that is too difficult to start using, especially in a high-stress situation such as before an exam.</w:t>
       </w:r>
@@ -2610,14 +2578,14 @@
       <w:pPr>
         <w:pStyle w:val="Heading2"/>
       </w:pPr>
-      <w:bookmarkStart w:id="9" w:name="_Toc124875741"/>
+      <w:bookmarkStart w:id="10" w:name="_Toc124928089"/>
       <w:r>
         <w:t xml:space="preserve">Question 4: </w:t>
       </w:r>
       <w:r>
         <w:t>What do you dislike about existing revision sources such as Bitesize and Craig 'n' Dave?</w:t>
       </w:r>
-      <w:bookmarkEnd w:id="9"/>
+      <w:bookmarkEnd w:id="10"/>
     </w:p>
     <w:p>
       <w:r>
@@ -2651,7 +2619,7 @@
       <w:pPr>
         <w:pStyle w:val="Heading2"/>
       </w:pPr>
-      <w:bookmarkStart w:id="10" w:name="_Toc124875742"/>
+      <w:bookmarkStart w:id="11" w:name="_Toc124928090"/>
       <w:r>
         <w:lastRenderedPageBreak/>
         <w:t xml:space="preserve">Question 5: </w:t>
@@ -2659,7 +2627,7 @@
       <w:r>
         <w:t>What revision methods do you find work the best for you?</w:t>
       </w:r>
-      <w:bookmarkEnd w:id="10"/>
+      <w:bookmarkEnd w:id="11"/>
     </w:p>
     <w:p>
       <w:r>
@@ -2752,21 +2720,22 @@
       <w:pPr>
         <w:pStyle w:val="Heading2"/>
       </w:pPr>
-      <w:bookmarkStart w:id="11" w:name="_Question_6:_Would"/>
-      <w:bookmarkStart w:id="12" w:name="_Toc124875743"/>
-      <w:bookmarkEnd w:id="11"/>
+      <w:bookmarkStart w:id="12" w:name="_Question_6:_Would"/>
+      <w:bookmarkStart w:id="13" w:name="_Toc124928091"/>
+      <w:bookmarkEnd w:id="12"/>
       <w:r>
         <w:t xml:space="preserve">Question 6: </w:t>
       </w:r>
       <w:r>
         <w:t>Would you like the game to speed up as it goes on?</w:t>
       </w:r>
-      <w:bookmarkEnd w:id="12"/>
+      <w:bookmarkEnd w:id="13"/>
     </w:p>
     <w:p>
       <w:r>
         <w:rPr>
           <w:noProof/>
+          <w:lang w:eastAsia="en-GB"/>
         </w:rPr>
         <w:drawing>
           <wp:anchor distT="0" distB="0" distL="114300" distR="114300" simplePos="0" relativeHeight="251658245" behindDoc="0" locked="0" layoutInCell="1" allowOverlap="1" wp14:anchorId="3861BA68" wp14:editId="1169C71B">
@@ -2866,7 +2835,7 @@
       <w:pPr>
         <w:pStyle w:val="Heading2"/>
       </w:pPr>
-      <w:bookmarkStart w:id="13" w:name="_Toc124875744"/>
+      <w:bookmarkStart w:id="14" w:name="_Toc124928092"/>
       <w:r>
         <w:lastRenderedPageBreak/>
         <w:t xml:space="preserve">Question 7: </w:t>
@@ -2874,12 +2843,13 @@
       <w:r>
         <w:t>Would you like to be provided with a final score at the end of the game?</w:t>
       </w:r>
-      <w:bookmarkEnd w:id="13"/>
+      <w:bookmarkEnd w:id="14"/>
     </w:p>
     <w:p>
       <w:r>
         <w:rPr>
           <w:noProof/>
+          <w:lang w:eastAsia="en-GB"/>
         </w:rPr>
         <w:drawing>
           <wp:anchor distT="0" distB="0" distL="114300" distR="114300" simplePos="0" relativeHeight="251662341" behindDoc="0" locked="0" layoutInCell="1" allowOverlap="1" wp14:anchorId="15916523" wp14:editId="7AB0E9FE">
@@ -2928,6 +2898,7 @@
       <w:r>
         <w:rPr>
           <w:noProof/>
+          <w:lang w:eastAsia="en-GB"/>
         </w:rPr>
         <w:drawing>
           <wp:anchor distT="0" distB="0" distL="114300" distR="114300" simplePos="0" relativeHeight="251660293" behindDoc="0" locked="0" layoutInCell="1" allowOverlap="1" wp14:anchorId="5D923468" wp14:editId="50B4B046">
@@ -3032,9 +3003,9 @@
       <w:pPr>
         <w:pStyle w:val="Heading2"/>
       </w:pPr>
-      <w:bookmarkStart w:id="14" w:name="_Question_8:_Would"/>
-      <w:bookmarkStart w:id="15" w:name="_Toc124875745"/>
-      <w:bookmarkEnd w:id="14"/>
+      <w:bookmarkStart w:id="15" w:name="_Question_8:_Would"/>
+      <w:bookmarkStart w:id="16" w:name="_Toc124928093"/>
+      <w:bookmarkEnd w:id="15"/>
       <w:r>
         <w:t xml:space="preserve">Question 8: </w:t>
       </w:r>
@@ -3047,7 +3018,7 @@
       <w:r>
         <w:t>erboard?</w:t>
       </w:r>
-      <w:bookmarkEnd w:id="15"/>
+      <w:bookmarkEnd w:id="16"/>
     </w:p>
     <w:p>
       <w:r>
@@ -3076,10 +3047,11 @@
       <w:pPr>
         <w:pStyle w:val="Heading2"/>
       </w:pPr>
-      <w:bookmarkStart w:id="16" w:name="_Toc124875746"/>
+      <w:bookmarkStart w:id="17" w:name="_Toc124928094"/>
       <w:r>
         <w:rPr>
           <w:noProof/>
+          <w:lang w:eastAsia="en-GB"/>
         </w:rPr>
         <w:lastRenderedPageBreak/>
         <w:drawing>
@@ -3135,7 +3107,7 @@
       <w:r>
         <w:t>What filtering options would you like on an online leaderboard?</w:t>
       </w:r>
-      <w:bookmarkEnd w:id="16"/>
+      <w:bookmarkEnd w:id="17"/>
     </w:p>
     <w:p>
       <w:r>
@@ -3170,12 +3142,13 @@
       <w:pPr>
         <w:pStyle w:val="Heading2"/>
       </w:pPr>
-      <w:bookmarkStart w:id="17" w:name="_Question_10:_Would"/>
-      <w:bookmarkStart w:id="18" w:name="_Toc124875747"/>
-      <w:bookmarkEnd w:id="17"/>
+      <w:bookmarkStart w:id="18" w:name="_Question_10:_Would"/>
+      <w:bookmarkStart w:id="19" w:name="_Toc124928095"/>
+      <w:bookmarkEnd w:id="18"/>
       <w:r>
         <w:rPr>
           <w:noProof/>
+          <w:lang w:eastAsia="en-GB"/>
         </w:rPr>
         <w:drawing>
           <wp:anchor distT="0" distB="0" distL="114300" distR="114300" simplePos="0" relativeHeight="251666437" behindDoc="0" locked="0" layoutInCell="1" allowOverlap="1" wp14:anchorId="70F81776" wp14:editId="51C3DD1F">
@@ -3224,7 +3197,7 @@
       <w:r>
         <w:t>Question 10: Would you use a learning mode?</w:t>
       </w:r>
-      <w:bookmarkEnd w:id="18"/>
+      <w:bookmarkEnd w:id="19"/>
     </w:p>
     <w:p>
       <w:r>
@@ -3250,12 +3223,13 @@
       <w:pPr>
         <w:pStyle w:val="Heading2"/>
       </w:pPr>
-      <w:bookmarkStart w:id="19" w:name="_Question_11:_Would"/>
-      <w:bookmarkStart w:id="20" w:name="_Toc124875748"/>
-      <w:bookmarkEnd w:id="19"/>
+      <w:bookmarkStart w:id="20" w:name="_Question_11:_Would"/>
+      <w:bookmarkStart w:id="21" w:name="_Toc124928096"/>
+      <w:bookmarkEnd w:id="20"/>
       <w:r>
         <w:rPr>
           <w:noProof/>
+          <w:lang w:eastAsia="en-GB"/>
         </w:rPr>
         <w:lastRenderedPageBreak/>
         <w:drawing>
@@ -3308,7 +3282,7 @@
       <w:r>
         <w:t>Would you use a zen mode?</w:t>
       </w:r>
-      <w:bookmarkEnd w:id="20"/>
+      <w:bookmarkEnd w:id="21"/>
     </w:p>
     <w:p>
       <w:r>
@@ -3381,10 +3355,11 @@
       <w:pPr>
         <w:pStyle w:val="Heading2"/>
       </w:pPr>
-      <w:bookmarkStart w:id="21" w:name="_Toc124875749"/>
+      <w:bookmarkStart w:id="22" w:name="_Toc124928097"/>
       <w:r>
         <w:rPr>
           <w:noProof/>
+          <w:lang w:eastAsia="en-GB"/>
         </w:rPr>
         <w:drawing>
           <wp:anchor distT="0" distB="0" distL="114300" distR="114300" simplePos="0" relativeHeight="251670533" behindDoc="0" locked="0" layoutInCell="1" allowOverlap="1" wp14:anchorId="385D0DF2" wp14:editId="7D4A4FE8">
@@ -3436,7 +3411,7 @@
       <w:r>
         <w:t>Do you prefer fast or slow-paced games?</w:t>
       </w:r>
-      <w:bookmarkEnd w:id="21"/>
+      <w:bookmarkEnd w:id="22"/>
     </w:p>
     <w:p>
       <w:r>
@@ -3475,10 +3450,11 @@
       <w:pPr>
         <w:pStyle w:val="Heading2"/>
       </w:pPr>
-      <w:bookmarkStart w:id="22" w:name="_Toc124875750"/>
+      <w:bookmarkStart w:id="23" w:name="_Toc124928098"/>
       <w:r>
         <w:rPr>
           <w:noProof/>
+          <w:lang w:eastAsia="en-GB"/>
         </w:rPr>
         <w:lastRenderedPageBreak/>
         <w:drawing>
@@ -3531,7 +3507,7 @@
       <w:r>
         <w:t>What control scheme would you prefer?</w:t>
       </w:r>
-      <w:bookmarkEnd w:id="22"/>
+      <w:bookmarkEnd w:id="23"/>
     </w:p>
     <w:p>
       <w:r>
@@ -3575,14 +3551,14 @@
       <w:pPr>
         <w:pStyle w:val="Heading2"/>
       </w:pPr>
-      <w:bookmarkStart w:id="23" w:name="_Toc124875751"/>
+      <w:bookmarkStart w:id="24" w:name="_Toc124928099"/>
       <w:r>
         <w:t>Question 14</w:t>
       </w:r>
       <w:r>
         <w:t>: How many minutes should the average game last?</w:t>
       </w:r>
-      <w:bookmarkEnd w:id="23"/>
+      <w:bookmarkEnd w:id="24"/>
       <w:r>
         <w:t xml:space="preserve"> </w:t>
       </w:r>
@@ -3616,11 +3592,11 @@
       <w:pPr>
         <w:pStyle w:val="Heading2"/>
       </w:pPr>
-      <w:bookmarkStart w:id="24" w:name="_Toc124875752"/>
+      <w:bookmarkStart w:id="25" w:name="_Toc124928100"/>
       <w:r>
         <w:t>Question 15: Any other comments?</w:t>
       </w:r>
-      <w:bookmarkEnd w:id="24"/>
+      <w:bookmarkEnd w:id="25"/>
     </w:p>
     <w:p>
       <w:r>
@@ -3681,7 +3657,7 @@
 </file>
 
 <file path=word/endnotes.xml><?xml version="1.0" encoding="utf-8"?>
-<w:endnotes xmlns:wpc="http://schemas.microsoft.com/office/word/2010/wordprocessingCanvas" xmlns:cx="http://schemas.microsoft.com/office/drawing/2014/chartex" xmlns:cx1="http://schemas.microsoft.com/office/drawing/2015/9/8/chartex" xmlns:cx2="http://schemas.microsoft.com/office/drawing/2015/10/21/chartex" xmlns:cx3="http://schemas.microsoft.com/office/drawing/2016/5/9/chartex" xmlns:cx4="http://schemas.microsoft.com/office/drawing/2016/5/10/chartex" xmlns:cx5="http://schemas.microsoft.com/office/drawing/2016/5/11/chartex" xmlns:cx6="http://schemas.microsoft.com/office/drawing/2016/5/12/chartex" xmlns:cx7="http://schemas.microsoft.com/office/drawing/2016/5/13/chartex" xmlns:cx8="http://schemas.microsoft.com/office/drawing/2016/5/14/chartex" xmlns:mc="http://schemas.openxmlformats.org/markup-compatibility/2006" xmlns:aink="http://schemas.microsoft.com/office/drawing/2016/ink" xmlns:am3d="http://schemas.microsoft.com/office/drawing/2017/model3d" xmlns:o="urn:schemas-microsoft-com:office:office" xmlns:oel="http://schemas.microsoft.com/office/2019/extlst" xmlns:r="http://schemas.openxmlformats.org/officeDocument/2006/relationships" xmlns:m="http://schemas.openxmlformats.org/officeDocument/2006/math" xmlns:v="urn:schemas-microsoft-com:vml" xmlns:wp14="http://schemas.microsoft.com/office/word/2010/wordprocessingDrawing" xmlns:wp="http://schemas.openxmlformats.org/drawingml/2006/wordprocessingDrawing" xmlns:w10="urn:schemas-microsoft-com:office:word" xmlns:w="http://schemas.openxmlformats.org/wordprocessingml/2006/main" xmlns:w14="http://schemas.microsoft.com/office/word/2010/wordml" xmlns:w15="http://schemas.microsoft.com/office/word/2012/wordml" xmlns:w16cex="http://schemas.microsoft.com/office/word/2018/wordml/cex" xmlns:w16cid="http://schemas.microsoft.com/office/word/2016/wordml/cid" xmlns:w16="http://schemas.microsoft.com/office/word/2018/wordml" xmlns:w16sdtdh="http://schemas.microsoft.com/office/word/2020/wordml/sdtdatahash" xmlns:w16se="http://schemas.microsoft.com/office/word/2015/wordml/symex" xmlns:wpg="http://schemas.microsoft.com/office/word/2010/wordprocessingGroup" xmlns:wpi="http://schemas.microsoft.com/office/word/2010/wordprocessingInk" xmlns:wne="http://schemas.microsoft.com/office/word/2006/wordml" xmlns:wps="http://schemas.microsoft.com/office/word/2010/wordprocessingShape" mc:Ignorable="w14 w15 w16se w16cid w16 w16cex w16sdtdh wp14">
+<w:endnotes xmlns:wpc="http://schemas.microsoft.com/office/word/2010/wordprocessingCanvas" xmlns:cx="http://schemas.microsoft.com/office/drawing/2014/chartex" xmlns:cx1="http://schemas.microsoft.com/office/drawing/2015/9/8/chartex" xmlns:mc="http://schemas.openxmlformats.org/markup-compatibility/2006" xmlns:o="urn:schemas-microsoft-com:office:office" xmlns:r="http://schemas.openxmlformats.org/officeDocument/2006/relationships" xmlns:m="http://schemas.openxmlformats.org/officeDocument/2006/math" xmlns:v="urn:schemas-microsoft-com:vml" xmlns:wp14="http://schemas.microsoft.com/office/word/2010/wordprocessingDrawing" xmlns:wp="http://schemas.openxmlformats.org/drawingml/2006/wordprocessingDrawing" xmlns:w10="urn:schemas-microsoft-com:office:word" xmlns:w="http://schemas.openxmlformats.org/wordprocessingml/2006/main" xmlns:w14="http://schemas.microsoft.com/office/word/2010/wordml" xmlns:w15="http://schemas.microsoft.com/office/word/2012/wordml" xmlns:w16se="http://schemas.microsoft.com/office/word/2015/wordml/symex" xmlns:wpg="http://schemas.microsoft.com/office/word/2010/wordprocessingGroup" xmlns:wpi="http://schemas.microsoft.com/office/word/2010/wordprocessingInk" xmlns:wne="http://schemas.microsoft.com/office/word/2006/wordml" xmlns:wps="http://schemas.microsoft.com/office/word/2010/wordprocessingShape" mc:Ignorable="w14 w15 w16se wp14">
   <w:endnote w:type="separator" w:id="-1">
     <w:p>
       <w:pPr>
@@ -3713,7 +3689,7 @@
 </file>
 
 <file path=word/footer1.xml><?xml version="1.0" encoding="utf-8"?>
-<w:ftr xmlns:wpc="http://schemas.microsoft.com/office/word/2010/wordprocessingCanvas" xmlns:cx="http://schemas.microsoft.com/office/drawing/2014/chartex" xmlns:cx1="http://schemas.microsoft.com/office/drawing/2015/9/8/chartex" xmlns:cx2="http://schemas.microsoft.com/office/drawing/2015/10/21/chartex" xmlns:cx3="http://schemas.microsoft.com/office/drawing/2016/5/9/chartex" xmlns:cx4="http://schemas.microsoft.com/office/drawing/2016/5/10/chartex" xmlns:cx5="http://schemas.microsoft.com/office/drawing/2016/5/11/chartex" xmlns:cx6="http://schemas.microsoft.com/office/drawing/2016/5/12/chartex" xmlns:cx7="http://schemas.microsoft.com/office/drawing/2016/5/13/chartex" xmlns:cx8="http://schemas.microsoft.com/office/drawing/2016/5/14/chartex" xmlns:mc="http://schemas.openxmlformats.org/markup-compatibility/2006" xmlns:aink="http://schemas.microsoft.com/office/drawing/2016/ink" xmlns:am3d="http://schemas.microsoft.com/office/drawing/2017/model3d" xmlns:o="urn:schemas-microsoft-com:office:office" xmlns:oel="http://schemas.microsoft.com/office/2019/extlst" xmlns:r="http://schemas.openxmlformats.org/officeDocument/2006/relationships" xmlns:m="http://schemas.openxmlformats.org/officeDocument/2006/math" xmlns:v="urn:schemas-microsoft-com:vml" xmlns:wp14="http://schemas.microsoft.com/office/word/2010/wordprocessingDrawing" xmlns:wp="http://schemas.openxmlformats.org/drawingml/2006/wordprocessingDrawing" xmlns:w10="urn:schemas-microsoft-com:office:word" xmlns:w="http://schemas.openxmlformats.org/wordprocessingml/2006/main" xmlns:w14="http://schemas.microsoft.com/office/word/2010/wordml" xmlns:w15="http://schemas.microsoft.com/office/word/2012/wordml" xmlns:w16cex="http://schemas.microsoft.com/office/word/2018/wordml/cex" xmlns:w16cid="http://schemas.microsoft.com/office/word/2016/wordml/cid" xmlns:w16="http://schemas.microsoft.com/office/word/2018/wordml" xmlns:w16sdtdh="http://schemas.microsoft.com/office/word/2020/wordml/sdtdatahash" xmlns:w16se="http://schemas.microsoft.com/office/word/2015/wordml/symex" xmlns:wpg="http://schemas.microsoft.com/office/word/2010/wordprocessingGroup" xmlns:wpi="http://schemas.microsoft.com/office/word/2010/wordprocessingInk" xmlns:wne="http://schemas.microsoft.com/office/word/2006/wordml" xmlns:wps="http://schemas.microsoft.com/office/word/2010/wordprocessingShape" mc:Ignorable="w14 w15 w16se w16cid w16 w16cex w16sdtdh wp14">
+<w:ftr xmlns:wpc="http://schemas.microsoft.com/office/word/2010/wordprocessingCanvas" xmlns:cx="http://schemas.microsoft.com/office/drawing/2014/chartex" xmlns:cx1="http://schemas.microsoft.com/office/drawing/2015/9/8/chartex" xmlns:mc="http://schemas.openxmlformats.org/markup-compatibility/2006" xmlns:o="urn:schemas-microsoft-com:office:office" xmlns:r="http://schemas.openxmlformats.org/officeDocument/2006/relationships" xmlns:m="http://schemas.openxmlformats.org/officeDocument/2006/math" xmlns:v="urn:schemas-microsoft-com:vml" xmlns:wp14="http://schemas.microsoft.com/office/word/2010/wordprocessingDrawing" xmlns:wp="http://schemas.openxmlformats.org/drawingml/2006/wordprocessingDrawing" xmlns:w10="urn:schemas-microsoft-com:office:word" xmlns:w="http://schemas.openxmlformats.org/wordprocessingml/2006/main" xmlns:w14="http://schemas.microsoft.com/office/word/2010/wordml" xmlns:w15="http://schemas.microsoft.com/office/word/2012/wordml" xmlns:w16se="http://schemas.microsoft.com/office/word/2015/wordml/symex" xmlns:wpg="http://schemas.microsoft.com/office/word/2010/wordprocessingGroup" xmlns:wpi="http://schemas.microsoft.com/office/word/2010/wordprocessingInk" xmlns:wne="http://schemas.microsoft.com/office/word/2006/wordml" xmlns:wps="http://schemas.microsoft.com/office/word/2010/wordprocessingShape" mc:Ignorable="w14 w15 w16se wp14">
   <w:sdt>
     <w:sdtPr>
       <w:id w:val="-1072197409"/>
@@ -3746,7 +3722,7 @@
           <w:rPr>
             <w:noProof/>
           </w:rPr>
-          <w:t>7</w:t>
+          <w:t>11</w:t>
         </w:r>
         <w:r>
           <w:rPr>
@@ -3766,7 +3742,7 @@
 </file>
 
 <file path=word/footer2.xml><?xml version="1.0" encoding="utf-8"?>
-<w:ftr xmlns:wpc="http://schemas.microsoft.com/office/word/2010/wordprocessingCanvas" xmlns:cx="http://schemas.microsoft.com/office/drawing/2014/chartex" xmlns:cx1="http://schemas.microsoft.com/office/drawing/2015/9/8/chartex" xmlns:cx2="http://schemas.microsoft.com/office/drawing/2015/10/21/chartex" xmlns:cx3="http://schemas.microsoft.com/office/drawing/2016/5/9/chartex" xmlns:cx4="http://schemas.microsoft.com/office/drawing/2016/5/10/chartex" xmlns:cx5="http://schemas.microsoft.com/office/drawing/2016/5/11/chartex" xmlns:cx6="http://schemas.microsoft.com/office/drawing/2016/5/12/chartex" xmlns:cx7="http://schemas.microsoft.com/office/drawing/2016/5/13/chartex" xmlns:cx8="http://schemas.microsoft.com/office/drawing/2016/5/14/chartex" xmlns:mc="http://schemas.openxmlformats.org/markup-compatibility/2006" xmlns:aink="http://schemas.microsoft.com/office/drawing/2016/ink" xmlns:am3d="http://schemas.microsoft.com/office/drawing/2017/model3d" xmlns:o="urn:schemas-microsoft-com:office:office" xmlns:oel="http://schemas.microsoft.com/office/2019/extlst" xmlns:r="http://schemas.openxmlformats.org/officeDocument/2006/relationships" xmlns:m="http://schemas.openxmlformats.org/officeDocument/2006/math" xmlns:v="urn:schemas-microsoft-com:vml" xmlns:wp14="http://schemas.microsoft.com/office/word/2010/wordprocessingDrawing" xmlns:wp="http://schemas.openxmlformats.org/drawingml/2006/wordprocessingDrawing" xmlns:w10="urn:schemas-microsoft-com:office:word" xmlns:w="http://schemas.openxmlformats.org/wordprocessingml/2006/main" xmlns:w14="http://schemas.microsoft.com/office/word/2010/wordml" xmlns:w15="http://schemas.microsoft.com/office/word/2012/wordml" xmlns:w16cex="http://schemas.microsoft.com/office/word/2018/wordml/cex" xmlns:w16cid="http://schemas.microsoft.com/office/word/2016/wordml/cid" xmlns:w16="http://schemas.microsoft.com/office/word/2018/wordml" xmlns:w16sdtdh="http://schemas.microsoft.com/office/word/2020/wordml/sdtdatahash" xmlns:w16se="http://schemas.microsoft.com/office/word/2015/wordml/symex" xmlns:wpg="http://schemas.microsoft.com/office/word/2010/wordprocessingGroup" xmlns:wpi="http://schemas.microsoft.com/office/word/2010/wordprocessingInk" xmlns:wne="http://schemas.microsoft.com/office/word/2006/wordml" xmlns:wps="http://schemas.microsoft.com/office/word/2010/wordprocessingShape" mc:Ignorable="w14 w15 w16se w16cid w16 w16cex w16sdtdh wp14">
+<w:ftr xmlns:wpc="http://schemas.microsoft.com/office/word/2010/wordprocessingCanvas" xmlns:cx="http://schemas.microsoft.com/office/drawing/2014/chartex" xmlns:cx1="http://schemas.microsoft.com/office/drawing/2015/9/8/chartex" xmlns:mc="http://schemas.openxmlformats.org/markup-compatibility/2006" xmlns:o="urn:schemas-microsoft-com:office:office" xmlns:r="http://schemas.openxmlformats.org/officeDocument/2006/relationships" xmlns:m="http://schemas.openxmlformats.org/officeDocument/2006/math" xmlns:v="urn:schemas-microsoft-com:vml" xmlns:wp14="http://schemas.microsoft.com/office/word/2010/wordprocessingDrawing" xmlns:wp="http://schemas.openxmlformats.org/drawingml/2006/wordprocessingDrawing" xmlns:w10="urn:schemas-microsoft-com:office:word" xmlns:w="http://schemas.openxmlformats.org/wordprocessingml/2006/main" xmlns:w14="http://schemas.microsoft.com/office/word/2010/wordml" xmlns:w15="http://schemas.microsoft.com/office/word/2012/wordml" xmlns:w16se="http://schemas.microsoft.com/office/word/2015/wordml/symex" xmlns:wpg="http://schemas.microsoft.com/office/word/2010/wordprocessingGroup" xmlns:wpi="http://schemas.microsoft.com/office/word/2010/wordprocessingInk" xmlns:wne="http://schemas.microsoft.com/office/word/2006/wordml" xmlns:wps="http://schemas.microsoft.com/office/word/2010/wordprocessingShape" mc:Ignorable="w14 w15 w16se wp14">
   <w:sdt>
     <w:sdtPr>
       <w:id w:val="-1179957812"/>
@@ -3819,7 +3795,7 @@
 </file>
 
 <file path=word/footnotes.xml><?xml version="1.0" encoding="utf-8"?>
-<w:footnotes xmlns:wpc="http://schemas.microsoft.com/office/word/2010/wordprocessingCanvas" xmlns:cx="http://schemas.microsoft.com/office/drawing/2014/chartex" xmlns:cx1="http://schemas.microsoft.com/office/drawing/2015/9/8/chartex" xmlns:cx2="http://schemas.microsoft.com/office/drawing/2015/10/21/chartex" xmlns:cx3="http://schemas.microsoft.com/office/drawing/2016/5/9/chartex" xmlns:cx4="http://schemas.microsoft.com/office/drawing/2016/5/10/chartex" xmlns:cx5="http://schemas.microsoft.com/office/drawing/2016/5/11/chartex" xmlns:cx6="http://schemas.microsoft.com/office/drawing/2016/5/12/chartex" xmlns:cx7="http://schemas.microsoft.com/office/drawing/2016/5/13/chartex" xmlns:cx8="http://schemas.microsoft.com/office/drawing/2016/5/14/chartex" xmlns:mc="http://schemas.openxmlformats.org/markup-compatibility/2006" xmlns:aink="http://schemas.microsoft.com/office/drawing/2016/ink" xmlns:am3d="http://schemas.microsoft.com/office/drawing/2017/model3d" xmlns:o="urn:schemas-microsoft-com:office:office" xmlns:oel="http://schemas.microsoft.com/office/2019/extlst" xmlns:r="http://schemas.openxmlformats.org/officeDocument/2006/relationships" xmlns:m="http://schemas.openxmlformats.org/officeDocument/2006/math" xmlns:v="urn:schemas-microsoft-com:vml" xmlns:wp14="http://schemas.microsoft.com/office/word/2010/wordprocessingDrawing" xmlns:wp="http://schemas.openxmlformats.org/drawingml/2006/wordprocessingDrawing" xmlns:w10="urn:schemas-microsoft-com:office:word" xmlns:w="http://schemas.openxmlformats.org/wordprocessingml/2006/main" xmlns:w14="http://schemas.microsoft.com/office/word/2010/wordml" xmlns:w15="http://schemas.microsoft.com/office/word/2012/wordml" xmlns:w16cex="http://schemas.microsoft.com/office/word/2018/wordml/cex" xmlns:w16cid="http://schemas.microsoft.com/office/word/2016/wordml/cid" xmlns:w16="http://schemas.microsoft.com/office/word/2018/wordml" xmlns:w16sdtdh="http://schemas.microsoft.com/office/word/2020/wordml/sdtdatahash" xmlns:w16se="http://schemas.microsoft.com/office/word/2015/wordml/symex" xmlns:wpg="http://schemas.microsoft.com/office/word/2010/wordprocessingGroup" xmlns:wpi="http://schemas.microsoft.com/office/word/2010/wordprocessingInk" xmlns:wne="http://schemas.microsoft.com/office/word/2006/wordml" xmlns:wps="http://schemas.microsoft.com/office/word/2010/wordprocessingShape" mc:Ignorable="w14 w15 w16se w16cid w16 w16cex w16sdtdh wp14">
+<w:footnotes xmlns:wpc="http://schemas.microsoft.com/office/word/2010/wordprocessingCanvas" xmlns:cx="http://schemas.microsoft.com/office/drawing/2014/chartex" xmlns:cx1="http://schemas.microsoft.com/office/drawing/2015/9/8/chartex" xmlns:mc="http://schemas.openxmlformats.org/markup-compatibility/2006" xmlns:o="urn:schemas-microsoft-com:office:office" xmlns:r="http://schemas.openxmlformats.org/officeDocument/2006/relationships" xmlns:m="http://schemas.openxmlformats.org/officeDocument/2006/math" xmlns:v="urn:schemas-microsoft-com:vml" xmlns:wp14="http://schemas.microsoft.com/office/word/2010/wordprocessingDrawing" xmlns:wp="http://schemas.openxmlformats.org/drawingml/2006/wordprocessingDrawing" xmlns:w10="urn:schemas-microsoft-com:office:word" xmlns:w="http://schemas.openxmlformats.org/wordprocessingml/2006/main" xmlns:w14="http://schemas.microsoft.com/office/word/2010/wordml" xmlns:w15="http://schemas.microsoft.com/office/word/2012/wordml" xmlns:w16se="http://schemas.microsoft.com/office/word/2015/wordml/symex" xmlns:wpg="http://schemas.microsoft.com/office/word/2010/wordprocessingGroup" xmlns:wpi="http://schemas.microsoft.com/office/word/2010/wordprocessingInk" xmlns:wne="http://schemas.microsoft.com/office/word/2006/wordml" xmlns:wps="http://schemas.microsoft.com/office/word/2010/wordprocessingShape" mc:Ignorable="w14 w15 w16se wp14">
   <w:footnote w:type="separator" w:id="-1">
     <w:p>
       <w:pPr>
@@ -3851,7 +3827,7 @@
 </file>
 
 <file path=word/header1.xml><?xml version="1.0" encoding="utf-8"?>
-<w:hdr xmlns:wpc="http://schemas.microsoft.com/office/word/2010/wordprocessingCanvas" xmlns:cx="http://schemas.microsoft.com/office/drawing/2014/chartex" xmlns:cx1="http://schemas.microsoft.com/office/drawing/2015/9/8/chartex" xmlns:cx2="http://schemas.microsoft.com/office/drawing/2015/10/21/chartex" xmlns:cx3="http://schemas.microsoft.com/office/drawing/2016/5/9/chartex" xmlns:cx4="http://schemas.microsoft.com/office/drawing/2016/5/10/chartex" xmlns:cx5="http://schemas.microsoft.com/office/drawing/2016/5/11/chartex" xmlns:cx6="http://schemas.microsoft.com/office/drawing/2016/5/12/chartex" xmlns:cx7="http://schemas.microsoft.com/office/drawing/2016/5/13/chartex" xmlns:cx8="http://schemas.microsoft.com/office/drawing/2016/5/14/chartex" xmlns:mc="http://schemas.openxmlformats.org/markup-compatibility/2006" xmlns:aink="http://schemas.microsoft.com/office/drawing/2016/ink" xmlns:am3d="http://schemas.microsoft.com/office/drawing/2017/model3d" xmlns:o="urn:schemas-microsoft-com:office:office" xmlns:oel="http://schemas.microsoft.com/office/2019/extlst" xmlns:r="http://schemas.openxmlformats.org/officeDocument/2006/relationships" xmlns:m="http://schemas.openxmlformats.org/officeDocument/2006/math" xmlns:v="urn:schemas-microsoft-com:vml" xmlns:wp14="http://schemas.microsoft.com/office/word/2010/wordprocessingDrawing" xmlns:wp="http://schemas.openxmlformats.org/drawingml/2006/wordprocessingDrawing" xmlns:w10="urn:schemas-microsoft-com:office:word" xmlns:w="http://schemas.openxmlformats.org/wordprocessingml/2006/main" xmlns:w14="http://schemas.microsoft.com/office/word/2010/wordml" xmlns:w15="http://schemas.microsoft.com/office/word/2012/wordml" xmlns:w16cex="http://schemas.microsoft.com/office/word/2018/wordml/cex" xmlns:w16cid="http://schemas.microsoft.com/office/word/2016/wordml/cid" xmlns:w16="http://schemas.microsoft.com/office/word/2018/wordml" xmlns:w16sdtdh="http://schemas.microsoft.com/office/word/2020/wordml/sdtdatahash" xmlns:w16se="http://schemas.microsoft.com/office/word/2015/wordml/symex" xmlns:wpg="http://schemas.microsoft.com/office/word/2010/wordprocessingGroup" xmlns:wpi="http://schemas.microsoft.com/office/word/2010/wordprocessingInk" xmlns:wne="http://schemas.microsoft.com/office/word/2006/wordml" xmlns:wps="http://schemas.microsoft.com/office/word/2010/wordprocessingShape" mc:Ignorable="w14 w15 w16se w16cid w16 w16cex w16sdtdh wp14">
+<w:hdr xmlns:wpc="http://schemas.microsoft.com/office/word/2010/wordprocessingCanvas" xmlns:cx="http://schemas.microsoft.com/office/drawing/2014/chartex" xmlns:cx1="http://schemas.microsoft.com/office/drawing/2015/9/8/chartex" xmlns:mc="http://schemas.openxmlformats.org/markup-compatibility/2006" xmlns:o="urn:schemas-microsoft-com:office:office" xmlns:r="http://schemas.openxmlformats.org/officeDocument/2006/relationships" xmlns:m="http://schemas.openxmlformats.org/officeDocument/2006/math" xmlns:v="urn:schemas-microsoft-com:vml" xmlns:wp14="http://schemas.microsoft.com/office/word/2010/wordprocessingDrawing" xmlns:wp="http://schemas.openxmlformats.org/drawingml/2006/wordprocessingDrawing" xmlns:w10="urn:schemas-microsoft-com:office:word" xmlns:w="http://schemas.openxmlformats.org/wordprocessingml/2006/main" xmlns:w14="http://schemas.microsoft.com/office/word/2010/wordml" xmlns:w15="http://schemas.microsoft.com/office/word/2012/wordml" xmlns:w16se="http://schemas.microsoft.com/office/word/2015/wordml/symex" xmlns:wpg="http://schemas.microsoft.com/office/word/2010/wordprocessingGroup" xmlns:wpi="http://schemas.microsoft.com/office/word/2010/wordprocessingInk" xmlns:wne="http://schemas.microsoft.com/office/word/2006/wordml" xmlns:wps="http://schemas.microsoft.com/office/word/2010/wordprocessingShape" mc:Ignorable="w14 w15 w16se wp14">
   <w:p>
     <w:pPr>
       <w:pStyle w:val="Header"/>
@@ -3888,7 +3864,7 @@
 </file>
 
 <file path=word/header2.xml><?xml version="1.0" encoding="utf-8"?>
-<w:hdr xmlns:wpc="http://schemas.microsoft.com/office/word/2010/wordprocessingCanvas" xmlns:cx="http://schemas.microsoft.com/office/drawing/2014/chartex" xmlns:cx1="http://schemas.microsoft.com/office/drawing/2015/9/8/chartex" xmlns:cx2="http://schemas.microsoft.com/office/drawing/2015/10/21/chartex" xmlns:cx3="http://schemas.microsoft.com/office/drawing/2016/5/9/chartex" xmlns:cx4="http://schemas.microsoft.com/office/drawing/2016/5/10/chartex" xmlns:cx5="http://schemas.microsoft.com/office/drawing/2016/5/11/chartex" xmlns:cx6="http://schemas.microsoft.com/office/drawing/2016/5/12/chartex" xmlns:cx7="http://schemas.microsoft.com/office/drawing/2016/5/13/chartex" xmlns:cx8="http://schemas.microsoft.com/office/drawing/2016/5/14/chartex" xmlns:mc="http://schemas.openxmlformats.org/markup-compatibility/2006" xmlns:aink="http://schemas.microsoft.com/office/drawing/2016/ink" xmlns:am3d="http://schemas.microsoft.com/office/drawing/2017/model3d" xmlns:o="urn:schemas-microsoft-com:office:office" xmlns:oel="http://schemas.microsoft.com/office/2019/extlst" xmlns:r="http://schemas.openxmlformats.org/officeDocument/2006/relationships" xmlns:m="http://schemas.openxmlformats.org/officeDocument/2006/math" xmlns:v="urn:schemas-microsoft-com:vml" xmlns:wp14="http://schemas.microsoft.com/office/word/2010/wordprocessingDrawing" xmlns:wp="http://schemas.openxmlformats.org/drawingml/2006/wordprocessingDrawing" xmlns:w10="urn:schemas-microsoft-com:office:word" xmlns:w="http://schemas.openxmlformats.org/wordprocessingml/2006/main" xmlns:w14="http://schemas.microsoft.com/office/word/2010/wordml" xmlns:w15="http://schemas.microsoft.com/office/word/2012/wordml" xmlns:w16cex="http://schemas.microsoft.com/office/word/2018/wordml/cex" xmlns:w16cid="http://schemas.microsoft.com/office/word/2016/wordml/cid" xmlns:w16="http://schemas.microsoft.com/office/word/2018/wordml" xmlns:w16sdtdh="http://schemas.microsoft.com/office/word/2020/wordml/sdtdatahash" xmlns:w16se="http://schemas.microsoft.com/office/word/2015/wordml/symex" xmlns:wpg="http://schemas.microsoft.com/office/word/2010/wordprocessingGroup" xmlns:wpi="http://schemas.microsoft.com/office/word/2010/wordprocessingInk" xmlns:wne="http://schemas.microsoft.com/office/word/2006/wordml" xmlns:wps="http://schemas.microsoft.com/office/word/2010/wordprocessingShape" mc:Ignorable="w14 w15 w16se w16cid w16 w16cex w16sdtdh wp14">
+<w:hdr xmlns:wpc="http://schemas.microsoft.com/office/word/2010/wordprocessingCanvas" xmlns:cx="http://schemas.microsoft.com/office/drawing/2014/chartex" xmlns:cx1="http://schemas.microsoft.com/office/drawing/2015/9/8/chartex" xmlns:mc="http://schemas.openxmlformats.org/markup-compatibility/2006" xmlns:o="urn:schemas-microsoft-com:office:office" xmlns:r="http://schemas.openxmlformats.org/officeDocument/2006/relationships" xmlns:m="http://schemas.openxmlformats.org/officeDocument/2006/math" xmlns:v="urn:schemas-microsoft-com:vml" xmlns:wp14="http://schemas.microsoft.com/office/word/2010/wordprocessingDrawing" xmlns:wp="http://schemas.openxmlformats.org/drawingml/2006/wordprocessingDrawing" xmlns:w10="urn:schemas-microsoft-com:office:word" xmlns:w="http://schemas.openxmlformats.org/wordprocessingml/2006/main" xmlns:w14="http://schemas.microsoft.com/office/word/2010/wordml" xmlns:w15="http://schemas.microsoft.com/office/word/2012/wordml" xmlns:w16se="http://schemas.microsoft.com/office/word/2015/wordml/symex" xmlns:wpg="http://schemas.microsoft.com/office/word/2010/wordprocessingGroup" xmlns:wpi="http://schemas.microsoft.com/office/word/2010/wordprocessingInk" xmlns:wne="http://schemas.microsoft.com/office/word/2006/wordml" xmlns:wps="http://schemas.microsoft.com/office/word/2010/wordprocessingShape" mc:Ignorable="w14 w15 w16se wp14">
   <w:p>
     <w:pPr>
       <w:pStyle w:val="Header"/>
@@ -3918,7 +3894,7 @@
 </file>
 
 <file path=word/styles.xml><?xml version="1.0" encoding="utf-8"?>
-<w:styles xmlns:mc="http://schemas.openxmlformats.org/markup-compatibility/2006" xmlns:r="http://schemas.openxmlformats.org/officeDocument/2006/relationships" xmlns:w="http://schemas.openxmlformats.org/wordprocessingml/2006/main" xmlns:w14="http://schemas.microsoft.com/office/word/2010/wordml" xmlns:w15="http://schemas.microsoft.com/office/word/2012/wordml" xmlns:w16cex="http://schemas.microsoft.com/office/word/2018/wordml/cex" xmlns:w16cid="http://schemas.microsoft.com/office/word/2016/wordml/cid" xmlns:w16="http://schemas.microsoft.com/office/word/2018/wordml" xmlns:w16sdtdh="http://schemas.microsoft.com/office/word/2020/wordml/sdtdatahash" xmlns:w16se="http://schemas.microsoft.com/office/word/2015/wordml/symex" mc:Ignorable="w14 w15 w16se w16cid w16 w16cex w16sdtdh">
+<w:styles xmlns:mc="http://schemas.openxmlformats.org/markup-compatibility/2006" xmlns:r="http://schemas.openxmlformats.org/officeDocument/2006/relationships" xmlns:w="http://schemas.openxmlformats.org/wordprocessingml/2006/main" xmlns:w14="http://schemas.microsoft.com/office/word/2010/wordml" xmlns:w15="http://schemas.microsoft.com/office/word/2012/wordml" xmlns:w16se="http://schemas.microsoft.com/office/word/2015/wordml/symex" mc:Ignorable="w14 w15 w16se">
   <w:docDefaults>
     <w:rPrDefault>
       <w:rPr>
@@ -3934,7 +3910,7 @@
       </w:pPr>
     </w:pPrDefault>
   </w:docDefaults>
-  <w:latentStyles w:defLockedState="0" w:defUIPriority="99" w:defSemiHidden="0" w:defUnhideWhenUsed="0" w:defQFormat="0" w:count="376">
+  <w:latentStyles w:defLockedState="0" w:defUIPriority="99" w:defSemiHidden="0" w:defUnhideWhenUsed="0" w:defQFormat="0" w:count="371">
     <w:lsdException w:name="Normal" w:uiPriority="0" w:qFormat="1"/>
     <w:lsdException w:name="heading 1" w:uiPriority="9" w:qFormat="1"/>
     <w:lsdException w:name="heading 2" w:semiHidden="1" w:uiPriority="9" w:unhideWhenUsed="1" w:qFormat="1"/>
@@ -4306,11 +4282,6 @@
     <w:lsdException w:name="List Table 5 Dark Accent 6" w:uiPriority="50"/>
     <w:lsdException w:name="List Table 6 Colorful Accent 6" w:uiPriority="51"/>
     <w:lsdException w:name="List Table 7 Colorful Accent 6" w:uiPriority="52"/>
-    <w:lsdException w:name="Mention" w:semiHidden="1" w:unhideWhenUsed="1"/>
-    <w:lsdException w:name="Smart Hyperlink" w:semiHidden="1" w:unhideWhenUsed="1"/>
-    <w:lsdException w:name="Hashtag" w:semiHidden="1" w:unhideWhenUsed="1"/>
-    <w:lsdException w:name="Unresolved Mention" w:semiHidden="1" w:unhideWhenUsed="1"/>
-    <w:lsdException w:name="Smart Link" w:semiHidden="1" w:unhideWhenUsed="1"/>
   </w:latentStyles>
   <w:style w:type="paragraph" w:default="1" w:styleId="Normal">
     <w:name w:val="Normal"/>
@@ -4626,7 +4597,7 @@
       <w:ind w:left="480"/>
     </w:pPr>
   </w:style>
-  <w:style w:type="character" w:styleId="UnresolvedMention">
+  <w:style w:type="character" w:customStyle="1" w:styleId="UnresolvedMention">
     <w:name w:val="Unresolved Mention"/>
     <w:basedOn w:val="DefaultParagraphFont"/>
     <w:uiPriority w:val="99"/>
@@ -4972,7 +4943,7 @@
 </file>
 
 <file path=customXml/itemProps2.xml><?xml version="1.0" encoding="utf-8"?>
-<ds:datastoreItem xmlns:ds="http://schemas.openxmlformats.org/officeDocument/2006/customXml" ds:itemID="{F7DFAA24-14DB-429E-BA63-6074C77E9DEC}">
+<ds:datastoreItem xmlns:ds="http://schemas.openxmlformats.org/officeDocument/2006/customXml" ds:itemID="{F16DB196-DA41-476F-ADD5-733D48097076}">
   <ds:schemaRefs>
     <ds:schemaRef ds:uri="http://schemas.openxmlformats.org/officeDocument/2006/bibliography"/>
   </ds:schemaRefs>

--- a/Analysis.docx
+++ b/Analysis.docx
@@ -1,6 +1,6 @@
 
 <file path=word/document.xml><?xml version="1.0" encoding="utf-8"?>
-<w:document xmlns:wpc="http://schemas.microsoft.com/office/word/2010/wordprocessingCanvas" xmlns:cx="http://schemas.microsoft.com/office/drawing/2014/chartex" xmlns:cx1="http://schemas.microsoft.com/office/drawing/2015/9/8/chartex" xmlns:mc="http://schemas.openxmlformats.org/markup-compatibility/2006" xmlns:o="urn:schemas-microsoft-com:office:office" xmlns:r="http://schemas.openxmlformats.org/officeDocument/2006/relationships" xmlns:m="http://schemas.openxmlformats.org/officeDocument/2006/math" xmlns:v="urn:schemas-microsoft-com:vml" xmlns:wp14="http://schemas.microsoft.com/office/word/2010/wordprocessingDrawing" xmlns:wp="http://schemas.openxmlformats.org/drawingml/2006/wordprocessingDrawing" xmlns:w10="urn:schemas-microsoft-com:office:word" xmlns:w="http://schemas.openxmlformats.org/wordprocessingml/2006/main" xmlns:w14="http://schemas.microsoft.com/office/word/2010/wordml" xmlns:w15="http://schemas.microsoft.com/office/word/2012/wordml" xmlns:w16se="http://schemas.microsoft.com/office/word/2015/wordml/symex" xmlns:wpg="http://schemas.microsoft.com/office/word/2010/wordprocessingGroup" xmlns:wpi="http://schemas.microsoft.com/office/word/2010/wordprocessingInk" xmlns:wne="http://schemas.microsoft.com/office/word/2006/wordml" xmlns:wps="http://schemas.microsoft.com/office/word/2010/wordprocessingShape" mc:Ignorable="w14 w15 w16se wp14">
+<w:document xmlns:wpc="http://schemas.microsoft.com/office/word/2010/wordprocessingCanvas" xmlns:cx="http://schemas.microsoft.com/office/drawing/2014/chartex" xmlns:cx1="http://schemas.microsoft.com/office/drawing/2015/9/8/chartex" xmlns:cx2="http://schemas.microsoft.com/office/drawing/2015/10/21/chartex" xmlns:cx3="http://schemas.microsoft.com/office/drawing/2016/5/9/chartex" xmlns:cx4="http://schemas.microsoft.com/office/drawing/2016/5/10/chartex" xmlns:cx5="http://schemas.microsoft.com/office/drawing/2016/5/11/chartex" xmlns:cx6="http://schemas.microsoft.com/office/drawing/2016/5/12/chartex" xmlns:cx7="http://schemas.microsoft.com/office/drawing/2016/5/13/chartex" xmlns:cx8="http://schemas.microsoft.com/office/drawing/2016/5/14/chartex" xmlns:mc="http://schemas.openxmlformats.org/markup-compatibility/2006" xmlns:aink="http://schemas.microsoft.com/office/drawing/2016/ink" xmlns:am3d="http://schemas.microsoft.com/office/drawing/2017/model3d" xmlns:o="urn:schemas-microsoft-com:office:office" xmlns:oel="http://schemas.microsoft.com/office/2019/extlst" xmlns:r="http://schemas.openxmlformats.org/officeDocument/2006/relationships" xmlns:m="http://schemas.openxmlformats.org/officeDocument/2006/math" xmlns:v="urn:schemas-microsoft-com:vml" xmlns:wp14="http://schemas.microsoft.com/office/word/2010/wordprocessingDrawing" xmlns:wp="http://schemas.openxmlformats.org/drawingml/2006/wordprocessingDrawing" xmlns:w10="urn:schemas-microsoft-com:office:word" xmlns:w="http://schemas.openxmlformats.org/wordprocessingml/2006/main" xmlns:w14="http://schemas.microsoft.com/office/word/2010/wordml" xmlns:w15="http://schemas.microsoft.com/office/word/2012/wordml" xmlns:w16cex="http://schemas.microsoft.com/office/word/2018/wordml/cex" xmlns:w16cid="http://schemas.microsoft.com/office/word/2016/wordml/cid" xmlns:w16="http://schemas.microsoft.com/office/word/2018/wordml" xmlns:w16sdtdh="http://schemas.microsoft.com/office/word/2020/wordml/sdtdatahash" xmlns:w16se="http://schemas.microsoft.com/office/word/2015/wordml/symex" xmlns:wpg="http://schemas.microsoft.com/office/word/2010/wordprocessingGroup" xmlns:wpi="http://schemas.microsoft.com/office/word/2010/wordprocessingInk" xmlns:wne="http://schemas.microsoft.com/office/word/2006/wordml" xmlns:wps="http://schemas.microsoft.com/office/word/2010/wordprocessingShape" mc:Ignorable="w14 w15 w16se w16cid w16 w16cex w16sdtdh wp14">
   <w:background w:color="FFFFFF"/>
   <w:body>
     <w:p>
@@ -154,7 +154,7 @@
           <w:r>
             <w:fldChar w:fldCharType="separate"/>
           </w:r>
-          <w:hyperlink w:anchor="_Toc124928080" w:history="1">
+          <w:hyperlink w:anchor="_Toc125908602" w:history="1">
             <w:r>
               <w:rPr>
                 <w:rStyle w:val="Hyperlink"/>
@@ -181,7 +181,7 @@
                 <w:noProof/>
                 <w:webHidden/>
               </w:rPr>
-              <w:instrText xml:space="preserve"> PAGEREF _Toc124928080 \h </w:instrText>
+              <w:instrText xml:space="preserve"> PAGEREF _Toc125908602 \h </w:instrText>
             </w:r>
             <w:r>
               <w:rPr>
@@ -225,7 +225,7 @@
               <w:lang w:eastAsia="en-GB"/>
             </w:rPr>
           </w:pPr>
-          <w:hyperlink w:anchor="_Toc124928081" w:history="1">
+          <w:hyperlink w:anchor="_Toc125908603" w:history="1">
             <w:r>
               <w:rPr>
                 <w:rStyle w:val="Hyperlink"/>
@@ -252,7 +252,7 @@
                 <w:noProof/>
                 <w:webHidden/>
               </w:rPr>
-              <w:instrText xml:space="preserve"> PAGEREF _Toc124928081 \h </w:instrText>
+              <w:instrText xml:space="preserve"> PAGEREF _Toc125908603 \h </w:instrText>
             </w:r>
             <w:r>
               <w:rPr>
@@ -296,7 +296,7 @@
               <w:lang w:eastAsia="en-GB"/>
             </w:rPr>
           </w:pPr>
-          <w:hyperlink w:anchor="_Toc124928082" w:history="1">
+          <w:hyperlink w:anchor="_Toc125908604" w:history="1">
             <w:r>
               <w:rPr>
                 <w:rStyle w:val="Hyperlink"/>
@@ -323,7 +323,7 @@
                 <w:noProof/>
                 <w:webHidden/>
               </w:rPr>
-              <w:instrText xml:space="preserve"> PAGEREF _Toc124928082 \h </w:instrText>
+              <w:instrText xml:space="preserve"> PAGEREF _Toc125908604 \h </w:instrText>
             </w:r>
             <w:r>
               <w:rPr>
@@ -367,7 +367,7 @@
               <w:lang w:eastAsia="en-GB"/>
             </w:rPr>
           </w:pPr>
-          <w:hyperlink w:anchor="_Toc124928083" w:history="1">
+          <w:hyperlink w:anchor="_Toc125908605" w:history="1">
             <w:r>
               <w:rPr>
                 <w:rStyle w:val="Hyperlink"/>
@@ -394,7 +394,7 @@
                 <w:noProof/>
                 <w:webHidden/>
               </w:rPr>
-              <w:instrText xml:space="preserve"> PAGEREF _Toc124928083 \h </w:instrText>
+              <w:instrText xml:space="preserve"> PAGEREF _Toc125908605 \h </w:instrText>
             </w:r>
             <w:r>
               <w:rPr>
@@ -438,7 +438,7 @@
               <w:lang w:eastAsia="en-GB"/>
             </w:rPr>
           </w:pPr>
-          <w:hyperlink w:anchor="_Toc124928084" w:history="1">
+          <w:hyperlink w:anchor="_Toc125908606" w:history="1">
             <w:r>
               <w:rPr>
                 <w:rStyle w:val="Hyperlink"/>
@@ -465,7 +465,7 @@
                 <w:noProof/>
                 <w:webHidden/>
               </w:rPr>
-              <w:instrText xml:space="preserve"> PAGEREF _Toc124928084 \h </w:instrText>
+              <w:instrText xml:space="preserve"> PAGEREF _Toc125908606 \h </w:instrText>
             </w:r>
             <w:r>
               <w:rPr>
@@ -509,7 +509,7 @@
               <w:lang w:eastAsia="en-GB"/>
             </w:rPr>
           </w:pPr>
-          <w:hyperlink w:anchor="_Toc124928085" w:history="1">
+          <w:hyperlink w:anchor="_Toc125908607" w:history="1">
             <w:r>
               <w:rPr>
                 <w:rStyle w:val="Hyperlink"/>
@@ -536,7 +536,7 @@
                 <w:noProof/>
                 <w:webHidden/>
               </w:rPr>
-              <w:instrText xml:space="preserve"> PAGEREF _Toc124928085 \h </w:instrText>
+              <w:instrText xml:space="preserve"> PAGEREF _Toc125908607 \h </w:instrText>
             </w:r>
             <w:r>
               <w:rPr>
@@ -580,7 +580,7 @@
               <w:lang w:eastAsia="en-GB"/>
             </w:rPr>
           </w:pPr>
-          <w:hyperlink w:anchor="_Toc124928086" w:history="1">
+          <w:hyperlink w:anchor="_Toc125908608" w:history="1">
             <w:r>
               <w:rPr>
                 <w:rStyle w:val="Hyperlink"/>
@@ -607,7 +607,7 @@
                 <w:noProof/>
                 <w:webHidden/>
               </w:rPr>
-              <w:instrText xml:space="preserve"> PAGEREF _Toc124928086 \h </w:instrText>
+              <w:instrText xml:space="preserve"> PAGEREF _Toc125908608 \h </w:instrText>
             </w:r>
             <w:r>
               <w:rPr>
@@ -651,7 +651,7 @@
               <w:lang w:eastAsia="en-GB"/>
             </w:rPr>
           </w:pPr>
-          <w:hyperlink w:anchor="_Toc124928087" w:history="1">
+          <w:hyperlink w:anchor="_Toc125908609" w:history="1">
             <w:r>
               <w:rPr>
                 <w:rStyle w:val="Hyperlink"/>
@@ -678,7 +678,7 @@
                 <w:noProof/>
                 <w:webHidden/>
               </w:rPr>
-              <w:instrText xml:space="preserve"> PAGEREF _Toc124928087 \h </w:instrText>
+              <w:instrText xml:space="preserve"> PAGEREF _Toc125908609 \h </w:instrText>
             </w:r>
             <w:r>
               <w:rPr>
@@ -722,7 +722,7 @@
               <w:lang w:eastAsia="en-GB"/>
             </w:rPr>
           </w:pPr>
-          <w:hyperlink w:anchor="_Toc124928088" w:history="1">
+          <w:hyperlink w:anchor="_Toc125908610" w:history="1">
             <w:r>
               <w:rPr>
                 <w:rStyle w:val="Hyperlink"/>
@@ -749,7 +749,7 @@
                 <w:noProof/>
                 <w:webHidden/>
               </w:rPr>
-              <w:instrText xml:space="preserve"> PAGEREF _Toc124928088 \h </w:instrText>
+              <w:instrText xml:space="preserve"> PAGEREF _Toc125908610 \h </w:instrText>
             </w:r>
             <w:r>
               <w:rPr>
@@ -793,7 +793,7 @@
               <w:lang w:eastAsia="en-GB"/>
             </w:rPr>
           </w:pPr>
-          <w:hyperlink w:anchor="_Toc124928089" w:history="1">
+          <w:hyperlink w:anchor="_Toc125908611" w:history="1">
             <w:r>
               <w:rPr>
                 <w:rStyle w:val="Hyperlink"/>
@@ -820,7 +820,7 @@
                 <w:noProof/>
                 <w:webHidden/>
               </w:rPr>
-              <w:instrText xml:space="preserve"> PAGEREF _Toc124928089 \h </w:instrText>
+              <w:instrText xml:space="preserve"> PAGEREF _Toc125908611 \h </w:instrText>
             </w:r>
             <w:r>
               <w:rPr>
@@ -864,7 +864,7 @@
               <w:lang w:eastAsia="en-GB"/>
             </w:rPr>
           </w:pPr>
-          <w:hyperlink w:anchor="_Toc124928090" w:history="1">
+          <w:hyperlink w:anchor="_Toc125908612" w:history="1">
             <w:r>
               <w:rPr>
                 <w:rStyle w:val="Hyperlink"/>
@@ -891,7 +891,7 @@
                 <w:noProof/>
                 <w:webHidden/>
               </w:rPr>
-              <w:instrText xml:space="preserve"> PAGEREF _Toc124928090 \h </w:instrText>
+              <w:instrText xml:space="preserve"> PAGEREF _Toc125908612 \h </w:instrText>
             </w:r>
             <w:r>
               <w:rPr>
@@ -935,7 +935,7 @@
               <w:lang w:eastAsia="en-GB"/>
             </w:rPr>
           </w:pPr>
-          <w:hyperlink w:anchor="_Toc124928091" w:history="1">
+          <w:hyperlink w:anchor="_Toc125908613" w:history="1">
             <w:r>
               <w:rPr>
                 <w:rStyle w:val="Hyperlink"/>
@@ -962,7 +962,7 @@
                 <w:noProof/>
                 <w:webHidden/>
               </w:rPr>
-              <w:instrText xml:space="preserve"> PAGEREF _Toc124928091 \h </w:instrText>
+              <w:instrText xml:space="preserve"> PAGEREF _Toc125908613 \h </w:instrText>
             </w:r>
             <w:r>
               <w:rPr>
@@ -1006,7 +1006,7 @@
               <w:lang w:eastAsia="en-GB"/>
             </w:rPr>
           </w:pPr>
-          <w:hyperlink w:anchor="_Toc124928092" w:history="1">
+          <w:hyperlink w:anchor="_Toc125908614" w:history="1">
             <w:r>
               <w:rPr>
                 <w:rStyle w:val="Hyperlink"/>
@@ -1033,7 +1033,7 @@
                 <w:noProof/>
                 <w:webHidden/>
               </w:rPr>
-              <w:instrText xml:space="preserve"> PAGEREF _Toc124928092 \h </w:instrText>
+              <w:instrText xml:space="preserve"> PAGEREF _Toc125908614 \h </w:instrText>
             </w:r>
             <w:r>
               <w:rPr>
@@ -1077,7 +1077,7 @@
               <w:lang w:eastAsia="en-GB"/>
             </w:rPr>
           </w:pPr>
-          <w:hyperlink w:anchor="_Toc124928093" w:history="1">
+          <w:hyperlink w:anchor="_Toc125908615" w:history="1">
             <w:r>
               <w:rPr>
                 <w:rStyle w:val="Hyperlink"/>
@@ -1104,7 +1104,7 @@
                 <w:noProof/>
                 <w:webHidden/>
               </w:rPr>
-              <w:instrText xml:space="preserve"> PAGEREF _Toc124928093 \h </w:instrText>
+              <w:instrText xml:space="preserve"> PAGEREF _Toc125908615 \h </w:instrText>
             </w:r>
             <w:r>
               <w:rPr>
@@ -1148,7 +1148,7 @@
               <w:lang w:eastAsia="en-GB"/>
             </w:rPr>
           </w:pPr>
-          <w:hyperlink w:anchor="_Toc124928094" w:history="1">
+          <w:hyperlink w:anchor="_Toc125908616" w:history="1">
             <w:r>
               <w:rPr>
                 <w:rStyle w:val="Hyperlink"/>
@@ -1175,7 +1175,7 @@
                 <w:noProof/>
                 <w:webHidden/>
               </w:rPr>
-              <w:instrText xml:space="preserve"> PAGEREF _Toc124928094 \h </w:instrText>
+              <w:instrText xml:space="preserve"> PAGEREF _Toc125908616 \h </w:instrText>
             </w:r>
             <w:r>
               <w:rPr>
@@ -1219,7 +1219,7 @@
               <w:lang w:eastAsia="en-GB"/>
             </w:rPr>
           </w:pPr>
-          <w:hyperlink w:anchor="_Toc124928095" w:history="1">
+          <w:hyperlink w:anchor="_Toc125908617" w:history="1">
             <w:r>
               <w:rPr>
                 <w:rStyle w:val="Hyperlink"/>
@@ -1246,7 +1246,7 @@
                 <w:noProof/>
                 <w:webHidden/>
               </w:rPr>
-              <w:instrText xml:space="preserve"> PAGEREF _Toc124928095 \h </w:instrText>
+              <w:instrText xml:space="preserve"> PAGEREF _Toc125908617 \h </w:instrText>
             </w:r>
             <w:r>
               <w:rPr>
@@ -1290,7 +1290,7 @@
               <w:lang w:eastAsia="en-GB"/>
             </w:rPr>
           </w:pPr>
-          <w:hyperlink w:anchor="_Toc124928096" w:history="1">
+          <w:hyperlink w:anchor="_Toc125908618" w:history="1">
             <w:r>
               <w:rPr>
                 <w:rStyle w:val="Hyperlink"/>
@@ -1317,7 +1317,7 @@
                 <w:noProof/>
                 <w:webHidden/>
               </w:rPr>
-              <w:instrText xml:space="preserve"> PAGEREF _Toc124928096 \h </w:instrText>
+              <w:instrText xml:space="preserve"> PAGEREF _Toc125908618 \h </w:instrText>
             </w:r>
             <w:r>
               <w:rPr>
@@ -1361,7 +1361,7 @@
               <w:lang w:eastAsia="en-GB"/>
             </w:rPr>
           </w:pPr>
-          <w:hyperlink w:anchor="_Toc124928097" w:history="1">
+          <w:hyperlink w:anchor="_Toc125908619" w:history="1">
             <w:r>
               <w:rPr>
                 <w:rStyle w:val="Hyperlink"/>
@@ -1388,7 +1388,7 @@
                 <w:noProof/>
                 <w:webHidden/>
               </w:rPr>
-              <w:instrText xml:space="preserve"> PAGEREF _Toc124928097 \h </w:instrText>
+              <w:instrText xml:space="preserve"> PAGEREF _Toc125908619 \h </w:instrText>
             </w:r>
             <w:r>
               <w:rPr>
@@ -1432,7 +1432,7 @@
               <w:lang w:eastAsia="en-GB"/>
             </w:rPr>
           </w:pPr>
-          <w:hyperlink w:anchor="_Toc124928098" w:history="1">
+          <w:hyperlink w:anchor="_Toc125908620" w:history="1">
             <w:r>
               <w:rPr>
                 <w:rStyle w:val="Hyperlink"/>
@@ -1459,7 +1459,7 @@
                 <w:noProof/>
                 <w:webHidden/>
               </w:rPr>
-              <w:instrText xml:space="preserve"> PAGEREF _Toc124928098 \h </w:instrText>
+              <w:instrText xml:space="preserve"> PAGEREF _Toc125908620 \h </w:instrText>
             </w:r>
             <w:r>
               <w:rPr>
@@ -1503,7 +1503,7 @@
               <w:lang w:eastAsia="en-GB"/>
             </w:rPr>
           </w:pPr>
-          <w:hyperlink w:anchor="_Toc124928099" w:history="1">
+          <w:hyperlink w:anchor="_Toc125908621" w:history="1">
             <w:r>
               <w:rPr>
                 <w:rStyle w:val="Hyperlink"/>
@@ -1530,7 +1530,7 @@
                 <w:noProof/>
                 <w:webHidden/>
               </w:rPr>
-              <w:instrText xml:space="preserve"> PAGEREF _Toc124928099 \h </w:instrText>
+              <w:instrText xml:space="preserve"> PAGEREF _Toc125908621 \h </w:instrText>
             </w:r>
             <w:r>
               <w:rPr>
@@ -1574,13 +1574,27 @@
               <w:lang w:eastAsia="en-GB"/>
             </w:rPr>
           </w:pPr>
-          <w:hyperlink w:anchor="_Toc124928100" w:history="1">
+          <w:hyperlink w:anchor="_Toc125908622" w:history="1">
             <w:r>
               <w:rPr>
                 <w:rStyle w:val="Hyperlink"/>
                 <w:noProof/>
               </w:rPr>
-              <w:t>Question 15: Any other comments?</w:t>
+              <w:t>Question 15: Any other comme</w:t>
+            </w:r>
+            <w:r>
+              <w:rPr>
+                <w:rStyle w:val="Hyperlink"/>
+                <w:noProof/>
+              </w:rPr>
+              <w:t>n</w:t>
+            </w:r>
+            <w:r>
+              <w:rPr>
+                <w:rStyle w:val="Hyperlink"/>
+                <w:noProof/>
+              </w:rPr>
+              <w:t>ts?</w:t>
             </w:r>
             <w:r>
               <w:rPr>
@@ -1601,7 +1615,7 @@
                 <w:noProof/>
                 <w:webHidden/>
               </w:rPr>
-              <w:instrText xml:space="preserve"> PAGEREF _Toc124928100 \h </w:instrText>
+              <w:instrText xml:space="preserve"> PAGEREF _Toc125908622 \h </w:instrText>
             </w:r>
             <w:r>
               <w:rPr>
@@ -1656,19 +1670,17 @@
       <w:r>
         <w:br w:type="page"/>
       </w:r>
-      <w:bookmarkStart w:id="0" w:name="_GoBack"/>
-      <w:bookmarkEnd w:id="0"/>
     </w:p>
     <w:p>
       <w:pPr>
         <w:pStyle w:val="Heading1"/>
       </w:pPr>
-      <w:bookmarkStart w:id="1" w:name="_Toc124928080"/>
+      <w:bookmarkStart w:id="0" w:name="_Toc125908602"/>
       <w:r>
         <w:lastRenderedPageBreak/>
         <w:t>Introduction</w:t>
       </w:r>
-      <w:bookmarkEnd w:id="1"/>
+      <w:bookmarkEnd w:id="0"/>
     </w:p>
     <w:p>
       <w:r>
@@ -1805,21 +1817,21 @@
       <w:pPr>
         <w:pStyle w:val="Heading1"/>
       </w:pPr>
-      <w:bookmarkStart w:id="2" w:name="_Toc124928081"/>
+      <w:bookmarkStart w:id="1" w:name="_Toc125908603"/>
       <w:r>
         <w:t>Existing Solutions</w:t>
       </w:r>
-      <w:bookmarkEnd w:id="2"/>
+      <w:bookmarkEnd w:id="1"/>
     </w:p>
     <w:p>
       <w:pPr>
         <w:pStyle w:val="Heading2"/>
       </w:pPr>
-      <w:bookmarkStart w:id="3" w:name="_Toc124928082"/>
+      <w:bookmarkStart w:id="2" w:name="_Toc125908604"/>
       <w:r>
         <w:t>BBC Bitesize</w:t>
       </w:r>
-      <w:bookmarkEnd w:id="3"/>
+      <w:bookmarkEnd w:id="2"/>
     </w:p>
     <w:p>
       <w:pPr>
@@ -2019,14 +2031,14 @@
           <w:noProof/>
         </w:rPr>
       </w:pPr>
-      <w:bookmarkStart w:id="4" w:name="_Toc124928083"/>
+      <w:bookmarkStart w:id="3" w:name="_Toc125908605"/>
       <w:r>
         <w:rPr>
           <w:noProof/>
         </w:rPr>
         <w:t>Craig ‘n’ Dave</w:t>
       </w:r>
-      <w:bookmarkEnd w:id="4"/>
+      <w:bookmarkEnd w:id="3"/>
     </w:p>
     <w:p>
       <w:r>
@@ -2166,11 +2178,11 @@
       <w:pPr>
         <w:pStyle w:val="Heading2"/>
       </w:pPr>
-      <w:bookmarkStart w:id="5" w:name="_Toc124928084"/>
+      <w:bookmarkStart w:id="4" w:name="_Toc125908606"/>
       <w:r>
         <w:t>Geeks for Geeks</w:t>
       </w:r>
-      <w:bookmarkEnd w:id="5"/>
+      <w:bookmarkEnd w:id="4"/>
     </w:p>
     <w:p>
       <w:r>
@@ -2291,7 +2303,7 @@
       <w:pPr>
         <w:pStyle w:val="Heading1"/>
       </w:pPr>
-      <w:bookmarkStart w:id="6" w:name="_Toc124928085"/>
+      <w:bookmarkStart w:id="5" w:name="_Toc125908607"/>
       <w:r>
         <w:rPr>
           <w:noProof/>
@@ -2359,7 +2371,7 @@
       <w:r>
         <w:t>User Interaction</w:t>
       </w:r>
-      <w:bookmarkEnd w:id="6"/>
+      <w:bookmarkEnd w:id="5"/>
     </w:p>
     <w:p>
       <w:r>
@@ -2422,11 +2434,11 @@
       <w:pPr>
         <w:pStyle w:val="Heading2"/>
       </w:pPr>
-      <w:bookmarkStart w:id="7" w:name="_Toc124928086"/>
+      <w:bookmarkStart w:id="6" w:name="_Toc125908608"/>
       <w:r>
         <w:t>Question 1: What functions of the operating system can you remember right now?</w:t>
       </w:r>
-      <w:bookmarkEnd w:id="7"/>
+      <w:bookmarkEnd w:id="6"/>
     </w:p>
     <w:p>
       <w:r>
@@ -2448,7 +2460,7 @@
       <w:pPr>
         <w:pStyle w:val="Heading2"/>
       </w:pPr>
-      <w:bookmarkStart w:id="8" w:name="_Toc124928087"/>
+      <w:bookmarkStart w:id="7" w:name="_Toc125908609"/>
       <w:r>
         <w:lastRenderedPageBreak/>
         <w:t>Question 2:</w:t>
@@ -2459,7 +2471,7 @@
       <w:r>
         <w:t>How difficult do you find the topic of the operating system? (1 being very easy, 10 being very difficult)</w:t>
       </w:r>
-      <w:bookmarkEnd w:id="8"/>
+      <w:bookmarkEnd w:id="7"/>
     </w:p>
     <w:p>
       <w:r>
@@ -2517,14 +2529,14 @@
       <w:pPr>
         <w:pStyle w:val="Heading2"/>
       </w:pPr>
-      <w:bookmarkStart w:id="9" w:name="_Toc124928088"/>
+      <w:bookmarkStart w:id="8" w:name="_Toc125908610"/>
       <w:r>
         <w:t xml:space="preserve">Question 3: </w:t>
       </w:r>
       <w:r>
         <w:t>What do you like about existing revision sources such as Bitesize and Craig 'n' Dave?</w:t>
       </w:r>
-      <w:bookmarkEnd w:id="9"/>
+      <w:bookmarkEnd w:id="8"/>
     </w:p>
     <w:p>
       <w:r>
@@ -2537,19 +2549,34 @@
         <w:t>,</w:t>
       </w:r>
       <w:r>
-        <w:t xml:space="preserve"> this feedback does not apply to me however I may be able to group sub-topics in the learning mode (see </w:t>
+        <w:t xml:space="preserve"> this feedback does not apply to me</w:t>
+      </w:r>
+      <w:r>
+        <w:t>.</w:t>
+      </w:r>
+      <w:r>
+        <w:t xml:space="preserve"> </w:t>
+      </w:r>
+      <w:r>
+        <w:t>H</w:t>
+      </w:r>
+      <w:r>
+        <w:t>owever</w:t>
+      </w:r>
+      <w:r>
+        <w:t>,</w:t>
+      </w:r>
+      <w:r>
+        <w:t xml:space="preserve"> I may be able to group sub-topics in the </w:t>
       </w:r>
       <w:hyperlink w:anchor="_Question_10:_Would" w:history="1">
         <w:r>
           <w:rPr>
             <w:rStyle w:val="Hyperlink"/>
           </w:rPr>
-          <w:t>Question 10</w:t>
+          <w:t>learning mode</w:t>
         </w:r>
       </w:hyperlink>
-      <w:r>
-        <w:t>)</w:t>
-      </w:r>
       <w:r>
         <w:t>.</w:t>
       </w:r>
@@ -2578,14 +2605,14 @@
       <w:pPr>
         <w:pStyle w:val="Heading2"/>
       </w:pPr>
-      <w:bookmarkStart w:id="10" w:name="_Toc124928089"/>
+      <w:bookmarkStart w:id="9" w:name="_Toc125908611"/>
       <w:r>
         <w:t xml:space="preserve">Question 4: </w:t>
       </w:r>
       <w:r>
         <w:t>What do you dislike about existing revision sources such as Bitesize and Craig 'n' Dave?</w:t>
       </w:r>
-      <w:bookmarkEnd w:id="10"/>
+      <w:bookmarkEnd w:id="9"/>
     </w:p>
     <w:p>
       <w:r>
@@ -2619,7 +2646,7 @@
       <w:pPr>
         <w:pStyle w:val="Heading2"/>
       </w:pPr>
-      <w:bookmarkStart w:id="11" w:name="_Toc124928090"/>
+      <w:bookmarkStart w:id="10" w:name="_Toc125908612"/>
       <w:r>
         <w:lastRenderedPageBreak/>
         <w:t xml:space="preserve">Question 5: </w:t>
@@ -2627,7 +2654,7 @@
       <w:r>
         <w:t>What revision methods do you find work the best for you?</w:t>
       </w:r>
-      <w:bookmarkEnd w:id="11"/>
+      <w:bookmarkEnd w:id="10"/>
     </w:p>
     <w:p>
       <w:r>
@@ -2720,16 +2747,16 @@
       <w:pPr>
         <w:pStyle w:val="Heading2"/>
       </w:pPr>
-      <w:bookmarkStart w:id="12" w:name="_Question_6:_Would"/>
-      <w:bookmarkStart w:id="13" w:name="_Toc124928091"/>
+      <w:bookmarkStart w:id="11" w:name="_Question_6:_Would"/>
+      <w:bookmarkStart w:id="12" w:name="_Toc125908613"/>
+      <w:bookmarkEnd w:id="11"/>
+      <w:r>
+        <w:t xml:space="preserve">Question 6: </w:t>
+      </w:r>
+      <w:r>
+        <w:t>Would you like the game to speed up as it goes on?</w:t>
+      </w:r>
       <w:bookmarkEnd w:id="12"/>
-      <w:r>
-        <w:t xml:space="preserve">Question 6: </w:t>
-      </w:r>
-      <w:r>
-        <w:t>Would you like the game to speed up as it goes on?</w:t>
-      </w:r>
-      <w:bookmarkEnd w:id="13"/>
     </w:p>
     <w:p>
       <w:r>
@@ -2835,7 +2862,7 @@
       <w:pPr>
         <w:pStyle w:val="Heading2"/>
       </w:pPr>
-      <w:bookmarkStart w:id="14" w:name="_Toc124928092"/>
+      <w:bookmarkStart w:id="13" w:name="_Toc125908614"/>
       <w:r>
         <w:lastRenderedPageBreak/>
         <w:t xml:space="preserve">Question 7: </w:t>
@@ -2843,7 +2870,7 @@
       <w:r>
         <w:t>Would you like to be provided with a final score at the end of the game?</w:t>
       </w:r>
-      <w:bookmarkEnd w:id="14"/>
+      <w:bookmarkEnd w:id="13"/>
     </w:p>
     <w:p>
       <w:r>
@@ -3003,22 +3030,22 @@
       <w:pPr>
         <w:pStyle w:val="Heading2"/>
       </w:pPr>
-      <w:bookmarkStart w:id="15" w:name="_Question_8:_Would"/>
-      <w:bookmarkStart w:id="16" w:name="_Toc124928093"/>
+      <w:bookmarkStart w:id="14" w:name="_Question_8:_Would"/>
+      <w:bookmarkStart w:id="15" w:name="_Toc125908615"/>
+      <w:bookmarkEnd w:id="14"/>
+      <w:r>
+        <w:t xml:space="preserve">Question 8: </w:t>
+      </w:r>
+      <w:r>
+        <w:t>Would you like an online lea</w:t>
+      </w:r>
+      <w:r>
+        <w:t>d</w:t>
+      </w:r>
+      <w:r>
+        <w:t>erboard?</w:t>
+      </w:r>
       <w:bookmarkEnd w:id="15"/>
-      <w:r>
-        <w:t xml:space="preserve">Question 8: </w:t>
-      </w:r>
-      <w:r>
-        <w:t>Would you like an online lea</w:t>
-      </w:r>
-      <w:r>
-        <w:t>d</w:t>
-      </w:r>
-      <w:r>
-        <w:t>erboard?</w:t>
-      </w:r>
-      <w:bookmarkEnd w:id="16"/>
     </w:p>
     <w:p>
       <w:r>
@@ -3047,7 +3074,7 @@
       <w:pPr>
         <w:pStyle w:val="Heading2"/>
       </w:pPr>
-      <w:bookmarkStart w:id="17" w:name="_Toc124928094"/>
+      <w:bookmarkStart w:id="16" w:name="_Toc125908616"/>
       <w:r>
         <w:rPr>
           <w:noProof/>
@@ -3107,7 +3134,7 @@
       <w:r>
         <w:t>What filtering options would you like on an online leaderboard?</w:t>
       </w:r>
-      <w:bookmarkEnd w:id="17"/>
+      <w:bookmarkEnd w:id="16"/>
     </w:p>
     <w:p>
       <w:r>
@@ -3142,9 +3169,9 @@
       <w:pPr>
         <w:pStyle w:val="Heading2"/>
       </w:pPr>
-      <w:bookmarkStart w:id="18" w:name="_Question_10:_Would"/>
-      <w:bookmarkStart w:id="19" w:name="_Toc124928095"/>
-      <w:bookmarkEnd w:id="18"/>
+      <w:bookmarkStart w:id="17" w:name="_Question_10:_Would"/>
+      <w:bookmarkStart w:id="18" w:name="_Toc125908617"/>
+      <w:bookmarkEnd w:id="17"/>
       <w:r>
         <w:rPr>
           <w:noProof/>
@@ -3197,7 +3224,7 @@
       <w:r>
         <w:t>Question 10: Would you use a learning mode?</w:t>
       </w:r>
-      <w:bookmarkEnd w:id="19"/>
+      <w:bookmarkEnd w:id="18"/>
     </w:p>
     <w:p>
       <w:r>
@@ -3223,9 +3250,9 @@
       <w:pPr>
         <w:pStyle w:val="Heading2"/>
       </w:pPr>
-      <w:bookmarkStart w:id="20" w:name="_Question_11:_Would"/>
-      <w:bookmarkStart w:id="21" w:name="_Toc124928096"/>
-      <w:bookmarkEnd w:id="20"/>
+      <w:bookmarkStart w:id="19" w:name="_Question_11:_Would"/>
+      <w:bookmarkStart w:id="20" w:name="_Toc125908618"/>
+      <w:bookmarkEnd w:id="19"/>
       <w:r>
         <w:rPr>
           <w:noProof/>
@@ -3282,7 +3309,7 @@
       <w:r>
         <w:t>Would you use a zen mode?</w:t>
       </w:r>
-      <w:bookmarkEnd w:id="21"/>
+      <w:bookmarkEnd w:id="20"/>
     </w:p>
     <w:p>
       <w:r>
@@ -3355,7 +3382,7 @@
       <w:pPr>
         <w:pStyle w:val="Heading2"/>
       </w:pPr>
-      <w:bookmarkStart w:id="22" w:name="_Toc124928097"/>
+      <w:bookmarkStart w:id="21" w:name="_Toc125908619"/>
       <w:r>
         <w:rPr>
           <w:noProof/>
@@ -3411,7 +3438,7 @@
       <w:r>
         <w:t>Do you prefer fast or slow-paced games?</w:t>
       </w:r>
-      <w:bookmarkEnd w:id="22"/>
+      <w:bookmarkEnd w:id="21"/>
     </w:p>
     <w:p>
       <w:r>
@@ -3450,7 +3477,7 @@
       <w:pPr>
         <w:pStyle w:val="Heading2"/>
       </w:pPr>
-      <w:bookmarkStart w:id="23" w:name="_Toc124928098"/>
+      <w:bookmarkStart w:id="22" w:name="_Toc125908620"/>
       <w:r>
         <w:rPr>
           <w:noProof/>
@@ -3507,7 +3534,7 @@
       <w:r>
         <w:t>What control scheme would you prefer?</w:t>
       </w:r>
-      <w:bookmarkEnd w:id="23"/>
+      <w:bookmarkEnd w:id="22"/>
     </w:p>
     <w:p>
       <w:r>
@@ -3551,14 +3578,14 @@
       <w:pPr>
         <w:pStyle w:val="Heading2"/>
       </w:pPr>
-      <w:bookmarkStart w:id="24" w:name="_Toc124928099"/>
+      <w:bookmarkStart w:id="23" w:name="_Toc125908621"/>
       <w:r>
         <w:t>Question 14</w:t>
       </w:r>
       <w:r>
         <w:t>: How many minutes should the average game last?</w:t>
       </w:r>
-      <w:bookmarkEnd w:id="24"/>
+      <w:bookmarkEnd w:id="23"/>
       <w:r>
         <w:t xml:space="preserve"> </w:t>
       </w:r>
@@ -3592,11 +3619,11 @@
       <w:pPr>
         <w:pStyle w:val="Heading2"/>
       </w:pPr>
-      <w:bookmarkStart w:id="25" w:name="_Toc124928100"/>
+      <w:bookmarkStart w:id="24" w:name="_Toc125908622"/>
       <w:r>
         <w:t>Question 15: Any other comments?</w:t>
       </w:r>
-      <w:bookmarkEnd w:id="25"/>
+      <w:bookmarkEnd w:id="24"/>
     </w:p>
     <w:p>
       <w:r>
@@ -3638,6 +3665,61 @@
       </w:hyperlink>
       <w:r>
         <w:t>.</w:t>
+      </w:r>
+    </w:p>
+    <w:p>
+      <w:pPr>
+        <w:pStyle w:val="Heading2"/>
+      </w:pPr>
+      <w:r>
+        <w:t>Summary</w:t>
+      </w:r>
+    </w:p>
+    <w:p>
+      <w:r>
+        <w:t>Overall</w:t>
+      </w:r>
+      <w:r>
+        <w:t>,</w:t>
+      </w:r>
+      <w:r>
+        <w:t xml:space="preserve"> </w:t>
+      </w:r>
+      <w:r>
+        <w:t xml:space="preserve">I have found this research very useful in determining what direction I should take my project, some of the key </w:t>
+      </w:r>
+      <w:r>
+        <w:t>points</w:t>
+      </w:r>
+      <w:r>
+        <w:t xml:space="preserve"> </w:t>
+      </w:r>
+      <w:r>
+        <w:t xml:space="preserve">are </w:t>
+      </w:r>
+      <w:r>
+        <w:t xml:space="preserve">that </w:t>
+      </w:r>
+      <w:r>
+        <w:t>an online leaderboard would be very popular, despite it being something I had not thought of previously.</w:t>
+      </w:r>
+      <w:r>
+        <w:t xml:space="preserve"> Additionally</w:t>
+      </w:r>
+      <w:r>
+        <w:t xml:space="preserve">, the idea of </w:t>
+      </w:r>
+      <w:r>
+        <w:t xml:space="preserve">a learning mode was well received, </w:t>
+      </w:r>
+      <w:r>
+        <w:t xml:space="preserve">showing me that this should be a large part of my focus when creating my project, especially as it is such a large feature. </w:t>
+      </w:r>
+      <w:r>
+        <w:t>Some more minor outcomes can also be drawn from this survey, such as the fact that</w:t>
+      </w:r>
+      <w:r>
+        <w:t xml:space="preserve"> users would prefer to use both the keyboard and mouse.</w:t>
       </w:r>
     </w:p>
     <w:sectPr>
@@ -3657,7 +3739,7 @@
 </file>
 
 <file path=word/endnotes.xml><?xml version="1.0" encoding="utf-8"?>
-<w:endnotes xmlns:wpc="http://schemas.microsoft.com/office/word/2010/wordprocessingCanvas" xmlns:cx="http://schemas.microsoft.com/office/drawing/2014/chartex" xmlns:cx1="http://schemas.microsoft.com/office/drawing/2015/9/8/chartex" xmlns:mc="http://schemas.openxmlformats.org/markup-compatibility/2006" xmlns:o="urn:schemas-microsoft-com:office:office" xmlns:r="http://schemas.openxmlformats.org/officeDocument/2006/relationships" xmlns:m="http://schemas.openxmlformats.org/officeDocument/2006/math" xmlns:v="urn:schemas-microsoft-com:vml" xmlns:wp14="http://schemas.microsoft.com/office/word/2010/wordprocessingDrawing" xmlns:wp="http://schemas.openxmlformats.org/drawingml/2006/wordprocessingDrawing" xmlns:w10="urn:schemas-microsoft-com:office:word" xmlns:w="http://schemas.openxmlformats.org/wordprocessingml/2006/main" xmlns:w14="http://schemas.microsoft.com/office/word/2010/wordml" xmlns:w15="http://schemas.microsoft.com/office/word/2012/wordml" xmlns:w16se="http://schemas.microsoft.com/office/word/2015/wordml/symex" xmlns:wpg="http://schemas.microsoft.com/office/word/2010/wordprocessingGroup" xmlns:wpi="http://schemas.microsoft.com/office/word/2010/wordprocessingInk" xmlns:wne="http://schemas.microsoft.com/office/word/2006/wordml" xmlns:wps="http://schemas.microsoft.com/office/word/2010/wordprocessingShape" mc:Ignorable="w14 w15 w16se wp14">
+<w:endnotes xmlns:wpc="http://schemas.microsoft.com/office/word/2010/wordprocessingCanvas" xmlns:cx="http://schemas.microsoft.com/office/drawing/2014/chartex" xmlns:cx1="http://schemas.microsoft.com/office/drawing/2015/9/8/chartex" xmlns:cx2="http://schemas.microsoft.com/office/drawing/2015/10/21/chartex" xmlns:cx3="http://schemas.microsoft.com/office/drawing/2016/5/9/chartex" xmlns:cx4="http://schemas.microsoft.com/office/drawing/2016/5/10/chartex" xmlns:cx5="http://schemas.microsoft.com/office/drawing/2016/5/11/chartex" xmlns:cx6="http://schemas.microsoft.com/office/drawing/2016/5/12/chartex" xmlns:cx7="http://schemas.microsoft.com/office/drawing/2016/5/13/chartex" xmlns:cx8="http://schemas.microsoft.com/office/drawing/2016/5/14/chartex" xmlns:mc="http://schemas.openxmlformats.org/markup-compatibility/2006" xmlns:aink="http://schemas.microsoft.com/office/drawing/2016/ink" xmlns:am3d="http://schemas.microsoft.com/office/drawing/2017/model3d" xmlns:o="urn:schemas-microsoft-com:office:office" xmlns:oel="http://schemas.microsoft.com/office/2019/extlst" xmlns:r="http://schemas.openxmlformats.org/officeDocument/2006/relationships" xmlns:m="http://schemas.openxmlformats.org/officeDocument/2006/math" xmlns:v="urn:schemas-microsoft-com:vml" xmlns:wp14="http://schemas.microsoft.com/office/word/2010/wordprocessingDrawing" xmlns:wp="http://schemas.openxmlformats.org/drawingml/2006/wordprocessingDrawing" xmlns:w10="urn:schemas-microsoft-com:office:word" xmlns:w="http://schemas.openxmlformats.org/wordprocessingml/2006/main" xmlns:w14="http://schemas.microsoft.com/office/word/2010/wordml" xmlns:w15="http://schemas.microsoft.com/office/word/2012/wordml" xmlns:w16cex="http://schemas.microsoft.com/office/word/2018/wordml/cex" xmlns:w16cid="http://schemas.microsoft.com/office/word/2016/wordml/cid" xmlns:w16="http://schemas.microsoft.com/office/word/2018/wordml" xmlns:w16sdtdh="http://schemas.microsoft.com/office/word/2020/wordml/sdtdatahash" xmlns:w16se="http://schemas.microsoft.com/office/word/2015/wordml/symex" xmlns:wpg="http://schemas.microsoft.com/office/word/2010/wordprocessingGroup" xmlns:wpi="http://schemas.microsoft.com/office/word/2010/wordprocessingInk" xmlns:wne="http://schemas.microsoft.com/office/word/2006/wordml" xmlns:wps="http://schemas.microsoft.com/office/word/2010/wordprocessingShape" mc:Ignorable="w14 w15 w16se w16cid w16 w16cex w16sdtdh wp14">
   <w:endnote w:type="separator" w:id="-1">
     <w:p>
       <w:pPr>
@@ -3689,7 +3771,7 @@
 </file>
 
 <file path=word/footer1.xml><?xml version="1.0" encoding="utf-8"?>
-<w:ftr xmlns:wpc="http://schemas.microsoft.com/office/word/2010/wordprocessingCanvas" xmlns:cx="http://schemas.microsoft.com/office/drawing/2014/chartex" xmlns:cx1="http://schemas.microsoft.com/office/drawing/2015/9/8/chartex" xmlns:mc="http://schemas.openxmlformats.org/markup-compatibility/2006" xmlns:o="urn:schemas-microsoft-com:office:office" xmlns:r="http://schemas.openxmlformats.org/officeDocument/2006/relationships" xmlns:m="http://schemas.openxmlformats.org/officeDocument/2006/math" xmlns:v="urn:schemas-microsoft-com:vml" xmlns:wp14="http://schemas.microsoft.com/office/word/2010/wordprocessingDrawing" xmlns:wp="http://schemas.openxmlformats.org/drawingml/2006/wordprocessingDrawing" xmlns:w10="urn:schemas-microsoft-com:office:word" xmlns:w="http://schemas.openxmlformats.org/wordprocessingml/2006/main" xmlns:w14="http://schemas.microsoft.com/office/word/2010/wordml" xmlns:w15="http://schemas.microsoft.com/office/word/2012/wordml" xmlns:w16se="http://schemas.microsoft.com/office/word/2015/wordml/symex" xmlns:wpg="http://schemas.microsoft.com/office/word/2010/wordprocessingGroup" xmlns:wpi="http://schemas.microsoft.com/office/word/2010/wordprocessingInk" xmlns:wne="http://schemas.microsoft.com/office/word/2006/wordml" xmlns:wps="http://schemas.microsoft.com/office/word/2010/wordprocessingShape" mc:Ignorable="w14 w15 w16se wp14">
+<w:ftr xmlns:wpc="http://schemas.microsoft.com/office/word/2010/wordprocessingCanvas" xmlns:cx="http://schemas.microsoft.com/office/drawing/2014/chartex" xmlns:cx1="http://schemas.microsoft.com/office/drawing/2015/9/8/chartex" xmlns:cx2="http://schemas.microsoft.com/office/drawing/2015/10/21/chartex" xmlns:cx3="http://schemas.microsoft.com/office/drawing/2016/5/9/chartex" xmlns:cx4="http://schemas.microsoft.com/office/drawing/2016/5/10/chartex" xmlns:cx5="http://schemas.microsoft.com/office/drawing/2016/5/11/chartex" xmlns:cx6="http://schemas.microsoft.com/office/drawing/2016/5/12/chartex" xmlns:cx7="http://schemas.microsoft.com/office/drawing/2016/5/13/chartex" xmlns:cx8="http://schemas.microsoft.com/office/drawing/2016/5/14/chartex" xmlns:mc="http://schemas.openxmlformats.org/markup-compatibility/2006" xmlns:aink="http://schemas.microsoft.com/office/drawing/2016/ink" xmlns:am3d="http://schemas.microsoft.com/office/drawing/2017/model3d" xmlns:o="urn:schemas-microsoft-com:office:office" xmlns:oel="http://schemas.microsoft.com/office/2019/extlst" xmlns:r="http://schemas.openxmlformats.org/officeDocument/2006/relationships" xmlns:m="http://schemas.openxmlformats.org/officeDocument/2006/math" xmlns:v="urn:schemas-microsoft-com:vml" xmlns:wp14="http://schemas.microsoft.com/office/word/2010/wordprocessingDrawing" xmlns:wp="http://schemas.openxmlformats.org/drawingml/2006/wordprocessingDrawing" xmlns:w10="urn:schemas-microsoft-com:office:word" xmlns:w="http://schemas.openxmlformats.org/wordprocessingml/2006/main" xmlns:w14="http://schemas.microsoft.com/office/word/2010/wordml" xmlns:w15="http://schemas.microsoft.com/office/word/2012/wordml" xmlns:w16cex="http://schemas.microsoft.com/office/word/2018/wordml/cex" xmlns:w16cid="http://schemas.microsoft.com/office/word/2016/wordml/cid" xmlns:w16="http://schemas.microsoft.com/office/word/2018/wordml" xmlns:w16sdtdh="http://schemas.microsoft.com/office/word/2020/wordml/sdtdatahash" xmlns:w16se="http://schemas.microsoft.com/office/word/2015/wordml/symex" xmlns:wpg="http://schemas.microsoft.com/office/word/2010/wordprocessingGroup" xmlns:wpi="http://schemas.microsoft.com/office/word/2010/wordprocessingInk" xmlns:wne="http://schemas.microsoft.com/office/word/2006/wordml" xmlns:wps="http://schemas.microsoft.com/office/word/2010/wordprocessingShape" mc:Ignorable="w14 w15 w16se w16cid w16 w16cex w16sdtdh wp14">
   <w:sdt>
     <w:sdtPr>
       <w:id w:val="-1072197409"/>
@@ -3742,7 +3824,7 @@
 </file>
 
 <file path=word/footer2.xml><?xml version="1.0" encoding="utf-8"?>
-<w:ftr xmlns:wpc="http://schemas.microsoft.com/office/word/2010/wordprocessingCanvas" xmlns:cx="http://schemas.microsoft.com/office/drawing/2014/chartex" xmlns:cx1="http://schemas.microsoft.com/office/drawing/2015/9/8/chartex" xmlns:mc="http://schemas.openxmlformats.org/markup-compatibility/2006" xmlns:o="urn:schemas-microsoft-com:office:office" xmlns:r="http://schemas.openxmlformats.org/officeDocument/2006/relationships" xmlns:m="http://schemas.openxmlformats.org/officeDocument/2006/math" xmlns:v="urn:schemas-microsoft-com:vml" xmlns:wp14="http://schemas.microsoft.com/office/word/2010/wordprocessingDrawing" xmlns:wp="http://schemas.openxmlformats.org/drawingml/2006/wordprocessingDrawing" xmlns:w10="urn:schemas-microsoft-com:office:word" xmlns:w="http://schemas.openxmlformats.org/wordprocessingml/2006/main" xmlns:w14="http://schemas.microsoft.com/office/word/2010/wordml" xmlns:w15="http://schemas.microsoft.com/office/word/2012/wordml" xmlns:w16se="http://schemas.microsoft.com/office/word/2015/wordml/symex" xmlns:wpg="http://schemas.microsoft.com/office/word/2010/wordprocessingGroup" xmlns:wpi="http://schemas.microsoft.com/office/word/2010/wordprocessingInk" xmlns:wne="http://schemas.microsoft.com/office/word/2006/wordml" xmlns:wps="http://schemas.microsoft.com/office/word/2010/wordprocessingShape" mc:Ignorable="w14 w15 w16se wp14">
+<w:ftr xmlns:wpc="http://schemas.microsoft.com/office/word/2010/wordprocessingCanvas" xmlns:cx="http://schemas.microsoft.com/office/drawing/2014/chartex" xmlns:cx1="http://schemas.microsoft.com/office/drawing/2015/9/8/chartex" xmlns:cx2="http://schemas.microsoft.com/office/drawing/2015/10/21/chartex" xmlns:cx3="http://schemas.microsoft.com/office/drawing/2016/5/9/chartex" xmlns:cx4="http://schemas.microsoft.com/office/drawing/2016/5/10/chartex" xmlns:cx5="http://schemas.microsoft.com/office/drawing/2016/5/11/chartex" xmlns:cx6="http://schemas.microsoft.com/office/drawing/2016/5/12/chartex" xmlns:cx7="http://schemas.microsoft.com/office/drawing/2016/5/13/chartex" xmlns:cx8="http://schemas.microsoft.com/office/drawing/2016/5/14/chartex" xmlns:mc="http://schemas.openxmlformats.org/markup-compatibility/2006" xmlns:aink="http://schemas.microsoft.com/office/drawing/2016/ink" xmlns:am3d="http://schemas.microsoft.com/office/drawing/2017/model3d" xmlns:o="urn:schemas-microsoft-com:office:office" xmlns:oel="http://schemas.microsoft.com/office/2019/extlst" xmlns:r="http://schemas.openxmlformats.org/officeDocument/2006/relationships" xmlns:m="http://schemas.openxmlformats.org/officeDocument/2006/math" xmlns:v="urn:schemas-microsoft-com:vml" xmlns:wp14="http://schemas.microsoft.com/office/word/2010/wordprocessingDrawing" xmlns:wp="http://schemas.openxmlformats.org/drawingml/2006/wordprocessingDrawing" xmlns:w10="urn:schemas-microsoft-com:office:word" xmlns:w="http://schemas.openxmlformats.org/wordprocessingml/2006/main" xmlns:w14="http://schemas.microsoft.com/office/word/2010/wordml" xmlns:w15="http://schemas.microsoft.com/office/word/2012/wordml" xmlns:w16cex="http://schemas.microsoft.com/office/word/2018/wordml/cex" xmlns:w16cid="http://schemas.microsoft.com/office/word/2016/wordml/cid" xmlns:w16="http://schemas.microsoft.com/office/word/2018/wordml" xmlns:w16sdtdh="http://schemas.microsoft.com/office/word/2020/wordml/sdtdatahash" xmlns:w16se="http://schemas.microsoft.com/office/word/2015/wordml/symex" xmlns:wpg="http://schemas.microsoft.com/office/word/2010/wordprocessingGroup" xmlns:wpi="http://schemas.microsoft.com/office/word/2010/wordprocessingInk" xmlns:wne="http://schemas.microsoft.com/office/word/2006/wordml" xmlns:wps="http://schemas.microsoft.com/office/word/2010/wordprocessingShape" mc:Ignorable="w14 w15 w16se w16cid w16 w16cex w16sdtdh wp14">
   <w:sdt>
     <w:sdtPr>
       <w:id w:val="-1179957812"/>
@@ -3795,7 +3877,7 @@
 </file>
 
 <file path=word/footnotes.xml><?xml version="1.0" encoding="utf-8"?>
-<w:footnotes xmlns:wpc="http://schemas.microsoft.com/office/word/2010/wordprocessingCanvas" xmlns:cx="http://schemas.microsoft.com/office/drawing/2014/chartex" xmlns:cx1="http://schemas.microsoft.com/office/drawing/2015/9/8/chartex" xmlns:mc="http://schemas.openxmlformats.org/markup-compatibility/2006" xmlns:o="urn:schemas-microsoft-com:office:office" xmlns:r="http://schemas.openxmlformats.org/officeDocument/2006/relationships" xmlns:m="http://schemas.openxmlformats.org/officeDocument/2006/math" xmlns:v="urn:schemas-microsoft-com:vml" xmlns:wp14="http://schemas.microsoft.com/office/word/2010/wordprocessingDrawing" xmlns:wp="http://schemas.openxmlformats.org/drawingml/2006/wordprocessingDrawing" xmlns:w10="urn:schemas-microsoft-com:office:word" xmlns:w="http://schemas.openxmlformats.org/wordprocessingml/2006/main" xmlns:w14="http://schemas.microsoft.com/office/word/2010/wordml" xmlns:w15="http://schemas.microsoft.com/office/word/2012/wordml" xmlns:w16se="http://schemas.microsoft.com/office/word/2015/wordml/symex" xmlns:wpg="http://schemas.microsoft.com/office/word/2010/wordprocessingGroup" xmlns:wpi="http://schemas.microsoft.com/office/word/2010/wordprocessingInk" xmlns:wne="http://schemas.microsoft.com/office/word/2006/wordml" xmlns:wps="http://schemas.microsoft.com/office/word/2010/wordprocessingShape" mc:Ignorable="w14 w15 w16se wp14">
+<w:footnotes xmlns:wpc="http://schemas.microsoft.com/office/word/2010/wordprocessingCanvas" xmlns:cx="http://schemas.microsoft.com/office/drawing/2014/chartex" xmlns:cx1="http://schemas.microsoft.com/office/drawing/2015/9/8/chartex" xmlns:cx2="http://schemas.microsoft.com/office/drawing/2015/10/21/chartex" xmlns:cx3="http://schemas.microsoft.com/office/drawing/2016/5/9/chartex" xmlns:cx4="http://schemas.microsoft.com/office/drawing/2016/5/10/chartex" xmlns:cx5="http://schemas.microsoft.com/office/drawing/2016/5/11/chartex" xmlns:cx6="http://schemas.microsoft.com/office/drawing/2016/5/12/chartex" xmlns:cx7="http://schemas.microsoft.com/office/drawing/2016/5/13/chartex" xmlns:cx8="http://schemas.microsoft.com/office/drawing/2016/5/14/chartex" xmlns:mc="http://schemas.openxmlformats.org/markup-compatibility/2006" xmlns:aink="http://schemas.microsoft.com/office/drawing/2016/ink" xmlns:am3d="http://schemas.microsoft.com/office/drawing/2017/model3d" xmlns:o="urn:schemas-microsoft-com:office:office" xmlns:oel="http://schemas.microsoft.com/office/2019/extlst" xmlns:r="http://schemas.openxmlformats.org/officeDocument/2006/relationships" xmlns:m="http://schemas.openxmlformats.org/officeDocument/2006/math" xmlns:v="urn:schemas-microsoft-com:vml" xmlns:wp14="http://schemas.microsoft.com/office/word/2010/wordprocessingDrawing" xmlns:wp="http://schemas.openxmlformats.org/drawingml/2006/wordprocessingDrawing" xmlns:w10="urn:schemas-microsoft-com:office:word" xmlns:w="http://schemas.openxmlformats.org/wordprocessingml/2006/main" xmlns:w14="http://schemas.microsoft.com/office/word/2010/wordml" xmlns:w15="http://schemas.microsoft.com/office/word/2012/wordml" xmlns:w16cex="http://schemas.microsoft.com/office/word/2018/wordml/cex" xmlns:w16cid="http://schemas.microsoft.com/office/word/2016/wordml/cid" xmlns:w16="http://schemas.microsoft.com/office/word/2018/wordml" xmlns:w16sdtdh="http://schemas.microsoft.com/office/word/2020/wordml/sdtdatahash" xmlns:w16se="http://schemas.microsoft.com/office/word/2015/wordml/symex" xmlns:wpg="http://schemas.microsoft.com/office/word/2010/wordprocessingGroup" xmlns:wpi="http://schemas.microsoft.com/office/word/2010/wordprocessingInk" xmlns:wne="http://schemas.microsoft.com/office/word/2006/wordml" xmlns:wps="http://schemas.microsoft.com/office/word/2010/wordprocessingShape" mc:Ignorable="w14 w15 w16se w16cid w16 w16cex w16sdtdh wp14">
   <w:footnote w:type="separator" w:id="-1">
     <w:p>
       <w:pPr>
@@ -3827,7 +3909,7 @@
 </file>
 
 <file path=word/header1.xml><?xml version="1.0" encoding="utf-8"?>
-<w:hdr xmlns:wpc="http://schemas.microsoft.com/office/word/2010/wordprocessingCanvas" xmlns:cx="http://schemas.microsoft.com/office/drawing/2014/chartex" xmlns:cx1="http://schemas.microsoft.com/office/drawing/2015/9/8/chartex" xmlns:mc="http://schemas.openxmlformats.org/markup-compatibility/2006" xmlns:o="urn:schemas-microsoft-com:office:office" xmlns:r="http://schemas.openxmlformats.org/officeDocument/2006/relationships" xmlns:m="http://schemas.openxmlformats.org/officeDocument/2006/math" xmlns:v="urn:schemas-microsoft-com:vml" xmlns:wp14="http://schemas.microsoft.com/office/word/2010/wordprocessingDrawing" xmlns:wp="http://schemas.openxmlformats.org/drawingml/2006/wordprocessingDrawing" xmlns:w10="urn:schemas-microsoft-com:office:word" xmlns:w="http://schemas.openxmlformats.org/wordprocessingml/2006/main" xmlns:w14="http://schemas.microsoft.com/office/word/2010/wordml" xmlns:w15="http://schemas.microsoft.com/office/word/2012/wordml" xmlns:w16se="http://schemas.microsoft.com/office/word/2015/wordml/symex" xmlns:wpg="http://schemas.microsoft.com/office/word/2010/wordprocessingGroup" xmlns:wpi="http://schemas.microsoft.com/office/word/2010/wordprocessingInk" xmlns:wne="http://schemas.microsoft.com/office/word/2006/wordml" xmlns:wps="http://schemas.microsoft.com/office/word/2010/wordprocessingShape" mc:Ignorable="w14 w15 w16se wp14">
+<w:hdr xmlns:wpc="http://schemas.microsoft.com/office/word/2010/wordprocessingCanvas" xmlns:cx="http://schemas.microsoft.com/office/drawing/2014/chartex" xmlns:cx1="http://schemas.microsoft.com/office/drawing/2015/9/8/chartex" xmlns:cx2="http://schemas.microsoft.com/office/drawing/2015/10/21/chartex" xmlns:cx3="http://schemas.microsoft.com/office/drawing/2016/5/9/chartex" xmlns:cx4="http://schemas.microsoft.com/office/drawing/2016/5/10/chartex" xmlns:cx5="http://schemas.microsoft.com/office/drawing/2016/5/11/chartex" xmlns:cx6="http://schemas.microsoft.com/office/drawing/2016/5/12/chartex" xmlns:cx7="http://schemas.microsoft.com/office/drawing/2016/5/13/chartex" xmlns:cx8="http://schemas.microsoft.com/office/drawing/2016/5/14/chartex" xmlns:mc="http://schemas.openxmlformats.org/markup-compatibility/2006" xmlns:aink="http://schemas.microsoft.com/office/drawing/2016/ink" xmlns:am3d="http://schemas.microsoft.com/office/drawing/2017/model3d" xmlns:o="urn:schemas-microsoft-com:office:office" xmlns:oel="http://schemas.microsoft.com/office/2019/extlst" xmlns:r="http://schemas.openxmlformats.org/officeDocument/2006/relationships" xmlns:m="http://schemas.openxmlformats.org/officeDocument/2006/math" xmlns:v="urn:schemas-microsoft-com:vml" xmlns:wp14="http://schemas.microsoft.com/office/word/2010/wordprocessingDrawing" xmlns:wp="http://schemas.openxmlformats.org/drawingml/2006/wordprocessingDrawing" xmlns:w10="urn:schemas-microsoft-com:office:word" xmlns:w="http://schemas.openxmlformats.org/wordprocessingml/2006/main" xmlns:w14="http://schemas.microsoft.com/office/word/2010/wordml" xmlns:w15="http://schemas.microsoft.com/office/word/2012/wordml" xmlns:w16cex="http://schemas.microsoft.com/office/word/2018/wordml/cex" xmlns:w16cid="http://schemas.microsoft.com/office/word/2016/wordml/cid" xmlns:w16="http://schemas.microsoft.com/office/word/2018/wordml" xmlns:w16sdtdh="http://schemas.microsoft.com/office/word/2020/wordml/sdtdatahash" xmlns:w16se="http://schemas.microsoft.com/office/word/2015/wordml/symex" xmlns:wpg="http://schemas.microsoft.com/office/word/2010/wordprocessingGroup" xmlns:wpi="http://schemas.microsoft.com/office/word/2010/wordprocessingInk" xmlns:wne="http://schemas.microsoft.com/office/word/2006/wordml" xmlns:wps="http://schemas.microsoft.com/office/word/2010/wordprocessingShape" mc:Ignorable="w14 w15 w16se w16cid w16 w16cex w16sdtdh wp14">
   <w:p>
     <w:pPr>
       <w:pStyle w:val="Header"/>
@@ -3864,7 +3946,7 @@
 </file>
 
 <file path=word/header2.xml><?xml version="1.0" encoding="utf-8"?>
-<w:hdr xmlns:wpc="http://schemas.microsoft.com/office/word/2010/wordprocessingCanvas" xmlns:cx="http://schemas.microsoft.com/office/drawing/2014/chartex" xmlns:cx1="http://schemas.microsoft.com/office/drawing/2015/9/8/chartex" xmlns:mc="http://schemas.openxmlformats.org/markup-compatibility/2006" xmlns:o="urn:schemas-microsoft-com:office:office" xmlns:r="http://schemas.openxmlformats.org/officeDocument/2006/relationships" xmlns:m="http://schemas.openxmlformats.org/officeDocument/2006/math" xmlns:v="urn:schemas-microsoft-com:vml" xmlns:wp14="http://schemas.microsoft.com/office/word/2010/wordprocessingDrawing" xmlns:wp="http://schemas.openxmlformats.org/drawingml/2006/wordprocessingDrawing" xmlns:w10="urn:schemas-microsoft-com:office:word" xmlns:w="http://schemas.openxmlformats.org/wordprocessingml/2006/main" xmlns:w14="http://schemas.microsoft.com/office/word/2010/wordml" xmlns:w15="http://schemas.microsoft.com/office/word/2012/wordml" xmlns:w16se="http://schemas.microsoft.com/office/word/2015/wordml/symex" xmlns:wpg="http://schemas.microsoft.com/office/word/2010/wordprocessingGroup" xmlns:wpi="http://schemas.microsoft.com/office/word/2010/wordprocessingInk" xmlns:wne="http://schemas.microsoft.com/office/word/2006/wordml" xmlns:wps="http://schemas.microsoft.com/office/word/2010/wordprocessingShape" mc:Ignorable="w14 w15 w16se wp14">
+<w:hdr xmlns:wpc="http://schemas.microsoft.com/office/word/2010/wordprocessingCanvas" xmlns:cx="http://schemas.microsoft.com/office/drawing/2014/chartex" xmlns:cx1="http://schemas.microsoft.com/office/drawing/2015/9/8/chartex" xmlns:cx2="http://schemas.microsoft.com/office/drawing/2015/10/21/chartex" xmlns:cx3="http://schemas.microsoft.com/office/drawing/2016/5/9/chartex" xmlns:cx4="http://schemas.microsoft.com/office/drawing/2016/5/10/chartex" xmlns:cx5="http://schemas.microsoft.com/office/drawing/2016/5/11/chartex" xmlns:cx6="http://schemas.microsoft.com/office/drawing/2016/5/12/chartex" xmlns:cx7="http://schemas.microsoft.com/office/drawing/2016/5/13/chartex" xmlns:cx8="http://schemas.microsoft.com/office/drawing/2016/5/14/chartex" xmlns:mc="http://schemas.openxmlformats.org/markup-compatibility/2006" xmlns:aink="http://schemas.microsoft.com/office/drawing/2016/ink" xmlns:am3d="http://schemas.microsoft.com/office/drawing/2017/model3d" xmlns:o="urn:schemas-microsoft-com:office:office" xmlns:oel="http://schemas.microsoft.com/office/2019/extlst" xmlns:r="http://schemas.openxmlformats.org/officeDocument/2006/relationships" xmlns:m="http://schemas.openxmlformats.org/officeDocument/2006/math" xmlns:v="urn:schemas-microsoft-com:vml" xmlns:wp14="http://schemas.microsoft.com/office/word/2010/wordprocessingDrawing" xmlns:wp="http://schemas.openxmlformats.org/drawingml/2006/wordprocessingDrawing" xmlns:w10="urn:schemas-microsoft-com:office:word" xmlns:w="http://schemas.openxmlformats.org/wordprocessingml/2006/main" xmlns:w14="http://schemas.microsoft.com/office/word/2010/wordml" xmlns:w15="http://schemas.microsoft.com/office/word/2012/wordml" xmlns:w16cex="http://schemas.microsoft.com/office/word/2018/wordml/cex" xmlns:w16cid="http://schemas.microsoft.com/office/word/2016/wordml/cid" xmlns:w16="http://schemas.microsoft.com/office/word/2018/wordml" xmlns:w16sdtdh="http://schemas.microsoft.com/office/word/2020/wordml/sdtdatahash" xmlns:w16se="http://schemas.microsoft.com/office/word/2015/wordml/symex" xmlns:wpg="http://schemas.microsoft.com/office/word/2010/wordprocessingGroup" xmlns:wpi="http://schemas.microsoft.com/office/word/2010/wordprocessingInk" xmlns:wne="http://schemas.microsoft.com/office/word/2006/wordml" xmlns:wps="http://schemas.microsoft.com/office/word/2010/wordprocessingShape" mc:Ignorable="w14 w15 w16se w16cid w16 w16cex w16sdtdh wp14">
   <w:p>
     <w:pPr>
       <w:pStyle w:val="Header"/>
@@ -3894,7 +3976,7 @@
 </file>
 
 <file path=word/styles.xml><?xml version="1.0" encoding="utf-8"?>
-<w:styles xmlns:mc="http://schemas.openxmlformats.org/markup-compatibility/2006" xmlns:r="http://schemas.openxmlformats.org/officeDocument/2006/relationships" xmlns:w="http://schemas.openxmlformats.org/wordprocessingml/2006/main" xmlns:w14="http://schemas.microsoft.com/office/word/2010/wordml" xmlns:w15="http://schemas.microsoft.com/office/word/2012/wordml" xmlns:w16se="http://schemas.microsoft.com/office/word/2015/wordml/symex" mc:Ignorable="w14 w15 w16se">
+<w:styles xmlns:mc="http://schemas.openxmlformats.org/markup-compatibility/2006" xmlns:r="http://schemas.openxmlformats.org/officeDocument/2006/relationships" xmlns:w="http://schemas.openxmlformats.org/wordprocessingml/2006/main" xmlns:w14="http://schemas.microsoft.com/office/word/2010/wordml" xmlns:w15="http://schemas.microsoft.com/office/word/2012/wordml" xmlns:w16cex="http://schemas.microsoft.com/office/word/2018/wordml/cex" xmlns:w16cid="http://schemas.microsoft.com/office/word/2016/wordml/cid" xmlns:w16="http://schemas.microsoft.com/office/word/2018/wordml" xmlns:w16sdtdh="http://schemas.microsoft.com/office/word/2020/wordml/sdtdatahash" xmlns:w16se="http://schemas.microsoft.com/office/word/2015/wordml/symex" mc:Ignorable="w14 w15 w16se w16cid w16 w16cex w16sdtdh">
   <w:docDefaults>
     <w:rPrDefault>
       <w:rPr>
@@ -3910,7 +3992,7 @@
       </w:pPr>
     </w:pPrDefault>
   </w:docDefaults>
-  <w:latentStyles w:defLockedState="0" w:defUIPriority="99" w:defSemiHidden="0" w:defUnhideWhenUsed="0" w:defQFormat="0" w:count="371">
+  <w:latentStyles w:defLockedState="0" w:defUIPriority="99" w:defSemiHidden="0" w:defUnhideWhenUsed="0" w:defQFormat="0" w:count="376">
     <w:lsdException w:name="Normal" w:uiPriority="0" w:qFormat="1"/>
     <w:lsdException w:name="heading 1" w:uiPriority="9" w:qFormat="1"/>
     <w:lsdException w:name="heading 2" w:semiHidden="1" w:uiPriority="9" w:unhideWhenUsed="1" w:qFormat="1"/>
@@ -4016,7 +4098,6 @@
     <w:lsdException w:name="HTML Sample" w:semiHidden="1" w:unhideWhenUsed="1"/>
     <w:lsdException w:name="HTML Typewriter" w:semiHidden="1" w:unhideWhenUsed="1"/>
     <w:lsdException w:name="HTML Variable" w:semiHidden="1" w:unhideWhenUsed="1"/>
-    <w:lsdException w:name="Normal Table" w:semiHidden="1" w:unhideWhenUsed="1"/>
     <w:lsdException w:name="annotation subject" w:semiHidden="1" w:unhideWhenUsed="1"/>
     <w:lsdException w:name="No List" w:semiHidden="1" w:unhideWhenUsed="1"/>
     <w:lsdException w:name="Outline List 1" w:semiHidden="1" w:unhideWhenUsed="1"/>
@@ -4059,11 +4140,8 @@
     <w:lsdException w:name="Table Contemporary" w:semiHidden="1" w:unhideWhenUsed="1"/>
     <w:lsdException w:name="Table Elegant" w:semiHidden="1" w:unhideWhenUsed="1"/>
     <w:lsdException w:name="Table Professional" w:semiHidden="1" w:unhideWhenUsed="1"/>
-    <w:lsdException w:name="Table Subtle 1" w:semiHidden="1" w:unhideWhenUsed="1"/>
     <w:lsdException w:name="Table Subtle 2" w:semiHidden="1" w:unhideWhenUsed="1"/>
     <w:lsdException w:name="Table Web 1" w:semiHidden="1" w:unhideWhenUsed="1"/>
-    <w:lsdException w:name="Table Web 2" w:semiHidden="1" w:unhideWhenUsed="1"/>
-    <w:lsdException w:name="Table Web 3" w:semiHidden="1" w:unhideWhenUsed="1"/>
     <w:lsdException w:name="Balloon Text" w:semiHidden="1" w:unhideWhenUsed="1"/>
     <w:lsdException w:name="Table Grid" w:uiPriority="39"/>
     <w:lsdException w:name="Table Theme" w:semiHidden="1" w:unhideWhenUsed="1"/>
@@ -4282,6 +4360,11 @@
     <w:lsdException w:name="List Table 5 Dark Accent 6" w:uiPriority="50"/>
     <w:lsdException w:name="List Table 6 Colorful Accent 6" w:uiPriority="51"/>
     <w:lsdException w:name="List Table 7 Colorful Accent 6" w:uiPriority="52"/>
+    <w:lsdException w:name="Mention" w:semiHidden="1" w:unhideWhenUsed="1"/>
+    <w:lsdException w:name="Smart Hyperlink" w:semiHidden="1" w:unhideWhenUsed="1"/>
+    <w:lsdException w:name="Hashtag" w:semiHidden="1" w:unhideWhenUsed="1"/>
+    <w:lsdException w:name="Unresolved Mention" w:semiHidden="1" w:unhideWhenUsed="1"/>
+    <w:lsdException w:name="Smart Link" w:semiHidden="1" w:unhideWhenUsed="1"/>
   </w:latentStyles>
   <w:style w:type="paragraph" w:default="1" w:styleId="Normal">
     <w:name w:val="Normal"/>
@@ -4597,8 +4680,8 @@
       <w:ind w:left="480"/>
     </w:pPr>
   </w:style>
-  <w:style w:type="character" w:customStyle="1" w:styleId="UnresolvedMention">
-    <w:name w:val="Unresolved Mention"/>
+  <w:style w:type="character" w:customStyle="1" w:styleId="UnresolvedMention1">
+    <w:name w:val="Unresolved Mention1"/>
     <w:basedOn w:val="DefaultParagraphFont"/>
     <w:uiPriority w:val="99"/>
     <w:semiHidden/>
@@ -4619,6 +4702,18 @@
     <w:rPr>
       <w:color w:val="954F72" w:themeColor="followedHyperlink"/>
       <w:u w:val="single"/>
+    </w:rPr>
+  </w:style>
+  <w:style w:type="character" w:styleId="UnresolvedMention">
+    <w:name w:val="Unresolved Mention"/>
+    <w:basedOn w:val="DefaultParagraphFont"/>
+    <w:uiPriority w:val="99"/>
+    <w:semiHidden/>
+    <w:unhideWhenUsed/>
+    <w:rsid w:val="00C94207"/>
+    <w:rPr>
+      <w:color w:val="605E5C"/>
+      <w:shd w:val="clear" w:color="auto" w:fill="E1DFDD"/>
     </w:rPr>
   </w:style>
 </w:styles>

--- a/Analysis.docx
+++ b/Analysis.docx
@@ -154,7 +154,7 @@
           <w:r>
             <w:fldChar w:fldCharType="separate"/>
           </w:r>
-          <w:hyperlink w:anchor="_Toc125908602" w:history="1">
+          <w:hyperlink w:anchor="_Toc127794434" w:history="1">
             <w:r>
               <w:rPr>
                 <w:rStyle w:val="Hyperlink"/>
@@ -181,7 +181,7 @@
                 <w:noProof/>
                 <w:webHidden/>
               </w:rPr>
-              <w:instrText xml:space="preserve"> PAGEREF _Toc125908602 \h </w:instrText>
+              <w:instrText xml:space="preserve"> PAGEREF _Toc127794434 \h </w:instrText>
             </w:r>
             <w:r>
               <w:rPr>
@@ -201,7 +201,7 @@
                 <w:noProof/>
                 <w:webHidden/>
               </w:rPr>
-              <w:t>3</w:t>
+              <w:t>4</w:t>
             </w:r>
             <w:r>
               <w:rPr>
@@ -225,7 +225,7 @@
               <w:lang w:eastAsia="en-GB"/>
             </w:rPr>
           </w:pPr>
-          <w:hyperlink w:anchor="_Toc125908603" w:history="1">
+          <w:hyperlink w:anchor="_Toc127794435" w:history="1">
             <w:r>
               <w:rPr>
                 <w:rStyle w:val="Hyperlink"/>
@@ -252,7 +252,7 @@
                 <w:noProof/>
                 <w:webHidden/>
               </w:rPr>
-              <w:instrText xml:space="preserve"> PAGEREF _Toc125908603 \h </w:instrText>
+              <w:instrText xml:space="preserve"> PAGEREF _Toc127794435 \h </w:instrText>
             </w:r>
             <w:r>
               <w:rPr>
@@ -272,7 +272,7 @@
                 <w:noProof/>
                 <w:webHidden/>
               </w:rPr>
-              <w:t>3</w:t>
+              <w:t>4</w:t>
             </w:r>
             <w:r>
               <w:rPr>
@@ -296,7 +296,7 @@
               <w:lang w:eastAsia="en-GB"/>
             </w:rPr>
           </w:pPr>
-          <w:hyperlink w:anchor="_Toc125908604" w:history="1">
+          <w:hyperlink w:anchor="_Toc127794436" w:history="1">
             <w:r>
               <w:rPr>
                 <w:rStyle w:val="Hyperlink"/>
@@ -323,7 +323,7 @@
                 <w:noProof/>
                 <w:webHidden/>
               </w:rPr>
-              <w:instrText xml:space="preserve"> PAGEREF _Toc125908604 \h </w:instrText>
+              <w:instrText xml:space="preserve"> PAGEREF _Toc127794436 \h </w:instrText>
             </w:r>
             <w:r>
               <w:rPr>
@@ -343,7 +343,7 @@
                 <w:noProof/>
                 <w:webHidden/>
               </w:rPr>
-              <w:t>3</w:t>
+              <w:t>4</w:t>
             </w:r>
             <w:r>
               <w:rPr>
@@ -367,7 +367,7 @@
               <w:lang w:eastAsia="en-GB"/>
             </w:rPr>
           </w:pPr>
-          <w:hyperlink w:anchor="_Toc125908605" w:history="1">
+          <w:hyperlink w:anchor="_Toc127794437" w:history="1">
             <w:r>
               <w:rPr>
                 <w:rStyle w:val="Hyperlink"/>
@@ -394,7 +394,7 @@
                 <w:noProof/>
                 <w:webHidden/>
               </w:rPr>
-              <w:instrText xml:space="preserve"> PAGEREF _Toc125908605 \h </w:instrText>
+              <w:instrText xml:space="preserve"> PAGEREF _Toc127794437 \h </w:instrText>
             </w:r>
             <w:r>
               <w:rPr>
@@ -414,7 +414,7 @@
                 <w:noProof/>
                 <w:webHidden/>
               </w:rPr>
-              <w:t>3</w:t>
+              <w:t>4</w:t>
             </w:r>
             <w:r>
               <w:rPr>
@@ -438,7 +438,7 @@
               <w:lang w:eastAsia="en-GB"/>
             </w:rPr>
           </w:pPr>
-          <w:hyperlink w:anchor="_Toc125908606" w:history="1">
+          <w:hyperlink w:anchor="_Toc127794438" w:history="1">
             <w:r>
               <w:rPr>
                 <w:rStyle w:val="Hyperlink"/>
@@ -465,7 +465,7 @@
                 <w:noProof/>
                 <w:webHidden/>
               </w:rPr>
-              <w:instrText xml:space="preserve"> PAGEREF _Toc125908606 \h </w:instrText>
+              <w:instrText xml:space="preserve"> PAGEREF _Toc127794438 \h </w:instrText>
             </w:r>
             <w:r>
               <w:rPr>
@@ -485,7 +485,7 @@
                 <w:noProof/>
                 <w:webHidden/>
               </w:rPr>
-              <w:t>4</w:t>
+              <w:t>5</w:t>
             </w:r>
             <w:r>
               <w:rPr>
@@ -509,7 +509,7 @@
               <w:lang w:eastAsia="en-GB"/>
             </w:rPr>
           </w:pPr>
-          <w:hyperlink w:anchor="_Toc125908607" w:history="1">
+          <w:hyperlink w:anchor="_Toc127794439" w:history="1">
             <w:r>
               <w:rPr>
                 <w:rStyle w:val="Hyperlink"/>
@@ -536,7 +536,7 @@
                 <w:noProof/>
                 <w:webHidden/>
               </w:rPr>
-              <w:instrText xml:space="preserve"> PAGEREF _Toc125908607 \h </w:instrText>
+              <w:instrText xml:space="preserve"> PAGEREF _Toc127794439 \h </w:instrText>
             </w:r>
             <w:r>
               <w:rPr>
@@ -556,7 +556,7 @@
                 <w:noProof/>
                 <w:webHidden/>
               </w:rPr>
-              <w:t>5</w:t>
+              <w:t>6</w:t>
             </w:r>
             <w:r>
               <w:rPr>
@@ -580,7 +580,7 @@
               <w:lang w:eastAsia="en-GB"/>
             </w:rPr>
           </w:pPr>
-          <w:hyperlink w:anchor="_Toc125908608" w:history="1">
+          <w:hyperlink w:anchor="_Toc127794440" w:history="1">
             <w:r>
               <w:rPr>
                 <w:rStyle w:val="Hyperlink"/>
@@ -607,7 +607,7 @@
                 <w:noProof/>
                 <w:webHidden/>
               </w:rPr>
-              <w:instrText xml:space="preserve"> PAGEREF _Toc125908608 \h </w:instrText>
+              <w:instrText xml:space="preserve"> PAGEREF _Toc127794440 \h </w:instrText>
             </w:r>
             <w:r>
               <w:rPr>
@@ -627,7 +627,7 @@
                 <w:noProof/>
                 <w:webHidden/>
               </w:rPr>
-              <w:t>5</w:t>
+              <w:t>6</w:t>
             </w:r>
             <w:r>
               <w:rPr>
@@ -651,7 +651,7 @@
               <w:lang w:eastAsia="en-GB"/>
             </w:rPr>
           </w:pPr>
-          <w:hyperlink w:anchor="_Toc125908609" w:history="1">
+          <w:hyperlink w:anchor="_Toc127794441" w:history="1">
             <w:r>
               <w:rPr>
                 <w:rStyle w:val="Hyperlink"/>
@@ -678,7 +678,7 @@
                 <w:noProof/>
                 <w:webHidden/>
               </w:rPr>
-              <w:instrText xml:space="preserve"> PAGEREF _Toc125908609 \h </w:instrText>
+              <w:instrText xml:space="preserve"> PAGEREF _Toc127794441 \h </w:instrText>
             </w:r>
             <w:r>
               <w:rPr>
@@ -698,7 +698,7 @@
                 <w:noProof/>
                 <w:webHidden/>
               </w:rPr>
-              <w:t>6</w:t>
+              <w:t>7</w:t>
             </w:r>
             <w:r>
               <w:rPr>
@@ -722,7 +722,7 @@
               <w:lang w:eastAsia="en-GB"/>
             </w:rPr>
           </w:pPr>
-          <w:hyperlink w:anchor="_Toc125908610" w:history="1">
+          <w:hyperlink w:anchor="_Toc127794442" w:history="1">
             <w:r>
               <w:rPr>
                 <w:rStyle w:val="Hyperlink"/>
@@ -749,7 +749,7 @@
                 <w:noProof/>
                 <w:webHidden/>
               </w:rPr>
-              <w:instrText xml:space="preserve"> PAGEREF _Toc125908610 \h </w:instrText>
+              <w:instrText xml:space="preserve"> PAGEREF _Toc127794442 \h </w:instrText>
             </w:r>
             <w:r>
               <w:rPr>
@@ -769,7 +769,7 @@
                 <w:noProof/>
                 <w:webHidden/>
               </w:rPr>
-              <w:t>6</w:t>
+              <w:t>7</w:t>
             </w:r>
             <w:r>
               <w:rPr>
@@ -793,7 +793,7 @@
               <w:lang w:eastAsia="en-GB"/>
             </w:rPr>
           </w:pPr>
-          <w:hyperlink w:anchor="_Toc125908611" w:history="1">
+          <w:hyperlink w:anchor="_Toc127794443" w:history="1">
             <w:r>
               <w:rPr>
                 <w:rStyle w:val="Hyperlink"/>
@@ -820,7 +820,7 @@
                 <w:noProof/>
                 <w:webHidden/>
               </w:rPr>
-              <w:instrText xml:space="preserve"> PAGEREF _Toc125908611 \h </w:instrText>
+              <w:instrText xml:space="preserve"> PAGEREF _Toc127794443 \h </w:instrText>
             </w:r>
             <w:r>
               <w:rPr>
@@ -840,7 +840,7 @@
                 <w:noProof/>
                 <w:webHidden/>
               </w:rPr>
-              <w:t>6</w:t>
+              <w:t>7</w:t>
             </w:r>
             <w:r>
               <w:rPr>
@@ -864,7 +864,7 @@
               <w:lang w:eastAsia="en-GB"/>
             </w:rPr>
           </w:pPr>
-          <w:hyperlink w:anchor="_Toc125908612" w:history="1">
+          <w:hyperlink w:anchor="_Toc127794444" w:history="1">
             <w:r>
               <w:rPr>
                 <w:rStyle w:val="Hyperlink"/>
@@ -891,7 +891,7 @@
                 <w:noProof/>
                 <w:webHidden/>
               </w:rPr>
-              <w:instrText xml:space="preserve"> PAGEREF _Toc125908612 \h </w:instrText>
+              <w:instrText xml:space="preserve"> PAGEREF _Toc127794444 \h </w:instrText>
             </w:r>
             <w:r>
               <w:rPr>
@@ -911,7 +911,7 @@
                 <w:noProof/>
                 <w:webHidden/>
               </w:rPr>
-              <w:t>7</w:t>
+              <w:t>8</w:t>
             </w:r>
             <w:r>
               <w:rPr>
@@ -935,7 +935,7 @@
               <w:lang w:eastAsia="en-GB"/>
             </w:rPr>
           </w:pPr>
-          <w:hyperlink w:anchor="_Toc125908613" w:history="1">
+          <w:hyperlink w:anchor="_Toc127794445" w:history="1">
             <w:r>
               <w:rPr>
                 <w:rStyle w:val="Hyperlink"/>
@@ -962,7 +962,7 @@
                 <w:noProof/>
                 <w:webHidden/>
               </w:rPr>
-              <w:instrText xml:space="preserve"> PAGEREF _Toc125908613 \h </w:instrText>
+              <w:instrText xml:space="preserve"> PAGEREF _Toc127794445 \h </w:instrText>
             </w:r>
             <w:r>
               <w:rPr>
@@ -982,7 +982,7 @@
                 <w:noProof/>
                 <w:webHidden/>
               </w:rPr>
-              <w:t>7</w:t>
+              <w:t>8</w:t>
             </w:r>
             <w:r>
               <w:rPr>
@@ -1006,7 +1006,7 @@
               <w:lang w:eastAsia="en-GB"/>
             </w:rPr>
           </w:pPr>
-          <w:hyperlink w:anchor="_Toc125908614" w:history="1">
+          <w:hyperlink w:anchor="_Toc127794446" w:history="1">
             <w:r>
               <w:rPr>
                 <w:rStyle w:val="Hyperlink"/>
@@ -1033,7 +1033,7 @@
                 <w:noProof/>
                 <w:webHidden/>
               </w:rPr>
-              <w:instrText xml:space="preserve"> PAGEREF _Toc125908614 \h </w:instrText>
+              <w:instrText xml:space="preserve"> PAGEREF _Toc127794446 \h </w:instrText>
             </w:r>
             <w:r>
               <w:rPr>
@@ -1053,7 +1053,7 @@
                 <w:noProof/>
                 <w:webHidden/>
               </w:rPr>
-              <w:t>8</w:t>
+              <w:t>9</w:t>
             </w:r>
             <w:r>
               <w:rPr>
@@ -1077,7 +1077,7 @@
               <w:lang w:eastAsia="en-GB"/>
             </w:rPr>
           </w:pPr>
-          <w:hyperlink w:anchor="_Toc125908615" w:history="1">
+          <w:hyperlink w:anchor="_Toc127794447" w:history="1">
             <w:r>
               <w:rPr>
                 <w:rStyle w:val="Hyperlink"/>
@@ -1104,7 +1104,7 @@
                 <w:noProof/>
                 <w:webHidden/>
               </w:rPr>
-              <w:instrText xml:space="preserve"> PAGEREF _Toc125908615 \h </w:instrText>
+              <w:instrText xml:space="preserve"> PAGEREF _Toc127794447 \h </w:instrText>
             </w:r>
             <w:r>
               <w:rPr>
@@ -1124,7 +1124,7 @@
                 <w:noProof/>
                 <w:webHidden/>
               </w:rPr>
-              <w:t>8</w:t>
+              <w:t>9</w:t>
             </w:r>
             <w:r>
               <w:rPr>
@@ -1148,7 +1148,7 @@
               <w:lang w:eastAsia="en-GB"/>
             </w:rPr>
           </w:pPr>
-          <w:hyperlink w:anchor="_Toc125908616" w:history="1">
+          <w:hyperlink w:anchor="_Toc127794448" w:history="1">
             <w:r>
               <w:rPr>
                 <w:rStyle w:val="Hyperlink"/>
@@ -1175,7 +1175,7 @@
                 <w:noProof/>
                 <w:webHidden/>
               </w:rPr>
-              <w:instrText xml:space="preserve"> PAGEREF _Toc125908616 \h </w:instrText>
+              <w:instrText xml:space="preserve"> PAGEREF _Toc127794448 \h </w:instrText>
             </w:r>
             <w:r>
               <w:rPr>
@@ -1195,7 +1195,7 @@
                 <w:noProof/>
                 <w:webHidden/>
               </w:rPr>
-              <w:t>9</w:t>
+              <w:t>10</w:t>
             </w:r>
             <w:r>
               <w:rPr>
@@ -1219,7 +1219,7 @@
               <w:lang w:eastAsia="en-GB"/>
             </w:rPr>
           </w:pPr>
-          <w:hyperlink w:anchor="_Toc125908617" w:history="1">
+          <w:hyperlink w:anchor="_Toc127794449" w:history="1">
             <w:r>
               <w:rPr>
                 <w:rStyle w:val="Hyperlink"/>
@@ -1246,7 +1246,7 @@
                 <w:noProof/>
                 <w:webHidden/>
               </w:rPr>
-              <w:instrText xml:space="preserve"> PAGEREF _Toc125908617 \h </w:instrText>
+              <w:instrText xml:space="preserve"> PAGEREF _Toc127794449 \h </w:instrText>
             </w:r>
             <w:r>
               <w:rPr>
@@ -1266,7 +1266,7 @@
                 <w:noProof/>
                 <w:webHidden/>
               </w:rPr>
-              <w:t>9</w:t>
+              <w:t>10</w:t>
             </w:r>
             <w:r>
               <w:rPr>
@@ -1290,7 +1290,7 @@
               <w:lang w:eastAsia="en-GB"/>
             </w:rPr>
           </w:pPr>
-          <w:hyperlink w:anchor="_Toc125908618" w:history="1">
+          <w:hyperlink w:anchor="_Toc127794450" w:history="1">
             <w:r>
               <w:rPr>
                 <w:rStyle w:val="Hyperlink"/>
@@ -1317,7 +1317,7 @@
                 <w:noProof/>
                 <w:webHidden/>
               </w:rPr>
-              <w:instrText xml:space="preserve"> PAGEREF _Toc125908618 \h </w:instrText>
+              <w:instrText xml:space="preserve"> PAGEREF _Toc127794450 \h </w:instrText>
             </w:r>
             <w:r>
               <w:rPr>
@@ -1337,7 +1337,7 @@
                 <w:noProof/>
                 <w:webHidden/>
               </w:rPr>
-              <w:t>10</w:t>
+              <w:t>11</w:t>
             </w:r>
             <w:r>
               <w:rPr>
@@ -1361,7 +1361,7 @@
               <w:lang w:eastAsia="en-GB"/>
             </w:rPr>
           </w:pPr>
-          <w:hyperlink w:anchor="_Toc125908619" w:history="1">
+          <w:hyperlink w:anchor="_Toc127794451" w:history="1">
             <w:r>
               <w:rPr>
                 <w:rStyle w:val="Hyperlink"/>
@@ -1388,7 +1388,7 @@
                 <w:noProof/>
                 <w:webHidden/>
               </w:rPr>
-              <w:instrText xml:space="preserve"> PAGEREF _Toc125908619 \h </w:instrText>
+              <w:instrText xml:space="preserve"> PAGEREF _Toc127794451 \h </w:instrText>
             </w:r>
             <w:r>
               <w:rPr>
@@ -1408,7 +1408,7 @@
                 <w:noProof/>
                 <w:webHidden/>
               </w:rPr>
-              <w:t>10</w:t>
+              <w:t>11</w:t>
             </w:r>
             <w:r>
               <w:rPr>
@@ -1432,7 +1432,7 @@
               <w:lang w:eastAsia="en-GB"/>
             </w:rPr>
           </w:pPr>
-          <w:hyperlink w:anchor="_Toc125908620" w:history="1">
+          <w:hyperlink w:anchor="_Toc127794452" w:history="1">
             <w:r>
               <w:rPr>
                 <w:rStyle w:val="Hyperlink"/>
@@ -1459,7 +1459,7 @@
                 <w:noProof/>
                 <w:webHidden/>
               </w:rPr>
-              <w:instrText xml:space="preserve"> PAGEREF _Toc125908620 \h </w:instrText>
+              <w:instrText xml:space="preserve"> PAGEREF _Toc127794452 \h </w:instrText>
             </w:r>
             <w:r>
               <w:rPr>
@@ -1479,7 +1479,7 @@
                 <w:noProof/>
                 <w:webHidden/>
               </w:rPr>
-              <w:t>11</w:t>
+              <w:t>12</w:t>
             </w:r>
             <w:r>
               <w:rPr>
@@ -1503,7 +1503,7 @@
               <w:lang w:eastAsia="en-GB"/>
             </w:rPr>
           </w:pPr>
-          <w:hyperlink w:anchor="_Toc125908621" w:history="1">
+          <w:hyperlink w:anchor="_Toc127794453" w:history="1">
             <w:r>
               <w:rPr>
                 <w:rStyle w:val="Hyperlink"/>
@@ -1530,7 +1530,7 @@
                 <w:noProof/>
                 <w:webHidden/>
               </w:rPr>
-              <w:instrText xml:space="preserve"> PAGEREF _Toc125908621 \h </w:instrText>
+              <w:instrText xml:space="preserve"> PAGEREF _Toc127794453 \h </w:instrText>
             </w:r>
             <w:r>
               <w:rPr>
@@ -1550,7 +1550,7 @@
                 <w:noProof/>
                 <w:webHidden/>
               </w:rPr>
-              <w:t>11</w:t>
+              <w:t>12</w:t>
             </w:r>
             <w:r>
               <w:rPr>
@@ -1574,27 +1574,13 @@
               <w:lang w:eastAsia="en-GB"/>
             </w:rPr>
           </w:pPr>
-          <w:hyperlink w:anchor="_Toc125908622" w:history="1">
+          <w:hyperlink w:anchor="_Toc127794454" w:history="1">
             <w:r>
               <w:rPr>
                 <w:rStyle w:val="Hyperlink"/>
                 <w:noProof/>
               </w:rPr>
-              <w:t>Question 15: Any other comme</w:t>
-            </w:r>
-            <w:r>
-              <w:rPr>
-                <w:rStyle w:val="Hyperlink"/>
-                <w:noProof/>
-              </w:rPr>
-              <w:t>n</w:t>
-            </w:r>
-            <w:r>
-              <w:rPr>
-                <w:rStyle w:val="Hyperlink"/>
-                <w:noProof/>
-              </w:rPr>
-              <w:t>ts?</w:t>
+              <w:t>Question 15: Any other comments?</w:t>
             </w:r>
             <w:r>
               <w:rPr>
@@ -1615,7 +1601,7 @@
                 <w:noProof/>
                 <w:webHidden/>
               </w:rPr>
-              <w:instrText xml:space="preserve"> PAGEREF _Toc125908622 \h </w:instrText>
+              <w:instrText xml:space="preserve"> PAGEREF _Toc127794454 \h </w:instrText>
             </w:r>
             <w:r>
               <w:rPr>
@@ -1635,7 +1621,7 @@
                 <w:noProof/>
                 <w:webHidden/>
               </w:rPr>
-              <w:t>11</w:t>
+              <w:t>12</w:t>
             </w:r>
             <w:r>
               <w:rPr>
@@ -1647,6 +1633,1078 @@
           </w:hyperlink>
         </w:p>
         <w:p>
+          <w:pPr>
+            <w:pStyle w:val="TOC2"/>
+            <w:tabs>
+              <w:tab w:val="right" w:leader="dot" w:pos="9016"/>
+            </w:tabs>
+            <w:rPr>
+              <w:rFonts w:eastAsiaTheme="minorEastAsia"/>
+              <w:noProof/>
+              <w:sz w:val="22"/>
+              <w:lang w:eastAsia="en-GB"/>
+            </w:rPr>
+          </w:pPr>
+          <w:hyperlink w:anchor="_Toc127794455" w:history="1">
+            <w:r>
+              <w:rPr>
+                <w:rStyle w:val="Hyperlink"/>
+                <w:noProof/>
+              </w:rPr>
+              <w:t>Summary</w:t>
+            </w:r>
+            <w:r>
+              <w:rPr>
+                <w:noProof/>
+                <w:webHidden/>
+              </w:rPr>
+              <w:tab/>
+            </w:r>
+            <w:r>
+              <w:rPr>
+                <w:noProof/>
+                <w:webHidden/>
+              </w:rPr>
+              <w:fldChar w:fldCharType="begin"/>
+            </w:r>
+            <w:r>
+              <w:rPr>
+                <w:noProof/>
+                <w:webHidden/>
+              </w:rPr>
+              <w:instrText xml:space="preserve"> PAGEREF _Toc127794455 \h </w:instrText>
+            </w:r>
+            <w:r>
+              <w:rPr>
+                <w:noProof/>
+                <w:webHidden/>
+              </w:rPr>
+            </w:r>
+            <w:r>
+              <w:rPr>
+                <w:noProof/>
+                <w:webHidden/>
+              </w:rPr>
+              <w:fldChar w:fldCharType="separate"/>
+            </w:r>
+            <w:r>
+              <w:rPr>
+                <w:noProof/>
+                <w:webHidden/>
+              </w:rPr>
+              <w:t>12</w:t>
+            </w:r>
+            <w:r>
+              <w:rPr>
+                <w:noProof/>
+                <w:webHidden/>
+              </w:rPr>
+              <w:fldChar w:fldCharType="end"/>
+            </w:r>
+          </w:hyperlink>
+        </w:p>
+        <w:p>
+          <w:pPr>
+            <w:pStyle w:val="TOC1"/>
+            <w:tabs>
+              <w:tab w:val="right" w:leader="dot" w:pos="9016"/>
+            </w:tabs>
+            <w:rPr>
+              <w:rFonts w:eastAsiaTheme="minorEastAsia"/>
+              <w:noProof/>
+              <w:sz w:val="22"/>
+              <w:lang w:eastAsia="en-GB"/>
+            </w:rPr>
+          </w:pPr>
+          <w:hyperlink w:anchor="_Toc127794456" w:history="1">
+            <w:r>
+              <w:rPr>
+                <w:rStyle w:val="Hyperlink"/>
+                <w:noProof/>
+              </w:rPr>
+              <w:t>Objectives</w:t>
+            </w:r>
+            <w:r>
+              <w:rPr>
+                <w:noProof/>
+                <w:webHidden/>
+              </w:rPr>
+              <w:tab/>
+            </w:r>
+            <w:r>
+              <w:rPr>
+                <w:noProof/>
+                <w:webHidden/>
+              </w:rPr>
+              <w:fldChar w:fldCharType="begin"/>
+            </w:r>
+            <w:r>
+              <w:rPr>
+                <w:noProof/>
+                <w:webHidden/>
+              </w:rPr>
+              <w:instrText xml:space="preserve"> PAGEREF _Toc127794456 \h </w:instrText>
+            </w:r>
+            <w:r>
+              <w:rPr>
+                <w:noProof/>
+                <w:webHidden/>
+              </w:rPr>
+            </w:r>
+            <w:r>
+              <w:rPr>
+                <w:noProof/>
+                <w:webHidden/>
+              </w:rPr>
+              <w:fldChar w:fldCharType="separate"/>
+            </w:r>
+            <w:r>
+              <w:rPr>
+                <w:noProof/>
+                <w:webHidden/>
+              </w:rPr>
+              <w:t>13</w:t>
+            </w:r>
+            <w:r>
+              <w:rPr>
+                <w:noProof/>
+                <w:webHidden/>
+              </w:rPr>
+              <w:fldChar w:fldCharType="end"/>
+            </w:r>
+          </w:hyperlink>
+        </w:p>
+        <w:p>
+          <w:pPr>
+            <w:pStyle w:val="TOC2"/>
+            <w:tabs>
+              <w:tab w:val="right" w:leader="dot" w:pos="9016"/>
+            </w:tabs>
+            <w:rPr>
+              <w:rFonts w:eastAsiaTheme="minorEastAsia"/>
+              <w:noProof/>
+              <w:sz w:val="22"/>
+              <w:lang w:eastAsia="en-GB"/>
+            </w:rPr>
+          </w:pPr>
+          <w:hyperlink w:anchor="_Toc127794457" w:history="1">
+            <w:r>
+              <w:rPr>
+                <w:rStyle w:val="Hyperlink"/>
+                <w:noProof/>
+              </w:rPr>
+              <w:t>1. Main Menu</w:t>
+            </w:r>
+            <w:r>
+              <w:rPr>
+                <w:noProof/>
+                <w:webHidden/>
+              </w:rPr>
+              <w:tab/>
+            </w:r>
+            <w:r>
+              <w:rPr>
+                <w:noProof/>
+                <w:webHidden/>
+              </w:rPr>
+              <w:fldChar w:fldCharType="begin"/>
+            </w:r>
+            <w:r>
+              <w:rPr>
+                <w:noProof/>
+                <w:webHidden/>
+              </w:rPr>
+              <w:instrText xml:space="preserve"> PAGEREF _Toc127794457 \h </w:instrText>
+            </w:r>
+            <w:r>
+              <w:rPr>
+                <w:noProof/>
+                <w:webHidden/>
+              </w:rPr>
+            </w:r>
+            <w:r>
+              <w:rPr>
+                <w:noProof/>
+                <w:webHidden/>
+              </w:rPr>
+              <w:fldChar w:fldCharType="separate"/>
+            </w:r>
+            <w:r>
+              <w:rPr>
+                <w:noProof/>
+                <w:webHidden/>
+              </w:rPr>
+              <w:t>13</w:t>
+            </w:r>
+            <w:r>
+              <w:rPr>
+                <w:noProof/>
+                <w:webHidden/>
+              </w:rPr>
+              <w:fldChar w:fldCharType="end"/>
+            </w:r>
+          </w:hyperlink>
+        </w:p>
+        <w:p>
+          <w:pPr>
+            <w:pStyle w:val="TOC2"/>
+            <w:tabs>
+              <w:tab w:val="right" w:leader="dot" w:pos="9016"/>
+            </w:tabs>
+            <w:rPr>
+              <w:rFonts w:eastAsiaTheme="minorEastAsia"/>
+              <w:noProof/>
+              <w:sz w:val="22"/>
+              <w:lang w:eastAsia="en-GB"/>
+            </w:rPr>
+          </w:pPr>
+          <w:hyperlink w:anchor="_Toc127794458" w:history="1">
+            <w:r>
+              <w:rPr>
+                <w:rStyle w:val="Hyperlink"/>
+                <w:noProof/>
+              </w:rPr>
+              <w:t>2. Pause menu</w:t>
+            </w:r>
+            <w:r>
+              <w:rPr>
+                <w:noProof/>
+                <w:webHidden/>
+              </w:rPr>
+              <w:tab/>
+            </w:r>
+            <w:r>
+              <w:rPr>
+                <w:noProof/>
+                <w:webHidden/>
+              </w:rPr>
+              <w:fldChar w:fldCharType="begin"/>
+            </w:r>
+            <w:r>
+              <w:rPr>
+                <w:noProof/>
+                <w:webHidden/>
+              </w:rPr>
+              <w:instrText xml:space="preserve"> PAGEREF _Toc127794458 \h </w:instrText>
+            </w:r>
+            <w:r>
+              <w:rPr>
+                <w:noProof/>
+                <w:webHidden/>
+              </w:rPr>
+            </w:r>
+            <w:r>
+              <w:rPr>
+                <w:noProof/>
+                <w:webHidden/>
+              </w:rPr>
+              <w:fldChar w:fldCharType="separate"/>
+            </w:r>
+            <w:r>
+              <w:rPr>
+                <w:noProof/>
+                <w:webHidden/>
+              </w:rPr>
+              <w:t>13</w:t>
+            </w:r>
+            <w:r>
+              <w:rPr>
+                <w:noProof/>
+                <w:webHidden/>
+              </w:rPr>
+              <w:fldChar w:fldCharType="end"/>
+            </w:r>
+          </w:hyperlink>
+        </w:p>
+        <w:p>
+          <w:pPr>
+            <w:pStyle w:val="TOC2"/>
+            <w:tabs>
+              <w:tab w:val="right" w:leader="dot" w:pos="9016"/>
+            </w:tabs>
+            <w:rPr>
+              <w:rFonts w:eastAsiaTheme="minorEastAsia"/>
+              <w:noProof/>
+              <w:sz w:val="22"/>
+              <w:lang w:eastAsia="en-GB"/>
+            </w:rPr>
+          </w:pPr>
+          <w:hyperlink w:anchor="_Toc127794459" w:history="1">
+            <w:r>
+              <w:rPr>
+                <w:rStyle w:val="Hyperlink"/>
+                <w:noProof/>
+              </w:rPr>
+              <w:t>3. Game over screen</w:t>
+            </w:r>
+            <w:r>
+              <w:rPr>
+                <w:noProof/>
+                <w:webHidden/>
+              </w:rPr>
+              <w:tab/>
+            </w:r>
+            <w:r>
+              <w:rPr>
+                <w:noProof/>
+                <w:webHidden/>
+              </w:rPr>
+              <w:fldChar w:fldCharType="begin"/>
+            </w:r>
+            <w:r>
+              <w:rPr>
+                <w:noProof/>
+                <w:webHidden/>
+              </w:rPr>
+              <w:instrText xml:space="preserve"> PAGEREF _Toc127794459 \h </w:instrText>
+            </w:r>
+            <w:r>
+              <w:rPr>
+                <w:noProof/>
+                <w:webHidden/>
+              </w:rPr>
+            </w:r>
+            <w:r>
+              <w:rPr>
+                <w:noProof/>
+                <w:webHidden/>
+              </w:rPr>
+              <w:fldChar w:fldCharType="separate"/>
+            </w:r>
+            <w:r>
+              <w:rPr>
+                <w:noProof/>
+                <w:webHidden/>
+              </w:rPr>
+              <w:t>13</w:t>
+            </w:r>
+            <w:r>
+              <w:rPr>
+                <w:noProof/>
+                <w:webHidden/>
+              </w:rPr>
+              <w:fldChar w:fldCharType="end"/>
+            </w:r>
+          </w:hyperlink>
+        </w:p>
+        <w:p>
+          <w:pPr>
+            <w:pStyle w:val="TOC2"/>
+            <w:tabs>
+              <w:tab w:val="right" w:leader="dot" w:pos="9016"/>
+            </w:tabs>
+            <w:rPr>
+              <w:rFonts w:eastAsiaTheme="minorEastAsia"/>
+              <w:noProof/>
+              <w:sz w:val="22"/>
+              <w:lang w:eastAsia="en-GB"/>
+            </w:rPr>
+          </w:pPr>
+          <w:hyperlink w:anchor="_Toc127794460" w:history="1">
+            <w:r>
+              <w:rPr>
+                <w:rStyle w:val="Hyperlink"/>
+                <w:noProof/>
+              </w:rPr>
+              <w:t>4. Regular play</w:t>
+            </w:r>
+            <w:r>
+              <w:rPr>
+                <w:noProof/>
+                <w:webHidden/>
+              </w:rPr>
+              <w:tab/>
+            </w:r>
+            <w:r>
+              <w:rPr>
+                <w:noProof/>
+                <w:webHidden/>
+              </w:rPr>
+              <w:fldChar w:fldCharType="begin"/>
+            </w:r>
+            <w:r>
+              <w:rPr>
+                <w:noProof/>
+                <w:webHidden/>
+              </w:rPr>
+              <w:instrText xml:space="preserve"> PAGEREF _Toc127794460 \h </w:instrText>
+            </w:r>
+            <w:r>
+              <w:rPr>
+                <w:noProof/>
+                <w:webHidden/>
+              </w:rPr>
+            </w:r>
+            <w:r>
+              <w:rPr>
+                <w:noProof/>
+                <w:webHidden/>
+              </w:rPr>
+              <w:fldChar w:fldCharType="separate"/>
+            </w:r>
+            <w:r>
+              <w:rPr>
+                <w:noProof/>
+                <w:webHidden/>
+              </w:rPr>
+              <w:t>14</w:t>
+            </w:r>
+            <w:r>
+              <w:rPr>
+                <w:noProof/>
+                <w:webHidden/>
+              </w:rPr>
+              <w:fldChar w:fldCharType="end"/>
+            </w:r>
+          </w:hyperlink>
+        </w:p>
+        <w:p>
+          <w:pPr>
+            <w:pStyle w:val="TOC2"/>
+            <w:tabs>
+              <w:tab w:val="right" w:leader="dot" w:pos="9016"/>
+            </w:tabs>
+            <w:rPr>
+              <w:rFonts w:eastAsiaTheme="minorEastAsia"/>
+              <w:noProof/>
+              <w:sz w:val="22"/>
+              <w:lang w:eastAsia="en-GB"/>
+            </w:rPr>
+          </w:pPr>
+          <w:hyperlink w:anchor="_Toc127794461" w:history="1">
+            <w:r>
+              <w:rPr>
+                <w:rStyle w:val="Hyperlink"/>
+                <w:noProof/>
+              </w:rPr>
+              <w:t>5. Zen mode</w:t>
+            </w:r>
+            <w:r>
+              <w:rPr>
+                <w:noProof/>
+                <w:webHidden/>
+              </w:rPr>
+              <w:tab/>
+            </w:r>
+            <w:r>
+              <w:rPr>
+                <w:noProof/>
+                <w:webHidden/>
+              </w:rPr>
+              <w:fldChar w:fldCharType="begin"/>
+            </w:r>
+            <w:r>
+              <w:rPr>
+                <w:noProof/>
+                <w:webHidden/>
+              </w:rPr>
+              <w:instrText xml:space="preserve"> PAGEREF _Toc127794461 \h </w:instrText>
+            </w:r>
+            <w:r>
+              <w:rPr>
+                <w:noProof/>
+                <w:webHidden/>
+              </w:rPr>
+            </w:r>
+            <w:r>
+              <w:rPr>
+                <w:noProof/>
+                <w:webHidden/>
+              </w:rPr>
+              <w:fldChar w:fldCharType="separate"/>
+            </w:r>
+            <w:r>
+              <w:rPr>
+                <w:noProof/>
+                <w:webHidden/>
+              </w:rPr>
+              <w:t>15</w:t>
+            </w:r>
+            <w:r>
+              <w:rPr>
+                <w:noProof/>
+                <w:webHidden/>
+              </w:rPr>
+              <w:fldChar w:fldCharType="end"/>
+            </w:r>
+          </w:hyperlink>
+        </w:p>
+        <w:p>
+          <w:pPr>
+            <w:pStyle w:val="TOC2"/>
+            <w:tabs>
+              <w:tab w:val="right" w:leader="dot" w:pos="9016"/>
+            </w:tabs>
+            <w:rPr>
+              <w:rFonts w:eastAsiaTheme="minorEastAsia"/>
+              <w:noProof/>
+              <w:sz w:val="22"/>
+              <w:lang w:eastAsia="en-GB"/>
+            </w:rPr>
+          </w:pPr>
+          <w:hyperlink w:anchor="_Toc127794462" w:history="1">
+            <w:r>
+              <w:rPr>
+                <w:rStyle w:val="Hyperlink"/>
+                <w:noProof/>
+              </w:rPr>
+              <w:t>6. Learning mode</w:t>
+            </w:r>
+            <w:r>
+              <w:rPr>
+                <w:noProof/>
+                <w:webHidden/>
+              </w:rPr>
+              <w:tab/>
+            </w:r>
+            <w:r>
+              <w:rPr>
+                <w:noProof/>
+                <w:webHidden/>
+              </w:rPr>
+              <w:fldChar w:fldCharType="begin"/>
+            </w:r>
+            <w:r>
+              <w:rPr>
+                <w:noProof/>
+                <w:webHidden/>
+              </w:rPr>
+              <w:instrText xml:space="preserve"> PAGEREF _Toc127794462 \h </w:instrText>
+            </w:r>
+            <w:r>
+              <w:rPr>
+                <w:noProof/>
+                <w:webHidden/>
+              </w:rPr>
+            </w:r>
+            <w:r>
+              <w:rPr>
+                <w:noProof/>
+                <w:webHidden/>
+              </w:rPr>
+              <w:fldChar w:fldCharType="separate"/>
+            </w:r>
+            <w:r>
+              <w:rPr>
+                <w:noProof/>
+                <w:webHidden/>
+              </w:rPr>
+              <w:t>15</w:t>
+            </w:r>
+            <w:r>
+              <w:rPr>
+                <w:noProof/>
+                <w:webHidden/>
+              </w:rPr>
+              <w:fldChar w:fldCharType="end"/>
+            </w:r>
+          </w:hyperlink>
+        </w:p>
+        <w:p>
+          <w:pPr>
+            <w:pStyle w:val="TOC1"/>
+            <w:tabs>
+              <w:tab w:val="right" w:leader="dot" w:pos="9016"/>
+            </w:tabs>
+            <w:rPr>
+              <w:rFonts w:eastAsiaTheme="minorEastAsia"/>
+              <w:noProof/>
+              <w:sz w:val="22"/>
+              <w:lang w:eastAsia="en-GB"/>
+            </w:rPr>
+          </w:pPr>
+          <w:hyperlink w:anchor="_Toc127794463" w:history="1">
+            <w:r>
+              <w:rPr>
+                <w:rStyle w:val="Hyperlink"/>
+                <w:noProof/>
+              </w:rPr>
+              <w:t>Objective Reasoning</w:t>
+            </w:r>
+            <w:r>
+              <w:rPr>
+                <w:noProof/>
+                <w:webHidden/>
+              </w:rPr>
+              <w:tab/>
+            </w:r>
+            <w:r>
+              <w:rPr>
+                <w:noProof/>
+                <w:webHidden/>
+              </w:rPr>
+              <w:fldChar w:fldCharType="begin"/>
+            </w:r>
+            <w:r>
+              <w:rPr>
+                <w:noProof/>
+                <w:webHidden/>
+              </w:rPr>
+              <w:instrText xml:space="preserve"> PAGEREF _Toc127794463 \h </w:instrText>
+            </w:r>
+            <w:r>
+              <w:rPr>
+                <w:noProof/>
+                <w:webHidden/>
+              </w:rPr>
+            </w:r>
+            <w:r>
+              <w:rPr>
+                <w:noProof/>
+                <w:webHidden/>
+              </w:rPr>
+              <w:fldChar w:fldCharType="separate"/>
+            </w:r>
+            <w:r>
+              <w:rPr>
+                <w:noProof/>
+                <w:webHidden/>
+              </w:rPr>
+              <w:t>15</w:t>
+            </w:r>
+            <w:r>
+              <w:rPr>
+                <w:noProof/>
+                <w:webHidden/>
+              </w:rPr>
+              <w:fldChar w:fldCharType="end"/>
+            </w:r>
+          </w:hyperlink>
+        </w:p>
+        <w:p>
+          <w:pPr>
+            <w:pStyle w:val="TOC2"/>
+            <w:tabs>
+              <w:tab w:val="right" w:leader="dot" w:pos="9016"/>
+            </w:tabs>
+            <w:rPr>
+              <w:rFonts w:eastAsiaTheme="minorEastAsia"/>
+              <w:noProof/>
+              <w:sz w:val="22"/>
+              <w:lang w:eastAsia="en-GB"/>
+            </w:rPr>
+          </w:pPr>
+          <w:hyperlink w:anchor="_Toc127794464" w:history="1">
+            <w:r>
+              <w:rPr>
+                <w:rStyle w:val="Hyperlink"/>
+                <w:noProof/>
+              </w:rPr>
+              <w:t>1. Main Menu</w:t>
+            </w:r>
+            <w:r>
+              <w:rPr>
+                <w:noProof/>
+                <w:webHidden/>
+              </w:rPr>
+              <w:tab/>
+            </w:r>
+            <w:r>
+              <w:rPr>
+                <w:noProof/>
+                <w:webHidden/>
+              </w:rPr>
+              <w:fldChar w:fldCharType="begin"/>
+            </w:r>
+            <w:r>
+              <w:rPr>
+                <w:noProof/>
+                <w:webHidden/>
+              </w:rPr>
+              <w:instrText xml:space="preserve"> PAGEREF _Toc127794464 \h </w:instrText>
+            </w:r>
+            <w:r>
+              <w:rPr>
+                <w:noProof/>
+                <w:webHidden/>
+              </w:rPr>
+            </w:r>
+            <w:r>
+              <w:rPr>
+                <w:noProof/>
+                <w:webHidden/>
+              </w:rPr>
+              <w:fldChar w:fldCharType="separate"/>
+            </w:r>
+            <w:r>
+              <w:rPr>
+                <w:noProof/>
+                <w:webHidden/>
+              </w:rPr>
+              <w:t>15</w:t>
+            </w:r>
+            <w:r>
+              <w:rPr>
+                <w:noProof/>
+                <w:webHidden/>
+              </w:rPr>
+              <w:fldChar w:fldCharType="end"/>
+            </w:r>
+          </w:hyperlink>
+        </w:p>
+        <w:p>
+          <w:pPr>
+            <w:pStyle w:val="TOC2"/>
+            <w:tabs>
+              <w:tab w:val="right" w:leader="dot" w:pos="9016"/>
+            </w:tabs>
+            <w:rPr>
+              <w:rFonts w:eastAsiaTheme="minorEastAsia"/>
+              <w:noProof/>
+              <w:sz w:val="22"/>
+              <w:lang w:eastAsia="en-GB"/>
+            </w:rPr>
+          </w:pPr>
+          <w:hyperlink w:anchor="_Toc127794465" w:history="1">
+            <w:r>
+              <w:rPr>
+                <w:rStyle w:val="Hyperlink"/>
+                <w:noProof/>
+              </w:rPr>
+              <w:t>2. Pause Menu</w:t>
+            </w:r>
+            <w:r>
+              <w:rPr>
+                <w:noProof/>
+                <w:webHidden/>
+              </w:rPr>
+              <w:tab/>
+            </w:r>
+            <w:r>
+              <w:rPr>
+                <w:noProof/>
+                <w:webHidden/>
+              </w:rPr>
+              <w:fldChar w:fldCharType="begin"/>
+            </w:r>
+            <w:r>
+              <w:rPr>
+                <w:noProof/>
+                <w:webHidden/>
+              </w:rPr>
+              <w:instrText xml:space="preserve"> PAGEREF _Toc127794465 \h </w:instrText>
+            </w:r>
+            <w:r>
+              <w:rPr>
+                <w:noProof/>
+                <w:webHidden/>
+              </w:rPr>
+            </w:r>
+            <w:r>
+              <w:rPr>
+                <w:noProof/>
+                <w:webHidden/>
+              </w:rPr>
+              <w:fldChar w:fldCharType="separate"/>
+            </w:r>
+            <w:r>
+              <w:rPr>
+                <w:noProof/>
+                <w:webHidden/>
+              </w:rPr>
+              <w:t>15</w:t>
+            </w:r>
+            <w:r>
+              <w:rPr>
+                <w:noProof/>
+                <w:webHidden/>
+              </w:rPr>
+              <w:fldChar w:fldCharType="end"/>
+            </w:r>
+          </w:hyperlink>
+        </w:p>
+        <w:p>
+          <w:pPr>
+            <w:pStyle w:val="TOC2"/>
+            <w:tabs>
+              <w:tab w:val="right" w:leader="dot" w:pos="9016"/>
+            </w:tabs>
+            <w:rPr>
+              <w:rFonts w:eastAsiaTheme="minorEastAsia"/>
+              <w:noProof/>
+              <w:sz w:val="22"/>
+              <w:lang w:eastAsia="en-GB"/>
+            </w:rPr>
+          </w:pPr>
+          <w:hyperlink w:anchor="_Toc127794466" w:history="1">
+            <w:r>
+              <w:rPr>
+                <w:rStyle w:val="Hyperlink"/>
+                <w:noProof/>
+              </w:rPr>
+              <w:t>3. Game Over Screen</w:t>
+            </w:r>
+            <w:r>
+              <w:rPr>
+                <w:noProof/>
+                <w:webHidden/>
+              </w:rPr>
+              <w:tab/>
+            </w:r>
+            <w:r>
+              <w:rPr>
+                <w:noProof/>
+                <w:webHidden/>
+              </w:rPr>
+              <w:fldChar w:fldCharType="begin"/>
+            </w:r>
+            <w:r>
+              <w:rPr>
+                <w:noProof/>
+                <w:webHidden/>
+              </w:rPr>
+              <w:instrText xml:space="preserve"> PAGEREF _Toc127794466 \h </w:instrText>
+            </w:r>
+            <w:r>
+              <w:rPr>
+                <w:noProof/>
+                <w:webHidden/>
+              </w:rPr>
+            </w:r>
+            <w:r>
+              <w:rPr>
+                <w:noProof/>
+                <w:webHidden/>
+              </w:rPr>
+              <w:fldChar w:fldCharType="separate"/>
+            </w:r>
+            <w:r>
+              <w:rPr>
+                <w:noProof/>
+                <w:webHidden/>
+              </w:rPr>
+              <w:t>15</w:t>
+            </w:r>
+            <w:r>
+              <w:rPr>
+                <w:noProof/>
+                <w:webHidden/>
+              </w:rPr>
+              <w:fldChar w:fldCharType="end"/>
+            </w:r>
+          </w:hyperlink>
+        </w:p>
+        <w:p>
+          <w:pPr>
+            <w:pStyle w:val="TOC2"/>
+            <w:tabs>
+              <w:tab w:val="right" w:leader="dot" w:pos="9016"/>
+            </w:tabs>
+            <w:rPr>
+              <w:rFonts w:eastAsiaTheme="minorEastAsia"/>
+              <w:noProof/>
+              <w:sz w:val="22"/>
+              <w:lang w:eastAsia="en-GB"/>
+            </w:rPr>
+          </w:pPr>
+          <w:hyperlink w:anchor="_Toc127794467" w:history="1">
+            <w:r>
+              <w:rPr>
+                <w:rStyle w:val="Hyperlink"/>
+                <w:noProof/>
+              </w:rPr>
+              <w:t>4. Regular play</w:t>
+            </w:r>
+            <w:r>
+              <w:rPr>
+                <w:noProof/>
+                <w:webHidden/>
+              </w:rPr>
+              <w:tab/>
+            </w:r>
+            <w:r>
+              <w:rPr>
+                <w:noProof/>
+                <w:webHidden/>
+              </w:rPr>
+              <w:fldChar w:fldCharType="begin"/>
+            </w:r>
+            <w:r>
+              <w:rPr>
+                <w:noProof/>
+                <w:webHidden/>
+              </w:rPr>
+              <w:instrText xml:space="preserve"> PAGEREF _Toc127794467 \h </w:instrText>
+            </w:r>
+            <w:r>
+              <w:rPr>
+                <w:noProof/>
+                <w:webHidden/>
+              </w:rPr>
+            </w:r>
+            <w:r>
+              <w:rPr>
+                <w:noProof/>
+                <w:webHidden/>
+              </w:rPr>
+              <w:fldChar w:fldCharType="separate"/>
+            </w:r>
+            <w:r>
+              <w:rPr>
+                <w:noProof/>
+                <w:webHidden/>
+              </w:rPr>
+              <w:t>15</w:t>
+            </w:r>
+            <w:r>
+              <w:rPr>
+                <w:noProof/>
+                <w:webHidden/>
+              </w:rPr>
+              <w:fldChar w:fldCharType="end"/>
+            </w:r>
+          </w:hyperlink>
+        </w:p>
+        <w:p>
+          <w:pPr>
+            <w:pStyle w:val="TOC2"/>
+            <w:tabs>
+              <w:tab w:val="right" w:leader="dot" w:pos="9016"/>
+            </w:tabs>
+            <w:rPr>
+              <w:rFonts w:eastAsiaTheme="minorEastAsia"/>
+              <w:noProof/>
+              <w:sz w:val="22"/>
+              <w:lang w:eastAsia="en-GB"/>
+            </w:rPr>
+          </w:pPr>
+          <w:hyperlink w:anchor="_Toc127794468" w:history="1">
+            <w:r>
+              <w:rPr>
+                <w:rStyle w:val="Hyperlink"/>
+                <w:noProof/>
+              </w:rPr>
+              <w:t>5. Zen mode</w:t>
+            </w:r>
+            <w:r>
+              <w:rPr>
+                <w:noProof/>
+                <w:webHidden/>
+              </w:rPr>
+              <w:tab/>
+            </w:r>
+            <w:r>
+              <w:rPr>
+                <w:noProof/>
+                <w:webHidden/>
+              </w:rPr>
+              <w:fldChar w:fldCharType="begin"/>
+            </w:r>
+            <w:r>
+              <w:rPr>
+                <w:noProof/>
+                <w:webHidden/>
+              </w:rPr>
+              <w:instrText xml:space="preserve"> PAGEREF _Toc127794468 \h </w:instrText>
+            </w:r>
+            <w:r>
+              <w:rPr>
+                <w:noProof/>
+                <w:webHidden/>
+              </w:rPr>
+            </w:r>
+            <w:r>
+              <w:rPr>
+                <w:noProof/>
+                <w:webHidden/>
+              </w:rPr>
+              <w:fldChar w:fldCharType="separate"/>
+            </w:r>
+            <w:r>
+              <w:rPr>
+                <w:noProof/>
+                <w:webHidden/>
+              </w:rPr>
+              <w:t>15</w:t>
+            </w:r>
+            <w:r>
+              <w:rPr>
+                <w:noProof/>
+                <w:webHidden/>
+              </w:rPr>
+              <w:fldChar w:fldCharType="end"/>
+            </w:r>
+          </w:hyperlink>
+        </w:p>
+        <w:p>
+          <w:pPr>
+            <w:pStyle w:val="TOC2"/>
+            <w:tabs>
+              <w:tab w:val="right" w:leader="dot" w:pos="9016"/>
+            </w:tabs>
+            <w:rPr>
+              <w:rFonts w:eastAsiaTheme="minorEastAsia"/>
+              <w:noProof/>
+              <w:sz w:val="22"/>
+              <w:lang w:eastAsia="en-GB"/>
+            </w:rPr>
+          </w:pPr>
+          <w:hyperlink w:anchor="_Toc127794469" w:history="1">
+            <w:r>
+              <w:rPr>
+                <w:rStyle w:val="Hyperlink"/>
+                <w:noProof/>
+              </w:rPr>
+              <w:t>6. Learning mode</w:t>
+            </w:r>
+            <w:r>
+              <w:rPr>
+                <w:noProof/>
+                <w:webHidden/>
+              </w:rPr>
+              <w:tab/>
+            </w:r>
+            <w:r>
+              <w:rPr>
+                <w:noProof/>
+                <w:webHidden/>
+              </w:rPr>
+              <w:fldChar w:fldCharType="begin"/>
+            </w:r>
+            <w:r>
+              <w:rPr>
+                <w:noProof/>
+                <w:webHidden/>
+              </w:rPr>
+              <w:instrText xml:space="preserve"> PAGEREF _Toc127794469 \h </w:instrText>
+            </w:r>
+            <w:r>
+              <w:rPr>
+                <w:noProof/>
+                <w:webHidden/>
+              </w:rPr>
+            </w:r>
+            <w:r>
+              <w:rPr>
+                <w:noProof/>
+                <w:webHidden/>
+              </w:rPr>
+              <w:fldChar w:fldCharType="separate"/>
+            </w:r>
+            <w:r>
+              <w:rPr>
+                <w:noProof/>
+                <w:webHidden/>
+              </w:rPr>
+              <w:t>15</w:t>
+            </w:r>
+            <w:r>
+              <w:rPr>
+                <w:noProof/>
+                <w:webHidden/>
+              </w:rPr>
+              <w:fldChar w:fldCharType="end"/>
+            </w:r>
+          </w:hyperlink>
+        </w:p>
+        <w:p>
+          <w:pPr>
+            <w:rPr>
+              <w:b/>
+              <w:bCs/>
+              <w:noProof/>
+            </w:rPr>
+          </w:pPr>
           <w:r>
             <w:rPr>
               <w:b/>
@@ -1661,13 +2719,17 @@
     <w:p>
       <w:pPr>
         <w:rPr>
-          <w:rFonts w:asciiTheme="majorHAnsi" w:eastAsiaTheme="majorEastAsia" w:hAnsiTheme="majorHAnsi" w:cstheme="majorBidi"/>
-          <w:color w:val="2F5496" w:themeColor="accent1" w:themeShade="BF"/>
-          <w:sz w:val="32"/>
-          <w:szCs w:val="32"/>
+          <w:b/>
+          <w:bCs/>
+          <w:noProof/>
         </w:rPr>
       </w:pPr>
       <w:r>
+        <w:rPr>
+          <w:b/>
+          <w:bCs/>
+          <w:noProof/>
+        </w:rPr>
         <w:br w:type="page"/>
       </w:r>
     </w:p>
@@ -1675,7 +2737,7 @@
       <w:pPr>
         <w:pStyle w:val="Heading1"/>
       </w:pPr>
-      <w:bookmarkStart w:id="0" w:name="_Toc125908602"/>
+      <w:bookmarkStart w:id="0" w:name="_Toc127794434"/>
       <w:r>
         <w:lastRenderedPageBreak/>
         <w:t>Introduction</w:t>
@@ -1711,7 +2773,10 @@
         <w:t xml:space="preserve">I believe that making a game where the </w:t>
       </w:r>
       <w:r>
-        <w:t xml:space="preserve">user </w:t>
+        <w:t>player</w:t>
+      </w:r>
+      <w:r>
+        <w:t xml:space="preserve"> </w:t>
       </w:r>
       <w:r>
         <w:t xml:space="preserve">“becomes” </w:t>
@@ -1817,7 +2882,7 @@
       <w:pPr>
         <w:pStyle w:val="Heading1"/>
       </w:pPr>
-      <w:bookmarkStart w:id="1" w:name="_Toc125908603"/>
+      <w:bookmarkStart w:id="1" w:name="_Toc127794435"/>
       <w:r>
         <w:t>Existing Solutions</w:t>
       </w:r>
@@ -1827,7 +2892,7 @@
       <w:pPr>
         <w:pStyle w:val="Heading2"/>
       </w:pPr>
-      <w:bookmarkStart w:id="2" w:name="_Toc125908604"/>
+      <w:bookmarkStart w:id="2" w:name="_Toc127794436"/>
       <w:r>
         <w:t>BBC Bitesize</w:t>
       </w:r>
@@ -1876,7 +2941,7 @@
                     <pic:cNvPicPr/>
                   </pic:nvPicPr>
                   <pic:blipFill>
-                    <a:blip r:embed="rId8"/>
+                    <a:blip r:embed="rId9"/>
                     <a:stretch>
                       <a:fillRect/>
                     </a:stretch>
@@ -1939,7 +3004,7 @@
                     <pic:cNvPicPr/>
                   </pic:nvPicPr>
                   <pic:blipFill>
-                    <a:blip r:embed="rId9"/>
+                    <a:blip r:embed="rId10"/>
                     <a:stretch>
                       <a:fillRect/>
                     </a:stretch>
@@ -2031,7 +3096,7 @@
           <w:noProof/>
         </w:rPr>
       </w:pPr>
-      <w:bookmarkStart w:id="3" w:name="_Toc125908605"/>
+      <w:bookmarkStart w:id="3" w:name="_Toc127794437"/>
       <w:r>
         <w:rPr>
           <w:noProof/>
@@ -2102,7 +3167,7 @@
                     <pic:cNvPicPr/>
                   </pic:nvPicPr>
                   <pic:blipFill>
-                    <a:blip r:embed="rId10"/>
+                    <a:blip r:embed="rId11"/>
                     <a:stretch>
                       <a:fillRect/>
                     </a:stretch>
@@ -2178,7 +3243,7 @@
       <w:pPr>
         <w:pStyle w:val="Heading2"/>
       </w:pPr>
-      <w:bookmarkStart w:id="4" w:name="_Toc125908606"/>
+      <w:bookmarkStart w:id="4" w:name="_Toc127794438"/>
       <w:r>
         <w:t>Geeks for Geeks</w:t>
       </w:r>
@@ -2216,7 +3281,13 @@
         <w:t xml:space="preserve">it is </w:t>
       </w:r>
       <w:r>
-        <w:t>laid out better than the B</w:t>
+        <w:t xml:space="preserve">laid out better than </w:t>
+      </w:r>
+      <w:r>
+        <w:t xml:space="preserve">the </w:t>
+      </w:r>
+      <w:r>
+        <w:t>B</w:t>
       </w:r>
       <w:r>
         <w:t>itesize website with logical and clear subheadings and bullet points</w:t>
@@ -2263,7 +3334,7 @@
                     <pic:cNvPicPr/>
                   </pic:nvPicPr>
                   <pic:blipFill>
-                    <a:blip r:embed="rId11"/>
+                    <a:blip r:embed="rId12"/>
                     <a:stretch>
                       <a:fillRect/>
                     </a:stretch>
@@ -2303,7 +3374,7 @@
       <w:pPr>
         <w:pStyle w:val="Heading1"/>
       </w:pPr>
-      <w:bookmarkStart w:id="5" w:name="_Toc125908607"/>
+      <w:bookmarkStart w:id="5" w:name="_Toc127794439"/>
       <w:r>
         <w:rPr>
           <w:noProof/>
@@ -2342,7 +3413,7 @@
                     <pic:cNvPicPr/>
                   </pic:nvPicPr>
                   <pic:blipFill>
-                    <a:blip r:embed="rId12"/>
+                    <a:blip r:embed="rId13"/>
                     <a:stretch>
                       <a:fillRect/>
                     </a:stretch>
@@ -2427,14 +3498,30 @@
           <w:i/>
           <w:iCs/>
         </w:rPr>
-        <w:t>refer to the number of students who answered each question which can change (eg. students who did not want a score were not asked about an online leaderboard)</w:t>
+        <w:t>refer to the number of students who answered each question which can change (</w:t>
+      </w:r>
+      <w:proofErr w:type="spellStart"/>
+      <w:r>
+        <w:rPr>
+          <w:i/>
+          <w:iCs/>
+        </w:rPr>
+        <w:t>eg.</w:t>
+      </w:r>
+      <w:proofErr w:type="spellEnd"/>
+      <w:r>
+        <w:rPr>
+          <w:i/>
+          <w:iCs/>
+        </w:rPr>
+        <w:t xml:space="preserve"> students who did not want a score were not asked about an online leaderboard)</w:t>
       </w:r>
     </w:p>
     <w:p>
       <w:pPr>
         <w:pStyle w:val="Heading2"/>
       </w:pPr>
-      <w:bookmarkStart w:id="6" w:name="_Toc125908608"/>
+      <w:bookmarkStart w:id="6" w:name="_Toc127794440"/>
       <w:r>
         <w:t>Question 1: What functions of the operating system can you remember right now?</w:t>
       </w:r>
@@ -2460,7 +3547,7 @@
       <w:pPr>
         <w:pStyle w:val="Heading2"/>
       </w:pPr>
-      <w:bookmarkStart w:id="7" w:name="_Toc125908609"/>
+      <w:bookmarkStart w:id="7" w:name="_Toc127794441"/>
       <w:r>
         <w:lastRenderedPageBreak/>
         <w:t>Question 2:</w:t>
@@ -2495,7 +3582,7 @@
                     <pic:cNvPicPr/>
                   </pic:nvPicPr>
                   <pic:blipFill>
-                    <a:blip r:embed="rId13"/>
+                    <a:blip r:embed="rId14"/>
                     <a:stretch>
                       <a:fillRect/>
                     </a:stretch>
@@ -2529,7 +3616,7 @@
       <w:pPr>
         <w:pStyle w:val="Heading2"/>
       </w:pPr>
-      <w:bookmarkStart w:id="8" w:name="_Toc125908610"/>
+      <w:bookmarkStart w:id="8" w:name="_Toc127794442"/>
       <w:r>
         <w:t xml:space="preserve">Question 3: </w:t>
       </w:r>
@@ -2549,7 +3636,13 @@
         <w:t>,</w:t>
       </w:r>
       <w:r>
-        <w:t xml:space="preserve"> this feedback does not apply to me</w:t>
+        <w:t xml:space="preserve"> this feedback does not </w:t>
+      </w:r>
+      <w:r>
+        <w:t xml:space="preserve">largely </w:t>
+      </w:r>
+      <w:r>
+        <w:t>apply to me</w:t>
       </w:r>
       <w:r>
         <w:t>.</w:t>
@@ -2588,6 +3681,7 @@
       <w:r>
         <w:t xml:space="preserve">and </w:t>
       </w:r>
+      <w:proofErr w:type="gramStart"/>
       <w:r>
         <w:t>low</w:t>
       </w:r>
@@ -2597,6 +3691,7 @@
       <w:r>
         <w:t>friction</w:t>
       </w:r>
+      <w:proofErr w:type="gramEnd"/>
       <w:r>
         <w:t>. I feel that this will be an important part of my project as no one will want to use a revision tool that is too difficult to start using, especially in a high-stress situation such as before an exam.</w:t>
       </w:r>
@@ -2605,7 +3700,7 @@
       <w:pPr>
         <w:pStyle w:val="Heading2"/>
       </w:pPr>
-      <w:bookmarkStart w:id="9" w:name="_Toc125908611"/>
+      <w:bookmarkStart w:id="9" w:name="_Toc127794443"/>
       <w:r>
         <w:t xml:space="preserve">Question 4: </w:t>
       </w:r>
@@ -2619,7 +3714,13 @@
         <w:t xml:space="preserve">Thirteen (52%) of the respondents described the </w:t>
       </w:r>
       <w:r>
-        <w:t>existing revision sources as boring and unengaging, with some saying that they are too wordy to easily digest the information. I plan to combat this by providing a wide range of game functionality to keep the user engaged in what they are doing.</w:t>
+        <w:t xml:space="preserve">existing revision sources as boring and unengaging, with some saying that they are too wordy to easily digest the information. I plan to combat this by providing a wide range of game functionality to keep the </w:t>
+      </w:r>
+      <w:r>
+        <w:t>player</w:t>
+      </w:r>
+      <w:r>
+        <w:t xml:space="preserve"> engaged in what they are doing.</w:t>
       </w:r>
     </w:p>
     <w:p>
@@ -2646,7 +3747,7 @@
       <w:pPr>
         <w:pStyle w:val="Heading2"/>
       </w:pPr>
-      <w:bookmarkStart w:id="10" w:name="_Toc125908612"/>
+      <w:bookmarkStart w:id="10" w:name="_Toc127794444"/>
       <w:r>
         <w:lastRenderedPageBreak/>
         <w:t xml:space="preserve">Question 5: </w:t>
@@ -2678,7 +3779,7 @@
                     <pic:cNvPicPr/>
                   </pic:nvPicPr>
                   <pic:blipFill rotWithShape="1">
-                    <a:blip r:embed="rId14"/>
+                    <a:blip r:embed="rId15"/>
                     <a:srcRect l="997"/>
                     <a:stretch/>
                   </pic:blipFill>
@@ -2726,18 +3827,18 @@
         <w:t>,</w:t>
       </w:r>
       <w:r>
-        <w:t xml:space="preserve"> I will probably still include some during the highly requested learning mode (see </w:t>
+        <w:t xml:space="preserve"> I will probably still include some during the highly requested </w:t>
       </w:r>
       <w:hyperlink w:anchor="_Question_10:_Would" w:history="1">
         <w:r>
           <w:rPr>
             <w:rStyle w:val="Hyperlink"/>
           </w:rPr>
-          <w:t>Question 10</w:t>
+          <w:t>learning mode</w:t>
         </w:r>
       </w:hyperlink>
       <w:r>
-        <w:t xml:space="preserve">) as I believe testing knowledge is an important part of </w:t>
+        <w:t xml:space="preserve"> as I believe testing knowledge is an important part of </w:t>
       </w:r>
       <w:r>
         <w:t>learning,</w:t>
@@ -2748,7 +3849,7 @@
         <w:pStyle w:val="Heading2"/>
       </w:pPr>
       <w:bookmarkStart w:id="11" w:name="_Question_6:_Would"/>
-      <w:bookmarkStart w:id="12" w:name="_Toc125908613"/>
+      <w:bookmarkStart w:id="12" w:name="_Toc127794445"/>
       <w:bookmarkEnd w:id="11"/>
       <w:r>
         <w:t xml:space="preserve">Question 6: </w:t>
@@ -2788,7 +3889,7 @@
                     <pic:cNvPicPr/>
                   </pic:nvPicPr>
                   <pic:blipFill rotWithShape="1">
-                    <a:blip r:embed="rId15">
+                    <a:blip r:embed="rId16">
                       <a:extLst>
                         <a:ext uri="{28A0092B-C50C-407E-A947-70E740481C1C}">
                           <a14:useLocalDpi xmlns:a14="http://schemas.microsoft.com/office/drawing/2010/main" val="0"/>
@@ -2862,7 +3963,7 @@
       <w:pPr>
         <w:pStyle w:val="Heading2"/>
       </w:pPr>
-      <w:bookmarkStart w:id="13" w:name="_Toc125908614"/>
+      <w:bookmarkStart w:id="13" w:name="_Toc127794446"/>
       <w:r>
         <w:lastRenderedPageBreak/>
         <w:t xml:space="preserve">Question 7: </w:t>
@@ -2902,7 +4003,7 @@
                     <pic:cNvPicPr/>
                   </pic:nvPicPr>
                   <pic:blipFill>
-                    <a:blip r:embed="rId16"/>
+                    <a:blip r:embed="rId17"/>
                     <a:stretch>
                       <a:fillRect/>
                     </a:stretch>
@@ -2951,7 +4052,7 @@
                     <pic:cNvPicPr/>
                   </pic:nvPicPr>
                   <pic:blipFill>
-                    <a:blip r:embed="rId17"/>
+                    <a:blip r:embed="rId18"/>
                     <a:stretch>
                       <a:fillRect/>
                     </a:stretch>
@@ -3031,7 +4132,7 @@
         <w:pStyle w:val="Heading2"/>
       </w:pPr>
       <w:bookmarkStart w:id="14" w:name="_Question_8:_Would"/>
-      <w:bookmarkStart w:id="15" w:name="_Toc125908615"/>
+      <w:bookmarkStart w:id="15" w:name="_Toc127794447"/>
       <w:bookmarkEnd w:id="14"/>
       <w:r>
         <w:t xml:space="preserve">Question 8: </w:t>
@@ -3074,7 +4175,7 @@
       <w:pPr>
         <w:pStyle w:val="Heading2"/>
       </w:pPr>
-      <w:bookmarkStart w:id="16" w:name="_Toc125908616"/>
+      <w:bookmarkStart w:id="16" w:name="_Toc127794448"/>
       <w:r>
         <w:rPr>
           <w:noProof/>
@@ -3105,7 +4206,7 @@
                     <pic:cNvPicPr/>
                   </pic:nvPicPr>
                   <pic:blipFill>
-                    <a:blip r:embed="rId18"/>
+                    <a:blip r:embed="rId19"/>
                     <a:stretch>
                       <a:fillRect/>
                     </a:stretch>
@@ -3170,7 +4271,7 @@
         <w:pStyle w:val="Heading2"/>
       </w:pPr>
       <w:bookmarkStart w:id="17" w:name="_Question_10:_Would"/>
-      <w:bookmarkStart w:id="18" w:name="_Toc125908617"/>
+      <w:bookmarkStart w:id="18" w:name="_Toc127794449"/>
       <w:bookmarkEnd w:id="17"/>
       <w:r>
         <w:rPr>
@@ -3201,7 +4302,7 @@
                     <pic:cNvPicPr/>
                   </pic:nvPicPr>
                   <pic:blipFill>
-                    <a:blip r:embed="rId19"/>
+                    <a:blip r:embed="rId20"/>
                     <a:stretch>
                       <a:fillRect/>
                     </a:stretch>
@@ -3251,7 +4352,7 @@
         <w:pStyle w:val="Heading2"/>
       </w:pPr>
       <w:bookmarkStart w:id="19" w:name="_Question_11:_Would"/>
-      <w:bookmarkStart w:id="20" w:name="_Toc125908618"/>
+      <w:bookmarkStart w:id="20" w:name="_Toc127794450"/>
       <w:bookmarkEnd w:id="19"/>
       <w:r>
         <w:rPr>
@@ -3283,7 +4384,7 @@
                     <pic:cNvPicPr/>
                   </pic:nvPicPr>
                   <pic:blipFill>
-                    <a:blip r:embed="rId20"/>
+                    <a:blip r:embed="rId21"/>
                     <a:stretch>
                       <a:fillRect/>
                     </a:stretch>
@@ -3382,7 +4483,7 @@
       <w:pPr>
         <w:pStyle w:val="Heading2"/>
       </w:pPr>
-      <w:bookmarkStart w:id="21" w:name="_Toc125908619"/>
+      <w:bookmarkStart w:id="21" w:name="_Toc127794451"/>
       <w:r>
         <w:rPr>
           <w:noProof/>
@@ -3412,7 +4513,7 @@
                     <pic:cNvPicPr/>
                   </pic:nvPicPr>
                   <pic:blipFill>
-                    <a:blip r:embed="rId21"/>
+                    <a:blip r:embed="rId22"/>
                     <a:stretch>
                       <a:fillRect/>
                     </a:stretch>
@@ -3477,7 +4578,7 @@
       <w:pPr>
         <w:pStyle w:val="Heading2"/>
       </w:pPr>
-      <w:bookmarkStart w:id="22" w:name="_Toc125908620"/>
+      <w:bookmarkStart w:id="22" w:name="_Toc127794452"/>
       <w:r>
         <w:rPr>
           <w:noProof/>
@@ -3508,7 +4609,7 @@
                     <pic:cNvPicPr/>
                   </pic:nvPicPr>
                   <pic:blipFill>
-                    <a:blip r:embed="rId22"/>
+                    <a:blip r:embed="rId23"/>
                     <a:stretch>
                       <a:fillRect/>
                     </a:stretch>
@@ -3568,7 +4669,19 @@
         <w:t xml:space="preserve"> and require a lot of time without adding much technical complexity to the </w:t>
       </w:r>
       <w:r>
-        <w:t xml:space="preserve">project. I do feel however, that due to the nature of the game that the majority of the inputs will be performed using the mouse with only </w:t>
+        <w:t xml:space="preserve">project. </w:t>
+      </w:r>
+      <w:r>
+        <w:t xml:space="preserve">However, I do feel </w:t>
+      </w:r>
+      <w:r>
+        <w:t>that due to the nature of the game</w:t>
+      </w:r>
+      <w:r>
+        <w:t>,</w:t>
+      </w:r>
+      <w:r>
+        <w:t xml:space="preserve"> the majority of the inputs will be performed using the mouse with only </w:t>
       </w:r>
       <w:r>
         <w:t>some requiring the keyboard.</w:t>
@@ -3578,7 +4691,7 @@
       <w:pPr>
         <w:pStyle w:val="Heading2"/>
       </w:pPr>
-      <w:bookmarkStart w:id="23" w:name="_Toc125908621"/>
+      <w:bookmarkStart w:id="23" w:name="_Toc127794453"/>
       <w:r>
         <w:t>Question 14</w:t>
       </w:r>
@@ -3619,7 +4732,7 @@
       <w:pPr>
         <w:pStyle w:val="Heading2"/>
       </w:pPr>
-      <w:bookmarkStart w:id="24" w:name="_Toc125908622"/>
+      <w:bookmarkStart w:id="24" w:name="_Toc127794454"/>
       <w:r>
         <w:t>Question 15: Any other comments?</w:t>
       </w:r>
@@ -3671,9 +4784,11 @@
       <w:pPr>
         <w:pStyle w:val="Heading2"/>
       </w:pPr>
+      <w:bookmarkStart w:id="25" w:name="_Toc127794455"/>
       <w:r>
         <w:t>Summary</w:t>
       </w:r>
+      <w:bookmarkEnd w:id="25"/>
     </w:p>
     <w:p>
       <w:r>
@@ -3722,11 +4837,1637 @@
         <w:t xml:space="preserve"> users would prefer to use both the keyboard and mouse.</w:t>
       </w:r>
     </w:p>
+    <w:p/>
+    <w:p>
+      <w:pPr>
+        <w:pStyle w:val="Heading1"/>
+      </w:pPr>
+      <w:bookmarkStart w:id="26" w:name="_Toc127794456"/>
+      <w:r>
+        <w:lastRenderedPageBreak/>
+        <w:t>Objectives</w:t>
+      </w:r>
+      <w:bookmarkEnd w:id="26"/>
+    </w:p>
+    <w:p>
+      <w:r>
+        <w:t>For this section, t</w:t>
+      </w:r>
+      <w:r>
+        <w:t xml:space="preserve">he player refers to </w:t>
+      </w:r>
+      <w:r>
+        <w:t>the actual user of my software and t</w:t>
+      </w:r>
+      <w:r>
+        <w:t xml:space="preserve">he </w:t>
+      </w:r>
+      <w:r>
+        <w:rPr>
+          <w:i/>
+        </w:rPr>
+        <w:t>“user”</w:t>
+      </w:r>
+      <w:r>
+        <w:rPr>
+          <w:i/>
+        </w:rPr>
+        <w:t xml:space="preserve"> </w:t>
+      </w:r>
+      <w:r>
+        <w:t>refers to the theoretical user of the operating system that the player is controlling.</w:t>
+      </w:r>
+    </w:p>
+    <w:p>
+      <w:pPr>
+        <w:pStyle w:val="Heading2"/>
+      </w:pPr>
+      <w:bookmarkStart w:id="27" w:name="_Toc127794457"/>
+      <w:r>
+        <w:rPr>
+          <w:sz w:val="32"/>
+          <w:szCs w:val="32"/>
+        </w:rPr>
+        <w:t>1.</w:t>
+      </w:r>
+      <w:r>
+        <w:t xml:space="preserve"> Main</w:t>
+      </w:r>
+      <w:r>
+        <w:t xml:space="preserve"> </w:t>
+      </w:r>
+      <w:r>
+        <w:t>m</w:t>
+      </w:r>
+      <w:r>
+        <w:t>enu</w:t>
+      </w:r>
+      <w:bookmarkEnd w:id="27"/>
+    </w:p>
+    <w:p>
+      <w:pPr>
+        <w:pStyle w:val="ListParagraph"/>
+        <w:numPr>
+          <w:ilvl w:val="0"/>
+          <w:numId w:val="3"/>
+        </w:numPr>
+      </w:pPr>
+      <w:r>
+        <w:t>The player should be able to choose between different play modes</w:t>
+      </w:r>
+    </w:p>
+    <w:p>
+      <w:pPr>
+        <w:pStyle w:val="ListParagraph"/>
+        <w:numPr>
+          <w:ilvl w:val="1"/>
+          <w:numId w:val="3"/>
+        </w:numPr>
+      </w:pPr>
+      <w:r>
+        <w:t>Regular play</w:t>
+      </w:r>
+    </w:p>
+    <w:p>
+      <w:pPr>
+        <w:pStyle w:val="ListParagraph"/>
+        <w:numPr>
+          <w:ilvl w:val="2"/>
+          <w:numId w:val="3"/>
+        </w:numPr>
+      </w:pPr>
+      <w:r>
+        <w:t>GCSE or A-Level difficult</w:t>
+      </w:r>
+      <w:r>
+        <w:t>y</w:t>
+      </w:r>
+    </w:p>
+    <w:p>
+      <w:pPr>
+        <w:pStyle w:val="ListParagraph"/>
+        <w:numPr>
+          <w:ilvl w:val="1"/>
+          <w:numId w:val="3"/>
+        </w:numPr>
+      </w:pPr>
+      <w:r>
+        <w:t>Learning mode</w:t>
+      </w:r>
+    </w:p>
+    <w:p>
+      <w:pPr>
+        <w:pStyle w:val="ListParagraph"/>
+        <w:numPr>
+          <w:ilvl w:val="1"/>
+          <w:numId w:val="3"/>
+        </w:numPr>
+      </w:pPr>
+      <w:r>
+        <w:t>Zen (endless) mode</w:t>
+      </w:r>
+    </w:p>
+    <w:p>
+      <w:pPr>
+        <w:pStyle w:val="ListParagraph"/>
+        <w:numPr>
+          <w:ilvl w:val="0"/>
+          <w:numId w:val="3"/>
+        </w:numPr>
+      </w:pPr>
+      <w:r>
+        <w:t xml:space="preserve">The player </w:t>
+      </w:r>
+      <w:r>
+        <w:t>should be able to view the online leaderboard</w:t>
+      </w:r>
+    </w:p>
+    <w:p>
+      <w:pPr>
+        <w:pStyle w:val="ListParagraph"/>
+        <w:numPr>
+          <w:ilvl w:val="1"/>
+          <w:numId w:val="3"/>
+        </w:numPr>
+      </w:pPr>
+      <w:r>
+        <w:t xml:space="preserve">The </w:t>
+      </w:r>
+      <w:r>
+        <w:t xml:space="preserve">data for the </w:t>
+      </w:r>
+      <w:r>
+        <w:t xml:space="preserve">online leaderboard </w:t>
+      </w:r>
+      <w:r>
+        <w:t>will be hosted on a remote server</w:t>
+      </w:r>
+      <w:r>
+        <w:t xml:space="preserve"> in a JSON format</w:t>
+      </w:r>
+    </w:p>
+    <w:p>
+      <w:pPr>
+        <w:pStyle w:val="ListParagraph"/>
+        <w:numPr>
+          <w:ilvl w:val="1"/>
+          <w:numId w:val="3"/>
+        </w:numPr>
+      </w:pPr>
+      <w:r>
+        <w:t xml:space="preserve">The player should be able to </w:t>
+      </w:r>
+      <w:r>
+        <w:t>filter the leaderboard as follow:</w:t>
+      </w:r>
+    </w:p>
+    <w:p>
+      <w:pPr>
+        <w:pStyle w:val="ListParagraph"/>
+        <w:numPr>
+          <w:ilvl w:val="2"/>
+          <w:numId w:val="3"/>
+        </w:numPr>
+      </w:pPr>
+      <w:r>
+        <w:t xml:space="preserve">Scores achieved in the last </w:t>
+      </w:r>
+      <w:r>
+        <w:t>day</w:t>
+      </w:r>
+    </w:p>
+    <w:p>
+      <w:pPr>
+        <w:pStyle w:val="ListParagraph"/>
+        <w:numPr>
+          <w:ilvl w:val="2"/>
+          <w:numId w:val="3"/>
+        </w:numPr>
+      </w:pPr>
+      <w:r>
+        <w:t>Scores achieved in the last week</w:t>
+      </w:r>
+    </w:p>
+    <w:p>
+      <w:pPr>
+        <w:pStyle w:val="ListParagraph"/>
+        <w:numPr>
+          <w:ilvl w:val="2"/>
+          <w:numId w:val="3"/>
+        </w:numPr>
+      </w:pPr>
+      <w:r>
+        <w:t>Scores achieved in the last month</w:t>
+      </w:r>
+    </w:p>
+    <w:p>
+      <w:pPr>
+        <w:pStyle w:val="ListParagraph"/>
+        <w:numPr>
+          <w:ilvl w:val="2"/>
+          <w:numId w:val="3"/>
+        </w:numPr>
+      </w:pPr>
+      <w:r>
+        <w:t>Scores achieved in the last year</w:t>
+      </w:r>
+    </w:p>
+    <w:p>
+      <w:pPr>
+        <w:pStyle w:val="ListParagraph"/>
+        <w:numPr>
+          <w:ilvl w:val="2"/>
+          <w:numId w:val="3"/>
+        </w:numPr>
+      </w:pPr>
+      <w:r>
+        <w:t>Scores achieved at any time</w:t>
+      </w:r>
+    </w:p>
+    <w:p>
+      <w:pPr>
+        <w:pStyle w:val="ListParagraph"/>
+        <w:numPr>
+          <w:ilvl w:val="2"/>
+          <w:numId w:val="3"/>
+        </w:numPr>
+      </w:pPr>
+      <w:r>
+        <w:t>Scores achieved by A-Level</w:t>
+      </w:r>
+      <w:r>
+        <w:t xml:space="preserve"> students, GCSE students or both</w:t>
+      </w:r>
+    </w:p>
+    <w:p>
+      <w:pPr>
+        <w:pStyle w:val="ListParagraph"/>
+        <w:numPr>
+          <w:ilvl w:val="2"/>
+          <w:numId w:val="3"/>
+        </w:numPr>
+      </w:pPr>
+      <w:r>
+        <w:t xml:space="preserve">Only show </w:t>
+      </w:r>
+      <w:r>
+        <w:t xml:space="preserve">the </w:t>
+      </w:r>
+      <w:r>
+        <w:t>best score achieved by each username</w:t>
+      </w:r>
+    </w:p>
+    <w:p>
+      <w:pPr>
+        <w:pStyle w:val="ListParagraph"/>
+        <w:numPr>
+          <w:ilvl w:val="1"/>
+          <w:numId w:val="3"/>
+        </w:numPr>
+      </w:pPr>
+      <w:r>
+        <w:t>The leaderboard should display for each entry:</w:t>
+      </w:r>
+    </w:p>
+    <w:p>
+      <w:pPr>
+        <w:pStyle w:val="ListParagraph"/>
+        <w:numPr>
+          <w:ilvl w:val="2"/>
+          <w:numId w:val="3"/>
+        </w:numPr>
+      </w:pPr>
+      <w:r>
+        <w:t>Leaderboard position</w:t>
+      </w:r>
+      <w:r>
+        <w:t xml:space="preserve"> based on current filters</w:t>
+      </w:r>
+    </w:p>
+    <w:p>
+      <w:pPr>
+        <w:pStyle w:val="ListParagraph"/>
+        <w:numPr>
+          <w:ilvl w:val="2"/>
+          <w:numId w:val="3"/>
+        </w:numPr>
+      </w:pPr>
+      <w:r>
+        <w:t>U</w:t>
+      </w:r>
+      <w:r>
+        <w:t>sername</w:t>
+      </w:r>
+    </w:p>
+    <w:p>
+      <w:pPr>
+        <w:pStyle w:val="ListParagraph"/>
+        <w:numPr>
+          <w:ilvl w:val="2"/>
+          <w:numId w:val="3"/>
+        </w:numPr>
+      </w:pPr>
+      <w:r>
+        <w:t>Score achieved</w:t>
+      </w:r>
+    </w:p>
+    <w:p>
+      <w:pPr>
+        <w:pStyle w:val="ListParagraph"/>
+        <w:numPr>
+          <w:ilvl w:val="2"/>
+          <w:numId w:val="3"/>
+        </w:numPr>
+      </w:pPr>
+      <w:r>
+        <w:t xml:space="preserve">Difficulty </w:t>
+      </w:r>
+      <w:r>
+        <w:t>used</w:t>
+      </w:r>
+    </w:p>
+    <w:p>
+      <w:pPr>
+        <w:pStyle w:val="ListParagraph"/>
+        <w:numPr>
+          <w:ilvl w:val="1"/>
+          <w:numId w:val="3"/>
+        </w:numPr>
+      </w:pPr>
+      <w:r>
+        <w:t>The leaderboard will show a maximum of 20 entries at any one time</w:t>
+      </w:r>
+    </w:p>
+    <w:p>
+      <w:pPr>
+        <w:pStyle w:val="ListParagraph"/>
+        <w:numPr>
+          <w:ilvl w:val="1"/>
+          <w:numId w:val="3"/>
+        </w:numPr>
+      </w:pPr>
+      <w:r>
+        <w:t>The player should be able to return to the main men</w:t>
+      </w:r>
+      <w:r>
+        <w:t>u</w:t>
+      </w:r>
+    </w:p>
+    <w:p>
+      <w:pPr>
+        <w:pStyle w:val="ListParagraph"/>
+        <w:numPr>
+          <w:ilvl w:val="0"/>
+          <w:numId w:val="3"/>
+        </w:numPr>
+      </w:pPr>
+      <w:r>
+        <w:t>The player should be able to exit the game</w:t>
+      </w:r>
+    </w:p>
+    <w:p>
+      <w:pPr>
+        <w:pStyle w:val="Heading2"/>
+      </w:pPr>
+      <w:bookmarkStart w:id="28" w:name="_Toc127794458"/>
+      <w:r>
+        <w:t>2. Pause men</w:t>
+      </w:r>
+      <w:r>
+        <w:t>u</w:t>
+      </w:r>
+      <w:bookmarkEnd w:id="28"/>
+    </w:p>
+    <w:p>
+      <w:pPr>
+        <w:pStyle w:val="ListParagraph"/>
+        <w:numPr>
+          <w:ilvl w:val="0"/>
+          <w:numId w:val="9"/>
+        </w:numPr>
+      </w:pPr>
+      <w:r>
+        <w:t>The player should be able to resume the game</w:t>
+      </w:r>
+    </w:p>
+    <w:p>
+      <w:pPr>
+        <w:pStyle w:val="ListParagraph"/>
+        <w:numPr>
+          <w:ilvl w:val="0"/>
+          <w:numId w:val="9"/>
+        </w:numPr>
+      </w:pPr>
+      <w:r>
+        <w:t>The player should be able to exit to the main menu</w:t>
+      </w:r>
+    </w:p>
+    <w:p>
+      <w:pPr>
+        <w:pStyle w:val="ListParagraph"/>
+        <w:numPr>
+          <w:ilvl w:val="0"/>
+          <w:numId w:val="9"/>
+        </w:numPr>
+      </w:pPr>
+      <w:r>
+        <w:t xml:space="preserve">The player should be able to see the current </w:t>
+      </w:r>
+      <w:r>
+        <w:t>score</w:t>
+      </w:r>
+    </w:p>
+    <w:p>
+      <w:pPr>
+        <w:pStyle w:val="Heading2"/>
+      </w:pPr>
+      <w:bookmarkStart w:id="29" w:name="_3._Game_over"/>
+      <w:bookmarkStart w:id="30" w:name="_Toc127794459"/>
+      <w:bookmarkEnd w:id="29"/>
+      <w:r>
+        <w:t>3. Game over screen</w:t>
+      </w:r>
+      <w:bookmarkEnd w:id="30"/>
+    </w:p>
+    <w:p>
+      <w:pPr>
+        <w:pStyle w:val="ListParagraph"/>
+        <w:numPr>
+          <w:ilvl w:val="0"/>
+          <w:numId w:val="10"/>
+        </w:numPr>
+      </w:pPr>
+      <w:r>
+        <w:t>The player should be able to see the current score</w:t>
+      </w:r>
+    </w:p>
+    <w:p>
+      <w:pPr>
+        <w:pStyle w:val="ListParagraph"/>
+        <w:numPr>
+          <w:ilvl w:val="0"/>
+          <w:numId w:val="10"/>
+        </w:numPr>
+      </w:pPr>
+      <w:r>
+        <w:t xml:space="preserve">The player should be able to enter a </w:t>
+      </w:r>
+      <w:r>
+        <w:t>username and submit their score to the online leaderboard</w:t>
+      </w:r>
+    </w:p>
+    <w:p>
+      <w:pPr>
+        <w:pStyle w:val="ListParagraph"/>
+        <w:numPr>
+          <w:ilvl w:val="1"/>
+          <w:numId w:val="10"/>
+        </w:numPr>
+      </w:pPr>
+      <w:r>
+        <w:t xml:space="preserve">Due to the scope of the project, I will not validate </w:t>
+      </w:r>
+      <w:r>
+        <w:t xml:space="preserve">usernames with a password, as a half-measure you will </w:t>
+      </w:r>
+      <w:r>
+        <w:t xml:space="preserve">be able to see all </w:t>
+      </w:r>
+      <w:r>
+        <w:t xml:space="preserve">entries to prevent </w:t>
+      </w:r>
+      <w:r>
+        <w:t xml:space="preserve">deleting other </w:t>
+      </w:r>
+      <w:r>
+        <w:t>player</w:t>
+      </w:r>
+      <w:r>
+        <w:t>’</w:t>
+      </w:r>
+      <w:r>
+        <w:t>s</w:t>
+      </w:r>
+      <w:r>
+        <w:t xml:space="preserve"> scores</w:t>
+      </w:r>
+    </w:p>
+    <w:p>
+      <w:pPr>
+        <w:pStyle w:val="ListParagraph"/>
+        <w:numPr>
+          <w:ilvl w:val="0"/>
+          <w:numId w:val="10"/>
+        </w:numPr>
+      </w:pPr>
+      <w:r>
+        <w:t xml:space="preserve">The player should be able to exit to the main </w:t>
+      </w:r>
+      <w:r>
+        <w:t>menu</w:t>
+      </w:r>
+    </w:p>
+    <w:p>
+      <w:pPr>
+        <w:pStyle w:val="Heading2"/>
+      </w:pPr>
+      <w:bookmarkStart w:id="31" w:name="_Toc127794460"/>
+      <w:r>
+        <w:lastRenderedPageBreak/>
+        <w:t>4. Regular play</w:t>
+      </w:r>
+      <w:bookmarkEnd w:id="31"/>
+    </w:p>
+    <w:p>
+      <w:pPr>
+        <w:pStyle w:val="ListParagraph"/>
+        <w:numPr>
+          <w:ilvl w:val="0"/>
+          <w:numId w:val="11"/>
+        </w:numPr>
+      </w:pPr>
+      <w:r>
+        <w:t xml:space="preserve">The </w:t>
+      </w:r>
+      <w:r>
+        <w:t>player</w:t>
+      </w:r>
+      <w:r>
+        <w:t xml:space="preserve"> should be awarded a score based on the time they have survived and </w:t>
+      </w:r>
+      <w:r>
+        <w:t xml:space="preserve">how frustrated the </w:t>
+      </w:r>
+      <w:r>
+        <w:rPr>
+          <w:i/>
+          <w:iCs/>
+        </w:rPr>
+        <w:t>“</w:t>
+      </w:r>
+      <w:r>
+        <w:rPr>
+          <w:i/>
+          <w:iCs/>
+        </w:rPr>
+        <w:t>user”</w:t>
+      </w:r>
+      <w:r>
+        <w:rPr>
+          <w:i/>
+          <w:iCs/>
+        </w:rPr>
+        <w:t xml:space="preserve"> </w:t>
+      </w:r>
+      <w:r>
+        <w:t>has</w:t>
+      </w:r>
+      <w:r>
+        <w:t xml:space="preserve"> been throughout the game</w:t>
+      </w:r>
+    </w:p>
+    <w:p>
+      <w:pPr>
+        <w:pStyle w:val="ListParagraph"/>
+        <w:numPr>
+          <w:ilvl w:val="0"/>
+          <w:numId w:val="11"/>
+        </w:numPr>
+      </w:pPr>
+      <w:r>
+        <w:t>The player should be displayed with a list of tasks waiting to be handled by the operating system</w:t>
+      </w:r>
+    </w:p>
+    <w:p>
+      <w:pPr>
+        <w:pStyle w:val="ListParagraph"/>
+        <w:numPr>
+          <w:ilvl w:val="1"/>
+          <w:numId w:val="11"/>
+        </w:numPr>
+      </w:pPr>
+      <w:r>
+        <w:t xml:space="preserve">The tasks should have a </w:t>
+      </w:r>
+      <w:r>
+        <w:t>priority</w:t>
+      </w:r>
+      <w:r>
+        <w:t xml:space="preserve"> rating</w:t>
+      </w:r>
+      <w:r>
+        <w:t xml:space="preserve"> </w:t>
+      </w:r>
+      <w:r>
+        <w:t>next to them</w:t>
+      </w:r>
+    </w:p>
+    <w:p>
+      <w:pPr>
+        <w:pStyle w:val="ListParagraph"/>
+        <w:numPr>
+          <w:ilvl w:val="1"/>
+          <w:numId w:val="11"/>
+        </w:numPr>
+      </w:pPr>
+      <w:r>
+        <w:t xml:space="preserve">The </w:t>
+      </w:r>
+      <w:r>
+        <w:t>player should be able to select tasks from the list as they see fit</w:t>
+      </w:r>
+    </w:p>
+    <w:p>
+      <w:pPr>
+        <w:pStyle w:val="ListParagraph"/>
+        <w:numPr>
+          <w:ilvl w:val="1"/>
+          <w:numId w:val="11"/>
+        </w:numPr>
+      </w:pPr>
+      <w:r>
+        <w:t xml:space="preserve">It should be non-trivial to decide </w:t>
+      </w:r>
+      <w:r>
+        <w:t>which task is best to select as the player considers the trade-off between task priority and how long they will take</w:t>
+      </w:r>
+    </w:p>
+    <w:p>
+      <w:pPr>
+        <w:pStyle w:val="ListParagraph"/>
+        <w:numPr>
+          <w:ilvl w:val="1"/>
+          <w:numId w:val="11"/>
+        </w:numPr>
+      </w:pPr>
+      <w:r>
+        <w:t>This will cover the multi-taskin</w:t>
+      </w:r>
+      <w:r>
+        <w:t>g</w:t>
+      </w:r>
+      <w:r>
+        <w:t>/processor scheduling</w:t>
+      </w:r>
+      <w:r>
+        <w:t xml:space="preserve"> requirements of the operating system</w:t>
+      </w:r>
+    </w:p>
+    <w:p>
+      <w:pPr>
+        <w:pStyle w:val="ListParagraph"/>
+        <w:numPr>
+          <w:ilvl w:val="0"/>
+          <w:numId w:val="11"/>
+        </w:numPr>
+      </w:pPr>
+      <w:r>
+        <w:t>The game will increase in difficulty as time progresses. This will be achieved through:</w:t>
+      </w:r>
+    </w:p>
+    <w:p>
+      <w:pPr>
+        <w:pStyle w:val="ListParagraph"/>
+        <w:numPr>
+          <w:ilvl w:val="1"/>
+          <w:numId w:val="11"/>
+        </w:numPr>
+      </w:pPr>
+      <w:r>
+        <w:t>Tasks appearing quicker in the list</w:t>
+      </w:r>
+    </w:p>
+    <w:p>
+      <w:pPr>
+        <w:pStyle w:val="ListParagraph"/>
+        <w:numPr>
+          <w:ilvl w:val="1"/>
+          <w:numId w:val="11"/>
+        </w:numPr>
+      </w:pPr>
+      <w:r>
+        <w:t xml:space="preserve">Each </w:t>
+      </w:r>
+      <w:proofErr w:type="gramStart"/>
+      <w:r>
+        <w:t>mini-game</w:t>
+      </w:r>
+      <w:proofErr w:type="gramEnd"/>
+      <w:r>
+        <w:t xml:space="preserve"> ha</w:t>
+      </w:r>
+      <w:r>
+        <w:t>s</w:t>
+      </w:r>
+      <w:r>
+        <w:t xml:space="preserve"> </w:t>
+      </w:r>
+      <w:r>
+        <w:t xml:space="preserve">individual, </w:t>
+      </w:r>
+      <w:r>
+        <w:t>scalable difficulty that will increase</w:t>
+      </w:r>
+    </w:p>
+    <w:p>
+      <w:pPr>
+        <w:pStyle w:val="ListParagraph"/>
+        <w:numPr>
+          <w:ilvl w:val="1"/>
+          <w:numId w:val="11"/>
+        </w:numPr>
+      </w:pPr>
+      <w:r>
+        <w:t xml:space="preserve">The </w:t>
+      </w:r>
+      <w:r>
+        <w:rPr>
+          <w:i/>
+        </w:rPr>
+        <w:t>“user”</w:t>
+      </w:r>
+      <w:r>
+        <w:t xml:space="preserve"> becoming frustrated more easily.</w:t>
+      </w:r>
+    </w:p>
+    <w:p>
+      <w:pPr>
+        <w:pStyle w:val="ListParagraph"/>
+        <w:numPr>
+          <w:ilvl w:val="0"/>
+          <w:numId w:val="11"/>
+        </w:numPr>
+      </w:pPr>
+      <w:r>
+        <w:t xml:space="preserve">The player should be able to see a vertical bar displaying how frustrated the </w:t>
+      </w:r>
+      <w:r>
+        <w:rPr>
+          <w:i/>
+          <w:iCs/>
+        </w:rPr>
+        <w:t>“user”</w:t>
+      </w:r>
+      <w:r>
+        <w:rPr>
+          <w:i/>
+          <w:iCs/>
+        </w:rPr>
+        <w:t xml:space="preserve"> </w:t>
+      </w:r>
+      <w:r>
+        <w:t>is</w:t>
+      </w:r>
+      <w:r>
+        <w:t>, based on how well tasks have been completed and how many tasks are waiting to be completed</w:t>
+      </w:r>
+    </w:p>
+    <w:p>
+      <w:pPr>
+        <w:pStyle w:val="ListParagraph"/>
+        <w:numPr>
+          <w:ilvl w:val="0"/>
+          <w:numId w:val="11"/>
+        </w:numPr>
+      </w:pPr>
+      <w:r>
+        <w:t xml:space="preserve">If the frustration bar fills up, the game will be over and the player will be shown the </w:t>
+      </w:r>
+      <w:hyperlink w:anchor="_3._Game_over" w:history="1">
+        <w:r>
+          <w:rPr>
+            <w:rStyle w:val="Hyperlink"/>
+          </w:rPr>
+          <w:t>game over screen</w:t>
+        </w:r>
+      </w:hyperlink>
+    </w:p>
+    <w:p>
+      <w:pPr>
+        <w:pStyle w:val="ListParagraph"/>
+        <w:numPr>
+          <w:ilvl w:val="1"/>
+          <w:numId w:val="11"/>
+        </w:numPr>
+      </w:pPr>
+      <w:r>
+        <w:t>This should happen on average around eight minutes into the game, this will</w:t>
+      </w:r>
+      <w:r>
+        <w:t>, of course,</w:t>
+      </w:r>
+      <w:r>
+        <w:t xml:space="preserve"> fluctuate based on the </w:t>
+      </w:r>
+      <w:r>
+        <w:t>p</w:t>
+      </w:r>
+      <w:r>
+        <w:t>layer</w:t>
+      </w:r>
+      <w:r>
+        <w:t>'</w:t>
+      </w:r>
+      <w:r>
+        <w:t>s skill</w:t>
+      </w:r>
+      <w:r>
+        <w:t xml:space="preserve"> </w:t>
+      </w:r>
+      <w:r>
+        <w:t>level</w:t>
+      </w:r>
+    </w:p>
+    <w:p>
+      <w:pPr>
+        <w:pStyle w:val="ListParagraph"/>
+        <w:numPr>
+          <w:ilvl w:val="0"/>
+          <w:numId w:val="11"/>
+        </w:numPr>
+      </w:pPr>
+      <w:r>
+        <w:t xml:space="preserve">The tasks </w:t>
+      </w:r>
+      <w:r>
+        <w:t xml:space="preserve">to complete </w:t>
+      </w:r>
+      <w:r>
+        <w:t xml:space="preserve">should be constrained to the GCSE or A-level AQA </w:t>
+      </w:r>
+      <w:r>
+        <w:t xml:space="preserve">specification depending on the difficulty </w:t>
+      </w:r>
+      <w:r>
+        <w:t>chosen</w:t>
+      </w:r>
+    </w:p>
+    <w:p>
+      <w:pPr>
+        <w:pStyle w:val="ListParagraph"/>
+        <w:numPr>
+          <w:ilvl w:val="0"/>
+          <w:numId w:val="11"/>
+        </w:numPr>
+      </w:pPr>
+      <w:r>
+        <w:t>Each task should be formatted as a separate and unique mini</w:t>
+      </w:r>
+      <w:r>
+        <w:t>-</w:t>
+      </w:r>
+      <w:r>
+        <w:t>game</w:t>
+      </w:r>
+    </w:p>
+    <w:p>
+      <w:pPr>
+        <w:pStyle w:val="ListParagraph"/>
+        <w:numPr>
+          <w:ilvl w:val="0"/>
+          <w:numId w:val="11"/>
+        </w:numPr>
+      </w:pPr>
+      <w:r>
+        <w:t xml:space="preserve">The </w:t>
+      </w:r>
+      <w:r>
+        <w:t>player</w:t>
+      </w:r>
+      <w:r>
+        <w:t xml:space="preserve"> should have the option to forfeit a</w:t>
+      </w:r>
+      <w:r>
+        <w:t xml:space="preserve"> task after selecting it for a </w:t>
+      </w:r>
+      <w:r>
+        <w:rPr>
+          <w:color w:val="FF0000"/>
+        </w:rPr>
+        <w:t xml:space="preserve">significant </w:t>
+      </w:r>
+      <w:r>
+        <w:t>frustration penalty</w:t>
+      </w:r>
+    </w:p>
+    <w:p>
+      <w:pPr>
+        <w:pStyle w:val="ListParagraph"/>
+        <w:numPr>
+          <w:ilvl w:val="0"/>
+          <w:numId w:val="11"/>
+        </w:numPr>
+      </w:pPr>
+      <w:r>
+        <w:t>Users should be able to press escape to view the pause menu</w:t>
+      </w:r>
+    </w:p>
+    <w:p>
+      <w:pPr>
+        <w:pStyle w:val="ListParagraph"/>
+        <w:numPr>
+          <w:ilvl w:val="0"/>
+          <w:numId w:val="11"/>
+        </w:numPr>
+      </w:pPr>
+      <w:r>
+        <w:t>GCSE-level tasks are:</w:t>
+      </w:r>
+    </w:p>
+    <w:p>
+      <w:pPr>
+        <w:pStyle w:val="ListParagraph"/>
+        <w:numPr>
+          <w:ilvl w:val="1"/>
+          <w:numId w:val="11"/>
+        </w:numPr>
+      </w:pPr>
+      <w:r>
+        <w:t>Register mouse inputs in a min</w:t>
+      </w:r>
+      <w:r>
+        <w:t>i</w:t>
+      </w:r>
+      <w:r>
+        <w:t>-</w:t>
+      </w:r>
+      <w:r>
+        <w:t>game where the player has to click on moving targets in a whack-a-mole</w:t>
+      </w:r>
+      <w:r>
+        <w:t>-</w:t>
+      </w:r>
+      <w:r>
+        <w:t>style</w:t>
+      </w:r>
+      <w:r>
+        <w:t xml:space="preserve"> game</w:t>
+      </w:r>
+    </w:p>
+    <w:p>
+      <w:pPr>
+        <w:pStyle w:val="ListParagraph"/>
+        <w:numPr>
+          <w:ilvl w:val="1"/>
+          <w:numId w:val="11"/>
+        </w:numPr>
+      </w:pPr>
+      <w:r>
+        <w:t xml:space="preserve">Memory management in a </w:t>
+      </w:r>
+      <w:r>
+        <w:t>mini</w:t>
+      </w:r>
+      <w:r>
+        <w:t>-</w:t>
+      </w:r>
+      <w:r>
+        <w:t>game whe</w:t>
+      </w:r>
+      <w:r>
+        <w:t>re</w:t>
+      </w:r>
+      <w:r>
+        <w:t xml:space="preserve"> </w:t>
+      </w:r>
+      <w:r>
+        <w:t>the player launches pieces of memory “garbage” into various bins to score points in an Angry Birds style</w:t>
+      </w:r>
+    </w:p>
+    <w:p>
+      <w:pPr>
+        <w:pStyle w:val="ListParagraph"/>
+        <w:numPr>
+          <w:ilvl w:val="1"/>
+          <w:numId w:val="11"/>
+        </w:numPr>
+      </w:pPr>
+      <w:r>
+        <w:t xml:space="preserve">Disk defragmentation </w:t>
+      </w:r>
+      <w:r>
+        <w:t xml:space="preserve">in a mini-game where procedurally generated Tetris-like shapes must be fitted into a grid </w:t>
+      </w:r>
+    </w:p>
+    <w:p>
+      <w:pPr>
+        <w:pStyle w:val="ListParagraph"/>
+        <w:numPr>
+          <w:ilvl w:val="1"/>
+          <w:numId w:val="11"/>
+        </w:numPr>
+      </w:pPr>
+      <w:r>
+        <w:t>Handling a peripheral being plugged in and requiring drivers in a mini</w:t>
+      </w:r>
+      <w:r>
+        <w:t>-</w:t>
+      </w:r>
+      <w:r>
+        <w:t>game where the player</w:t>
+      </w:r>
+      <w:r>
+        <w:t xml:space="preserve"> </w:t>
+      </w:r>
+      <w:r>
+        <w:t xml:space="preserve">fits procedurally shaped “jigsaw pieces” together </w:t>
+      </w:r>
+    </w:p>
+    <w:p>
+      <w:pPr>
+        <w:pStyle w:val="ListParagraph"/>
+        <w:numPr>
+          <w:ilvl w:val="1"/>
+          <w:numId w:val="11"/>
+        </w:numPr>
+      </w:pPr>
+      <w:r>
+        <w:t xml:space="preserve">User management </w:t>
+      </w:r>
+      <w:r>
+        <w:t xml:space="preserve">in a mini-game that always </w:t>
+      </w:r>
+      <w:r>
+        <w:t xml:space="preserve">plays at the start of the game where they must put </w:t>
+      </w:r>
+      <w:r>
+        <w:t>an inputted password through “the hash machine” and check if it matches the stored password</w:t>
+      </w:r>
+      <w:r>
+        <w:t xml:space="preserve"> for the user</w:t>
+      </w:r>
+    </w:p>
+    <w:p>
+      <w:pPr>
+        <w:pStyle w:val="ListParagraph"/>
+        <w:numPr>
+          <w:ilvl w:val="1"/>
+          <w:numId w:val="11"/>
+        </w:numPr>
+        <w:rPr>
+          <w:i/>
+          <w:iCs/>
+        </w:rPr>
+      </w:pPr>
+      <w:r>
+        <w:t>File management in a mini-game where the</w:t>
+      </w:r>
+      <w:r>
+        <w:t xml:space="preserve"> </w:t>
+      </w:r>
+      <w:r>
+        <w:t xml:space="preserve">user must </w:t>
+      </w:r>
+      <w:r>
+        <w:t xml:space="preserve">decide </w:t>
+      </w:r>
+      <w:r>
+        <w:t xml:space="preserve">whether to allow or deny file read/write requests based on the current </w:t>
+      </w:r>
+      <w:r>
+        <w:rPr>
+          <w:i/>
+          <w:iCs/>
+        </w:rPr>
+        <w:t>“user’s”</w:t>
+      </w:r>
+      <w:r>
+        <w:rPr>
+          <w:i/>
+          <w:iCs/>
+        </w:rPr>
+        <w:t xml:space="preserve"> </w:t>
+      </w:r>
+      <w:r>
+        <w:t xml:space="preserve">permissions. </w:t>
+      </w:r>
+    </w:p>
+    <w:p>
+      <w:pPr>
+        <w:pStyle w:val="ListParagraph"/>
+        <w:numPr>
+          <w:ilvl w:val="1"/>
+          <w:numId w:val="11"/>
+        </w:numPr>
+        <w:rPr>
+          <w:i/>
+          <w:iCs/>
+        </w:rPr>
+      </w:pPr>
+      <w:r>
+        <w:lastRenderedPageBreak/>
+        <w:t xml:space="preserve">Data encryption/decryption in a mini-game where the player must </w:t>
+      </w:r>
+      <w:r>
+        <w:t xml:space="preserve">stop wheels from spinning at the right time to correctly </w:t>
+      </w:r>
+    </w:p>
+    <w:p>
+      <w:pPr>
+        <w:pStyle w:val="ListParagraph"/>
+        <w:numPr>
+          <w:ilvl w:val="1"/>
+          <w:numId w:val="11"/>
+        </w:numPr>
+        <w:rPr>
+          <w:i/>
+          <w:iCs/>
+        </w:rPr>
+      </w:pPr>
+      <w:r>
+        <w:t xml:space="preserve">Data compression </w:t>
+      </w:r>
+      <w:r>
+        <w:t>in a mini-game where</w:t>
+      </w:r>
+      <w:r>
+        <w:t xml:space="preserve"> the player has to sort bytes of incoming data into different bins based on their properties. (Similar to how lossless text compression works) </w:t>
+      </w:r>
+    </w:p>
+    <w:p>
+      <w:pPr>
+        <w:pStyle w:val="ListParagraph"/>
+        <w:numPr>
+          <w:ilvl w:val="1"/>
+          <w:numId w:val="11"/>
+        </w:numPr>
+        <w:rPr>
+          <w:i/>
+          <w:iCs/>
+        </w:rPr>
+      </w:pPr>
+      <w:r>
+        <w:t xml:space="preserve">Dealing with a </w:t>
+      </w:r>
+      <w:r>
+        <w:t xml:space="preserve">malware threat </w:t>
+      </w:r>
+      <w:r>
+        <w:t xml:space="preserve">in a top-down shooter mini-game where </w:t>
+      </w:r>
+      <w:r>
+        <w:t>the player uses WASD to move and the arrow keys to shoot at enemies</w:t>
+      </w:r>
+    </w:p>
+    <w:p>
+      <w:pPr>
+        <w:pStyle w:val="ListParagraph"/>
+        <w:numPr>
+          <w:ilvl w:val="2"/>
+          <w:numId w:val="11"/>
+        </w:numPr>
+        <w:rPr>
+          <w:i/>
+          <w:iCs/>
+        </w:rPr>
+      </w:pPr>
+      <w:r>
+        <w:t>This will be a high-priority, high-stakes task</w:t>
+      </w:r>
+    </w:p>
+    <w:p>
+      <w:pPr>
+        <w:pStyle w:val="ListParagraph"/>
+        <w:numPr>
+          <w:ilvl w:val="0"/>
+          <w:numId w:val="11"/>
+        </w:numPr>
+        <w:rPr>
+          <w:i/>
+          <w:iCs/>
+        </w:rPr>
+      </w:pPr>
+      <w:r>
+        <w:rPr>
+          <w:iCs/>
+        </w:rPr>
+        <w:t>A-level tasks are all of the GCSE tasks as well as:</w:t>
+      </w:r>
+    </w:p>
+    <w:p>
+      <w:pPr>
+        <w:pStyle w:val="ListParagraph"/>
+        <w:numPr>
+          <w:ilvl w:val="1"/>
+          <w:numId w:val="11"/>
+        </w:numPr>
+        <w:rPr>
+          <w:i/>
+          <w:iCs/>
+        </w:rPr>
+      </w:pPr>
+      <w:r>
+        <w:rPr>
+          <w:iCs/>
+        </w:rPr>
+        <w:t>Networking in a mini-game where the player has to choose the most optimal route and send packets down them, to their destination</w:t>
+      </w:r>
+    </w:p>
+    <w:p>
+      <w:pPr>
+        <w:pStyle w:val="ListParagraph"/>
+        <w:numPr>
+          <w:ilvl w:val="1"/>
+          <w:numId w:val="11"/>
+        </w:numPr>
+        <w:rPr>
+          <w:i/>
+          <w:iCs/>
+        </w:rPr>
+      </w:pPr>
+      <w:r>
+        <w:rPr>
+          <w:iCs/>
+          <w:color w:val="FF0000"/>
+        </w:rPr>
+        <w:t>Some more things that I can’t think of</w:t>
+      </w:r>
+    </w:p>
+    <w:p>
+      <w:pPr>
+        <w:pStyle w:val="Heading2"/>
+      </w:pPr>
+      <w:bookmarkStart w:id="32" w:name="_Toc127794461"/>
+      <w:r>
+        <w:t xml:space="preserve">5. </w:t>
+      </w:r>
+      <w:r>
+        <w:t>Zen</w:t>
+      </w:r>
+      <w:r>
+        <w:t xml:space="preserve"> mode</w:t>
+      </w:r>
+      <w:bookmarkEnd w:id="32"/>
+    </w:p>
+    <w:p>
+      <w:pPr>
+        <w:pStyle w:val="ListParagraph"/>
+        <w:numPr>
+          <w:ilvl w:val="0"/>
+          <w:numId w:val="13"/>
+        </w:numPr>
+      </w:pPr>
+      <w:r>
+        <w:t>Will be similar to regular play with the following exceptions:</w:t>
+      </w:r>
+    </w:p>
+    <w:p>
+      <w:pPr>
+        <w:pStyle w:val="ListParagraph"/>
+        <w:numPr>
+          <w:ilvl w:val="1"/>
+          <w:numId w:val="13"/>
+        </w:numPr>
+      </w:pPr>
+      <w:r>
+        <w:t>There will be no frustration bar</w:t>
+      </w:r>
+    </w:p>
+    <w:p>
+      <w:pPr>
+        <w:pStyle w:val="ListParagraph"/>
+        <w:numPr>
+          <w:ilvl w:val="1"/>
+          <w:numId w:val="13"/>
+        </w:numPr>
+      </w:pPr>
+      <w:r>
+        <w:t xml:space="preserve">The </w:t>
+      </w:r>
+      <w:proofErr w:type="gramStart"/>
+      <w:r>
+        <w:t>mini-games</w:t>
+      </w:r>
+      <w:proofErr w:type="gramEnd"/>
+      <w:r>
+        <w:t xml:space="preserve"> will not increase in difficulty as time progresses</w:t>
+      </w:r>
+    </w:p>
+    <w:p>
+      <w:pPr>
+        <w:pStyle w:val="ListParagraph"/>
+        <w:numPr>
+          <w:ilvl w:val="1"/>
+          <w:numId w:val="13"/>
+        </w:numPr>
+      </w:pPr>
+      <w:r>
+        <w:t>The tasks will not appear on the task list quicker as time goes on</w:t>
+      </w:r>
+    </w:p>
+    <w:p>
+      <w:pPr>
+        <w:pStyle w:val="Heading2"/>
+      </w:pPr>
+      <w:bookmarkStart w:id="33" w:name="_Toc127794462"/>
+      <w:r>
+        <w:t xml:space="preserve">6. </w:t>
+      </w:r>
+      <w:r>
+        <w:t>Learning</w:t>
+      </w:r>
+      <w:r>
+        <w:t xml:space="preserve"> mode</w:t>
+      </w:r>
+      <w:bookmarkEnd w:id="33"/>
+    </w:p>
+    <w:p>
+      <w:pPr>
+        <w:pStyle w:val="ListParagraph"/>
+        <w:numPr>
+          <w:ilvl w:val="0"/>
+          <w:numId w:val="14"/>
+        </w:numPr>
+      </w:pPr>
+      <w:r>
+        <w:t>Users will be displayed with a grid of subtopics</w:t>
+      </w:r>
+    </w:p>
+    <w:p>
+      <w:pPr>
+        <w:pStyle w:val="ListParagraph"/>
+        <w:numPr>
+          <w:ilvl w:val="1"/>
+          <w:numId w:val="14"/>
+        </w:numPr>
+      </w:pPr>
+      <w:r>
+        <w:t xml:space="preserve">There will be one tile per regular mode </w:t>
+      </w:r>
+      <w:proofErr w:type="gramStart"/>
+      <w:r>
+        <w:t>mini-game</w:t>
+      </w:r>
+      <w:proofErr w:type="gramEnd"/>
+    </w:p>
+    <w:p>
+      <w:pPr>
+        <w:pStyle w:val="ListParagraph"/>
+        <w:numPr>
+          <w:ilvl w:val="1"/>
+          <w:numId w:val="14"/>
+        </w:numPr>
+      </w:pPr>
+      <w:r>
+        <w:t>There will also be one tile for processor scheduling</w:t>
+      </w:r>
+    </w:p>
+    <w:p>
+      <w:pPr>
+        <w:pStyle w:val="ListParagraph"/>
+        <w:numPr>
+          <w:ilvl w:val="0"/>
+          <w:numId w:val="14"/>
+        </w:numPr>
+      </w:pPr>
+      <w:r>
+        <w:t>After clicking on a tile, the player will see key</w:t>
+      </w:r>
+      <w:r>
+        <w:t xml:space="preserve"> </w:t>
+      </w:r>
+      <w:r>
+        <w:t>points about the subtopic alongside relevant images from my game and the internet</w:t>
+      </w:r>
+    </w:p>
+    <w:p>
+      <w:pPr>
+        <w:pStyle w:val="ListParagraph"/>
+        <w:numPr>
+          <w:ilvl w:val="1"/>
+          <w:numId w:val="14"/>
+        </w:numPr>
+      </w:pPr>
+      <w:r>
+        <w:t>Images from the internet will be pre-chosen and downloa</w:t>
+      </w:r>
+      <w:r>
+        <w:t>de</w:t>
+      </w:r>
+      <w:r>
+        <w:t>d, not dynamically chosen</w:t>
+      </w:r>
+    </w:p>
+    <w:p>
+      <w:pPr>
+        <w:pStyle w:val="ListParagraph"/>
+        <w:numPr>
+          <w:ilvl w:val="0"/>
+          <w:numId w:val="14"/>
+        </w:numPr>
+      </w:pPr>
+      <w:r>
+        <w:t xml:space="preserve">There will also be a page on how to play the relevant </w:t>
+      </w:r>
+      <w:proofErr w:type="gramStart"/>
+      <w:r>
+        <w:t>mini-game</w:t>
+      </w:r>
+      <w:proofErr w:type="gramEnd"/>
+      <w:r>
+        <w:t xml:space="preserve"> in regular play for all tile</w:t>
+      </w:r>
+      <w:r>
+        <w:t>s</w:t>
+      </w:r>
+      <w:r>
+        <w:t xml:space="preserve"> except processor scheduling</w:t>
+      </w:r>
+    </w:p>
+    <w:p>
+      <w:pPr>
+        <w:pStyle w:val="Heading1"/>
+      </w:pPr>
+    </w:p>
+    <w:p>
+      <w:pPr>
+        <w:pStyle w:val="Heading1"/>
+      </w:pPr>
+      <w:bookmarkStart w:id="34" w:name="_Toc127794463"/>
+      <w:r>
+        <w:t>Objective Reasoning</w:t>
+      </w:r>
+      <w:bookmarkEnd w:id="34"/>
+    </w:p>
+    <w:p>
+      <w:pPr>
+        <w:pStyle w:val="Heading2"/>
+      </w:pPr>
+      <w:bookmarkStart w:id="35" w:name="_Toc127794464"/>
+      <w:r>
+        <w:t>1.</w:t>
+      </w:r>
+      <w:r>
+        <w:t xml:space="preserve"> Main menu</w:t>
+      </w:r>
+      <w:bookmarkEnd w:id="35"/>
+    </w:p>
+    <w:p>
+      <w:r>
+        <w:t xml:space="preserve">I chose to add a main menu screen as it will add a level of polish and completeness to my project. Additionally, it will make it clear to users how to navigate around my program. I felt that this was essential, especially as having multiple different modes was a highly requested feature. I also felt it would be more </w:t>
+      </w:r>
+      <w:r>
+        <w:t xml:space="preserve">elegant to have the leaderboard displayed within my program, rather than </w:t>
+      </w:r>
+      <w:r>
+        <w:t>directing users to something like a website view.</w:t>
+      </w:r>
+    </w:p>
+    <w:p>
+      <w:pPr>
+        <w:pStyle w:val="Heading2"/>
+      </w:pPr>
+      <w:bookmarkStart w:id="36" w:name="_Toc127794465"/>
+      <w:r>
+        <w:t>2. Pause menu</w:t>
+      </w:r>
+      <w:bookmarkEnd w:id="36"/>
+    </w:p>
+    <w:p>
+      <w:r>
+        <w:t>I saw a pause menu as a fairly essential part of my program that most users would expect to have.</w:t>
+      </w:r>
+    </w:p>
+    <w:p>
+      <w:pPr>
+        <w:pStyle w:val="Heading2"/>
+      </w:pPr>
+      <w:bookmarkStart w:id="37" w:name="_Toc127794466"/>
+      <w:r>
+        <w:lastRenderedPageBreak/>
+        <w:t>3. Game over screen</w:t>
+      </w:r>
+      <w:bookmarkEnd w:id="37"/>
+    </w:p>
+    <w:p>
+      <w:r>
+        <w:t xml:space="preserve">I decided that a game over screen would provide users with a good, clean ending to a game and also </w:t>
+      </w:r>
+      <w:r>
+        <w:t>allow them</w:t>
+      </w:r>
+      <w:r>
+        <w:t xml:space="preserve"> to show their score to other people around them, as well as submit their score to the online leaderboard which was highly requested by the people I surveyed.</w:t>
+      </w:r>
+    </w:p>
+    <w:p>
+      <w:pPr>
+        <w:pStyle w:val="Heading2"/>
+      </w:pPr>
+      <w:bookmarkStart w:id="38" w:name="_Toc127794467"/>
+      <w:r>
+        <w:t>4. Regular play</w:t>
+      </w:r>
+      <w:bookmarkEnd w:id="38"/>
+    </w:p>
+    <w:p>
+      <w:r>
+        <w:t xml:space="preserve">Adding a score to my game will allow students to directly compete with each other, something that I believe will drastically increase the engagement that my game receives as students compete to have the best score.  </w:t>
+      </w:r>
+      <w:r>
+        <w:t>The list of tasks will force the user to consider the problem of multi-tasking that real processors face. Users also requested that the game should become more challenging as time progresses, this will prevent the game from becoming boring and stale. The frustration bar will display the player</w:t>
+      </w:r>
+      <w:r>
+        <w:t>'</w:t>
+      </w:r>
+      <w:r>
+        <w:t>s progress in the game in an easy</w:t>
+      </w:r>
+      <w:r>
+        <w:t>-to-</w:t>
+      </w:r>
+      <w:r>
+        <w:t xml:space="preserve">see, convenient </w:t>
+      </w:r>
+      <w:r>
+        <w:t>manner</w:t>
+      </w:r>
+      <w:r>
+        <w:t xml:space="preserve">. Limiting the game to the AQA specification will ensure that it is relevant to </w:t>
+      </w:r>
+      <w:r>
+        <w:t>the students that will be using it. Giving the player the option to forfeit a mini-game will prevent the player from spending too long in one mini-game</w:t>
+      </w:r>
+      <w:r>
+        <w:t>;</w:t>
+      </w:r>
+      <w:r>
+        <w:t xml:space="preserve"> </w:t>
+      </w:r>
+      <w:r>
+        <w:t>increasing</w:t>
+      </w:r>
+      <w:r>
+        <w:t xml:space="preserve"> the effectiveness of the game as a revision tool for the whole topic. The variety of GCSE and A-Level </w:t>
+      </w:r>
+      <w:r>
+        <w:t>tasks</w:t>
+      </w:r>
+      <w:r>
+        <w:t xml:space="preserve"> will keep the game different and interesting each time it is played, as well as ensuring</w:t>
+      </w:r>
+      <w:r>
+        <w:t xml:space="preserve"> that</w:t>
+      </w:r>
+      <w:r>
+        <w:t xml:space="preserve"> it adequately covers the whole topic.</w:t>
+      </w:r>
+    </w:p>
+    <w:p>
+      <w:pPr>
+        <w:pStyle w:val="Heading2"/>
+      </w:pPr>
+      <w:bookmarkStart w:id="39" w:name="_Toc127794468"/>
+      <w:r>
+        <w:t>5. Zen mode</w:t>
+      </w:r>
+      <w:bookmarkEnd w:id="39"/>
+    </w:p>
+    <w:p>
+      <w:r>
+        <w:t>Zen mode will allow user</w:t>
+      </w:r>
+      <w:r>
+        <w:t>s</w:t>
+      </w:r>
+      <w:r>
+        <w:t xml:space="preserve"> who prefer to revise in </w:t>
+      </w:r>
+      <w:r>
+        <w:t xml:space="preserve">a </w:t>
+      </w:r>
+      <w:r>
+        <w:t>less stressed environment to play through the mini-games at their own pace, rather than stressing out, especially when they may already be stressing about an upcoming test. It will also cater to the portion of people in the survey who said that they prefer slower-paced games.</w:t>
+      </w:r>
+    </w:p>
+    <w:p>
+      <w:pPr>
+        <w:pStyle w:val="Heading2"/>
+      </w:pPr>
+      <w:bookmarkStart w:id="40" w:name="_Toc127794469"/>
+      <w:r>
+        <w:t>6. Learning mode</w:t>
+      </w:r>
+      <w:bookmarkEnd w:id="40"/>
+    </w:p>
+    <w:p>
+      <w:r>
+        <w:t xml:space="preserve">The learning mode will provide a simpler environment where students can read through key points about the subtopics and learn in a more traditional way if they feel that this suits them more. They will also be able to learn how to play the </w:t>
+      </w:r>
+      <w:proofErr w:type="gramStart"/>
+      <w:r>
+        <w:t>mini-games</w:t>
+      </w:r>
+      <w:proofErr w:type="gramEnd"/>
+      <w:r>
+        <w:t xml:space="preserve"> within regular play if they are struggling to understand them.</w:t>
+      </w:r>
+    </w:p>
     <w:sectPr>
-      <w:headerReference w:type="default" r:id="rId23"/>
-      <w:footerReference w:type="default" r:id="rId24"/>
-      <w:headerReference w:type="first" r:id="rId25"/>
-      <w:footerReference w:type="first" r:id="rId26"/>
+      <w:headerReference w:type="default" r:id="rId24"/>
+      <w:footerReference w:type="default" r:id="rId25"/>
+      <w:headerReference w:type="first" r:id="rId26"/>
+      <w:footerReference w:type="first" r:id="rId27"/>
       <w:pgSz w:w="11906" w:h="16838"/>
       <w:pgMar w:top="1440" w:right="1440" w:bottom="1440" w:left="1440" w:header="708" w:footer="708" w:gutter="0"/>
       <w:pgNumType w:start="1"/>
@@ -3804,7 +6545,7 @@
           <w:rPr>
             <w:noProof/>
           </w:rPr>
-          <w:t>11</w:t>
+          <w:t>16</w:t>
         </w:r>
         <w:r>
           <w:rPr>
@@ -3927,19 +6668,7 @@
       <w:ptab w:relativeTo="margin" w:alignment="right" w:leader="none"/>
     </w:r>
     <w:r>
-      <w:t>Cent</w:t>
-    </w:r>
-    <w:r>
-      <w:t>re</w:t>
-    </w:r>
-    <w:r>
-      <w:t xml:space="preserve"> ID</w:t>
-    </w:r>
-    <w:r>
-      <w:t xml:space="preserve">: </w:t>
-    </w:r>
-    <w:r>
-      <w:t>55217</w:t>
+      <w:t>Centre ID: 55217</w:t>
     </w:r>
   </w:p>
 </w:hdr>
@@ -3973,6 +6702,2140 @@
     </w:pPr>
   </w:p>
 </w:hdr>
+</file>
+
+<file path=word/numbering.xml><?xml version="1.0" encoding="utf-8"?>
+<w:numbering xmlns:wpc="http://schemas.microsoft.com/office/word/2010/wordprocessingCanvas" xmlns:cx="http://schemas.microsoft.com/office/drawing/2014/chartex" xmlns:cx1="http://schemas.microsoft.com/office/drawing/2015/9/8/chartex" xmlns:cx2="http://schemas.microsoft.com/office/drawing/2015/10/21/chartex" xmlns:cx3="http://schemas.microsoft.com/office/drawing/2016/5/9/chartex" xmlns:cx4="http://schemas.microsoft.com/office/drawing/2016/5/10/chartex" xmlns:cx5="http://schemas.microsoft.com/office/drawing/2016/5/11/chartex" xmlns:cx6="http://schemas.microsoft.com/office/drawing/2016/5/12/chartex" xmlns:cx7="http://schemas.microsoft.com/office/drawing/2016/5/13/chartex" xmlns:cx8="http://schemas.microsoft.com/office/drawing/2016/5/14/chartex" xmlns:mc="http://schemas.openxmlformats.org/markup-compatibility/2006" xmlns:aink="http://schemas.microsoft.com/office/drawing/2016/ink" xmlns:am3d="http://schemas.microsoft.com/office/drawing/2017/model3d" xmlns:o="urn:schemas-microsoft-com:office:office" xmlns:oel="http://schemas.microsoft.com/office/2019/extlst" xmlns:r="http://schemas.openxmlformats.org/officeDocument/2006/relationships" xmlns:m="http://schemas.openxmlformats.org/officeDocument/2006/math" xmlns:v="urn:schemas-microsoft-com:vml" xmlns:wp14="http://schemas.microsoft.com/office/word/2010/wordprocessingDrawing" xmlns:wp="http://schemas.openxmlformats.org/drawingml/2006/wordprocessingDrawing" xmlns:w10="urn:schemas-microsoft-com:office:word" xmlns:w="http://schemas.openxmlformats.org/wordprocessingml/2006/main" xmlns:w14="http://schemas.microsoft.com/office/word/2010/wordml" xmlns:w15="http://schemas.microsoft.com/office/word/2012/wordml" xmlns:w16cex="http://schemas.microsoft.com/office/word/2018/wordml/cex" xmlns:w16cid="http://schemas.microsoft.com/office/word/2016/wordml/cid" xmlns:w16="http://schemas.microsoft.com/office/word/2018/wordml" xmlns:w16sdtdh="http://schemas.microsoft.com/office/word/2020/wordml/sdtdatahash" xmlns:w16se="http://schemas.microsoft.com/office/word/2015/wordml/symex" xmlns:wpg="http://schemas.microsoft.com/office/word/2010/wordprocessingGroup" xmlns:wpi="http://schemas.microsoft.com/office/word/2010/wordprocessingInk" xmlns:wne="http://schemas.microsoft.com/office/word/2006/wordml" xmlns:wps="http://schemas.microsoft.com/office/word/2010/wordprocessingShape" mc:Ignorable="w14 w15 w16se w16cid w16 w16cex w16sdtdh wp14">
+  <w:abstractNum w:abstractNumId="0" w15:restartNumberingAfterBreak="0">
+    <w:nsid w:val="04A675EB"/>
+    <w:multiLevelType w:val="hybridMultilevel"/>
+    <w:tmpl w:val="8A985332"/>
+    <w:lvl w:ilvl="0" w:tplc="0809000F">
+      <w:start w:val="1"/>
+      <w:numFmt w:val="decimal"/>
+      <w:lvlText w:val="%1."/>
+      <w:lvlJc w:val="left"/>
+      <w:pPr>
+        <w:ind w:left="720" w:hanging="360"/>
+      </w:pPr>
+      <w:rPr>
+        <w:rFonts w:hint="default"/>
+      </w:rPr>
+    </w:lvl>
+    <w:lvl w:ilvl="1" w:tplc="08090019" w:tentative="1">
+      <w:start w:val="1"/>
+      <w:numFmt w:val="lowerLetter"/>
+      <w:lvlText w:val="%2."/>
+      <w:lvlJc w:val="left"/>
+      <w:pPr>
+        <w:ind w:left="1440" w:hanging="360"/>
+      </w:pPr>
+    </w:lvl>
+    <w:lvl w:ilvl="2" w:tplc="0809001B" w:tentative="1">
+      <w:start w:val="1"/>
+      <w:numFmt w:val="lowerRoman"/>
+      <w:lvlText w:val="%3."/>
+      <w:lvlJc w:val="right"/>
+      <w:pPr>
+        <w:ind w:left="2160" w:hanging="180"/>
+      </w:pPr>
+    </w:lvl>
+    <w:lvl w:ilvl="3" w:tplc="0809000F" w:tentative="1">
+      <w:start w:val="1"/>
+      <w:numFmt w:val="decimal"/>
+      <w:lvlText w:val="%4."/>
+      <w:lvlJc w:val="left"/>
+      <w:pPr>
+        <w:ind w:left="2880" w:hanging="360"/>
+      </w:pPr>
+    </w:lvl>
+    <w:lvl w:ilvl="4" w:tplc="08090019" w:tentative="1">
+      <w:start w:val="1"/>
+      <w:numFmt w:val="lowerLetter"/>
+      <w:lvlText w:val="%5."/>
+      <w:lvlJc w:val="left"/>
+      <w:pPr>
+        <w:ind w:left="3600" w:hanging="360"/>
+      </w:pPr>
+    </w:lvl>
+    <w:lvl w:ilvl="5" w:tplc="0809001B" w:tentative="1">
+      <w:start w:val="1"/>
+      <w:numFmt w:val="lowerRoman"/>
+      <w:lvlText w:val="%6."/>
+      <w:lvlJc w:val="right"/>
+      <w:pPr>
+        <w:ind w:left="4320" w:hanging="180"/>
+      </w:pPr>
+    </w:lvl>
+    <w:lvl w:ilvl="6" w:tplc="0809000F" w:tentative="1">
+      <w:start w:val="1"/>
+      <w:numFmt w:val="decimal"/>
+      <w:lvlText w:val="%7."/>
+      <w:lvlJc w:val="left"/>
+      <w:pPr>
+        <w:ind w:left="5040" w:hanging="360"/>
+      </w:pPr>
+    </w:lvl>
+    <w:lvl w:ilvl="7" w:tplc="08090019" w:tentative="1">
+      <w:start w:val="1"/>
+      <w:numFmt w:val="lowerLetter"/>
+      <w:lvlText w:val="%8."/>
+      <w:lvlJc w:val="left"/>
+      <w:pPr>
+        <w:ind w:left="5760" w:hanging="360"/>
+      </w:pPr>
+    </w:lvl>
+    <w:lvl w:ilvl="8" w:tplc="0809001B" w:tentative="1">
+      <w:start w:val="1"/>
+      <w:numFmt w:val="lowerRoman"/>
+      <w:lvlText w:val="%9."/>
+      <w:lvlJc w:val="right"/>
+      <w:pPr>
+        <w:ind w:left="6480" w:hanging="180"/>
+      </w:pPr>
+    </w:lvl>
+  </w:abstractNum>
+  <w:abstractNum w:abstractNumId="1" w15:restartNumberingAfterBreak="0">
+    <w:nsid w:val="05B64B38"/>
+    <w:multiLevelType w:val="multilevel"/>
+    <w:tmpl w:val="997CD422"/>
+    <w:lvl w:ilvl="0">
+      <w:start w:val="1"/>
+      <w:numFmt w:val="lowerLetter"/>
+      <w:lvlText w:val="%1)"/>
+      <w:lvlJc w:val="left"/>
+      <w:pPr>
+        <w:ind w:left="720" w:hanging="360"/>
+      </w:pPr>
+      <w:rPr>
+        <w:rFonts w:asciiTheme="minorHAnsi" w:eastAsiaTheme="minorHAnsi" w:hAnsiTheme="minorHAnsi" w:cstheme="minorBidi" w:hint="default"/>
+      </w:rPr>
+    </w:lvl>
+    <w:lvl w:ilvl="1">
+      <w:start w:val="1"/>
+      <w:numFmt w:val="lowerRoman"/>
+      <w:lvlText w:val="%2)"/>
+      <w:lvlJc w:val="left"/>
+      <w:pPr>
+        <w:ind w:left="1440" w:hanging="360"/>
+      </w:pPr>
+      <w:rPr>
+        <w:rFonts w:hint="default"/>
+      </w:rPr>
+    </w:lvl>
+    <w:lvl w:ilvl="2">
+      <w:start w:val="1"/>
+      <w:numFmt w:val="decimal"/>
+      <w:lvlText w:val="%3)"/>
+      <w:lvlJc w:val="right"/>
+      <w:pPr>
+        <w:ind w:left="2160" w:hanging="180"/>
+      </w:pPr>
+      <w:rPr>
+        <w:rFonts w:hint="default"/>
+      </w:rPr>
+    </w:lvl>
+    <w:lvl w:ilvl="3">
+      <w:start w:val="1"/>
+      <w:numFmt w:val="lowerLetter"/>
+      <w:lvlText w:val="%4)"/>
+      <w:lvlJc w:val="left"/>
+      <w:pPr>
+        <w:ind w:left="2880" w:hanging="360"/>
+      </w:pPr>
+      <w:rPr>
+        <w:rFonts w:hint="default"/>
+      </w:rPr>
+    </w:lvl>
+    <w:lvl w:ilvl="4">
+      <w:start w:val="1"/>
+      <w:numFmt w:val="lowerRoman"/>
+      <w:lvlText w:val="%5)"/>
+      <w:lvlJc w:val="left"/>
+      <w:pPr>
+        <w:ind w:left="3600" w:hanging="360"/>
+      </w:pPr>
+      <w:rPr>
+        <w:rFonts w:hint="default"/>
+      </w:rPr>
+    </w:lvl>
+    <w:lvl w:ilvl="5">
+      <w:start w:val="1"/>
+      <w:numFmt w:val="decimal"/>
+      <w:lvlText w:val="%6)"/>
+      <w:lvlJc w:val="right"/>
+      <w:pPr>
+        <w:ind w:left="4320" w:hanging="180"/>
+      </w:pPr>
+      <w:rPr>
+        <w:rFonts w:hint="default"/>
+      </w:rPr>
+    </w:lvl>
+    <w:lvl w:ilvl="6">
+      <w:start w:val="1"/>
+      <w:numFmt w:val="lowerLetter"/>
+      <w:lvlText w:val="%7)"/>
+      <w:lvlJc w:val="left"/>
+      <w:pPr>
+        <w:ind w:left="5040" w:hanging="360"/>
+      </w:pPr>
+      <w:rPr>
+        <w:rFonts w:hint="default"/>
+      </w:rPr>
+    </w:lvl>
+    <w:lvl w:ilvl="7">
+      <w:start w:val="1"/>
+      <w:numFmt w:val="lowerRoman"/>
+      <w:lvlText w:val="%8)"/>
+      <w:lvlJc w:val="left"/>
+      <w:pPr>
+        <w:ind w:left="5760" w:hanging="360"/>
+      </w:pPr>
+      <w:rPr>
+        <w:rFonts w:hint="default"/>
+      </w:rPr>
+    </w:lvl>
+    <w:lvl w:ilvl="8">
+      <w:start w:val="1"/>
+      <w:numFmt w:val="decimal"/>
+      <w:lvlText w:val="%9)"/>
+      <w:lvlJc w:val="right"/>
+      <w:pPr>
+        <w:ind w:left="6480" w:hanging="180"/>
+      </w:pPr>
+      <w:rPr>
+        <w:rFonts w:hint="default"/>
+      </w:rPr>
+    </w:lvl>
+  </w:abstractNum>
+  <w:abstractNum w:abstractNumId="2" w15:restartNumberingAfterBreak="0">
+    <w:nsid w:val="0A9A5B95"/>
+    <w:multiLevelType w:val="hybridMultilevel"/>
+    <w:tmpl w:val="50AC5128"/>
+    <w:lvl w:ilvl="0" w:tplc="FF1EC2E0">
+      <w:start w:val="1"/>
+      <w:numFmt w:val="lowerLetter"/>
+      <w:lvlText w:val="%1)"/>
+      <w:lvlJc w:val="left"/>
+      <w:pPr>
+        <w:ind w:left="720" w:hanging="360"/>
+      </w:pPr>
+      <w:rPr>
+        <w:rFonts w:asciiTheme="minorHAnsi" w:eastAsiaTheme="minorHAnsi" w:hAnsiTheme="minorHAnsi" w:cstheme="minorBidi"/>
+      </w:rPr>
+    </w:lvl>
+    <w:lvl w:ilvl="1" w:tplc="08090019">
+      <w:start w:val="1"/>
+      <w:numFmt w:val="lowerLetter"/>
+      <w:lvlText w:val="%2."/>
+      <w:lvlJc w:val="left"/>
+      <w:pPr>
+        <w:ind w:left="1440" w:hanging="360"/>
+      </w:pPr>
+    </w:lvl>
+    <w:lvl w:ilvl="2" w:tplc="0809001B">
+      <w:start w:val="1"/>
+      <w:numFmt w:val="lowerRoman"/>
+      <w:lvlText w:val="%3."/>
+      <w:lvlJc w:val="right"/>
+      <w:pPr>
+        <w:ind w:left="2160" w:hanging="180"/>
+      </w:pPr>
+    </w:lvl>
+    <w:lvl w:ilvl="3" w:tplc="0809000F">
+      <w:start w:val="1"/>
+      <w:numFmt w:val="decimal"/>
+      <w:lvlText w:val="%4."/>
+      <w:lvlJc w:val="left"/>
+      <w:pPr>
+        <w:ind w:left="2880" w:hanging="360"/>
+      </w:pPr>
+    </w:lvl>
+    <w:lvl w:ilvl="4" w:tplc="08090019">
+      <w:start w:val="1"/>
+      <w:numFmt w:val="lowerLetter"/>
+      <w:lvlText w:val="%5."/>
+      <w:lvlJc w:val="left"/>
+      <w:pPr>
+        <w:ind w:left="3600" w:hanging="360"/>
+      </w:pPr>
+    </w:lvl>
+    <w:lvl w:ilvl="5" w:tplc="0809001B">
+      <w:start w:val="1"/>
+      <w:numFmt w:val="lowerRoman"/>
+      <w:lvlText w:val="%6."/>
+      <w:lvlJc w:val="right"/>
+      <w:pPr>
+        <w:ind w:left="4320" w:hanging="180"/>
+      </w:pPr>
+    </w:lvl>
+    <w:lvl w:ilvl="6" w:tplc="0809000F">
+      <w:start w:val="1"/>
+      <w:numFmt w:val="decimal"/>
+      <w:lvlText w:val="%7."/>
+      <w:lvlJc w:val="left"/>
+      <w:pPr>
+        <w:ind w:left="5040" w:hanging="360"/>
+      </w:pPr>
+    </w:lvl>
+    <w:lvl w:ilvl="7" w:tplc="08090019" w:tentative="1">
+      <w:start w:val="1"/>
+      <w:numFmt w:val="lowerLetter"/>
+      <w:lvlText w:val="%8."/>
+      <w:lvlJc w:val="left"/>
+      <w:pPr>
+        <w:ind w:left="5760" w:hanging="360"/>
+      </w:pPr>
+    </w:lvl>
+    <w:lvl w:ilvl="8" w:tplc="0809001B" w:tentative="1">
+      <w:start w:val="1"/>
+      <w:numFmt w:val="lowerRoman"/>
+      <w:lvlText w:val="%9."/>
+      <w:lvlJc w:val="right"/>
+      <w:pPr>
+        <w:ind w:left="6480" w:hanging="180"/>
+      </w:pPr>
+    </w:lvl>
+  </w:abstractNum>
+  <w:abstractNum w:abstractNumId="3" w15:restartNumberingAfterBreak="0">
+    <w:nsid w:val="0D1D3737"/>
+    <w:multiLevelType w:val="hybridMultilevel"/>
+    <w:tmpl w:val="AC245812"/>
+    <w:lvl w:ilvl="0" w:tplc="0809000F">
+      <w:start w:val="1"/>
+      <w:numFmt w:val="decimal"/>
+      <w:lvlText w:val="%1."/>
+      <w:lvlJc w:val="left"/>
+      <w:pPr>
+        <w:ind w:left="720" w:hanging="360"/>
+      </w:pPr>
+      <w:rPr>
+        <w:rFonts w:hint="default"/>
+      </w:rPr>
+    </w:lvl>
+    <w:lvl w:ilvl="1" w:tplc="08090019" w:tentative="1">
+      <w:start w:val="1"/>
+      <w:numFmt w:val="lowerLetter"/>
+      <w:lvlText w:val="%2."/>
+      <w:lvlJc w:val="left"/>
+      <w:pPr>
+        <w:ind w:left="1440" w:hanging="360"/>
+      </w:pPr>
+    </w:lvl>
+    <w:lvl w:ilvl="2" w:tplc="0809001B" w:tentative="1">
+      <w:start w:val="1"/>
+      <w:numFmt w:val="lowerRoman"/>
+      <w:lvlText w:val="%3."/>
+      <w:lvlJc w:val="right"/>
+      <w:pPr>
+        <w:ind w:left="2160" w:hanging="180"/>
+      </w:pPr>
+    </w:lvl>
+    <w:lvl w:ilvl="3" w:tplc="0809000F" w:tentative="1">
+      <w:start w:val="1"/>
+      <w:numFmt w:val="decimal"/>
+      <w:lvlText w:val="%4."/>
+      <w:lvlJc w:val="left"/>
+      <w:pPr>
+        <w:ind w:left="2880" w:hanging="360"/>
+      </w:pPr>
+    </w:lvl>
+    <w:lvl w:ilvl="4" w:tplc="08090019" w:tentative="1">
+      <w:start w:val="1"/>
+      <w:numFmt w:val="lowerLetter"/>
+      <w:lvlText w:val="%5."/>
+      <w:lvlJc w:val="left"/>
+      <w:pPr>
+        <w:ind w:left="3600" w:hanging="360"/>
+      </w:pPr>
+    </w:lvl>
+    <w:lvl w:ilvl="5" w:tplc="0809001B" w:tentative="1">
+      <w:start w:val="1"/>
+      <w:numFmt w:val="lowerRoman"/>
+      <w:lvlText w:val="%6."/>
+      <w:lvlJc w:val="right"/>
+      <w:pPr>
+        <w:ind w:left="4320" w:hanging="180"/>
+      </w:pPr>
+    </w:lvl>
+    <w:lvl w:ilvl="6" w:tplc="0809000F" w:tentative="1">
+      <w:start w:val="1"/>
+      <w:numFmt w:val="decimal"/>
+      <w:lvlText w:val="%7."/>
+      <w:lvlJc w:val="left"/>
+      <w:pPr>
+        <w:ind w:left="5040" w:hanging="360"/>
+      </w:pPr>
+    </w:lvl>
+    <w:lvl w:ilvl="7" w:tplc="08090019" w:tentative="1">
+      <w:start w:val="1"/>
+      <w:numFmt w:val="lowerLetter"/>
+      <w:lvlText w:val="%8."/>
+      <w:lvlJc w:val="left"/>
+      <w:pPr>
+        <w:ind w:left="5760" w:hanging="360"/>
+      </w:pPr>
+    </w:lvl>
+    <w:lvl w:ilvl="8" w:tplc="0809001B" w:tentative="1">
+      <w:start w:val="1"/>
+      <w:numFmt w:val="lowerRoman"/>
+      <w:lvlText w:val="%9."/>
+      <w:lvlJc w:val="right"/>
+      <w:pPr>
+        <w:ind w:left="6480" w:hanging="180"/>
+      </w:pPr>
+    </w:lvl>
+  </w:abstractNum>
+  <w:abstractNum w:abstractNumId="4" w15:restartNumberingAfterBreak="0">
+    <w:nsid w:val="10860B51"/>
+    <w:multiLevelType w:val="hybridMultilevel"/>
+    <w:tmpl w:val="98E8633E"/>
+    <w:lvl w:ilvl="0" w:tplc="FF1EC2E0">
+      <w:start w:val="1"/>
+      <w:numFmt w:val="lowerLetter"/>
+      <w:lvlText w:val="%1)"/>
+      <w:lvlJc w:val="left"/>
+      <w:pPr>
+        <w:ind w:left="360" w:hanging="360"/>
+      </w:pPr>
+      <w:rPr>
+        <w:rFonts w:asciiTheme="minorHAnsi" w:eastAsiaTheme="minorHAnsi" w:hAnsiTheme="minorHAnsi" w:cstheme="minorBidi"/>
+      </w:rPr>
+    </w:lvl>
+    <w:lvl w:ilvl="1" w:tplc="08090019" w:tentative="1">
+      <w:start w:val="1"/>
+      <w:numFmt w:val="lowerLetter"/>
+      <w:lvlText w:val="%2."/>
+      <w:lvlJc w:val="left"/>
+      <w:pPr>
+        <w:ind w:left="1080" w:hanging="360"/>
+      </w:pPr>
+    </w:lvl>
+    <w:lvl w:ilvl="2" w:tplc="0809001B" w:tentative="1">
+      <w:start w:val="1"/>
+      <w:numFmt w:val="lowerRoman"/>
+      <w:lvlText w:val="%3."/>
+      <w:lvlJc w:val="right"/>
+      <w:pPr>
+        <w:ind w:left="1800" w:hanging="180"/>
+      </w:pPr>
+    </w:lvl>
+    <w:lvl w:ilvl="3" w:tplc="0809000F" w:tentative="1">
+      <w:start w:val="1"/>
+      <w:numFmt w:val="decimal"/>
+      <w:lvlText w:val="%4."/>
+      <w:lvlJc w:val="left"/>
+      <w:pPr>
+        <w:ind w:left="2520" w:hanging="360"/>
+      </w:pPr>
+    </w:lvl>
+    <w:lvl w:ilvl="4" w:tplc="08090019" w:tentative="1">
+      <w:start w:val="1"/>
+      <w:numFmt w:val="lowerLetter"/>
+      <w:lvlText w:val="%5."/>
+      <w:lvlJc w:val="left"/>
+      <w:pPr>
+        <w:ind w:left="3240" w:hanging="360"/>
+      </w:pPr>
+    </w:lvl>
+    <w:lvl w:ilvl="5" w:tplc="0809001B" w:tentative="1">
+      <w:start w:val="1"/>
+      <w:numFmt w:val="lowerRoman"/>
+      <w:lvlText w:val="%6."/>
+      <w:lvlJc w:val="right"/>
+      <w:pPr>
+        <w:ind w:left="3960" w:hanging="180"/>
+      </w:pPr>
+    </w:lvl>
+    <w:lvl w:ilvl="6" w:tplc="0809000F" w:tentative="1">
+      <w:start w:val="1"/>
+      <w:numFmt w:val="decimal"/>
+      <w:lvlText w:val="%7."/>
+      <w:lvlJc w:val="left"/>
+      <w:pPr>
+        <w:ind w:left="4680" w:hanging="360"/>
+      </w:pPr>
+    </w:lvl>
+    <w:lvl w:ilvl="7" w:tplc="08090019" w:tentative="1">
+      <w:start w:val="1"/>
+      <w:numFmt w:val="lowerLetter"/>
+      <w:lvlText w:val="%8."/>
+      <w:lvlJc w:val="left"/>
+      <w:pPr>
+        <w:ind w:left="5400" w:hanging="360"/>
+      </w:pPr>
+    </w:lvl>
+    <w:lvl w:ilvl="8" w:tplc="0809001B" w:tentative="1">
+      <w:start w:val="1"/>
+      <w:numFmt w:val="lowerRoman"/>
+      <w:lvlText w:val="%9."/>
+      <w:lvlJc w:val="right"/>
+      <w:pPr>
+        <w:ind w:left="6120" w:hanging="180"/>
+      </w:pPr>
+    </w:lvl>
+  </w:abstractNum>
+  <w:abstractNum w:abstractNumId="5" w15:restartNumberingAfterBreak="0">
+    <w:nsid w:val="149834A4"/>
+    <w:multiLevelType w:val="multilevel"/>
+    <w:tmpl w:val="AD8C4498"/>
+    <w:lvl w:ilvl="0">
+      <w:start w:val="1"/>
+      <w:numFmt w:val="lowerLetter"/>
+      <w:lvlText w:val="%1)"/>
+      <w:lvlJc w:val="left"/>
+      <w:pPr>
+        <w:ind w:left="720" w:hanging="360"/>
+      </w:pPr>
+      <w:rPr>
+        <w:rFonts w:asciiTheme="minorHAnsi" w:eastAsiaTheme="minorHAnsi" w:hAnsiTheme="minorHAnsi" w:cstheme="minorBidi" w:hint="default"/>
+      </w:rPr>
+    </w:lvl>
+    <w:lvl w:ilvl="1">
+      <w:start w:val="1"/>
+      <w:numFmt w:val="lowerRoman"/>
+      <w:lvlText w:val="%2)"/>
+      <w:lvlJc w:val="left"/>
+      <w:pPr>
+        <w:ind w:left="1440" w:hanging="360"/>
+      </w:pPr>
+      <w:rPr>
+        <w:rFonts w:hint="default"/>
+      </w:rPr>
+    </w:lvl>
+    <w:lvl w:ilvl="2">
+      <w:start w:val="1"/>
+      <w:numFmt w:val="decimal"/>
+      <w:lvlText w:val="%3)"/>
+      <w:lvlJc w:val="right"/>
+      <w:pPr>
+        <w:ind w:left="2160" w:hanging="180"/>
+      </w:pPr>
+      <w:rPr>
+        <w:rFonts w:hint="default"/>
+      </w:rPr>
+    </w:lvl>
+    <w:lvl w:ilvl="3">
+      <w:start w:val="1"/>
+      <w:numFmt w:val="lowerLetter"/>
+      <w:lvlText w:val="%4)"/>
+      <w:lvlJc w:val="left"/>
+      <w:pPr>
+        <w:ind w:left="2880" w:hanging="360"/>
+      </w:pPr>
+      <w:rPr>
+        <w:rFonts w:hint="default"/>
+      </w:rPr>
+    </w:lvl>
+    <w:lvl w:ilvl="4">
+      <w:start w:val="1"/>
+      <w:numFmt w:val="lowerRoman"/>
+      <w:lvlText w:val="%5)"/>
+      <w:lvlJc w:val="left"/>
+      <w:pPr>
+        <w:ind w:left="3600" w:hanging="360"/>
+      </w:pPr>
+      <w:rPr>
+        <w:rFonts w:hint="default"/>
+      </w:rPr>
+    </w:lvl>
+    <w:lvl w:ilvl="5">
+      <w:start w:val="1"/>
+      <w:numFmt w:val="decimal"/>
+      <w:lvlText w:val="%6)"/>
+      <w:lvlJc w:val="right"/>
+      <w:pPr>
+        <w:ind w:left="4320" w:hanging="180"/>
+      </w:pPr>
+      <w:rPr>
+        <w:rFonts w:hint="default"/>
+      </w:rPr>
+    </w:lvl>
+    <w:lvl w:ilvl="6">
+      <w:start w:val="1"/>
+      <w:numFmt w:val="lowerLetter"/>
+      <w:lvlText w:val="%7."/>
+      <w:lvlJc w:val="left"/>
+      <w:pPr>
+        <w:ind w:left="5040" w:hanging="360"/>
+      </w:pPr>
+      <w:rPr>
+        <w:rFonts w:hint="default"/>
+      </w:rPr>
+    </w:lvl>
+    <w:lvl w:ilvl="7">
+      <w:start w:val="1"/>
+      <w:numFmt w:val="lowerLetter"/>
+      <w:lvlText w:val="%8."/>
+      <w:lvlJc w:val="left"/>
+      <w:pPr>
+        <w:ind w:left="5760" w:hanging="360"/>
+      </w:pPr>
+      <w:rPr>
+        <w:rFonts w:hint="default"/>
+      </w:rPr>
+    </w:lvl>
+    <w:lvl w:ilvl="8">
+      <w:start w:val="1"/>
+      <w:numFmt w:val="lowerRoman"/>
+      <w:lvlText w:val="%9."/>
+      <w:lvlJc w:val="right"/>
+      <w:pPr>
+        <w:ind w:left="6480" w:hanging="180"/>
+      </w:pPr>
+      <w:rPr>
+        <w:rFonts w:hint="default"/>
+      </w:rPr>
+    </w:lvl>
+  </w:abstractNum>
+  <w:abstractNum w:abstractNumId="6" w15:restartNumberingAfterBreak="0">
+    <w:nsid w:val="17A67550"/>
+    <w:multiLevelType w:val="hybridMultilevel"/>
+    <w:tmpl w:val="AA62FFB0"/>
+    <w:lvl w:ilvl="0" w:tplc="FF1EC2E0">
+      <w:start w:val="1"/>
+      <w:numFmt w:val="lowerLetter"/>
+      <w:lvlText w:val="%1)"/>
+      <w:lvlJc w:val="left"/>
+      <w:pPr>
+        <w:ind w:left="1080" w:hanging="360"/>
+      </w:pPr>
+      <w:rPr>
+        <w:rFonts w:asciiTheme="minorHAnsi" w:eastAsiaTheme="minorHAnsi" w:hAnsiTheme="minorHAnsi" w:cstheme="minorBidi"/>
+      </w:rPr>
+    </w:lvl>
+    <w:lvl w:ilvl="1" w:tplc="08090019">
+      <w:start w:val="1"/>
+      <w:numFmt w:val="lowerLetter"/>
+      <w:lvlText w:val="%2."/>
+      <w:lvlJc w:val="left"/>
+      <w:pPr>
+        <w:ind w:left="1800" w:hanging="360"/>
+      </w:pPr>
+    </w:lvl>
+    <w:lvl w:ilvl="2" w:tplc="0809001B">
+      <w:start w:val="1"/>
+      <w:numFmt w:val="lowerRoman"/>
+      <w:lvlText w:val="%3."/>
+      <w:lvlJc w:val="right"/>
+      <w:pPr>
+        <w:ind w:left="2520" w:hanging="180"/>
+      </w:pPr>
+    </w:lvl>
+    <w:lvl w:ilvl="3" w:tplc="0809000F">
+      <w:start w:val="1"/>
+      <w:numFmt w:val="decimal"/>
+      <w:lvlText w:val="%4."/>
+      <w:lvlJc w:val="left"/>
+      <w:pPr>
+        <w:ind w:left="3240" w:hanging="360"/>
+      </w:pPr>
+    </w:lvl>
+    <w:lvl w:ilvl="4" w:tplc="08090019">
+      <w:start w:val="1"/>
+      <w:numFmt w:val="lowerLetter"/>
+      <w:lvlText w:val="%5."/>
+      <w:lvlJc w:val="left"/>
+      <w:pPr>
+        <w:ind w:left="3960" w:hanging="360"/>
+      </w:pPr>
+    </w:lvl>
+    <w:lvl w:ilvl="5" w:tplc="0809001B">
+      <w:start w:val="1"/>
+      <w:numFmt w:val="lowerRoman"/>
+      <w:lvlText w:val="%6."/>
+      <w:lvlJc w:val="right"/>
+      <w:pPr>
+        <w:ind w:left="4680" w:hanging="180"/>
+      </w:pPr>
+    </w:lvl>
+    <w:lvl w:ilvl="6" w:tplc="0809000F">
+      <w:start w:val="1"/>
+      <w:numFmt w:val="decimal"/>
+      <w:lvlText w:val="%7."/>
+      <w:lvlJc w:val="left"/>
+      <w:pPr>
+        <w:ind w:left="5400" w:hanging="360"/>
+      </w:pPr>
+    </w:lvl>
+    <w:lvl w:ilvl="7" w:tplc="08090019">
+      <w:start w:val="1"/>
+      <w:numFmt w:val="lowerLetter"/>
+      <w:lvlText w:val="%8."/>
+      <w:lvlJc w:val="left"/>
+      <w:pPr>
+        <w:ind w:left="6120" w:hanging="360"/>
+      </w:pPr>
+    </w:lvl>
+    <w:lvl w:ilvl="8" w:tplc="0809001B">
+      <w:start w:val="1"/>
+      <w:numFmt w:val="lowerRoman"/>
+      <w:lvlText w:val="%9."/>
+      <w:lvlJc w:val="right"/>
+      <w:pPr>
+        <w:ind w:left="6840" w:hanging="180"/>
+      </w:pPr>
+    </w:lvl>
+  </w:abstractNum>
+  <w:abstractNum w:abstractNumId="7" w15:restartNumberingAfterBreak="0">
+    <w:nsid w:val="2EA51D21"/>
+    <w:multiLevelType w:val="hybridMultilevel"/>
+    <w:tmpl w:val="9FD2C812"/>
+    <w:lvl w:ilvl="0" w:tplc="0809000F">
+      <w:start w:val="1"/>
+      <w:numFmt w:val="decimal"/>
+      <w:lvlText w:val="%1."/>
+      <w:lvlJc w:val="left"/>
+      <w:pPr>
+        <w:ind w:left="720" w:hanging="360"/>
+      </w:pPr>
+      <w:rPr>
+        <w:rFonts w:hint="default"/>
+      </w:rPr>
+    </w:lvl>
+    <w:lvl w:ilvl="1" w:tplc="08090019" w:tentative="1">
+      <w:start w:val="1"/>
+      <w:numFmt w:val="lowerLetter"/>
+      <w:lvlText w:val="%2."/>
+      <w:lvlJc w:val="left"/>
+      <w:pPr>
+        <w:ind w:left="1440" w:hanging="360"/>
+      </w:pPr>
+    </w:lvl>
+    <w:lvl w:ilvl="2" w:tplc="0809001B" w:tentative="1">
+      <w:start w:val="1"/>
+      <w:numFmt w:val="lowerRoman"/>
+      <w:lvlText w:val="%3."/>
+      <w:lvlJc w:val="right"/>
+      <w:pPr>
+        <w:ind w:left="2160" w:hanging="180"/>
+      </w:pPr>
+    </w:lvl>
+    <w:lvl w:ilvl="3" w:tplc="0809000F" w:tentative="1">
+      <w:start w:val="1"/>
+      <w:numFmt w:val="decimal"/>
+      <w:lvlText w:val="%4."/>
+      <w:lvlJc w:val="left"/>
+      <w:pPr>
+        <w:ind w:left="2880" w:hanging="360"/>
+      </w:pPr>
+    </w:lvl>
+    <w:lvl w:ilvl="4" w:tplc="08090019" w:tentative="1">
+      <w:start w:val="1"/>
+      <w:numFmt w:val="lowerLetter"/>
+      <w:lvlText w:val="%5."/>
+      <w:lvlJc w:val="left"/>
+      <w:pPr>
+        <w:ind w:left="3600" w:hanging="360"/>
+      </w:pPr>
+    </w:lvl>
+    <w:lvl w:ilvl="5" w:tplc="0809001B" w:tentative="1">
+      <w:start w:val="1"/>
+      <w:numFmt w:val="lowerRoman"/>
+      <w:lvlText w:val="%6."/>
+      <w:lvlJc w:val="right"/>
+      <w:pPr>
+        <w:ind w:left="4320" w:hanging="180"/>
+      </w:pPr>
+    </w:lvl>
+    <w:lvl w:ilvl="6" w:tplc="0809000F" w:tentative="1">
+      <w:start w:val="1"/>
+      <w:numFmt w:val="decimal"/>
+      <w:lvlText w:val="%7."/>
+      <w:lvlJc w:val="left"/>
+      <w:pPr>
+        <w:ind w:left="5040" w:hanging="360"/>
+      </w:pPr>
+    </w:lvl>
+    <w:lvl w:ilvl="7" w:tplc="08090019" w:tentative="1">
+      <w:start w:val="1"/>
+      <w:numFmt w:val="lowerLetter"/>
+      <w:lvlText w:val="%8."/>
+      <w:lvlJc w:val="left"/>
+      <w:pPr>
+        <w:ind w:left="5760" w:hanging="360"/>
+      </w:pPr>
+    </w:lvl>
+    <w:lvl w:ilvl="8" w:tplc="0809001B" w:tentative="1">
+      <w:start w:val="1"/>
+      <w:numFmt w:val="lowerRoman"/>
+      <w:lvlText w:val="%9."/>
+      <w:lvlJc w:val="right"/>
+      <w:pPr>
+        <w:ind w:left="6480" w:hanging="180"/>
+      </w:pPr>
+    </w:lvl>
+  </w:abstractNum>
+  <w:abstractNum w:abstractNumId="8" w15:restartNumberingAfterBreak="0">
+    <w:nsid w:val="312A67FC"/>
+    <w:multiLevelType w:val="multilevel"/>
+    <w:tmpl w:val="BCA24CB4"/>
+    <w:lvl w:ilvl="0">
+      <w:start w:val="1"/>
+      <w:numFmt w:val="lowerLetter"/>
+      <w:lvlText w:val="%1)"/>
+      <w:lvlJc w:val="left"/>
+      <w:pPr>
+        <w:ind w:left="720" w:hanging="360"/>
+      </w:pPr>
+      <w:rPr>
+        <w:rFonts w:asciiTheme="minorHAnsi" w:eastAsiaTheme="minorHAnsi" w:hAnsiTheme="minorHAnsi" w:cstheme="minorBidi" w:hint="default"/>
+        <w:i w:val="0"/>
+      </w:rPr>
+    </w:lvl>
+    <w:lvl w:ilvl="1">
+      <w:start w:val="1"/>
+      <w:numFmt w:val="lowerRoman"/>
+      <w:lvlText w:val="%2)"/>
+      <w:lvlJc w:val="left"/>
+      <w:pPr>
+        <w:ind w:left="1440" w:hanging="360"/>
+      </w:pPr>
+      <w:rPr>
+        <w:rFonts w:hint="default"/>
+        <w:i w:val="0"/>
+        <w:iCs w:val="0"/>
+      </w:rPr>
+    </w:lvl>
+    <w:lvl w:ilvl="2">
+      <w:start w:val="1"/>
+      <w:numFmt w:val="decimal"/>
+      <w:lvlText w:val="%3)"/>
+      <w:lvlJc w:val="right"/>
+      <w:pPr>
+        <w:ind w:left="2160" w:hanging="180"/>
+      </w:pPr>
+      <w:rPr>
+        <w:rFonts w:hint="default"/>
+        <w:i w:val="0"/>
+      </w:rPr>
+    </w:lvl>
+    <w:lvl w:ilvl="3">
+      <w:start w:val="1"/>
+      <w:numFmt w:val="lowerLetter"/>
+      <w:lvlText w:val="%4)"/>
+      <w:lvlJc w:val="left"/>
+      <w:pPr>
+        <w:ind w:left="2880" w:hanging="360"/>
+      </w:pPr>
+      <w:rPr>
+        <w:rFonts w:hint="default"/>
+      </w:rPr>
+    </w:lvl>
+    <w:lvl w:ilvl="4">
+      <w:start w:val="1"/>
+      <w:numFmt w:val="lowerRoman"/>
+      <w:lvlText w:val="%5)"/>
+      <w:lvlJc w:val="left"/>
+      <w:pPr>
+        <w:ind w:left="3600" w:hanging="360"/>
+      </w:pPr>
+      <w:rPr>
+        <w:rFonts w:hint="default"/>
+      </w:rPr>
+    </w:lvl>
+    <w:lvl w:ilvl="5">
+      <w:start w:val="1"/>
+      <w:numFmt w:val="decimal"/>
+      <w:lvlText w:val="%6)"/>
+      <w:lvlJc w:val="right"/>
+      <w:pPr>
+        <w:ind w:left="4320" w:hanging="180"/>
+      </w:pPr>
+      <w:rPr>
+        <w:rFonts w:hint="default"/>
+      </w:rPr>
+    </w:lvl>
+    <w:lvl w:ilvl="6">
+      <w:start w:val="1"/>
+      <w:numFmt w:val="lowerLetter"/>
+      <w:lvlText w:val="%7."/>
+      <w:lvlJc w:val="left"/>
+      <w:pPr>
+        <w:ind w:left="5040" w:hanging="360"/>
+      </w:pPr>
+      <w:rPr>
+        <w:rFonts w:hint="default"/>
+      </w:rPr>
+    </w:lvl>
+    <w:lvl w:ilvl="7">
+      <w:start w:val="1"/>
+      <w:numFmt w:val="lowerLetter"/>
+      <w:lvlText w:val="%8."/>
+      <w:lvlJc w:val="left"/>
+      <w:pPr>
+        <w:ind w:left="5760" w:hanging="360"/>
+      </w:pPr>
+      <w:rPr>
+        <w:rFonts w:hint="default"/>
+      </w:rPr>
+    </w:lvl>
+    <w:lvl w:ilvl="8">
+      <w:start w:val="1"/>
+      <w:numFmt w:val="lowerRoman"/>
+      <w:lvlText w:val="%9."/>
+      <w:lvlJc w:val="right"/>
+      <w:pPr>
+        <w:ind w:left="6480" w:hanging="180"/>
+      </w:pPr>
+      <w:rPr>
+        <w:rFonts w:hint="default"/>
+      </w:rPr>
+    </w:lvl>
+  </w:abstractNum>
+  <w:abstractNum w:abstractNumId="9" w15:restartNumberingAfterBreak="0">
+    <w:nsid w:val="36DB319B"/>
+    <w:multiLevelType w:val="multilevel"/>
+    <w:tmpl w:val="997CD422"/>
+    <w:lvl w:ilvl="0">
+      <w:start w:val="1"/>
+      <w:numFmt w:val="lowerLetter"/>
+      <w:lvlText w:val="%1)"/>
+      <w:lvlJc w:val="left"/>
+      <w:pPr>
+        <w:ind w:left="720" w:hanging="360"/>
+      </w:pPr>
+      <w:rPr>
+        <w:rFonts w:asciiTheme="minorHAnsi" w:eastAsiaTheme="minorHAnsi" w:hAnsiTheme="minorHAnsi" w:cstheme="minorBidi" w:hint="default"/>
+      </w:rPr>
+    </w:lvl>
+    <w:lvl w:ilvl="1">
+      <w:start w:val="1"/>
+      <w:numFmt w:val="lowerRoman"/>
+      <w:lvlText w:val="%2)"/>
+      <w:lvlJc w:val="left"/>
+      <w:pPr>
+        <w:ind w:left="1440" w:hanging="360"/>
+      </w:pPr>
+      <w:rPr>
+        <w:rFonts w:hint="default"/>
+      </w:rPr>
+    </w:lvl>
+    <w:lvl w:ilvl="2">
+      <w:start w:val="1"/>
+      <w:numFmt w:val="decimal"/>
+      <w:lvlText w:val="%3)"/>
+      <w:lvlJc w:val="right"/>
+      <w:pPr>
+        <w:ind w:left="2160" w:hanging="180"/>
+      </w:pPr>
+      <w:rPr>
+        <w:rFonts w:hint="default"/>
+      </w:rPr>
+    </w:lvl>
+    <w:lvl w:ilvl="3">
+      <w:start w:val="1"/>
+      <w:numFmt w:val="lowerLetter"/>
+      <w:lvlText w:val="%4)"/>
+      <w:lvlJc w:val="left"/>
+      <w:pPr>
+        <w:ind w:left="2880" w:hanging="360"/>
+      </w:pPr>
+      <w:rPr>
+        <w:rFonts w:hint="default"/>
+      </w:rPr>
+    </w:lvl>
+    <w:lvl w:ilvl="4">
+      <w:start w:val="1"/>
+      <w:numFmt w:val="lowerRoman"/>
+      <w:lvlText w:val="%5)"/>
+      <w:lvlJc w:val="left"/>
+      <w:pPr>
+        <w:ind w:left="3600" w:hanging="360"/>
+      </w:pPr>
+      <w:rPr>
+        <w:rFonts w:hint="default"/>
+      </w:rPr>
+    </w:lvl>
+    <w:lvl w:ilvl="5">
+      <w:start w:val="1"/>
+      <w:numFmt w:val="decimal"/>
+      <w:lvlText w:val="%6)"/>
+      <w:lvlJc w:val="right"/>
+      <w:pPr>
+        <w:ind w:left="4320" w:hanging="180"/>
+      </w:pPr>
+      <w:rPr>
+        <w:rFonts w:hint="default"/>
+      </w:rPr>
+    </w:lvl>
+    <w:lvl w:ilvl="6">
+      <w:start w:val="1"/>
+      <w:numFmt w:val="lowerLetter"/>
+      <w:lvlText w:val="%7)"/>
+      <w:lvlJc w:val="left"/>
+      <w:pPr>
+        <w:ind w:left="5040" w:hanging="360"/>
+      </w:pPr>
+      <w:rPr>
+        <w:rFonts w:hint="default"/>
+      </w:rPr>
+    </w:lvl>
+    <w:lvl w:ilvl="7">
+      <w:start w:val="1"/>
+      <w:numFmt w:val="lowerRoman"/>
+      <w:lvlText w:val="%8)"/>
+      <w:lvlJc w:val="left"/>
+      <w:pPr>
+        <w:ind w:left="5760" w:hanging="360"/>
+      </w:pPr>
+      <w:rPr>
+        <w:rFonts w:hint="default"/>
+      </w:rPr>
+    </w:lvl>
+    <w:lvl w:ilvl="8">
+      <w:start w:val="1"/>
+      <w:numFmt w:val="decimal"/>
+      <w:lvlText w:val="%9)"/>
+      <w:lvlJc w:val="right"/>
+      <w:pPr>
+        <w:ind w:left="6480" w:hanging="180"/>
+      </w:pPr>
+      <w:rPr>
+        <w:rFonts w:hint="default"/>
+      </w:rPr>
+    </w:lvl>
+  </w:abstractNum>
+  <w:abstractNum w:abstractNumId="10" w15:restartNumberingAfterBreak="0">
+    <w:nsid w:val="3CF308DB"/>
+    <w:multiLevelType w:val="multilevel"/>
+    <w:tmpl w:val="997CD422"/>
+    <w:lvl w:ilvl="0">
+      <w:start w:val="1"/>
+      <w:numFmt w:val="lowerLetter"/>
+      <w:lvlText w:val="%1)"/>
+      <w:lvlJc w:val="left"/>
+      <w:pPr>
+        <w:ind w:left="720" w:hanging="360"/>
+      </w:pPr>
+      <w:rPr>
+        <w:rFonts w:asciiTheme="minorHAnsi" w:eastAsiaTheme="minorHAnsi" w:hAnsiTheme="minorHAnsi" w:cstheme="minorBidi" w:hint="default"/>
+      </w:rPr>
+    </w:lvl>
+    <w:lvl w:ilvl="1">
+      <w:start w:val="1"/>
+      <w:numFmt w:val="lowerRoman"/>
+      <w:lvlText w:val="%2)"/>
+      <w:lvlJc w:val="left"/>
+      <w:pPr>
+        <w:ind w:left="1440" w:hanging="360"/>
+      </w:pPr>
+      <w:rPr>
+        <w:rFonts w:hint="default"/>
+      </w:rPr>
+    </w:lvl>
+    <w:lvl w:ilvl="2">
+      <w:start w:val="1"/>
+      <w:numFmt w:val="decimal"/>
+      <w:lvlText w:val="%3)"/>
+      <w:lvlJc w:val="right"/>
+      <w:pPr>
+        <w:ind w:left="2160" w:hanging="180"/>
+      </w:pPr>
+      <w:rPr>
+        <w:rFonts w:hint="default"/>
+      </w:rPr>
+    </w:lvl>
+    <w:lvl w:ilvl="3">
+      <w:start w:val="1"/>
+      <w:numFmt w:val="lowerLetter"/>
+      <w:lvlText w:val="%4)"/>
+      <w:lvlJc w:val="left"/>
+      <w:pPr>
+        <w:ind w:left="2880" w:hanging="360"/>
+      </w:pPr>
+      <w:rPr>
+        <w:rFonts w:hint="default"/>
+      </w:rPr>
+    </w:lvl>
+    <w:lvl w:ilvl="4">
+      <w:start w:val="1"/>
+      <w:numFmt w:val="lowerRoman"/>
+      <w:lvlText w:val="%5)"/>
+      <w:lvlJc w:val="left"/>
+      <w:pPr>
+        <w:ind w:left="3600" w:hanging="360"/>
+      </w:pPr>
+      <w:rPr>
+        <w:rFonts w:hint="default"/>
+      </w:rPr>
+    </w:lvl>
+    <w:lvl w:ilvl="5">
+      <w:start w:val="1"/>
+      <w:numFmt w:val="decimal"/>
+      <w:lvlText w:val="%6)"/>
+      <w:lvlJc w:val="right"/>
+      <w:pPr>
+        <w:ind w:left="4320" w:hanging="180"/>
+      </w:pPr>
+      <w:rPr>
+        <w:rFonts w:hint="default"/>
+      </w:rPr>
+    </w:lvl>
+    <w:lvl w:ilvl="6">
+      <w:start w:val="1"/>
+      <w:numFmt w:val="lowerLetter"/>
+      <w:lvlText w:val="%7)"/>
+      <w:lvlJc w:val="left"/>
+      <w:pPr>
+        <w:ind w:left="5040" w:hanging="360"/>
+      </w:pPr>
+      <w:rPr>
+        <w:rFonts w:hint="default"/>
+      </w:rPr>
+    </w:lvl>
+    <w:lvl w:ilvl="7">
+      <w:start w:val="1"/>
+      <w:numFmt w:val="lowerRoman"/>
+      <w:lvlText w:val="%8)"/>
+      <w:lvlJc w:val="left"/>
+      <w:pPr>
+        <w:ind w:left="5760" w:hanging="360"/>
+      </w:pPr>
+      <w:rPr>
+        <w:rFonts w:hint="default"/>
+      </w:rPr>
+    </w:lvl>
+    <w:lvl w:ilvl="8">
+      <w:start w:val="1"/>
+      <w:numFmt w:val="decimal"/>
+      <w:lvlText w:val="%9)"/>
+      <w:lvlJc w:val="right"/>
+      <w:pPr>
+        <w:ind w:left="6480" w:hanging="180"/>
+      </w:pPr>
+      <w:rPr>
+        <w:rFonts w:hint="default"/>
+      </w:rPr>
+    </w:lvl>
+  </w:abstractNum>
+  <w:abstractNum w:abstractNumId="11" w15:restartNumberingAfterBreak="0">
+    <w:nsid w:val="3F4045EE"/>
+    <w:multiLevelType w:val="hybridMultilevel"/>
+    <w:tmpl w:val="64CA1078"/>
+    <w:lvl w:ilvl="0" w:tplc="FF1EC2E0">
+      <w:start w:val="1"/>
+      <w:numFmt w:val="lowerLetter"/>
+      <w:lvlText w:val="%1)"/>
+      <w:lvlJc w:val="left"/>
+      <w:pPr>
+        <w:ind w:left="720" w:hanging="360"/>
+      </w:pPr>
+      <w:rPr>
+        <w:rFonts w:asciiTheme="minorHAnsi" w:eastAsiaTheme="minorHAnsi" w:hAnsiTheme="minorHAnsi" w:cstheme="minorBidi"/>
+      </w:rPr>
+    </w:lvl>
+    <w:lvl w:ilvl="1" w:tplc="08090017">
+      <w:start w:val="1"/>
+      <w:numFmt w:val="lowerLetter"/>
+      <w:lvlText w:val="%2)"/>
+      <w:lvlJc w:val="left"/>
+      <w:pPr>
+        <w:ind w:left="1440" w:hanging="360"/>
+      </w:pPr>
+    </w:lvl>
+    <w:lvl w:ilvl="2" w:tplc="0809001B" w:tentative="1">
+      <w:start w:val="1"/>
+      <w:numFmt w:val="lowerRoman"/>
+      <w:lvlText w:val="%3."/>
+      <w:lvlJc w:val="right"/>
+      <w:pPr>
+        <w:ind w:left="2160" w:hanging="180"/>
+      </w:pPr>
+    </w:lvl>
+    <w:lvl w:ilvl="3" w:tplc="0809000F" w:tentative="1">
+      <w:start w:val="1"/>
+      <w:numFmt w:val="decimal"/>
+      <w:lvlText w:val="%4."/>
+      <w:lvlJc w:val="left"/>
+      <w:pPr>
+        <w:ind w:left="2880" w:hanging="360"/>
+      </w:pPr>
+    </w:lvl>
+    <w:lvl w:ilvl="4" w:tplc="08090019" w:tentative="1">
+      <w:start w:val="1"/>
+      <w:numFmt w:val="lowerLetter"/>
+      <w:lvlText w:val="%5."/>
+      <w:lvlJc w:val="left"/>
+      <w:pPr>
+        <w:ind w:left="3600" w:hanging="360"/>
+      </w:pPr>
+    </w:lvl>
+    <w:lvl w:ilvl="5" w:tplc="0809001B" w:tentative="1">
+      <w:start w:val="1"/>
+      <w:numFmt w:val="lowerRoman"/>
+      <w:lvlText w:val="%6."/>
+      <w:lvlJc w:val="right"/>
+      <w:pPr>
+        <w:ind w:left="4320" w:hanging="180"/>
+      </w:pPr>
+    </w:lvl>
+    <w:lvl w:ilvl="6" w:tplc="0809000F" w:tentative="1">
+      <w:start w:val="1"/>
+      <w:numFmt w:val="decimal"/>
+      <w:lvlText w:val="%7."/>
+      <w:lvlJc w:val="left"/>
+      <w:pPr>
+        <w:ind w:left="5040" w:hanging="360"/>
+      </w:pPr>
+    </w:lvl>
+    <w:lvl w:ilvl="7" w:tplc="08090019" w:tentative="1">
+      <w:start w:val="1"/>
+      <w:numFmt w:val="lowerLetter"/>
+      <w:lvlText w:val="%8."/>
+      <w:lvlJc w:val="left"/>
+      <w:pPr>
+        <w:ind w:left="5760" w:hanging="360"/>
+      </w:pPr>
+    </w:lvl>
+    <w:lvl w:ilvl="8" w:tplc="0809001B" w:tentative="1">
+      <w:start w:val="1"/>
+      <w:numFmt w:val="lowerRoman"/>
+      <w:lvlText w:val="%9."/>
+      <w:lvlJc w:val="right"/>
+      <w:pPr>
+        <w:ind w:left="6480" w:hanging="180"/>
+      </w:pPr>
+    </w:lvl>
+  </w:abstractNum>
+  <w:abstractNum w:abstractNumId="12" w15:restartNumberingAfterBreak="0">
+    <w:nsid w:val="46777B39"/>
+    <w:multiLevelType w:val="multilevel"/>
+    <w:tmpl w:val="0809001D"/>
+    <w:lvl w:ilvl="0">
+      <w:start w:val="1"/>
+      <w:numFmt w:val="decimal"/>
+      <w:lvlText w:val="%1)"/>
+      <w:lvlJc w:val="left"/>
+      <w:pPr>
+        <w:ind w:left="360" w:hanging="360"/>
+      </w:pPr>
+    </w:lvl>
+    <w:lvl w:ilvl="1">
+      <w:start w:val="1"/>
+      <w:numFmt w:val="lowerLetter"/>
+      <w:lvlText w:val="%2)"/>
+      <w:lvlJc w:val="left"/>
+      <w:pPr>
+        <w:ind w:left="720" w:hanging="360"/>
+      </w:pPr>
+    </w:lvl>
+    <w:lvl w:ilvl="2">
+      <w:start w:val="1"/>
+      <w:numFmt w:val="lowerRoman"/>
+      <w:lvlText w:val="%3)"/>
+      <w:lvlJc w:val="left"/>
+      <w:pPr>
+        <w:ind w:left="1080" w:hanging="360"/>
+      </w:pPr>
+    </w:lvl>
+    <w:lvl w:ilvl="3">
+      <w:start w:val="1"/>
+      <w:numFmt w:val="decimal"/>
+      <w:lvlText w:val="(%4)"/>
+      <w:lvlJc w:val="left"/>
+      <w:pPr>
+        <w:ind w:left="1440" w:hanging="360"/>
+      </w:pPr>
+    </w:lvl>
+    <w:lvl w:ilvl="4">
+      <w:start w:val="1"/>
+      <w:numFmt w:val="lowerLetter"/>
+      <w:lvlText w:val="(%5)"/>
+      <w:lvlJc w:val="left"/>
+      <w:pPr>
+        <w:ind w:left="1800" w:hanging="360"/>
+      </w:pPr>
+    </w:lvl>
+    <w:lvl w:ilvl="5">
+      <w:start w:val="1"/>
+      <w:numFmt w:val="lowerRoman"/>
+      <w:lvlText w:val="(%6)"/>
+      <w:lvlJc w:val="left"/>
+      <w:pPr>
+        <w:ind w:left="2160" w:hanging="360"/>
+      </w:pPr>
+    </w:lvl>
+    <w:lvl w:ilvl="6">
+      <w:start w:val="1"/>
+      <w:numFmt w:val="decimal"/>
+      <w:lvlText w:val="%7."/>
+      <w:lvlJc w:val="left"/>
+      <w:pPr>
+        <w:ind w:left="2520" w:hanging="360"/>
+      </w:pPr>
+    </w:lvl>
+    <w:lvl w:ilvl="7">
+      <w:start w:val="1"/>
+      <w:numFmt w:val="lowerLetter"/>
+      <w:lvlText w:val="%8."/>
+      <w:lvlJc w:val="left"/>
+      <w:pPr>
+        <w:ind w:left="2880" w:hanging="360"/>
+      </w:pPr>
+    </w:lvl>
+    <w:lvl w:ilvl="8">
+      <w:start w:val="1"/>
+      <w:numFmt w:val="lowerRoman"/>
+      <w:lvlText w:val="%9."/>
+      <w:lvlJc w:val="left"/>
+      <w:pPr>
+        <w:ind w:left="3240" w:hanging="360"/>
+      </w:pPr>
+    </w:lvl>
+  </w:abstractNum>
+  <w:abstractNum w:abstractNumId="13" w15:restartNumberingAfterBreak="0">
+    <w:nsid w:val="46E869BB"/>
+    <w:multiLevelType w:val="multilevel"/>
+    <w:tmpl w:val="BCA24CB4"/>
+    <w:lvl w:ilvl="0">
+      <w:start w:val="1"/>
+      <w:numFmt w:val="lowerLetter"/>
+      <w:lvlText w:val="%1)"/>
+      <w:lvlJc w:val="left"/>
+      <w:pPr>
+        <w:ind w:left="720" w:hanging="360"/>
+      </w:pPr>
+      <w:rPr>
+        <w:rFonts w:asciiTheme="minorHAnsi" w:eastAsiaTheme="minorHAnsi" w:hAnsiTheme="minorHAnsi" w:cstheme="minorBidi" w:hint="default"/>
+        <w:i w:val="0"/>
+      </w:rPr>
+    </w:lvl>
+    <w:lvl w:ilvl="1">
+      <w:start w:val="1"/>
+      <w:numFmt w:val="lowerRoman"/>
+      <w:lvlText w:val="%2)"/>
+      <w:lvlJc w:val="left"/>
+      <w:pPr>
+        <w:ind w:left="1440" w:hanging="360"/>
+      </w:pPr>
+      <w:rPr>
+        <w:rFonts w:hint="default"/>
+        <w:i w:val="0"/>
+        <w:iCs w:val="0"/>
+      </w:rPr>
+    </w:lvl>
+    <w:lvl w:ilvl="2">
+      <w:start w:val="1"/>
+      <w:numFmt w:val="decimal"/>
+      <w:lvlText w:val="%3)"/>
+      <w:lvlJc w:val="right"/>
+      <w:pPr>
+        <w:ind w:left="2160" w:hanging="180"/>
+      </w:pPr>
+      <w:rPr>
+        <w:rFonts w:hint="default"/>
+        <w:i w:val="0"/>
+      </w:rPr>
+    </w:lvl>
+    <w:lvl w:ilvl="3">
+      <w:start w:val="1"/>
+      <w:numFmt w:val="lowerLetter"/>
+      <w:lvlText w:val="%4)"/>
+      <w:lvlJc w:val="left"/>
+      <w:pPr>
+        <w:ind w:left="2880" w:hanging="360"/>
+      </w:pPr>
+      <w:rPr>
+        <w:rFonts w:hint="default"/>
+      </w:rPr>
+    </w:lvl>
+    <w:lvl w:ilvl="4">
+      <w:start w:val="1"/>
+      <w:numFmt w:val="lowerRoman"/>
+      <w:lvlText w:val="%5)"/>
+      <w:lvlJc w:val="left"/>
+      <w:pPr>
+        <w:ind w:left="3600" w:hanging="360"/>
+      </w:pPr>
+      <w:rPr>
+        <w:rFonts w:hint="default"/>
+      </w:rPr>
+    </w:lvl>
+    <w:lvl w:ilvl="5">
+      <w:start w:val="1"/>
+      <w:numFmt w:val="decimal"/>
+      <w:lvlText w:val="%6)"/>
+      <w:lvlJc w:val="right"/>
+      <w:pPr>
+        <w:ind w:left="4320" w:hanging="180"/>
+      </w:pPr>
+      <w:rPr>
+        <w:rFonts w:hint="default"/>
+      </w:rPr>
+    </w:lvl>
+    <w:lvl w:ilvl="6">
+      <w:start w:val="1"/>
+      <w:numFmt w:val="lowerLetter"/>
+      <w:lvlText w:val="%7."/>
+      <w:lvlJc w:val="left"/>
+      <w:pPr>
+        <w:ind w:left="5040" w:hanging="360"/>
+      </w:pPr>
+      <w:rPr>
+        <w:rFonts w:hint="default"/>
+      </w:rPr>
+    </w:lvl>
+    <w:lvl w:ilvl="7">
+      <w:start w:val="1"/>
+      <w:numFmt w:val="lowerLetter"/>
+      <w:lvlText w:val="%8."/>
+      <w:lvlJc w:val="left"/>
+      <w:pPr>
+        <w:ind w:left="5760" w:hanging="360"/>
+      </w:pPr>
+      <w:rPr>
+        <w:rFonts w:hint="default"/>
+      </w:rPr>
+    </w:lvl>
+    <w:lvl w:ilvl="8">
+      <w:start w:val="1"/>
+      <w:numFmt w:val="lowerRoman"/>
+      <w:lvlText w:val="%9."/>
+      <w:lvlJc w:val="right"/>
+      <w:pPr>
+        <w:ind w:left="6480" w:hanging="180"/>
+      </w:pPr>
+      <w:rPr>
+        <w:rFonts w:hint="default"/>
+      </w:rPr>
+    </w:lvl>
+  </w:abstractNum>
+  <w:abstractNum w:abstractNumId="14" w15:restartNumberingAfterBreak="0">
+    <w:nsid w:val="53C742C6"/>
+    <w:multiLevelType w:val="hybridMultilevel"/>
+    <w:tmpl w:val="67FA4ED6"/>
+    <w:lvl w:ilvl="0" w:tplc="0809000F">
+      <w:start w:val="1"/>
+      <w:numFmt w:val="decimal"/>
+      <w:lvlText w:val="%1."/>
+      <w:lvlJc w:val="left"/>
+      <w:pPr>
+        <w:ind w:left="720" w:hanging="360"/>
+      </w:pPr>
+      <w:rPr>
+        <w:rFonts w:hint="default"/>
+      </w:rPr>
+    </w:lvl>
+    <w:lvl w:ilvl="1" w:tplc="08090019" w:tentative="1">
+      <w:start w:val="1"/>
+      <w:numFmt w:val="lowerLetter"/>
+      <w:lvlText w:val="%2."/>
+      <w:lvlJc w:val="left"/>
+      <w:pPr>
+        <w:ind w:left="1440" w:hanging="360"/>
+      </w:pPr>
+    </w:lvl>
+    <w:lvl w:ilvl="2" w:tplc="0809001B" w:tentative="1">
+      <w:start w:val="1"/>
+      <w:numFmt w:val="lowerRoman"/>
+      <w:lvlText w:val="%3."/>
+      <w:lvlJc w:val="right"/>
+      <w:pPr>
+        <w:ind w:left="2160" w:hanging="180"/>
+      </w:pPr>
+    </w:lvl>
+    <w:lvl w:ilvl="3" w:tplc="0809000F" w:tentative="1">
+      <w:start w:val="1"/>
+      <w:numFmt w:val="decimal"/>
+      <w:lvlText w:val="%4."/>
+      <w:lvlJc w:val="left"/>
+      <w:pPr>
+        <w:ind w:left="2880" w:hanging="360"/>
+      </w:pPr>
+    </w:lvl>
+    <w:lvl w:ilvl="4" w:tplc="08090019" w:tentative="1">
+      <w:start w:val="1"/>
+      <w:numFmt w:val="lowerLetter"/>
+      <w:lvlText w:val="%5."/>
+      <w:lvlJc w:val="left"/>
+      <w:pPr>
+        <w:ind w:left="3600" w:hanging="360"/>
+      </w:pPr>
+    </w:lvl>
+    <w:lvl w:ilvl="5" w:tplc="0809001B" w:tentative="1">
+      <w:start w:val="1"/>
+      <w:numFmt w:val="lowerRoman"/>
+      <w:lvlText w:val="%6."/>
+      <w:lvlJc w:val="right"/>
+      <w:pPr>
+        <w:ind w:left="4320" w:hanging="180"/>
+      </w:pPr>
+    </w:lvl>
+    <w:lvl w:ilvl="6" w:tplc="0809000F" w:tentative="1">
+      <w:start w:val="1"/>
+      <w:numFmt w:val="decimal"/>
+      <w:lvlText w:val="%7."/>
+      <w:lvlJc w:val="left"/>
+      <w:pPr>
+        <w:ind w:left="5040" w:hanging="360"/>
+      </w:pPr>
+    </w:lvl>
+    <w:lvl w:ilvl="7" w:tplc="08090019" w:tentative="1">
+      <w:start w:val="1"/>
+      <w:numFmt w:val="lowerLetter"/>
+      <w:lvlText w:val="%8."/>
+      <w:lvlJc w:val="left"/>
+      <w:pPr>
+        <w:ind w:left="5760" w:hanging="360"/>
+      </w:pPr>
+    </w:lvl>
+    <w:lvl w:ilvl="8" w:tplc="0809001B" w:tentative="1">
+      <w:start w:val="1"/>
+      <w:numFmt w:val="lowerRoman"/>
+      <w:lvlText w:val="%9."/>
+      <w:lvlJc w:val="right"/>
+      <w:pPr>
+        <w:ind w:left="6480" w:hanging="180"/>
+      </w:pPr>
+    </w:lvl>
+  </w:abstractNum>
+  <w:abstractNum w:abstractNumId="15" w15:restartNumberingAfterBreak="0">
+    <w:nsid w:val="55FF64B1"/>
+    <w:multiLevelType w:val="hybridMultilevel"/>
+    <w:tmpl w:val="A7B8ADA4"/>
+    <w:lvl w:ilvl="0" w:tplc="0809000F">
+      <w:start w:val="1"/>
+      <w:numFmt w:val="decimal"/>
+      <w:lvlText w:val="%1."/>
+      <w:lvlJc w:val="left"/>
+      <w:pPr>
+        <w:ind w:left="720" w:hanging="360"/>
+      </w:pPr>
+      <w:rPr>
+        <w:rFonts w:hint="default"/>
+      </w:rPr>
+    </w:lvl>
+    <w:lvl w:ilvl="1" w:tplc="08090019" w:tentative="1">
+      <w:start w:val="1"/>
+      <w:numFmt w:val="lowerLetter"/>
+      <w:lvlText w:val="%2."/>
+      <w:lvlJc w:val="left"/>
+      <w:pPr>
+        <w:ind w:left="1440" w:hanging="360"/>
+      </w:pPr>
+    </w:lvl>
+    <w:lvl w:ilvl="2" w:tplc="0809001B" w:tentative="1">
+      <w:start w:val="1"/>
+      <w:numFmt w:val="lowerRoman"/>
+      <w:lvlText w:val="%3."/>
+      <w:lvlJc w:val="right"/>
+      <w:pPr>
+        <w:ind w:left="2160" w:hanging="180"/>
+      </w:pPr>
+    </w:lvl>
+    <w:lvl w:ilvl="3" w:tplc="0809000F" w:tentative="1">
+      <w:start w:val="1"/>
+      <w:numFmt w:val="decimal"/>
+      <w:lvlText w:val="%4."/>
+      <w:lvlJc w:val="left"/>
+      <w:pPr>
+        <w:ind w:left="2880" w:hanging="360"/>
+      </w:pPr>
+    </w:lvl>
+    <w:lvl w:ilvl="4" w:tplc="08090019" w:tentative="1">
+      <w:start w:val="1"/>
+      <w:numFmt w:val="lowerLetter"/>
+      <w:lvlText w:val="%5."/>
+      <w:lvlJc w:val="left"/>
+      <w:pPr>
+        <w:ind w:left="3600" w:hanging="360"/>
+      </w:pPr>
+    </w:lvl>
+    <w:lvl w:ilvl="5" w:tplc="0809001B" w:tentative="1">
+      <w:start w:val="1"/>
+      <w:numFmt w:val="lowerRoman"/>
+      <w:lvlText w:val="%6."/>
+      <w:lvlJc w:val="right"/>
+      <w:pPr>
+        <w:ind w:left="4320" w:hanging="180"/>
+      </w:pPr>
+    </w:lvl>
+    <w:lvl w:ilvl="6" w:tplc="0809000F" w:tentative="1">
+      <w:start w:val="1"/>
+      <w:numFmt w:val="decimal"/>
+      <w:lvlText w:val="%7."/>
+      <w:lvlJc w:val="left"/>
+      <w:pPr>
+        <w:ind w:left="5040" w:hanging="360"/>
+      </w:pPr>
+    </w:lvl>
+    <w:lvl w:ilvl="7" w:tplc="08090019" w:tentative="1">
+      <w:start w:val="1"/>
+      <w:numFmt w:val="lowerLetter"/>
+      <w:lvlText w:val="%8."/>
+      <w:lvlJc w:val="left"/>
+      <w:pPr>
+        <w:ind w:left="5760" w:hanging="360"/>
+      </w:pPr>
+    </w:lvl>
+    <w:lvl w:ilvl="8" w:tplc="0809001B" w:tentative="1">
+      <w:start w:val="1"/>
+      <w:numFmt w:val="lowerRoman"/>
+      <w:lvlText w:val="%9."/>
+      <w:lvlJc w:val="right"/>
+      <w:pPr>
+        <w:ind w:left="6480" w:hanging="180"/>
+      </w:pPr>
+    </w:lvl>
+  </w:abstractNum>
+  <w:abstractNum w:abstractNumId="16" w15:restartNumberingAfterBreak="0">
+    <w:nsid w:val="647F2F50"/>
+    <w:multiLevelType w:val="multilevel"/>
+    <w:tmpl w:val="997CD422"/>
+    <w:lvl w:ilvl="0">
+      <w:start w:val="1"/>
+      <w:numFmt w:val="lowerLetter"/>
+      <w:lvlText w:val="%1)"/>
+      <w:lvlJc w:val="left"/>
+      <w:pPr>
+        <w:ind w:left="720" w:hanging="360"/>
+      </w:pPr>
+      <w:rPr>
+        <w:rFonts w:asciiTheme="minorHAnsi" w:eastAsiaTheme="minorHAnsi" w:hAnsiTheme="minorHAnsi" w:cstheme="minorBidi" w:hint="default"/>
+      </w:rPr>
+    </w:lvl>
+    <w:lvl w:ilvl="1">
+      <w:start w:val="1"/>
+      <w:numFmt w:val="lowerRoman"/>
+      <w:lvlText w:val="%2)"/>
+      <w:lvlJc w:val="left"/>
+      <w:pPr>
+        <w:ind w:left="1440" w:hanging="360"/>
+      </w:pPr>
+      <w:rPr>
+        <w:rFonts w:hint="default"/>
+      </w:rPr>
+    </w:lvl>
+    <w:lvl w:ilvl="2">
+      <w:start w:val="1"/>
+      <w:numFmt w:val="decimal"/>
+      <w:lvlText w:val="%3)"/>
+      <w:lvlJc w:val="right"/>
+      <w:pPr>
+        <w:ind w:left="2160" w:hanging="180"/>
+      </w:pPr>
+      <w:rPr>
+        <w:rFonts w:hint="default"/>
+      </w:rPr>
+    </w:lvl>
+    <w:lvl w:ilvl="3">
+      <w:start w:val="1"/>
+      <w:numFmt w:val="lowerLetter"/>
+      <w:lvlText w:val="%4)"/>
+      <w:lvlJc w:val="left"/>
+      <w:pPr>
+        <w:ind w:left="2880" w:hanging="360"/>
+      </w:pPr>
+      <w:rPr>
+        <w:rFonts w:hint="default"/>
+      </w:rPr>
+    </w:lvl>
+    <w:lvl w:ilvl="4">
+      <w:start w:val="1"/>
+      <w:numFmt w:val="lowerRoman"/>
+      <w:lvlText w:val="%5)"/>
+      <w:lvlJc w:val="left"/>
+      <w:pPr>
+        <w:ind w:left="3600" w:hanging="360"/>
+      </w:pPr>
+      <w:rPr>
+        <w:rFonts w:hint="default"/>
+      </w:rPr>
+    </w:lvl>
+    <w:lvl w:ilvl="5">
+      <w:start w:val="1"/>
+      <w:numFmt w:val="decimal"/>
+      <w:lvlText w:val="%6)"/>
+      <w:lvlJc w:val="right"/>
+      <w:pPr>
+        <w:ind w:left="4320" w:hanging="180"/>
+      </w:pPr>
+      <w:rPr>
+        <w:rFonts w:hint="default"/>
+      </w:rPr>
+    </w:lvl>
+    <w:lvl w:ilvl="6">
+      <w:start w:val="1"/>
+      <w:numFmt w:val="lowerLetter"/>
+      <w:lvlText w:val="%7)"/>
+      <w:lvlJc w:val="left"/>
+      <w:pPr>
+        <w:ind w:left="5040" w:hanging="360"/>
+      </w:pPr>
+      <w:rPr>
+        <w:rFonts w:hint="default"/>
+      </w:rPr>
+    </w:lvl>
+    <w:lvl w:ilvl="7">
+      <w:start w:val="1"/>
+      <w:numFmt w:val="lowerRoman"/>
+      <w:lvlText w:val="%8)"/>
+      <w:lvlJc w:val="left"/>
+      <w:pPr>
+        <w:ind w:left="5760" w:hanging="360"/>
+      </w:pPr>
+      <w:rPr>
+        <w:rFonts w:hint="default"/>
+      </w:rPr>
+    </w:lvl>
+    <w:lvl w:ilvl="8">
+      <w:start w:val="1"/>
+      <w:numFmt w:val="decimal"/>
+      <w:lvlText w:val="%9)"/>
+      <w:lvlJc w:val="right"/>
+      <w:pPr>
+        <w:ind w:left="6480" w:hanging="180"/>
+      </w:pPr>
+      <w:rPr>
+        <w:rFonts w:hint="default"/>
+      </w:rPr>
+    </w:lvl>
+  </w:abstractNum>
+  <w:abstractNum w:abstractNumId="17" w15:restartNumberingAfterBreak="0">
+    <w:nsid w:val="661C0003"/>
+    <w:multiLevelType w:val="hybridMultilevel"/>
+    <w:tmpl w:val="FBE2D2D0"/>
+    <w:lvl w:ilvl="0" w:tplc="0809000F">
+      <w:start w:val="1"/>
+      <w:numFmt w:val="decimal"/>
+      <w:lvlText w:val="%1."/>
+      <w:lvlJc w:val="left"/>
+      <w:pPr>
+        <w:ind w:left="720" w:hanging="360"/>
+      </w:pPr>
+      <w:rPr>
+        <w:rFonts w:hint="default"/>
+      </w:rPr>
+    </w:lvl>
+    <w:lvl w:ilvl="1" w:tplc="08090019" w:tentative="1">
+      <w:start w:val="1"/>
+      <w:numFmt w:val="lowerLetter"/>
+      <w:lvlText w:val="%2."/>
+      <w:lvlJc w:val="left"/>
+      <w:pPr>
+        <w:ind w:left="1440" w:hanging="360"/>
+      </w:pPr>
+    </w:lvl>
+    <w:lvl w:ilvl="2" w:tplc="0809001B" w:tentative="1">
+      <w:start w:val="1"/>
+      <w:numFmt w:val="lowerRoman"/>
+      <w:lvlText w:val="%3."/>
+      <w:lvlJc w:val="right"/>
+      <w:pPr>
+        <w:ind w:left="2160" w:hanging="180"/>
+      </w:pPr>
+    </w:lvl>
+    <w:lvl w:ilvl="3" w:tplc="0809000F" w:tentative="1">
+      <w:start w:val="1"/>
+      <w:numFmt w:val="decimal"/>
+      <w:lvlText w:val="%4."/>
+      <w:lvlJc w:val="left"/>
+      <w:pPr>
+        <w:ind w:left="2880" w:hanging="360"/>
+      </w:pPr>
+    </w:lvl>
+    <w:lvl w:ilvl="4" w:tplc="08090019" w:tentative="1">
+      <w:start w:val="1"/>
+      <w:numFmt w:val="lowerLetter"/>
+      <w:lvlText w:val="%5."/>
+      <w:lvlJc w:val="left"/>
+      <w:pPr>
+        <w:ind w:left="3600" w:hanging="360"/>
+      </w:pPr>
+    </w:lvl>
+    <w:lvl w:ilvl="5" w:tplc="0809001B" w:tentative="1">
+      <w:start w:val="1"/>
+      <w:numFmt w:val="lowerRoman"/>
+      <w:lvlText w:val="%6."/>
+      <w:lvlJc w:val="right"/>
+      <w:pPr>
+        <w:ind w:left="4320" w:hanging="180"/>
+      </w:pPr>
+    </w:lvl>
+    <w:lvl w:ilvl="6" w:tplc="0809000F" w:tentative="1">
+      <w:start w:val="1"/>
+      <w:numFmt w:val="decimal"/>
+      <w:lvlText w:val="%7."/>
+      <w:lvlJc w:val="left"/>
+      <w:pPr>
+        <w:ind w:left="5040" w:hanging="360"/>
+      </w:pPr>
+    </w:lvl>
+    <w:lvl w:ilvl="7" w:tplc="08090019" w:tentative="1">
+      <w:start w:val="1"/>
+      <w:numFmt w:val="lowerLetter"/>
+      <w:lvlText w:val="%8."/>
+      <w:lvlJc w:val="left"/>
+      <w:pPr>
+        <w:ind w:left="5760" w:hanging="360"/>
+      </w:pPr>
+    </w:lvl>
+    <w:lvl w:ilvl="8" w:tplc="0809001B" w:tentative="1">
+      <w:start w:val="1"/>
+      <w:numFmt w:val="lowerRoman"/>
+      <w:lvlText w:val="%9."/>
+      <w:lvlJc w:val="right"/>
+      <w:pPr>
+        <w:ind w:left="6480" w:hanging="180"/>
+      </w:pPr>
+    </w:lvl>
+  </w:abstractNum>
+  <w:abstractNum w:abstractNumId="18" w15:restartNumberingAfterBreak="0">
+    <w:nsid w:val="67D47866"/>
+    <w:multiLevelType w:val="multilevel"/>
+    <w:tmpl w:val="997CD422"/>
+    <w:lvl w:ilvl="0">
+      <w:start w:val="1"/>
+      <w:numFmt w:val="lowerLetter"/>
+      <w:lvlText w:val="%1)"/>
+      <w:lvlJc w:val="left"/>
+      <w:pPr>
+        <w:ind w:left="720" w:hanging="360"/>
+      </w:pPr>
+      <w:rPr>
+        <w:rFonts w:asciiTheme="minorHAnsi" w:eastAsiaTheme="minorHAnsi" w:hAnsiTheme="minorHAnsi" w:cstheme="minorBidi" w:hint="default"/>
+      </w:rPr>
+    </w:lvl>
+    <w:lvl w:ilvl="1">
+      <w:start w:val="1"/>
+      <w:numFmt w:val="lowerRoman"/>
+      <w:lvlText w:val="%2)"/>
+      <w:lvlJc w:val="left"/>
+      <w:pPr>
+        <w:ind w:left="1440" w:hanging="360"/>
+      </w:pPr>
+      <w:rPr>
+        <w:rFonts w:hint="default"/>
+      </w:rPr>
+    </w:lvl>
+    <w:lvl w:ilvl="2">
+      <w:start w:val="1"/>
+      <w:numFmt w:val="decimal"/>
+      <w:lvlText w:val="%3)"/>
+      <w:lvlJc w:val="right"/>
+      <w:pPr>
+        <w:ind w:left="2160" w:hanging="180"/>
+      </w:pPr>
+      <w:rPr>
+        <w:rFonts w:hint="default"/>
+      </w:rPr>
+    </w:lvl>
+    <w:lvl w:ilvl="3">
+      <w:start w:val="1"/>
+      <w:numFmt w:val="lowerLetter"/>
+      <w:lvlText w:val="%4)"/>
+      <w:lvlJc w:val="left"/>
+      <w:pPr>
+        <w:ind w:left="2880" w:hanging="360"/>
+      </w:pPr>
+      <w:rPr>
+        <w:rFonts w:hint="default"/>
+      </w:rPr>
+    </w:lvl>
+    <w:lvl w:ilvl="4">
+      <w:start w:val="1"/>
+      <w:numFmt w:val="lowerRoman"/>
+      <w:lvlText w:val="%5)"/>
+      <w:lvlJc w:val="left"/>
+      <w:pPr>
+        <w:ind w:left="3600" w:hanging="360"/>
+      </w:pPr>
+      <w:rPr>
+        <w:rFonts w:hint="default"/>
+      </w:rPr>
+    </w:lvl>
+    <w:lvl w:ilvl="5">
+      <w:start w:val="1"/>
+      <w:numFmt w:val="decimal"/>
+      <w:lvlText w:val="%6)"/>
+      <w:lvlJc w:val="right"/>
+      <w:pPr>
+        <w:ind w:left="4320" w:hanging="180"/>
+      </w:pPr>
+      <w:rPr>
+        <w:rFonts w:hint="default"/>
+      </w:rPr>
+    </w:lvl>
+    <w:lvl w:ilvl="6">
+      <w:start w:val="1"/>
+      <w:numFmt w:val="lowerLetter"/>
+      <w:lvlText w:val="%7)"/>
+      <w:lvlJc w:val="left"/>
+      <w:pPr>
+        <w:ind w:left="5040" w:hanging="360"/>
+      </w:pPr>
+      <w:rPr>
+        <w:rFonts w:hint="default"/>
+      </w:rPr>
+    </w:lvl>
+    <w:lvl w:ilvl="7">
+      <w:start w:val="1"/>
+      <w:numFmt w:val="lowerRoman"/>
+      <w:lvlText w:val="%8)"/>
+      <w:lvlJc w:val="left"/>
+      <w:pPr>
+        <w:ind w:left="5760" w:hanging="360"/>
+      </w:pPr>
+      <w:rPr>
+        <w:rFonts w:hint="default"/>
+      </w:rPr>
+    </w:lvl>
+    <w:lvl w:ilvl="8">
+      <w:start w:val="1"/>
+      <w:numFmt w:val="decimal"/>
+      <w:lvlText w:val="%9)"/>
+      <w:lvlJc w:val="right"/>
+      <w:pPr>
+        <w:ind w:left="6480" w:hanging="180"/>
+      </w:pPr>
+      <w:rPr>
+        <w:rFonts w:hint="default"/>
+      </w:rPr>
+    </w:lvl>
+  </w:abstractNum>
+  <w:abstractNum w:abstractNumId="19" w15:restartNumberingAfterBreak="0">
+    <w:nsid w:val="6D954927"/>
+    <w:multiLevelType w:val="hybridMultilevel"/>
+    <w:tmpl w:val="16808502"/>
+    <w:lvl w:ilvl="0" w:tplc="0809000F">
+      <w:start w:val="1"/>
+      <w:numFmt w:val="decimal"/>
+      <w:lvlText w:val="%1."/>
+      <w:lvlJc w:val="left"/>
+      <w:pPr>
+        <w:ind w:left="720" w:hanging="360"/>
+      </w:pPr>
+      <w:rPr>
+        <w:rFonts w:hint="default"/>
+      </w:rPr>
+    </w:lvl>
+    <w:lvl w:ilvl="1" w:tplc="08090019" w:tentative="1">
+      <w:start w:val="1"/>
+      <w:numFmt w:val="lowerLetter"/>
+      <w:lvlText w:val="%2."/>
+      <w:lvlJc w:val="left"/>
+      <w:pPr>
+        <w:ind w:left="1440" w:hanging="360"/>
+      </w:pPr>
+    </w:lvl>
+    <w:lvl w:ilvl="2" w:tplc="0809001B" w:tentative="1">
+      <w:start w:val="1"/>
+      <w:numFmt w:val="lowerRoman"/>
+      <w:lvlText w:val="%3."/>
+      <w:lvlJc w:val="right"/>
+      <w:pPr>
+        <w:ind w:left="2160" w:hanging="180"/>
+      </w:pPr>
+    </w:lvl>
+    <w:lvl w:ilvl="3" w:tplc="0809000F" w:tentative="1">
+      <w:start w:val="1"/>
+      <w:numFmt w:val="decimal"/>
+      <w:lvlText w:val="%4."/>
+      <w:lvlJc w:val="left"/>
+      <w:pPr>
+        <w:ind w:left="2880" w:hanging="360"/>
+      </w:pPr>
+    </w:lvl>
+    <w:lvl w:ilvl="4" w:tplc="08090019" w:tentative="1">
+      <w:start w:val="1"/>
+      <w:numFmt w:val="lowerLetter"/>
+      <w:lvlText w:val="%5."/>
+      <w:lvlJc w:val="left"/>
+      <w:pPr>
+        <w:ind w:left="3600" w:hanging="360"/>
+      </w:pPr>
+    </w:lvl>
+    <w:lvl w:ilvl="5" w:tplc="0809001B" w:tentative="1">
+      <w:start w:val="1"/>
+      <w:numFmt w:val="lowerRoman"/>
+      <w:lvlText w:val="%6."/>
+      <w:lvlJc w:val="right"/>
+      <w:pPr>
+        <w:ind w:left="4320" w:hanging="180"/>
+      </w:pPr>
+    </w:lvl>
+    <w:lvl w:ilvl="6" w:tplc="0809000F" w:tentative="1">
+      <w:start w:val="1"/>
+      <w:numFmt w:val="decimal"/>
+      <w:lvlText w:val="%7."/>
+      <w:lvlJc w:val="left"/>
+      <w:pPr>
+        <w:ind w:left="5040" w:hanging="360"/>
+      </w:pPr>
+    </w:lvl>
+    <w:lvl w:ilvl="7" w:tplc="08090019" w:tentative="1">
+      <w:start w:val="1"/>
+      <w:numFmt w:val="lowerLetter"/>
+      <w:lvlText w:val="%8."/>
+      <w:lvlJc w:val="left"/>
+      <w:pPr>
+        <w:ind w:left="5760" w:hanging="360"/>
+      </w:pPr>
+    </w:lvl>
+    <w:lvl w:ilvl="8" w:tplc="0809001B" w:tentative="1">
+      <w:start w:val="1"/>
+      <w:numFmt w:val="lowerRoman"/>
+      <w:lvlText w:val="%9."/>
+      <w:lvlJc w:val="right"/>
+      <w:pPr>
+        <w:ind w:left="6480" w:hanging="180"/>
+      </w:pPr>
+    </w:lvl>
+  </w:abstractNum>
+  <w:abstractNum w:abstractNumId="20" w15:restartNumberingAfterBreak="0">
+    <w:nsid w:val="7CDD063A"/>
+    <w:multiLevelType w:val="hybridMultilevel"/>
+    <w:tmpl w:val="99C21AC6"/>
+    <w:lvl w:ilvl="0" w:tplc="0809000F">
+      <w:start w:val="1"/>
+      <w:numFmt w:val="decimal"/>
+      <w:lvlText w:val="%1."/>
+      <w:lvlJc w:val="left"/>
+      <w:pPr>
+        <w:ind w:left="720" w:hanging="360"/>
+      </w:pPr>
+      <w:rPr>
+        <w:rFonts w:hint="default"/>
+      </w:rPr>
+    </w:lvl>
+    <w:lvl w:ilvl="1" w:tplc="08090019" w:tentative="1">
+      <w:start w:val="1"/>
+      <w:numFmt w:val="lowerLetter"/>
+      <w:lvlText w:val="%2."/>
+      <w:lvlJc w:val="left"/>
+      <w:pPr>
+        <w:ind w:left="1440" w:hanging="360"/>
+      </w:pPr>
+    </w:lvl>
+    <w:lvl w:ilvl="2" w:tplc="0809001B" w:tentative="1">
+      <w:start w:val="1"/>
+      <w:numFmt w:val="lowerRoman"/>
+      <w:lvlText w:val="%3."/>
+      <w:lvlJc w:val="right"/>
+      <w:pPr>
+        <w:ind w:left="2160" w:hanging="180"/>
+      </w:pPr>
+    </w:lvl>
+    <w:lvl w:ilvl="3" w:tplc="0809000F" w:tentative="1">
+      <w:start w:val="1"/>
+      <w:numFmt w:val="decimal"/>
+      <w:lvlText w:val="%4."/>
+      <w:lvlJc w:val="left"/>
+      <w:pPr>
+        <w:ind w:left="2880" w:hanging="360"/>
+      </w:pPr>
+    </w:lvl>
+    <w:lvl w:ilvl="4" w:tplc="08090019" w:tentative="1">
+      <w:start w:val="1"/>
+      <w:numFmt w:val="lowerLetter"/>
+      <w:lvlText w:val="%5."/>
+      <w:lvlJc w:val="left"/>
+      <w:pPr>
+        <w:ind w:left="3600" w:hanging="360"/>
+      </w:pPr>
+    </w:lvl>
+    <w:lvl w:ilvl="5" w:tplc="0809001B" w:tentative="1">
+      <w:start w:val="1"/>
+      <w:numFmt w:val="lowerRoman"/>
+      <w:lvlText w:val="%6."/>
+      <w:lvlJc w:val="right"/>
+      <w:pPr>
+        <w:ind w:left="4320" w:hanging="180"/>
+      </w:pPr>
+    </w:lvl>
+    <w:lvl w:ilvl="6" w:tplc="0809000F" w:tentative="1">
+      <w:start w:val="1"/>
+      <w:numFmt w:val="decimal"/>
+      <w:lvlText w:val="%7."/>
+      <w:lvlJc w:val="left"/>
+      <w:pPr>
+        <w:ind w:left="5040" w:hanging="360"/>
+      </w:pPr>
+    </w:lvl>
+    <w:lvl w:ilvl="7" w:tplc="08090019" w:tentative="1">
+      <w:start w:val="1"/>
+      <w:numFmt w:val="lowerLetter"/>
+      <w:lvlText w:val="%8."/>
+      <w:lvlJc w:val="left"/>
+      <w:pPr>
+        <w:ind w:left="5760" w:hanging="360"/>
+      </w:pPr>
+    </w:lvl>
+    <w:lvl w:ilvl="8" w:tplc="0809001B" w:tentative="1">
+      <w:start w:val="1"/>
+      <w:numFmt w:val="lowerRoman"/>
+      <w:lvlText w:val="%9."/>
+      <w:lvlJc w:val="right"/>
+      <w:pPr>
+        <w:ind w:left="6480" w:hanging="180"/>
+      </w:pPr>
+    </w:lvl>
+  </w:abstractNum>
+  <w:num w:numId="1" w16cid:durableId="833302883">
+    <w:abstractNumId w:val="15"/>
+  </w:num>
+  <w:num w:numId="2" w16cid:durableId="66609397">
+    <w:abstractNumId w:val="12"/>
+  </w:num>
+  <w:num w:numId="3" w16cid:durableId="593245026">
+    <w:abstractNumId w:val="16"/>
+  </w:num>
+  <w:num w:numId="4" w16cid:durableId="704477011">
+    <w:abstractNumId w:val="19"/>
+  </w:num>
+  <w:num w:numId="5" w16cid:durableId="1547446924">
+    <w:abstractNumId w:val="6"/>
+  </w:num>
+  <w:num w:numId="6" w16cid:durableId="802427827">
+    <w:abstractNumId w:val="11"/>
+  </w:num>
+  <w:num w:numId="7" w16cid:durableId="1142235982">
+    <w:abstractNumId w:val="4"/>
+  </w:num>
+  <w:num w:numId="8" w16cid:durableId="575359137">
+    <w:abstractNumId w:val="2"/>
+  </w:num>
+  <w:num w:numId="9" w16cid:durableId="1495879703">
+    <w:abstractNumId w:val="10"/>
+  </w:num>
+  <w:num w:numId="10" w16cid:durableId="264191914">
+    <w:abstractNumId w:val="5"/>
+  </w:num>
+  <w:num w:numId="11" w16cid:durableId="144976700">
+    <w:abstractNumId w:val="8"/>
+  </w:num>
+  <w:num w:numId="12" w16cid:durableId="1731532498">
+    <w:abstractNumId w:val="9"/>
+  </w:num>
+  <w:num w:numId="13" w16cid:durableId="1092706694">
+    <w:abstractNumId w:val="1"/>
+  </w:num>
+  <w:num w:numId="14" w16cid:durableId="28730296">
+    <w:abstractNumId w:val="18"/>
+  </w:num>
+  <w:num w:numId="15" w16cid:durableId="59985495">
+    <w:abstractNumId w:val="14"/>
+  </w:num>
+  <w:num w:numId="16" w16cid:durableId="755900210">
+    <w:abstractNumId w:val="0"/>
+  </w:num>
+  <w:num w:numId="17" w16cid:durableId="813713660">
+    <w:abstractNumId w:val="7"/>
+  </w:num>
+  <w:num w:numId="18" w16cid:durableId="18701815">
+    <w:abstractNumId w:val="3"/>
+  </w:num>
+  <w:num w:numId="19" w16cid:durableId="223030577">
+    <w:abstractNumId w:val="20"/>
+  </w:num>
+  <w:num w:numId="20" w16cid:durableId="395981746">
+    <w:abstractNumId w:val="17"/>
+  </w:num>
+  <w:num w:numId="21" w16cid:durableId="1204099593">
+    <w:abstractNumId w:val="13"/>
+  </w:num>
+</w:numbering>
 </file>
 
 <file path=word/styles.xml><?xml version="1.0" encoding="utf-8"?>
@@ -4704,8 +9567,8 @@
       <w:u w:val="single"/>
     </w:rPr>
   </w:style>
-  <w:style w:type="character" w:styleId="UnresolvedMention">
-    <w:name w:val="Unresolved Mention"/>
+  <w:style w:type="character" w:customStyle="1" w:styleId="UnresolvedMention2">
+    <w:name w:val="Unresolved Mention2"/>
     <w:basedOn w:val="DefaultParagraphFont"/>
     <w:uiPriority w:val="99"/>
     <w:semiHidden/>
@@ -4715,6 +9578,17 @@
       <w:color w:val="605E5C"/>
       <w:shd w:val="clear" w:color="auto" w:fill="E1DFDD"/>
     </w:rPr>
+  </w:style>
+  <w:style w:type="paragraph" w:styleId="ListParagraph">
+    <w:name w:val="List Paragraph"/>
+    <w:basedOn w:val="Normal"/>
+    <w:uiPriority w:val="34"/>
+    <w:qFormat/>
+    <w:rsid w:val="00616729"/>
+    <w:pPr>
+      <w:ind w:left="720"/>
+      <w:contextualSpacing/>
+    </w:pPr>
   </w:style>
 </w:styles>
 </file>
@@ -5038,7 +9912,7 @@
 </file>
 
 <file path=customXml/itemProps2.xml><?xml version="1.0" encoding="utf-8"?>
-<ds:datastoreItem xmlns:ds="http://schemas.openxmlformats.org/officeDocument/2006/customXml" ds:itemID="{F16DB196-DA41-476F-ADD5-733D48097076}">
+<ds:datastoreItem xmlns:ds="http://schemas.openxmlformats.org/officeDocument/2006/customXml" ds:itemID="{03D66768-E384-4E24-887D-552EED73C0D1}">
   <ds:schemaRefs>
     <ds:schemaRef ds:uri="http://schemas.openxmlformats.org/officeDocument/2006/bibliography"/>
   </ds:schemaRefs>
